--- a/docs/deliverables/G6/34-用户手册.docx
+++ b/docs/deliverables/G6/34-用户手册.docx
@@ -37,7 +37,7 @@
           <w:color w:val="000000"/>
           <w:sz w:val="24"/>
         </w:rPr>
-        <w:t>V0.1</w:t>
+        <w:t>V0.2</w:t>
       </w:r>
     </w:p>
     <w:p>
@@ -257,7 +257,7 @@
           <w:color w:val="000000"/>
           <w:sz w:val="32"/>
         </w:rPr>
-        <w:t xml:space="preserve"> 11 </w:t>
+        <w:t xml:space="preserve"> 12 </w:t>
       </w:r>
       <w:r>
         <w:rPr>
@@ -533,14 +533,119 @@
                 <w:color w:val="000000"/>
                 <w:sz w:val="21"/>
               </w:rPr>
-              <w:t>首版候选；命令逐条实跑并保留真实边界，待</w:t>
-            </w:r>
+              <w:t>首版候选；保留为历史审计</w:t>
+            </w:r>
+          </w:p>
+        </w:tc>
+        <w:tc>
+          <w:tcPr>
+            <w:tcW w:w="1470" w:type="dxa"/>
+          </w:tcPr>
+          <w:p>
+            <w:pPr>
+              <w:jc w:val="center"/>
+            </w:pPr>
             <w:r>
               <w:rPr>
                 <w:rFonts w:eastAsia="宋体"/>
                 <w:color w:val="000000"/>
                 <w:sz w:val="21"/>
               </w:rPr>
+              <w:t>严宇</w:t>
+            </w:r>
+          </w:p>
+        </w:tc>
+      </w:tr>
+      <w:tr>
+        <w:trPr>
+          <w:jc w:val="center"/>
+        </w:trPr>
+        <w:tc>
+          <w:tcPr>
+            <w:tcW w:w="1514" w:type="dxa"/>
+          </w:tcPr>
+          <w:p>
+            <w:pPr>
+              <w:jc w:val="center"/>
+            </w:pPr>
+            <w:r>
+              <w:rPr>
+                <w:rFonts w:eastAsia="宋体"/>
+                <w:color w:val="000000"/>
+                <w:sz w:val="21"/>
+              </w:rPr>
+              <w:t>V0.2</w:t>
+            </w:r>
+          </w:p>
+        </w:tc>
+        <w:tc>
+          <w:tcPr>
+            <w:tcW w:w="1529" w:type="dxa"/>
+          </w:tcPr>
+          <w:p>
+            <w:pPr>
+              <w:jc w:val="center"/>
+            </w:pPr>
+            <w:r>
+              <w:rPr>
+                <w:rFonts w:eastAsia="宋体"/>
+                <w:color w:val="000000"/>
+                <w:sz w:val="21"/>
+              </w:rPr>
+              <w:t>2026-10-12</w:t>
+            </w:r>
+          </w:p>
+        </w:tc>
+        <w:tc>
+          <w:tcPr>
+            <w:tcW w:w="1477" w:type="dxa"/>
+          </w:tcPr>
+          <w:p>
+            <w:r>
+              <w:rPr>
+                <w:rFonts w:eastAsia="宋体"/>
+                <w:color w:val="000000"/>
+                <w:sz w:val="21"/>
+              </w:rPr>
+              <w:t>全部</w:t>
+            </w:r>
+          </w:p>
+        </w:tc>
+        <w:tc>
+          <w:tcPr>
+            <w:tcW w:w="3026" w:type="dxa"/>
+          </w:tcPr>
+          <w:p>
+            <w:r>
+              <w:rPr>
+                <w:rFonts w:eastAsia="宋体"/>
+                <w:color w:val="000000"/>
+                <w:sz w:val="21"/>
+              </w:rPr>
+              <w:t>按</w:t>
+            </w:r>
+            <w:r>
+              <w:rPr>
+                <w:rFonts w:eastAsia="宋体"/>
+                <w:color w:val="000000"/>
+                <w:sz w:val="21"/>
+              </w:rPr>
+              <w:t xml:space="preserve"> A Review </w:t>
+            </w:r>
+            <w:r>
+              <w:rPr>
+                <w:rFonts w:eastAsia="宋体"/>
+                <w:color w:val="000000"/>
+                <w:sz w:val="21"/>
+              </w:rPr>
+              <w:t>补齐业务闭环、命令证据、完整部署回退和版本一致性；待</w:t>
+            </w:r>
+            <w:r>
+              <w:rPr>
+                <w:rFonts w:eastAsia="宋体"/>
+                <w:color w:val="000000"/>
+                <w:sz w:val="21"/>
+              </w:rPr>
               <w:t xml:space="preserve"> A </w:t>
             </w:r>
             <w:r>
@@ -549,7 +654,7 @@
                 <w:color w:val="000000"/>
                 <w:sz w:val="21"/>
               </w:rPr>
-              <w:t>复核</w:t>
+              <w:t>复验</w:t>
             </w:r>
           </w:p>
         </w:tc>
@@ -698,7 +803,7 @@
           <w:r>
             <w:fldChar w:fldCharType="separate"/>
           </w:r>
-          <w:hyperlink w:anchor="_Toc242645971" w:history="1">
+          <w:hyperlink w:anchor="_Toc242715642" w:history="1">
             <w:r>
               <w:rPr>
                 <w:rStyle w:val="a5"/>
@@ -732,7 +837,7 @@
                 <w:noProof/>
                 <w:webHidden/>
               </w:rPr>
-              <w:instrText xml:space="preserve"> PAGEREF _Toc242645971 \h </w:instrText>
+              <w:instrText xml:space="preserve"> PAGEREF _Toc242715642 \h </w:instrText>
             </w:r>
             <w:r>
               <w:rPr>
@@ -778,7 +883,7 @@
               <w:szCs w:val="22"/>
             </w:rPr>
           </w:pPr>
-          <w:hyperlink w:anchor="_Toc242645972" w:history="1">
+          <w:hyperlink w:anchor="_Toc242715643" w:history="1">
             <w:r>
               <w:rPr>
                 <w:rStyle w:val="a5"/>
@@ -818,7 +923,7 @@
                 <w:noProof/>
                 <w:webHidden/>
               </w:rPr>
-              <w:instrText xml:space="preserve"> PAGEREF _Toc242645972 \h </w:instrText>
+              <w:instrText xml:space="preserve"> PAGEREF _Toc242715643 \h </w:instrText>
             </w:r>
             <w:r>
               <w:rPr>
@@ -864,7 +969,7 @@
               <w:szCs w:val="22"/>
             </w:rPr>
           </w:pPr>
-          <w:hyperlink w:anchor="_Toc242645973" w:history="1">
+          <w:hyperlink w:anchor="_Toc242715644" w:history="1">
             <w:r>
               <w:rPr>
                 <w:rStyle w:val="a5"/>
@@ -883,7 +988,7 @@
                 <w:bCs/>
                 <w:noProof/>
               </w:rPr>
-              <w:t>系统能做什么</w:t>
+              <w:t>系统能力与边界</w:t>
             </w:r>
             <w:r>
               <w:rPr>
@@ -904,7 +1009,86 @@
                 <w:noProof/>
                 <w:webHidden/>
               </w:rPr>
-              <w:instrText xml:space="preserve"> PAGEREF _Toc242645973 \h </w:instrText>
+              <w:instrText xml:space="preserve"> PAGEREF _Toc242715644 \h </w:instrText>
+            </w:r>
+            <w:r>
+              <w:rPr>
+                <w:noProof/>
+                <w:webHidden/>
+              </w:rPr>
+            </w:r>
+            <w:r>
+              <w:rPr>
+                <w:noProof/>
+                <w:webHidden/>
+              </w:rPr>
+              <w:fldChar w:fldCharType="separate"/>
+            </w:r>
+            <w:r>
+              <w:rPr>
+                <w:noProof/>
+                <w:webHidden/>
+              </w:rPr>
+              <w:t>1</w:t>
+            </w:r>
+            <w:r>
+              <w:rPr>
+                <w:noProof/>
+                <w:webHidden/>
+              </w:rPr>
+              <w:fldChar w:fldCharType="end"/>
+            </w:r>
+          </w:hyperlink>
+        </w:p>
+        <w:p>
+          <w:pPr>
+            <w:pStyle w:val="TOC1"/>
+            <w:tabs>
+              <w:tab w:val="right" w:leader="dot" w:pos="9016"/>
+            </w:tabs>
+            <w:rPr>
+              <w:rFonts w:asciiTheme="minorHAnsi" w:hAnsiTheme="minorHAnsi" w:cstheme="minorBidi"/>
+              <w:noProof/>
+              <w:kern w:val="2"/>
+              <w:sz w:val="21"/>
+              <w:szCs w:val="22"/>
+            </w:rPr>
+          </w:pPr>
+          <w:hyperlink w:anchor="_Toc242715645" w:history="1">
+            <w:r>
+              <w:rPr>
+                <w:rStyle w:val="a5"/>
+                <w:noProof/>
+              </w:rPr>
+              <w:t xml:space="preserve">2 </w:t>
+            </w:r>
+            <w:r>
+              <w:rPr>
+                <w:rStyle w:val="a5"/>
+                <w:noProof/>
+              </w:rPr>
+              <w:t>快速开始</w:t>
+            </w:r>
+            <w:r>
+              <w:rPr>
+                <w:noProof/>
+                <w:webHidden/>
+              </w:rPr>
+              <w:tab/>
+            </w:r>
+            <w:r>
+              <w:rPr>
+                <w:noProof/>
+                <w:webHidden/>
+              </w:rPr>
+              <w:fldChar w:fldCharType="begin"/>
+            </w:r>
+            <w:r>
+              <w:rPr>
+                <w:noProof/>
+                <w:webHidden/>
+              </w:rPr>
+              <w:instrText xml:space="preserve"> PAGEREF _Toc242715645 \h </w:instrText>
             </w:r>
             <w:r>
               <w:rPr>
@@ -950,7 +1134,7 @@
               <w:szCs w:val="22"/>
             </w:rPr>
           </w:pPr>
-          <w:hyperlink w:anchor="_Toc242645974" w:history="1">
+          <w:hyperlink w:anchor="_Toc242715646" w:history="1">
             <w:r>
               <w:rPr>
                 <w:rStyle w:val="a5"/>
@@ -959,7 +1143,7 @@
                 <w:bCs/>
                 <w:noProof/>
               </w:rPr>
-              <w:t xml:space="preserve">1.3 </w:t>
+              <w:t xml:space="preserve">2.1 </w:t>
             </w:r>
             <w:r>
               <w:rPr>
@@ -969,7 +1153,7 @@
                 <w:bCs/>
                 <w:noProof/>
               </w:rPr>
-              <w:t>当前边界</w:t>
+              <w:t>登录与入口</w:t>
             </w:r>
             <w:r>
               <w:rPr>
@@ -990,86 +1174,7 @@
                 <w:noProof/>
                 <w:webHidden/>
               </w:rPr>
-              <w:instrText xml:space="preserve"> PAGEREF _Toc242645974 \h </w:instrText>
-            </w:r>
-            <w:r>
-              <w:rPr>
-                <w:noProof/>
-                <w:webHidden/>
-              </w:rPr>
-            </w:r>
-            <w:r>
-              <w:rPr>
-                <w:noProof/>
-                <w:webHidden/>
-              </w:rPr>
-              <w:fldChar w:fldCharType="separate"/>
-            </w:r>
-            <w:r>
-              <w:rPr>
-                <w:noProof/>
-                <w:webHidden/>
-              </w:rPr>
-              <w:t>1</w:t>
-            </w:r>
-            <w:r>
-              <w:rPr>
-                <w:noProof/>
-                <w:webHidden/>
-              </w:rPr>
-              <w:fldChar w:fldCharType="end"/>
-            </w:r>
-          </w:hyperlink>
-        </w:p>
-        <w:p>
-          <w:pPr>
-            <w:pStyle w:val="TOC1"/>
-            <w:tabs>
-              <w:tab w:val="right" w:leader="dot" w:pos="9016"/>
-            </w:tabs>
-            <w:rPr>
-              <w:rFonts w:asciiTheme="minorHAnsi" w:hAnsiTheme="minorHAnsi" w:cstheme="minorBidi"/>
-              <w:noProof/>
-              <w:kern w:val="2"/>
-              <w:sz w:val="21"/>
-              <w:szCs w:val="22"/>
-            </w:rPr>
-          </w:pPr>
-          <w:hyperlink w:anchor="_Toc242645975" w:history="1">
-            <w:r>
-              <w:rPr>
-                <w:rStyle w:val="a5"/>
-                <w:noProof/>
-              </w:rPr>
-              <w:t xml:space="preserve">2 </w:t>
-            </w:r>
-            <w:r>
-              <w:rPr>
-                <w:rStyle w:val="a5"/>
-                <w:noProof/>
-              </w:rPr>
-              <w:t>快速开始</w:t>
-            </w:r>
-            <w:r>
-              <w:rPr>
-                <w:noProof/>
-                <w:webHidden/>
-              </w:rPr>
-              <w:tab/>
-            </w:r>
-            <w:r>
-              <w:rPr>
-                <w:noProof/>
-                <w:webHidden/>
-              </w:rPr>
-              <w:fldChar w:fldCharType="begin"/>
-            </w:r>
-            <w:r>
-              <w:rPr>
-                <w:noProof/>
-                <w:webHidden/>
-              </w:rPr>
-              <w:instrText xml:space="preserve"> PAGEREF _Toc242645975 \h </w:instrText>
+              <w:instrText xml:space="preserve"> PAGEREF _Toc242715646 \h </w:instrText>
             </w:r>
             <w:r>
               <w:rPr>
@@ -1115,7 +1220,7 @@
               <w:szCs w:val="22"/>
             </w:rPr>
           </w:pPr>
-          <w:hyperlink w:anchor="_Toc242645976" w:history="1">
+          <w:hyperlink w:anchor="_Toc242715647" w:history="1">
             <w:r>
               <w:rPr>
                 <w:rStyle w:val="a5"/>
@@ -1124,7 +1229,7 @@
                 <w:bCs/>
                 <w:noProof/>
               </w:rPr>
-              <w:t xml:space="preserve">2.1 </w:t>
+              <w:t xml:space="preserve">2.2 </w:t>
             </w:r>
             <w:r>
               <w:rPr>
@@ -1134,7 +1239,7 @@
                 <w:bCs/>
                 <w:noProof/>
               </w:rPr>
-              <w:t>登录与入口</w:t>
+              <w:t>页面速查</w:t>
             </w:r>
             <w:r>
               <w:rPr>
@@ -1155,7 +1260,7 @@
                 <w:noProof/>
                 <w:webHidden/>
               </w:rPr>
-              <w:instrText xml:space="preserve"> PAGEREF _Toc242645976 \h </w:instrText>
+              <w:instrText xml:space="preserve"> PAGEREF _Toc242715647 \h </w:instrText>
             </w:r>
             <w:r>
               <w:rPr>
@@ -1175,7 +1280,165 @@
                 <w:noProof/>
                 <w:webHidden/>
               </w:rPr>
-              <w:t>1</w:t>
+              <w:t>2</w:t>
+            </w:r>
+            <w:r>
+              <w:rPr>
+                <w:noProof/>
+                <w:webHidden/>
+              </w:rPr>
+              <w:fldChar w:fldCharType="end"/>
+            </w:r>
+          </w:hyperlink>
+        </w:p>
+        <w:p>
+          <w:pPr>
+            <w:pStyle w:val="TOC1"/>
+            <w:tabs>
+              <w:tab w:val="right" w:leader="dot" w:pos="9016"/>
+            </w:tabs>
+            <w:rPr>
+              <w:rFonts w:asciiTheme="minorHAnsi" w:hAnsiTheme="minorHAnsi" w:cstheme="minorBidi"/>
+              <w:noProof/>
+              <w:kern w:val="2"/>
+              <w:sz w:val="21"/>
+              <w:szCs w:val="22"/>
+            </w:rPr>
+          </w:pPr>
+          <w:hyperlink w:anchor="_Toc242715648" w:history="1">
+            <w:r>
+              <w:rPr>
+                <w:rStyle w:val="a5"/>
+                <w:noProof/>
+              </w:rPr>
+              <w:t xml:space="preserve">3 </w:t>
+            </w:r>
+            <w:r>
+              <w:rPr>
+                <w:rStyle w:val="a5"/>
+                <w:noProof/>
+              </w:rPr>
+              <w:t>角色与权限</w:t>
+            </w:r>
+            <w:r>
+              <w:rPr>
+                <w:noProof/>
+                <w:webHidden/>
+              </w:rPr>
+              <w:tab/>
+            </w:r>
+            <w:r>
+              <w:rPr>
+                <w:noProof/>
+                <w:webHidden/>
+              </w:rPr>
+              <w:fldChar w:fldCharType="begin"/>
+            </w:r>
+            <w:r>
+              <w:rPr>
+                <w:noProof/>
+                <w:webHidden/>
+              </w:rPr>
+              <w:instrText xml:space="preserve"> PAGEREF _Toc242715648 \h </w:instrText>
+            </w:r>
+            <w:r>
+              <w:rPr>
+                <w:noProof/>
+                <w:webHidden/>
+              </w:rPr>
+            </w:r>
+            <w:r>
+              <w:rPr>
+                <w:noProof/>
+                <w:webHidden/>
+              </w:rPr>
+              <w:fldChar w:fldCharType="separate"/>
+            </w:r>
+            <w:r>
+              <w:rPr>
+                <w:noProof/>
+                <w:webHidden/>
+              </w:rPr>
+              <w:t>2</w:t>
+            </w:r>
+            <w:r>
+              <w:rPr>
+                <w:noProof/>
+                <w:webHidden/>
+              </w:rPr>
+              <w:fldChar w:fldCharType="end"/>
+            </w:r>
+          </w:hyperlink>
+        </w:p>
+        <w:p>
+          <w:pPr>
+            <w:pStyle w:val="TOC1"/>
+            <w:tabs>
+              <w:tab w:val="right" w:leader="dot" w:pos="9016"/>
+            </w:tabs>
+            <w:rPr>
+              <w:rFonts w:asciiTheme="minorHAnsi" w:hAnsiTheme="minorHAnsi" w:cstheme="minorBidi"/>
+              <w:noProof/>
+              <w:kern w:val="2"/>
+              <w:sz w:val="21"/>
+              <w:szCs w:val="22"/>
+            </w:rPr>
+          </w:pPr>
+          <w:hyperlink w:anchor="_Toc242715649" w:history="1">
+            <w:r>
+              <w:rPr>
+                <w:rStyle w:val="a5"/>
+                <w:noProof/>
+              </w:rPr>
+              <w:t xml:space="preserve">4 </w:t>
+            </w:r>
+            <w:r>
+              <w:rPr>
+                <w:rStyle w:val="a5"/>
+                <w:noProof/>
+              </w:rPr>
+              <w:t>事件全流程</w:t>
+            </w:r>
+            <w:r>
+              <w:rPr>
+                <w:noProof/>
+                <w:webHidden/>
+              </w:rPr>
+              <w:tab/>
+            </w:r>
+            <w:r>
+              <w:rPr>
+                <w:noProof/>
+                <w:webHidden/>
+              </w:rPr>
+              <w:fldChar w:fldCharType="begin"/>
+            </w:r>
+            <w:r>
+              <w:rPr>
+                <w:noProof/>
+                <w:webHidden/>
+              </w:rPr>
+              <w:instrText xml:space="preserve"> PAGEREF _Toc242715649 \h </w:instrText>
+            </w:r>
+            <w:r>
+              <w:rPr>
+                <w:noProof/>
+                <w:webHidden/>
+              </w:rPr>
+            </w:r>
+            <w:r>
+              <w:rPr>
+                <w:noProof/>
+                <w:webHidden/>
+              </w:rPr>
+              <w:fldChar w:fldCharType="separate"/>
+            </w:r>
+            <w:r>
+              <w:rPr>
+                <w:noProof/>
+                <w:webHidden/>
+              </w:rPr>
+              <w:t>3</w:t>
             </w:r>
             <w:r>
               <w:rPr>
@@ -1201,7 +1464,7 @@
               <w:szCs w:val="22"/>
             </w:rPr>
           </w:pPr>
-          <w:hyperlink w:anchor="_Toc242645977" w:history="1">
+          <w:hyperlink w:anchor="_Toc242715650" w:history="1">
             <w:r>
               <w:rPr>
                 <w:rStyle w:val="a5"/>
@@ -1210,7 +1473,7 @@
                 <w:bCs/>
                 <w:noProof/>
               </w:rPr>
-              <w:t xml:space="preserve">2.2 </w:t>
+              <w:t xml:space="preserve">4.1 </w:t>
             </w:r>
             <w:r>
               <w:rPr>
@@ -1220,7 +1483,7 @@
                 <w:bCs/>
                 <w:noProof/>
               </w:rPr>
-              <w:t>页面速查</w:t>
+              <w:t>上报、核实与启动处置</w:t>
             </w:r>
             <w:r>
               <w:rPr>
@@ -1241,7 +1504,7 @@
                 <w:noProof/>
                 <w:webHidden/>
               </w:rPr>
-              <w:instrText xml:space="preserve"> PAGEREF _Toc242645977 \h </w:instrText>
+              <w:instrText xml:space="preserve"> PAGEREF _Toc242715650 \h </w:instrText>
             </w:r>
             <w:r>
               <w:rPr>
@@ -1261,165 +1524,7 @@
                 <w:noProof/>
                 <w:webHidden/>
               </w:rPr>
-              <w:t>2</w:t>
-            </w:r>
-            <w:r>
-              <w:rPr>
-                <w:noProof/>
-                <w:webHidden/>
-              </w:rPr>
-              <w:fldChar w:fldCharType="end"/>
-            </w:r>
-          </w:hyperlink>
-        </w:p>
-        <w:p>
-          <w:pPr>
-            <w:pStyle w:val="TOC1"/>
-            <w:tabs>
-              <w:tab w:val="right" w:leader="dot" w:pos="9016"/>
-            </w:tabs>
-            <w:rPr>
-              <w:rFonts w:asciiTheme="minorHAnsi" w:hAnsiTheme="minorHAnsi" w:cstheme="minorBidi"/>
-              <w:noProof/>
-              <w:kern w:val="2"/>
-              <w:sz w:val="21"/>
-              <w:szCs w:val="22"/>
-            </w:rPr>
-          </w:pPr>
-          <w:hyperlink w:anchor="_Toc242645978" w:history="1">
-            <w:r>
-              <w:rPr>
-                <w:rStyle w:val="a5"/>
-                <w:noProof/>
-              </w:rPr>
-              <w:t xml:space="preserve">3 </w:t>
-            </w:r>
-            <w:r>
-              <w:rPr>
-                <w:rStyle w:val="a5"/>
-                <w:noProof/>
-              </w:rPr>
-              <w:t>角色与权限</w:t>
-            </w:r>
-            <w:r>
-              <w:rPr>
-                <w:noProof/>
-                <w:webHidden/>
-              </w:rPr>
-              <w:tab/>
-            </w:r>
-            <w:r>
-              <w:rPr>
-                <w:noProof/>
-                <w:webHidden/>
-              </w:rPr>
-              <w:fldChar w:fldCharType="begin"/>
-            </w:r>
-            <w:r>
-              <w:rPr>
-                <w:noProof/>
-                <w:webHidden/>
-              </w:rPr>
-              <w:instrText xml:space="preserve"> PAGEREF _Toc242645978 \h </w:instrText>
-            </w:r>
-            <w:r>
-              <w:rPr>
-                <w:noProof/>
-                <w:webHidden/>
-              </w:rPr>
-            </w:r>
-            <w:r>
-              <w:rPr>
-                <w:noProof/>
-                <w:webHidden/>
-              </w:rPr>
-              <w:fldChar w:fldCharType="separate"/>
-            </w:r>
-            <w:r>
-              <w:rPr>
-                <w:noProof/>
-                <w:webHidden/>
-              </w:rPr>
               <w:t>3</w:t>
-            </w:r>
-            <w:r>
-              <w:rPr>
-                <w:noProof/>
-                <w:webHidden/>
-              </w:rPr>
-              <w:fldChar w:fldCharType="end"/>
-            </w:r>
-          </w:hyperlink>
-        </w:p>
-        <w:p>
-          <w:pPr>
-            <w:pStyle w:val="TOC1"/>
-            <w:tabs>
-              <w:tab w:val="right" w:leader="dot" w:pos="9016"/>
-            </w:tabs>
-            <w:rPr>
-              <w:rFonts w:asciiTheme="minorHAnsi" w:hAnsiTheme="minorHAnsi" w:cstheme="minorBidi"/>
-              <w:noProof/>
-              <w:kern w:val="2"/>
-              <w:sz w:val="21"/>
-              <w:szCs w:val="22"/>
-            </w:rPr>
-          </w:pPr>
-          <w:hyperlink w:anchor="_Toc242645979" w:history="1">
-            <w:r>
-              <w:rPr>
-                <w:rStyle w:val="a5"/>
-                <w:noProof/>
-              </w:rPr>
-              <w:t xml:space="preserve">4 </w:t>
-            </w:r>
-            <w:r>
-              <w:rPr>
-                <w:rStyle w:val="a5"/>
-                <w:noProof/>
-              </w:rPr>
-              <w:t>事件上报与核实</w:t>
-            </w:r>
-            <w:r>
-              <w:rPr>
-                <w:noProof/>
-                <w:webHidden/>
-              </w:rPr>
-              <w:tab/>
-            </w:r>
-            <w:r>
-              <w:rPr>
-                <w:noProof/>
-                <w:webHidden/>
-              </w:rPr>
-              <w:fldChar w:fldCharType="begin"/>
-            </w:r>
-            <w:r>
-              <w:rPr>
-                <w:noProof/>
-                <w:webHidden/>
-              </w:rPr>
-              <w:instrText xml:space="preserve"> PAGEREF _Toc242645979 \h </w:instrText>
-            </w:r>
-            <w:r>
-              <w:rPr>
-                <w:noProof/>
-                <w:webHidden/>
-              </w:rPr>
-            </w:r>
-            <w:r>
-              <w:rPr>
-                <w:noProof/>
-                <w:webHidden/>
-              </w:rPr>
-              <w:fldChar w:fldCharType="separate"/>
-            </w:r>
-            <w:r>
-              <w:rPr>
-                <w:noProof/>
-                <w:webHidden/>
-              </w:rPr>
-              <w:t>4</w:t>
             </w:r>
             <w:r>
               <w:rPr>
@@ -1445,7 +1550,7 @@
               <w:szCs w:val="22"/>
             </w:rPr>
           </w:pPr>
-          <w:hyperlink w:anchor="_Toc242645980" w:history="1">
+          <w:hyperlink w:anchor="_Toc242715651" w:history="1">
             <w:r>
               <w:rPr>
                 <w:rStyle w:val="a5"/>
@@ -1454,7 +1559,7 @@
                 <w:bCs/>
                 <w:noProof/>
               </w:rPr>
-              <w:t xml:space="preserve">4.1 </w:t>
+              <w:t xml:space="preserve">4.2 </w:t>
             </w:r>
             <w:r>
               <w:rPr>
@@ -1464,7 +1569,7 @@
                 <w:bCs/>
                 <w:noProof/>
               </w:rPr>
-              <w:t>上报事件</w:t>
+              <w:t>关闭评估、报告材料与结果核对</w:t>
             </w:r>
             <w:r>
               <w:rPr>
@@ -1485,7 +1590,7 @@
                 <w:noProof/>
                 <w:webHidden/>
               </w:rPr>
-              <w:instrText xml:space="preserve"> PAGEREF _Toc242645980 \h </w:instrText>
+              <w:instrText xml:space="preserve"> PAGEREF _Toc242715651 \h </w:instrText>
             </w:r>
             <w:r>
               <w:rPr>
@@ -1531,7 +1636,7 @@
               <w:szCs w:val="22"/>
             </w:rPr>
           </w:pPr>
-          <w:hyperlink w:anchor="_Toc242645981" w:history="1">
+          <w:hyperlink w:anchor="_Toc242715652" w:history="1">
             <w:r>
               <w:rPr>
                 <w:rStyle w:val="a5"/>
@@ -1540,7 +1645,7 @@
                 <w:bCs/>
                 <w:noProof/>
               </w:rPr>
-              <w:t xml:space="preserve">4.2 </w:t>
+              <w:t xml:space="preserve">4.3 </w:t>
             </w:r>
             <w:r>
               <w:rPr>
@@ -1550,7 +1655,7 @@
                 <w:bCs/>
                 <w:noProof/>
               </w:rPr>
-              <w:t>核实事件</w:t>
+              <w:t>关闭验证证据</w:t>
             </w:r>
             <w:r>
               <w:rPr>
@@ -1571,93 +1676,7 @@
                 <w:noProof/>
                 <w:webHidden/>
               </w:rPr>
-              <w:instrText xml:space="preserve"> PAGEREF _Toc242645981 \h </w:instrText>
-            </w:r>
-            <w:r>
-              <w:rPr>
-                <w:noProof/>
-                <w:webHidden/>
-              </w:rPr>
-            </w:r>
-            <w:r>
-              <w:rPr>
-                <w:noProof/>
-                <w:webHidden/>
-              </w:rPr>
-              <w:fldChar w:fldCharType="separate"/>
-            </w:r>
-            <w:r>
-              <w:rPr>
-                <w:noProof/>
-                <w:webHidden/>
-              </w:rPr>
-              <w:t>4</w:t>
-            </w:r>
-            <w:r>
-              <w:rPr>
-                <w:noProof/>
-                <w:webHidden/>
-              </w:rPr>
-              <w:fldChar w:fldCharType="end"/>
-            </w:r>
-          </w:hyperlink>
-        </w:p>
-        <w:p>
-          <w:pPr>
-            <w:pStyle w:val="TOC2"/>
-            <w:tabs>
-              <w:tab w:val="right" w:leader="dot" w:pos="9016"/>
-            </w:tabs>
-            <w:ind w:left="400"/>
-            <w:rPr>
-              <w:rFonts w:asciiTheme="minorHAnsi" w:hAnsiTheme="minorHAnsi" w:cstheme="minorBidi"/>
-              <w:noProof/>
-              <w:kern w:val="2"/>
-              <w:sz w:val="21"/>
-              <w:szCs w:val="22"/>
-            </w:rPr>
-          </w:pPr>
-          <w:hyperlink w:anchor="_Toc242645982" w:history="1">
-            <w:r>
-              <w:rPr>
-                <w:rStyle w:val="a5"/>
-                <w:rFonts w:eastAsia="黑体"/>
-                <w:b/>
-                <w:bCs/>
-                <w:noProof/>
-              </w:rPr>
-              <w:t xml:space="preserve">4.3 </w:t>
-            </w:r>
-            <w:r>
-              <w:rPr>
-                <w:rStyle w:val="a5"/>
-                <w:rFonts w:eastAsia="黑体"/>
-                <w:b/>
-                <w:bCs/>
-                <w:noProof/>
-              </w:rPr>
-              <w:t>启动预案</w:t>
-            </w:r>
-            <w:r>
-              <w:rPr>
-                <w:noProof/>
-                <w:webHidden/>
-              </w:rPr>
-              <w:tab/>
-            </w:r>
-            <w:r>
-              <w:rPr>
-                <w:noProof/>
-                <w:webHidden/>
-              </w:rPr>
-              <w:fldChar w:fldCharType="begin"/>
-            </w:r>
-            <w:r>
-              <w:rPr>
-                <w:noProof/>
-                <w:webHidden/>
-              </w:rPr>
-              <w:instrText xml:space="preserve"> PAGEREF _Toc242645982 \h </w:instrText>
+              <w:instrText xml:space="preserve"> PAGEREF _Toc242715652 \h </w:instrText>
             </w:r>
             <w:r>
               <w:rPr>
@@ -1702,7 +1721,7 @@
               <w:szCs w:val="22"/>
             </w:rPr>
           </w:pPr>
-          <w:hyperlink w:anchor="_Toc242645983" w:history="1">
+          <w:hyperlink w:anchor="_Toc242715653" w:history="1">
             <w:r>
               <w:rPr>
                 <w:rStyle w:val="a5"/>
@@ -1736,265 +1755,7 @@
                 <w:noProof/>
                 <w:webHidden/>
               </w:rPr>
-              <w:instrText xml:space="preserve"> PAGEREF _Toc242645983 \h </w:instrText>
-            </w:r>
-            <w:r>
-              <w:rPr>
-                <w:noProof/>
-                <w:webHidden/>
-              </w:rPr>
-            </w:r>
-            <w:r>
-              <w:rPr>
-                <w:noProof/>
-                <w:webHidden/>
-              </w:rPr>
-              <w:fldChar w:fldCharType="separate"/>
-            </w:r>
-            <w:r>
-              <w:rPr>
-                <w:noProof/>
-                <w:webHidden/>
-              </w:rPr>
-              <w:t>5</w:t>
-            </w:r>
-            <w:r>
-              <w:rPr>
-                <w:noProof/>
-                <w:webHidden/>
-              </w:rPr>
-              <w:fldChar w:fldCharType="end"/>
-            </w:r>
-          </w:hyperlink>
-        </w:p>
-        <w:p>
-          <w:pPr>
-            <w:pStyle w:val="TOC2"/>
-            <w:tabs>
-              <w:tab w:val="right" w:leader="dot" w:pos="9016"/>
-            </w:tabs>
-            <w:ind w:left="400"/>
-            <w:rPr>
-              <w:rFonts w:asciiTheme="minorHAnsi" w:hAnsiTheme="minorHAnsi" w:cstheme="minorBidi"/>
-              <w:noProof/>
-              <w:kern w:val="2"/>
-              <w:sz w:val="21"/>
-              <w:szCs w:val="22"/>
-            </w:rPr>
-          </w:pPr>
-          <w:hyperlink w:anchor="_Toc242645984" w:history="1">
-            <w:r>
-              <w:rPr>
-                <w:rStyle w:val="a5"/>
-                <w:rFonts w:eastAsia="黑体"/>
-                <w:b/>
-                <w:bCs/>
-                <w:noProof/>
-              </w:rPr>
-              <w:t xml:space="preserve">5.1 </w:t>
-            </w:r>
-            <w:r>
-              <w:rPr>
-                <w:rStyle w:val="a5"/>
-                <w:rFonts w:eastAsia="黑体"/>
-                <w:b/>
-                <w:bCs/>
-                <w:noProof/>
-              </w:rPr>
-              <w:t>接收任务</w:t>
-            </w:r>
-            <w:r>
-              <w:rPr>
-                <w:noProof/>
-                <w:webHidden/>
-              </w:rPr>
-              <w:tab/>
-            </w:r>
-            <w:r>
-              <w:rPr>
-                <w:noProof/>
-                <w:webHidden/>
-              </w:rPr>
-              <w:fldChar w:fldCharType="begin"/>
-            </w:r>
-            <w:r>
-              <w:rPr>
-                <w:noProof/>
-                <w:webHidden/>
-              </w:rPr>
-              <w:instrText xml:space="preserve"> PAGEREF _Toc242645984 \h </w:instrText>
-            </w:r>
-            <w:r>
-              <w:rPr>
-                <w:noProof/>
-                <w:webHidden/>
-              </w:rPr>
-            </w:r>
-            <w:r>
-              <w:rPr>
-                <w:noProof/>
-                <w:webHidden/>
-              </w:rPr>
-              <w:fldChar w:fldCharType="separate"/>
-            </w:r>
-            <w:r>
-              <w:rPr>
-                <w:noProof/>
-                <w:webHidden/>
-              </w:rPr>
-              <w:t>5</w:t>
-            </w:r>
-            <w:r>
-              <w:rPr>
-                <w:noProof/>
-                <w:webHidden/>
-              </w:rPr>
-              <w:fldChar w:fldCharType="end"/>
-            </w:r>
-          </w:hyperlink>
-        </w:p>
-        <w:p>
-          <w:pPr>
-            <w:pStyle w:val="TOC2"/>
-            <w:tabs>
-              <w:tab w:val="right" w:leader="dot" w:pos="9016"/>
-            </w:tabs>
-            <w:ind w:left="400"/>
-            <w:rPr>
-              <w:rFonts w:asciiTheme="minorHAnsi" w:hAnsiTheme="minorHAnsi" w:cstheme="minorBidi"/>
-              <w:noProof/>
-              <w:kern w:val="2"/>
-              <w:sz w:val="21"/>
-              <w:szCs w:val="22"/>
-            </w:rPr>
-          </w:pPr>
-          <w:hyperlink w:anchor="_Toc242645985" w:history="1">
-            <w:r>
-              <w:rPr>
-                <w:rStyle w:val="a5"/>
-                <w:rFonts w:eastAsia="黑体"/>
-                <w:b/>
-                <w:bCs/>
-                <w:noProof/>
-              </w:rPr>
-              <w:t xml:space="preserve">5.2 </w:t>
-            </w:r>
-            <w:r>
-              <w:rPr>
-                <w:rStyle w:val="a5"/>
-                <w:rFonts w:eastAsia="黑体"/>
-                <w:b/>
-                <w:bCs/>
-                <w:noProof/>
-              </w:rPr>
-              <w:t>反馈进度</w:t>
-            </w:r>
-            <w:r>
-              <w:rPr>
-                <w:noProof/>
-                <w:webHidden/>
-              </w:rPr>
-              <w:tab/>
-            </w:r>
-            <w:r>
-              <w:rPr>
-                <w:noProof/>
-                <w:webHidden/>
-              </w:rPr>
-              <w:fldChar w:fldCharType="begin"/>
-            </w:r>
-            <w:r>
-              <w:rPr>
-                <w:noProof/>
-                <w:webHidden/>
-              </w:rPr>
-              <w:instrText xml:space="preserve"> PAGEREF _Toc242645985 \h </w:instrText>
-            </w:r>
-            <w:r>
-              <w:rPr>
-                <w:noProof/>
-                <w:webHidden/>
-              </w:rPr>
-            </w:r>
-            <w:r>
-              <w:rPr>
-                <w:noProof/>
-                <w:webHidden/>
-              </w:rPr>
-              <w:fldChar w:fldCharType="separate"/>
-            </w:r>
-            <w:r>
-              <w:rPr>
-                <w:noProof/>
-                <w:webHidden/>
-              </w:rPr>
-              <w:t>5</w:t>
-            </w:r>
-            <w:r>
-              <w:rPr>
-                <w:noProof/>
-                <w:webHidden/>
-              </w:rPr>
-              <w:fldChar w:fldCharType="end"/>
-            </w:r>
-          </w:hyperlink>
-        </w:p>
-        <w:p>
-          <w:pPr>
-            <w:pStyle w:val="TOC2"/>
-            <w:tabs>
-              <w:tab w:val="right" w:leader="dot" w:pos="9016"/>
-            </w:tabs>
-            <w:ind w:left="400"/>
-            <w:rPr>
-              <w:rFonts w:asciiTheme="minorHAnsi" w:hAnsiTheme="minorHAnsi" w:cstheme="minorBidi"/>
-              <w:noProof/>
-              <w:kern w:val="2"/>
-              <w:sz w:val="21"/>
-              <w:szCs w:val="22"/>
-            </w:rPr>
-          </w:pPr>
-          <w:hyperlink w:anchor="_Toc242645986" w:history="1">
-            <w:r>
-              <w:rPr>
-                <w:rStyle w:val="a5"/>
-                <w:rFonts w:eastAsia="黑体"/>
-                <w:b/>
-                <w:bCs/>
-                <w:noProof/>
-              </w:rPr>
-              <w:t xml:space="preserve">5.3 </w:t>
-            </w:r>
-            <w:r>
-              <w:rPr>
-                <w:rStyle w:val="a5"/>
-                <w:rFonts w:eastAsia="黑体"/>
-                <w:b/>
-                <w:bCs/>
-                <w:noProof/>
-              </w:rPr>
-              <w:t>催办、完成与临时任务</w:t>
-            </w:r>
-            <w:r>
-              <w:rPr>
-                <w:noProof/>
-                <w:webHidden/>
-              </w:rPr>
-              <w:tab/>
-            </w:r>
-            <w:r>
-              <w:rPr>
-                <w:noProof/>
-                <w:webHidden/>
-              </w:rPr>
-              <w:fldChar w:fldCharType="begin"/>
-            </w:r>
-            <w:r>
-              <w:rPr>
-                <w:noProof/>
-                <w:webHidden/>
-              </w:rPr>
-              <w:instrText xml:space="preserve"> PAGEREF _Toc242645986 \h </w:instrText>
+              <w:instrText xml:space="preserve"> PAGEREF _Toc242715653 \h </w:instrText>
             </w:r>
             <w:r>
               <w:rPr>
@@ -2039,7 +1800,7 @@
               <w:szCs w:val="22"/>
             </w:rPr>
           </w:pPr>
-          <w:hyperlink w:anchor="_Toc242645987" w:history="1">
+          <w:hyperlink w:anchor="_Toc242715654" w:history="1">
             <w:r>
               <w:rPr>
                 <w:rStyle w:val="a5"/>
@@ -2073,7 +1834,7 @@
                 <w:noProof/>
                 <w:webHidden/>
               </w:rPr>
-              <w:instrText xml:space="preserve"> PAGEREF _Toc242645987 \h </w:instrText>
+              <w:instrText xml:space="preserve"> PAGEREF _Toc242715654 \h </w:instrText>
             </w:r>
             <w:r>
               <w:rPr>
@@ -2118,7 +1879,7 @@
               <w:szCs w:val="22"/>
             </w:rPr>
           </w:pPr>
-          <w:hyperlink w:anchor="_Toc242645988" w:history="1">
+          <w:hyperlink w:anchor="_Toc242715655" w:history="1">
             <w:r>
               <w:rPr>
                 <w:rStyle w:val="a5"/>
@@ -2152,7 +1913,7 @@
                 <w:noProof/>
                 <w:webHidden/>
               </w:rPr>
-              <w:instrText xml:space="preserve"> PAGEREF _Toc242645988 \h </w:instrText>
+              <w:instrText xml:space="preserve"> PAGEREF _Toc242715655 \h </w:instrText>
             </w:r>
             <w:r>
               <w:rPr>
@@ -2197,7 +1958,7 @@
               <w:szCs w:val="22"/>
             </w:rPr>
           </w:pPr>
-          <w:hyperlink w:anchor="_Toc242645989" w:history="1">
+          <w:hyperlink w:anchor="_Toc242715656" w:history="1">
             <w:r>
               <w:rPr>
                 <w:rStyle w:val="a5"/>
@@ -2231,7 +1992,7 @@
                 <w:noProof/>
                 <w:webHidden/>
               </w:rPr>
-              <w:instrText xml:space="preserve"> PAGEREF _Toc242645989 \h </w:instrText>
+              <w:instrText xml:space="preserve"> PAGEREF _Toc242715656 \h </w:instrText>
             </w:r>
             <w:r>
               <w:rPr>
@@ -2251,7 +2012,7 @@
                 <w:noProof/>
                 <w:webHidden/>
               </w:rPr>
-              <w:t>7</w:t>
+              <w:t>6</w:t>
             </w:r>
             <w:r>
               <w:rPr>
@@ -2276,7 +2037,7 @@
               <w:szCs w:val="22"/>
             </w:rPr>
           </w:pPr>
-          <w:hyperlink w:anchor="_Toc242645990" w:history="1">
+          <w:hyperlink w:anchor="_Toc242715657" w:history="1">
             <w:r>
               <w:rPr>
                 <w:rStyle w:val="a5"/>
@@ -2310,7 +2071,7 @@
                 <w:noProof/>
                 <w:webHidden/>
               </w:rPr>
-              <w:instrText xml:space="preserve"> PAGEREF _Toc242645990 \h </w:instrText>
+              <w:instrText xml:space="preserve"> PAGEREF _Toc242715657 \h </w:instrText>
             </w:r>
             <w:r>
               <w:rPr>
@@ -2330,7 +2091,7 @@
                 <w:noProof/>
                 <w:webHidden/>
               </w:rPr>
-              <w:t>7</w:t>
+              <w:t>6</w:t>
             </w:r>
             <w:r>
               <w:rPr>
@@ -2355,7 +2116,7 @@
               <w:szCs w:val="22"/>
             </w:rPr>
           </w:pPr>
-          <w:hyperlink w:anchor="_Toc242645991" w:history="1">
+          <w:hyperlink w:anchor="_Toc242715658" w:history="1">
             <w:r>
               <w:rPr>
                 <w:rStyle w:val="a5"/>
@@ -2368,6 +2129,85 @@
                 <w:rStyle w:val="a5"/>
                 <w:noProof/>
               </w:rPr>
+              <w:t>版本与证据适用范围</w:t>
+            </w:r>
+            <w:r>
+              <w:rPr>
+                <w:noProof/>
+                <w:webHidden/>
+              </w:rPr>
+              <w:tab/>
+            </w:r>
+            <w:r>
+              <w:rPr>
+                <w:noProof/>
+                <w:webHidden/>
+              </w:rPr>
+              <w:fldChar w:fldCharType="begin"/>
+            </w:r>
+            <w:r>
+              <w:rPr>
+                <w:noProof/>
+                <w:webHidden/>
+              </w:rPr>
+              <w:instrText xml:space="preserve"> PAGEREF _Toc242715658 \h </w:instrText>
+            </w:r>
+            <w:r>
+              <w:rPr>
+                <w:noProof/>
+                <w:webHidden/>
+              </w:rPr>
+            </w:r>
+            <w:r>
+              <w:rPr>
+                <w:noProof/>
+                <w:webHidden/>
+              </w:rPr>
+              <w:fldChar w:fldCharType="separate"/>
+            </w:r>
+            <w:r>
+              <w:rPr>
+                <w:noProof/>
+                <w:webHidden/>
+              </w:rPr>
+              <w:t>7</w:t>
+            </w:r>
+            <w:r>
+              <w:rPr>
+                <w:noProof/>
+                <w:webHidden/>
+              </w:rPr>
+              <w:fldChar w:fldCharType="end"/>
+            </w:r>
+          </w:hyperlink>
+        </w:p>
+        <w:p>
+          <w:pPr>
+            <w:pStyle w:val="TOC1"/>
+            <w:tabs>
+              <w:tab w:val="right" w:leader="dot" w:pos="9016"/>
+            </w:tabs>
+            <w:rPr>
+              <w:rFonts w:asciiTheme="minorHAnsi" w:hAnsiTheme="minorHAnsi" w:cstheme="minorBidi"/>
+              <w:noProof/>
+              <w:kern w:val="2"/>
+              <w:sz w:val="21"/>
+              <w:szCs w:val="22"/>
+            </w:rPr>
+          </w:pPr>
+          <w:hyperlink w:anchor="_Toc242715659" w:history="1">
+            <w:r>
+              <w:rPr>
+                <w:rStyle w:val="a5"/>
+                <w:noProof/>
+              </w:rPr>
+              <w:t xml:space="preserve">11 </w:t>
+            </w:r>
+            <w:r>
+              <w:rPr>
+                <w:rStyle w:val="a5"/>
+                <w:noProof/>
+              </w:rPr>
               <w:t>术语</w:t>
             </w:r>
             <w:r>
@@ -2389,7 +2229,7 @@
                 <w:noProof/>
                 <w:webHidden/>
               </w:rPr>
-              <w:instrText xml:space="preserve"> PAGEREF _Toc242645991 \h </w:instrText>
+              <w:instrText xml:space="preserve"> PAGEREF _Toc242715659 \h </w:instrText>
             </w:r>
             <w:r>
               <w:rPr>
@@ -2409,7 +2249,7 @@
                 <w:noProof/>
                 <w:webHidden/>
               </w:rPr>
-              <w:t>8</w:t>
+              <w:t>7</w:t>
             </w:r>
             <w:r>
               <w:rPr>
@@ -2461,7 +2301,7 @@
           <w:bCs/>
         </w:rPr>
       </w:pPr>
-      <w:bookmarkStart w:id="0" w:name="_Toc242645971"/>
+      <w:bookmarkStart w:id="0" w:name="_Toc242715642"/>
       <w:r>
         <w:lastRenderedPageBreak/>
         <w:t xml:space="preserve">1 </w:t>
@@ -2477,7 +2317,7 @@
         <w:keepNext/>
         <w:spacing w:before="240" w:after="160"/>
       </w:pPr>
-      <w:bookmarkStart w:id="1" w:name="_Toc242645972"/>
+      <w:bookmarkStart w:id="1" w:name="_Toc242715643"/>
       <w:r>
         <w:rPr>
           <w:rFonts w:eastAsia="黑体"/>
@@ -2527,7 +2367,7 @@
           <w:color w:val="000000"/>
           <w:sz w:val="24"/>
         </w:rPr>
-        <w:t>端用于态势查看、事件核实、预案启动、任务统筹和业务台账；</w:t>
+        <w:t>端用于态势查看、事件核实、预案启动、任务统筹和事件关闭；</w:t>
       </w:r>
       <w:r>
         <w:rPr>
@@ -2568,7 +2408,7 @@
         <w:keepNext/>
         <w:spacing w:before="240" w:after="160"/>
       </w:pPr>
-      <w:bookmarkStart w:id="2" w:name="_Toc242645973"/>
+      <w:bookmarkStart w:id="2" w:name="_Toc242715644"/>
       <w:r>
         <w:rPr>
           <w:rFonts w:eastAsia="黑体"/>
@@ -2587,7 +2427,7 @@
           <w:sz w:val="28"/>
           <w:szCs w:val="28"/>
         </w:rPr>
-        <w:t>系统能做什么</w:t>
+        <w:t>系统能力与边界</w:t>
       </w:r>
       <w:bookmarkEnd w:id="2"/>
     </w:p>
@@ -2603,7 +2443,7 @@
           <w:sz w:val="24"/>
           <w:szCs w:val="24"/>
         </w:rPr>
-        <w:t xml:space="preserve">· </w:t>
+        <w:t xml:space="preserve">· Web/H5 </w:t>
       </w:r>
       <w:r>
         <w:rPr>
@@ -2611,7 +2451,7 @@
           <w:sz w:val="24"/>
           <w:szCs w:val="24"/>
         </w:rPr>
-        <w:t>通过</w:t>
+        <w:t>支持事件上报、核实、预案启动、任务接收</w:t>
       </w:r>
       <w:r>
         <w:rPr>
@@ -2619,7 +2459,7 @@
           <w:sz w:val="24"/>
           <w:szCs w:val="24"/>
         </w:rPr>
-        <w:t xml:space="preserve"> Web/H5 </w:t>
+        <w:t>/</w:t>
       </w:r>
       <w:r>
         <w:rPr>
@@ -2627,7 +2467,23 @@
           <w:sz w:val="24"/>
           <w:szCs w:val="24"/>
         </w:rPr>
-        <w:t>上报、查询和核实事件，并在授权后启动已发布预案；</w:t>
+        <w:t>反馈</w:t>
+      </w:r>
+      <w:r>
+        <w:rPr>
+          <w:rFonts w:eastAsia="宋体"/>
+          <w:sz w:val="24"/>
+          <w:szCs w:val="24"/>
+        </w:rPr>
+        <w:t>/</w:t>
+      </w:r>
+      <w:r>
+        <w:rPr>
+          <w:rFonts w:eastAsia="宋体"/>
+          <w:sz w:val="24"/>
+          <w:szCs w:val="24"/>
+        </w:rPr>
+        <w:t>完成，以及授权后的事件关闭；</w:t>
       </w:r>
     </w:p>
     <w:p>
@@ -2650,7 +2506,23 @@
           <w:sz w:val="24"/>
           <w:szCs w:val="24"/>
         </w:rPr>
-        <w:t>生成、下发、接收、反馈、催办和完成应急任务，保存附件引用与资源版本；</w:t>
+        <w:t>关闭操作保存评估结论、调查</w:t>
+      </w:r>
+      <w:r>
+        <w:rPr>
+          <w:rFonts w:eastAsia="宋体"/>
+          <w:sz w:val="24"/>
+          <w:szCs w:val="24"/>
+        </w:rPr>
+        <w:t>/</w:t>
+      </w:r>
+      <w:r>
+        <w:rPr>
+          <w:rFonts w:eastAsia="宋体"/>
+          <w:sz w:val="24"/>
+          <w:szCs w:val="24"/>
+        </w:rPr>
+        <w:t>处置报告引用与关闭时间，并校验全部响应任务已完成；</w:t>
       </w:r>
     </w:p>
     <w:p>
@@ -2673,7 +2545,23 @@
           <w:sz w:val="24"/>
           <w:szCs w:val="24"/>
         </w:rPr>
-        <w:t>展示事件、任务、人员、物资、告警和视频引用的态势信息；</w:t>
+        <w:t>统一中台提供身份、权限和文件能力，应用保留</w:t>
+      </w:r>
+      <w:r>
+        <w:rPr>
+          <w:rFonts w:eastAsia="宋体"/>
+          <w:sz w:val="24"/>
+          <w:szCs w:val="24"/>
+        </w:rPr>
+        <w:t xml:space="preserve"> traceId</w:t>
+      </w:r>
+      <w:r>
+        <w:rPr>
+          <w:rFonts w:eastAsia="宋体"/>
+          <w:sz w:val="24"/>
+          <w:szCs w:val="24"/>
+        </w:rPr>
+        <w:t>、审计与幂等记录；</w:t>
       </w:r>
     </w:p>
     <w:p>
@@ -2696,7 +2584,39 @@
           <w:sz w:val="24"/>
           <w:szCs w:val="24"/>
         </w:rPr>
-        <w:t>管理预案、资源、演练、值班、知识和外部接口状态；</w:t>
+        <w:t>视频、消息、定位、</w:t>
+      </w:r>
+      <w:r>
+        <w:rPr>
+          <w:rFonts w:eastAsia="宋体"/>
+          <w:sz w:val="24"/>
+          <w:szCs w:val="24"/>
+        </w:rPr>
+        <w:t>GIS</w:t>
+      </w:r>
+      <w:r>
+        <w:rPr>
+          <w:rFonts w:eastAsia="宋体"/>
+          <w:sz w:val="24"/>
+          <w:szCs w:val="24"/>
+        </w:rPr>
+        <w:t>、安防和信息发布六类甲方真实系统仍为</w:t>
+      </w:r>
+      <w:r>
+        <w:rPr>
+          <w:rFonts w:eastAsia="宋体"/>
+          <w:sz w:val="24"/>
+          <w:szCs w:val="24"/>
+        </w:rPr>
+        <w:t xml:space="preserve"> REAL_WORLD_DEFERRED</w:t>
+      </w:r>
+      <w:r>
+        <w:rPr>
+          <w:rFonts w:eastAsia="宋体"/>
+          <w:sz w:val="24"/>
+          <w:szCs w:val="24"/>
+        </w:rPr>
+        <w:t>；</w:t>
       </w:r>
     </w:p>
     <w:p>
@@ -2719,24 +2639,57 @@
           <w:sz w:val="24"/>
           <w:szCs w:val="24"/>
         </w:rPr>
-        <w:t>通过统一中台完成身份、权限和文件能力适配，并保留</w:t>
-      </w:r>
-      <w:r>
-        <w:rPr>
-          <w:rFonts w:eastAsia="宋体"/>
-          <w:sz w:val="24"/>
-          <w:szCs w:val="24"/>
-        </w:rPr>
-        <w:t xml:space="preserve"> traceId</w:t>
-      </w:r>
-      <w:r>
-        <w:rPr>
-          <w:rFonts w:eastAsia="宋体"/>
-          <w:sz w:val="24"/>
-          <w:szCs w:val="24"/>
-        </w:rPr>
-        <w:t>、审计与幂等记录；</w:t>
-      </w:r>
+        <w:t>预案、资源、演练、值班、知识和集成工作台在正式模式当前以查询为主，演示按钮不代表生产写能力。</w:t>
+      </w:r>
+    </w:p>
+    <w:p>
+      <w:pPr>
+        <w:pStyle w:val="1"/>
+        <w:keepNext/>
+        <w:spacing w:before="240" w:after="160"/>
+        <w:rPr>
+          <w:rFonts w:eastAsia="黑体"/>
+          <w:b/>
+          <w:bCs/>
+        </w:rPr>
+      </w:pPr>
+      <w:bookmarkStart w:id="3" w:name="_Toc242715645"/>
+      <w:r>
+        <w:t xml:space="preserve">2 </w:t>
+      </w:r>
+      <w:r>
+        <w:t>快速开始</w:t>
+      </w:r>
+      <w:bookmarkEnd w:id="3"/>
+    </w:p>
+    <w:p>
+      <w:pPr>
+        <w:pStyle w:val="2"/>
+        <w:keepNext/>
+        <w:spacing w:before="240" w:after="160"/>
+      </w:pPr>
+      <w:bookmarkStart w:id="4" w:name="_Toc242715646"/>
+      <w:r>
+        <w:rPr>
+          <w:rFonts w:eastAsia="黑体"/>
+          <w:b/>
+          <w:bCs/>
+          <w:sz w:val="28"/>
+          <w:szCs w:val="28"/>
+        </w:rPr>
+        <w:t xml:space="preserve">2.1 </w:t>
+      </w:r>
+      <w:r>
+        <w:rPr>
+          <w:rFonts w:eastAsia="黑体"/>
+          <w:b/>
+          <w:bCs/>
+          <w:sz w:val="28"/>
+          <w:szCs w:val="28"/>
+        </w:rPr>
+        <w:t>登录与入口</w:t>
+      </w:r>
+      <w:bookmarkEnd w:id="4"/>
     </w:p>
     <w:p>
       <w:pPr>
@@ -2758,196 +2711,24 @@
           <w:sz w:val="24"/>
           <w:szCs w:val="24"/>
         </w:rPr>
-        <w:t>在外部接口超时或失败时显示降级状态，门禁控制失败时转人工处置且禁止自动重放。</w:t>
-      </w:r>
-    </w:p>
-    <w:p>
-      <w:pPr>
-        <w:pStyle w:val="2"/>
-        <w:keepNext/>
-        <w:spacing w:before="240" w:after="160"/>
-      </w:pPr>
-      <w:bookmarkStart w:id="3" w:name="_Toc242645974"/>
-      <w:r>
-        <w:rPr>
-          <w:rFonts w:eastAsia="黑体"/>
-          <w:b/>
-          <w:bCs/>
-          <w:sz w:val="28"/>
-          <w:szCs w:val="28"/>
-        </w:rPr>
-        <w:t xml:space="preserve">1.3 </w:t>
-      </w:r>
-      <w:r>
-        <w:rPr>
-          <w:rFonts w:eastAsia="黑体"/>
-          <w:b/>
-          <w:bCs/>
-          <w:sz w:val="28"/>
-          <w:szCs w:val="28"/>
-        </w:rPr>
-        <w:t>当前边界</w:t>
-      </w:r>
-      <w:bookmarkEnd w:id="3"/>
-    </w:p>
-    <w:p>
-      <w:pPr>
-        <w:spacing w:after="80"/>
-        <w:jc w:val="right"/>
-      </w:pPr>
-      <w:r>
-        <w:rPr>
-          <w:rFonts w:eastAsia="宋体"/>
-          <w:color w:val="000000"/>
-          <w:sz w:val="24"/>
-        </w:rPr>
-        <w:t>当前课程候选已经实现</w:t>
-      </w:r>
-      <w:r>
-        <w:rPr>
-          <w:rFonts w:eastAsia="宋体"/>
-          <w:color w:val="000000"/>
-          <w:sz w:val="24"/>
-        </w:rPr>
-        <w:t xml:space="preserve"> MVP </w:t>
-      </w:r>
-      <w:r>
-        <w:rPr>
-          <w:rFonts w:eastAsia="宋体"/>
-          <w:color w:val="000000"/>
-          <w:sz w:val="24"/>
-        </w:rPr>
-        <w:t>核心链路及工作台。截图中的橙色</w:t>
-      </w:r>
-      <w:r>
-        <w:rPr>
-          <w:rFonts w:eastAsia="宋体"/>
-          <w:color w:val="000000"/>
-          <w:sz w:val="24"/>
-        </w:rPr>
-        <w:t>“</w:t>
-      </w:r>
-      <w:r>
-        <w:rPr>
-          <w:rFonts w:eastAsia="宋体"/>
-          <w:color w:val="000000"/>
-          <w:sz w:val="24"/>
-        </w:rPr>
-        <w:t>演示数据</w:t>
-      </w:r>
-      <w:r>
-        <w:rPr>
-          <w:rFonts w:eastAsia="宋体"/>
-          <w:color w:val="000000"/>
-          <w:sz w:val="24"/>
-        </w:rPr>
-        <w:t>”</w:t>
-      </w:r>
-      <w:r>
-        <w:rPr>
-          <w:rFonts w:eastAsia="宋体"/>
-          <w:color w:val="000000"/>
-          <w:sz w:val="24"/>
-        </w:rPr>
-        <w:t>标识代表课程展示模式，不是甲方实时数据。视频、消息、定位、</w:t>
-      </w:r>
-      <w:r>
-        <w:rPr>
-          <w:rFonts w:eastAsia="宋体"/>
-          <w:color w:val="000000"/>
-          <w:sz w:val="24"/>
-        </w:rPr>
-        <w:t>GIS</w:t>
-      </w:r>
-      <w:r>
-        <w:rPr>
-          <w:rFonts w:eastAsia="宋体"/>
-          <w:color w:val="000000"/>
-          <w:sz w:val="24"/>
-        </w:rPr>
-        <w:t>、安防和信息发布六类甲方真实系统仍为</w:t>
-      </w:r>
-      <w:r>
-        <w:rPr>
-          <w:rFonts w:eastAsia="宋体"/>
-          <w:color w:val="000000"/>
-          <w:sz w:val="24"/>
-        </w:rPr>
-        <w:t xml:space="preserve"> REAL_WORLD_DEFERRED</w:t>
-      </w:r>
-      <w:r>
-        <w:rPr>
-          <w:rFonts w:eastAsia="宋体"/>
-          <w:color w:val="000000"/>
-          <w:sz w:val="24"/>
-        </w:rPr>
-        <w:t>；不得用演示状态判断生产接口已经联通。生产身份必须使用统一中台</w:t>
-      </w:r>
-      <w:r>
-        <w:rPr>
-          <w:rFonts w:eastAsia="宋体"/>
-          <w:color w:val="000000"/>
-          <w:sz w:val="24"/>
+        <w:t>在既有智慧管理门户登录，由门户传递</w:t>
+      </w:r>
+      <w:r>
+        <w:rPr>
+          <w:rFonts w:eastAsia="宋体"/>
+          <w:sz w:val="24"/>
+          <w:szCs w:val="24"/>
         </w:rPr>
         <w:t xml:space="preserve"> Bearer </w:t>
       </w:r>
       <w:r>
         <w:rPr>
           <w:rFonts w:eastAsia="宋体"/>
-          <w:color w:val="000000"/>
-          <w:sz w:val="24"/>
-        </w:rPr>
-        <w:t>令牌，开发身份头只允许在开发模式显式开启。</w:t>
-      </w:r>
-    </w:p>
-    <w:p>
-      <w:pPr>
-        <w:pStyle w:val="1"/>
-        <w:keepNext/>
-        <w:spacing w:before="240" w:after="160"/>
-        <w:rPr>
-          <w:rFonts w:eastAsia="黑体"/>
-          <w:b/>
-          <w:bCs/>
-        </w:rPr>
-      </w:pPr>
-      <w:bookmarkStart w:id="4" w:name="_Toc242645975"/>
-      <w:r>
-        <w:t xml:space="preserve">2 </w:t>
-      </w:r>
-      <w:r>
-        <w:t>快速开始</w:t>
-      </w:r>
-      <w:bookmarkEnd w:id="4"/>
-    </w:p>
-    <w:p>
-      <w:pPr>
-        <w:pStyle w:val="2"/>
-        <w:keepNext/>
-        <w:spacing w:before="240" w:after="160"/>
-      </w:pPr>
-      <w:bookmarkStart w:id="5" w:name="_Toc242645976"/>
-      <w:r>
-        <w:rPr>
-          <w:rFonts w:eastAsia="黑体"/>
-          <w:b/>
-          <w:bCs/>
-          <w:sz w:val="28"/>
-          <w:szCs w:val="28"/>
-        </w:rPr>
-        <w:t xml:space="preserve">2.1 </w:t>
-      </w:r>
-      <w:r>
-        <w:rPr>
-          <w:rFonts w:eastAsia="黑体"/>
-          <w:b/>
-          <w:bCs/>
-          <w:sz w:val="28"/>
-          <w:szCs w:val="28"/>
-        </w:rPr>
-        <w:t>登录与入口</w:t>
-      </w:r>
-      <w:bookmarkEnd w:id="5"/>
+          <w:sz w:val="24"/>
+          <w:szCs w:val="24"/>
+        </w:rPr>
+        <w:t>令牌。</w:t>
+      </w:r>
     </w:p>
     <w:p>
       <w:pPr>
@@ -2961,7 +2742,7 @@
           <w:sz w:val="24"/>
           <w:szCs w:val="24"/>
         </w:rPr>
-        <w:t xml:space="preserve">· </w:t>
+        <w:t xml:space="preserve">· Web </w:t>
       </w:r>
       <w:r>
         <w:rPr>
@@ -2969,7 +2750,7 @@
           <w:sz w:val="24"/>
           <w:szCs w:val="24"/>
         </w:rPr>
-        <w:t>在既有智慧管理门户完成登录，由门户向系统传递</w:t>
+        <w:t>根路径进入</w:t>
       </w:r>
       <w:r>
         <w:rPr>
@@ -2977,7 +2758,7 @@
           <w:sz w:val="24"/>
           <w:szCs w:val="24"/>
         </w:rPr>
-        <w:t xml:space="preserve"> Bearer </w:t>
+        <w:t xml:space="preserve"> /web/overview</w:t>
       </w:r>
       <w:r>
         <w:rPr>
@@ -2985,7 +2766,39 @@
           <w:sz w:val="24"/>
           <w:szCs w:val="24"/>
         </w:rPr>
-        <w:t>令牌。</w:t>
+        <w:t>；移动端从宿主</w:t>
+      </w:r>
+      <w:r>
+        <w:rPr>
+          <w:rFonts w:eastAsia="宋体"/>
+          <w:sz w:val="24"/>
+          <w:szCs w:val="24"/>
+        </w:rPr>
+        <w:t xml:space="preserve"> APP </w:t>
+      </w:r>
+      <w:r>
+        <w:rPr>
+          <w:rFonts w:eastAsia="宋体"/>
+          <w:sz w:val="24"/>
+          <w:szCs w:val="24"/>
+        </w:rPr>
+        <w:t>打开</w:t>
+      </w:r>
+      <w:r>
+        <w:rPr>
+          <w:rFonts w:eastAsia="宋体"/>
+          <w:sz w:val="24"/>
+          <w:szCs w:val="24"/>
+        </w:rPr>
+        <w:t xml:space="preserve"> /h5/events</w:t>
+      </w:r>
+      <w:r>
+        <w:rPr>
+          <w:rFonts w:eastAsia="宋体"/>
+          <w:sz w:val="24"/>
+          <w:szCs w:val="24"/>
+        </w:rPr>
+        <w:t>。</w:t>
       </w:r>
     </w:p>
     <w:p>
@@ -3008,7 +2821,7 @@
           <w:sz w:val="24"/>
           <w:szCs w:val="24"/>
         </w:rPr>
-        <w:t>打开</w:t>
+        <w:t>未登录显示</w:t>
       </w:r>
       <w:r>
         <w:rPr>
@@ -3016,7 +2829,7 @@
           <w:sz w:val="24"/>
           <w:szCs w:val="24"/>
         </w:rPr>
-        <w:t xml:space="preserve"> Web </w:t>
+        <w:t>“</w:t>
       </w:r>
       <w:r>
         <w:rPr>
@@ -3024,7 +2837,7 @@
           <w:sz w:val="24"/>
           <w:szCs w:val="24"/>
         </w:rPr>
-        <w:t>根路径，系统进入</w:t>
+        <w:t>需要登录</w:t>
       </w:r>
       <w:r>
         <w:rPr>
@@ -3032,7 +2845,7 @@
           <w:sz w:val="24"/>
           <w:szCs w:val="24"/>
         </w:rPr>
-        <w:t xml:space="preserve"> /web/overview</w:t>
+        <w:t>”</w:t>
       </w:r>
       <w:r>
         <w:rPr>
@@ -3040,7 +2853,7 @@
           <w:sz w:val="24"/>
           <w:szCs w:val="24"/>
         </w:rPr>
-        <w:t>；移动端从宿主</w:t>
+        <w:t>；缺权限显示</w:t>
       </w:r>
       <w:r>
         <w:rPr>
@@ -3048,7 +2861,7 @@
           <w:sz w:val="24"/>
           <w:szCs w:val="24"/>
         </w:rPr>
-        <w:t xml:space="preserve"> APP </w:t>
+        <w:t>“</w:t>
       </w:r>
       <w:r>
         <w:rPr>
@@ -3056,7 +2869,7 @@
           <w:sz w:val="24"/>
           <w:szCs w:val="24"/>
         </w:rPr>
-        <w:t>打开</w:t>
+        <w:t>无访问权限</w:t>
       </w:r>
       <w:r>
         <w:rPr>
@@ -3064,7 +2877,7 @@
           <w:sz w:val="24"/>
           <w:szCs w:val="24"/>
         </w:rPr>
-        <w:t xml:space="preserve"> /h5/events</w:t>
+        <w:t>”</w:t>
       </w:r>
       <w:r>
         <w:rPr>
@@ -3072,117 +2885,7 @@
           <w:sz w:val="24"/>
           <w:szCs w:val="24"/>
         </w:rPr>
-        <w:t>。</w:t>
-      </w:r>
-    </w:p>
-    <w:p>
-      <w:pPr>
-        <w:pStyle w:val="a4"/>
-        <w:spacing w:after="60" w:line="340" w:lineRule="auto"/>
-        <w:ind w:left="420" w:hanging="210"/>
-      </w:pPr>
-      <w:r>
-        <w:rPr>
-          <w:rFonts w:eastAsia="宋体"/>
-          <w:sz w:val="24"/>
-          <w:szCs w:val="24"/>
-        </w:rPr>
-        <w:t xml:space="preserve">· </w:t>
-      </w:r>
-      <w:r>
-        <w:rPr>
-          <w:rFonts w:eastAsia="宋体"/>
-          <w:sz w:val="24"/>
-          <w:szCs w:val="24"/>
-        </w:rPr>
-        <w:t>未登录时系统转到</w:t>
-      </w:r>
-      <w:r>
-        <w:rPr>
-          <w:rFonts w:eastAsia="宋体"/>
-          <w:sz w:val="24"/>
-          <w:szCs w:val="24"/>
-        </w:rPr>
-        <w:t>“</w:t>
-      </w:r>
-      <w:r>
-        <w:rPr>
-          <w:rFonts w:eastAsia="宋体"/>
-          <w:sz w:val="24"/>
-          <w:szCs w:val="24"/>
-        </w:rPr>
-        <w:t>需要登录</w:t>
-      </w:r>
-      <w:r>
-        <w:rPr>
-          <w:rFonts w:eastAsia="宋体"/>
-          <w:sz w:val="24"/>
-          <w:szCs w:val="24"/>
-        </w:rPr>
-        <w:t>”</w:t>
-      </w:r>
-      <w:r>
-        <w:rPr>
-          <w:rFonts w:eastAsia="宋体"/>
-          <w:sz w:val="24"/>
-          <w:szCs w:val="24"/>
-        </w:rPr>
-        <w:t>；已登录但缺少页面权限时转到</w:t>
-      </w:r>
-      <w:r>
-        <w:rPr>
-          <w:rFonts w:eastAsia="宋体"/>
-          <w:sz w:val="24"/>
-          <w:szCs w:val="24"/>
-        </w:rPr>
-        <w:t>“</w:t>
-      </w:r>
-      <w:r>
-        <w:rPr>
-          <w:rFonts w:eastAsia="宋体"/>
-          <w:sz w:val="24"/>
-          <w:szCs w:val="24"/>
-        </w:rPr>
-        <w:t>无访问权限</w:t>
-      </w:r>
-      <w:r>
-        <w:rPr>
-          <w:rFonts w:eastAsia="宋体"/>
-          <w:sz w:val="24"/>
-          <w:szCs w:val="24"/>
-        </w:rPr>
-        <w:t>”</w:t>
-      </w:r>
-      <w:r>
-        <w:rPr>
-          <w:rFonts w:eastAsia="宋体"/>
-          <w:sz w:val="24"/>
-          <w:szCs w:val="24"/>
-        </w:rPr>
-        <w:t>。</w:t>
-      </w:r>
-    </w:p>
-    <w:p>
-      <w:pPr>
-        <w:pStyle w:val="a4"/>
-        <w:spacing w:after="60" w:line="340" w:lineRule="auto"/>
-        <w:ind w:left="420" w:hanging="210"/>
-      </w:pPr>
-      <w:r>
-        <w:rPr>
-          <w:rFonts w:eastAsia="宋体"/>
-          <w:sz w:val="24"/>
-          <w:szCs w:val="24"/>
-        </w:rPr>
-        <w:t xml:space="preserve">· </w:t>
-      </w:r>
-      <w:r>
-        <w:rPr>
-          <w:rFonts w:eastAsia="宋体"/>
-          <w:sz w:val="24"/>
-          <w:szCs w:val="24"/>
-        </w:rPr>
-        <w:t>登录成功后，右上角显示统一中台返回的显示名；演示模式会额外显示</w:t>
+        <w:t>。演示模式额外显示</w:t>
       </w:r>
       <w:r>
         <w:rPr>
@@ -3266,7 +2969,7 @@
           <w:color w:val="000000"/>
           <w:sz w:val="18"/>
         </w:rPr>
-        <w:t>实际截图）</w:t>
+        <w:t>历史截图）</w:t>
       </w:r>
     </w:p>
     <w:p>
@@ -3278,7 +2981,7 @@
           <w:noProof/>
         </w:rPr>
         <w:drawing>
-          <wp:inline distT="0" distB="0" distL="0" distR="0" wp14:anchorId="7407EC89" wp14:editId="6F0A4697">
+          <wp:inline distT="0" distB="0" distL="0" distR="0" wp14:anchorId="11827C48" wp14:editId="55E68A88">
             <wp:extent cx="5715000" cy="3216664"/>
             <wp:effectExtent l="0" t="0" r="0" b="0"/>
             <wp:docPr id="1" name="Picture 1"/>
@@ -3320,7 +3023,7 @@
         <w:keepNext/>
         <w:spacing w:before="240" w:after="160"/>
       </w:pPr>
-      <w:bookmarkStart w:id="6" w:name="_Toc242645977"/>
+      <w:bookmarkStart w:id="5" w:name="_Toc242715647"/>
       <w:r>
         <w:rPr>
           <w:rFonts w:eastAsia="黑体"/>
@@ -3341,7 +3044,7 @@
         </w:rPr>
         <w:t>页面速查</w:t>
       </w:r>
-      <w:bookmarkEnd w:id="6"/>
+      <w:bookmarkEnd w:id="5"/>
     </w:p>
     <w:p>
       <w:pPr>
@@ -3373,7 +3076,1036 @@
           <w:color w:val="000000"/>
           <w:sz w:val="18"/>
         </w:rPr>
-        <w:t>页面入口与权限速查</w:t>
+        <w:t>页面入口与当前能力</w:t>
+      </w:r>
+    </w:p>
+    <w:tbl>
+      <w:tblPr>
+        <w:tblW w:w="5000" w:type="pct"/>
+        <w:tblBorders>
+          <w:top w:val="single" w:sz="2" w:space="0" w:color="8A9BA8"/>
+          <w:left w:val="single" w:sz="2" w:space="0" w:color="8A9BA8"/>
+          <w:bottom w:val="single" w:sz="2" w:space="0" w:color="8A9BA8"/>
+          <w:right w:val="single" w:sz="2" w:space="0" w:color="8A9BA8"/>
+          <w:insideH w:val="single" w:sz="2" w:space="0" w:color="8A9BA8"/>
+          <w:insideV w:val="single" w:sz="2" w:space="0" w:color="8A9BA8"/>
+        </w:tblBorders>
+        <w:tblCellMar>
+          <w:left w:w="10" w:type="dxa"/>
+          <w:right w:w="10" w:type="dxa"/>
+        </w:tblCellMar>
+        <w:tblLook w:val="04A0" w:firstRow="1" w:lastRow="0" w:firstColumn="1" w:lastColumn="0" w:noHBand="0" w:noVBand="1"/>
+      </w:tblPr>
+      <w:tblGrid>
+        <w:gridCol w:w="2255"/>
+        <w:gridCol w:w="2255"/>
+        <w:gridCol w:w="2255"/>
+        <w:gridCol w:w="2255"/>
+      </w:tblGrid>
+      <w:tr>
+        <w:trPr>
+          <w:cantSplit/>
+          <w:tblHeader/>
+        </w:trPr>
+        <w:tc>
+          <w:tcPr>
+            <w:tcW w:w="2256" w:type="dxa"/>
+            <w:shd w:val="clear" w:color="auto" w:fill="DCE6F1"/>
+            <w:tcMar>
+              <w:top w:w="80" w:type="dxa"/>
+              <w:left w:w="100" w:type="dxa"/>
+              <w:bottom w:w="80" w:type="dxa"/>
+              <w:right w:w="100" w:type="dxa"/>
+            </w:tcMar>
+          </w:tcPr>
+          <w:p>
+            <w:pPr>
+              <w:spacing w:line="300" w:lineRule="auto"/>
+            </w:pPr>
+            <w:r>
+              <w:rPr>
+                <w:rFonts w:eastAsia="宋体"/>
+                <w:b/>
+                <w:bCs/>
+                <w:color w:val="000000"/>
+                <w:sz w:val="24"/>
+                <w:szCs w:val="24"/>
+              </w:rPr>
+              <w:t>入口</w:t>
+            </w:r>
+          </w:p>
+        </w:tc>
+        <w:tc>
+          <w:tcPr>
+            <w:tcW w:w="2256" w:type="dxa"/>
+            <w:shd w:val="clear" w:color="auto" w:fill="DCE6F1"/>
+            <w:tcMar>
+              <w:top w:w="80" w:type="dxa"/>
+              <w:left w:w="100" w:type="dxa"/>
+              <w:bottom w:w="80" w:type="dxa"/>
+              <w:right w:w="100" w:type="dxa"/>
+            </w:tcMar>
+          </w:tcPr>
+          <w:p>
+            <w:pPr>
+              <w:spacing w:line="300" w:lineRule="auto"/>
+            </w:pPr>
+            <w:r>
+              <w:rPr>
+                <w:rFonts w:eastAsia="宋体"/>
+                <w:b/>
+                <w:bCs/>
+                <w:color w:val="000000"/>
+                <w:sz w:val="24"/>
+                <w:szCs w:val="24"/>
+              </w:rPr>
+              <w:t>路径</w:t>
+            </w:r>
+          </w:p>
+        </w:tc>
+        <w:tc>
+          <w:tcPr>
+            <w:tcW w:w="2256" w:type="dxa"/>
+            <w:shd w:val="clear" w:color="auto" w:fill="DCE6F1"/>
+            <w:tcMar>
+              <w:top w:w="80" w:type="dxa"/>
+              <w:left w:w="100" w:type="dxa"/>
+              <w:bottom w:w="80" w:type="dxa"/>
+              <w:right w:w="100" w:type="dxa"/>
+            </w:tcMar>
+          </w:tcPr>
+          <w:p>
+            <w:pPr>
+              <w:spacing w:line="300" w:lineRule="auto"/>
+            </w:pPr>
+            <w:r>
+              <w:rPr>
+                <w:rFonts w:eastAsia="宋体"/>
+                <w:b/>
+                <w:bCs/>
+                <w:color w:val="000000"/>
+                <w:sz w:val="24"/>
+                <w:szCs w:val="24"/>
+              </w:rPr>
+              <w:t>主要权限</w:t>
+            </w:r>
+          </w:p>
+        </w:tc>
+        <w:tc>
+          <w:tcPr>
+            <w:tcW w:w="2256" w:type="dxa"/>
+            <w:shd w:val="clear" w:color="auto" w:fill="DCE6F1"/>
+            <w:tcMar>
+              <w:top w:w="80" w:type="dxa"/>
+              <w:left w:w="100" w:type="dxa"/>
+              <w:bottom w:w="80" w:type="dxa"/>
+              <w:right w:w="100" w:type="dxa"/>
+            </w:tcMar>
+          </w:tcPr>
+          <w:p>
+            <w:pPr>
+              <w:spacing w:line="300" w:lineRule="auto"/>
+            </w:pPr>
+            <w:r>
+              <w:rPr>
+                <w:rFonts w:eastAsia="宋体"/>
+                <w:b/>
+                <w:bCs/>
+                <w:color w:val="000000"/>
+                <w:sz w:val="24"/>
+                <w:szCs w:val="24"/>
+              </w:rPr>
+              <w:t>当前正式能力</w:t>
+            </w:r>
+          </w:p>
+        </w:tc>
+      </w:tr>
+      <w:tr>
+        <w:trPr>
+          <w:cantSplit/>
+        </w:trPr>
+        <w:tc>
+          <w:tcPr>
+            <w:tcW w:w="2256" w:type="dxa"/>
+            <w:tcMar>
+              <w:top w:w="80" w:type="dxa"/>
+              <w:left w:w="100" w:type="dxa"/>
+              <w:bottom w:w="80" w:type="dxa"/>
+              <w:right w:w="100" w:type="dxa"/>
+            </w:tcMar>
+          </w:tcPr>
+          <w:p>
+            <w:pPr>
+              <w:spacing w:line="300" w:lineRule="auto"/>
+            </w:pPr>
+            <w:r>
+              <w:rPr>
+                <w:rFonts w:eastAsia="宋体"/>
+                <w:color w:val="000000"/>
+                <w:sz w:val="22"/>
+                <w:szCs w:val="22"/>
+              </w:rPr>
+              <w:t>态势总览</w:t>
+            </w:r>
+          </w:p>
+        </w:tc>
+        <w:tc>
+          <w:tcPr>
+            <w:tcW w:w="2256" w:type="dxa"/>
+            <w:tcMar>
+              <w:top w:w="80" w:type="dxa"/>
+              <w:left w:w="100" w:type="dxa"/>
+              <w:bottom w:w="80" w:type="dxa"/>
+              <w:right w:w="100" w:type="dxa"/>
+            </w:tcMar>
+          </w:tcPr>
+          <w:p>
+            <w:pPr>
+              <w:spacing w:line="300" w:lineRule="auto"/>
+            </w:pPr>
+            <w:r>
+              <w:rPr>
+                <w:rFonts w:eastAsia="宋体"/>
+                <w:color w:val="000000"/>
+                <w:sz w:val="22"/>
+                <w:szCs w:val="22"/>
+              </w:rPr>
+              <w:t>/web/overview</w:t>
+            </w:r>
+          </w:p>
+        </w:tc>
+        <w:tc>
+          <w:tcPr>
+            <w:tcW w:w="2256" w:type="dxa"/>
+            <w:tcMar>
+              <w:top w:w="80" w:type="dxa"/>
+              <w:left w:w="100" w:type="dxa"/>
+              <w:bottom w:w="80" w:type="dxa"/>
+              <w:right w:w="100" w:type="dxa"/>
+            </w:tcMar>
+          </w:tcPr>
+          <w:p>
+            <w:pPr>
+              <w:spacing w:line="300" w:lineRule="auto"/>
+            </w:pPr>
+            <w:r>
+              <w:rPr>
+                <w:rFonts w:eastAsia="宋体"/>
+                <w:color w:val="000000"/>
+                <w:sz w:val="22"/>
+                <w:szCs w:val="22"/>
+              </w:rPr>
+              <w:t>situation:read</w:t>
+            </w:r>
+          </w:p>
+        </w:tc>
+        <w:tc>
+          <w:tcPr>
+            <w:tcW w:w="2256" w:type="dxa"/>
+            <w:tcMar>
+              <w:top w:w="80" w:type="dxa"/>
+              <w:left w:w="100" w:type="dxa"/>
+              <w:bottom w:w="80" w:type="dxa"/>
+              <w:right w:w="100" w:type="dxa"/>
+            </w:tcMar>
+          </w:tcPr>
+          <w:p>
+            <w:pPr>
+              <w:spacing w:line="300" w:lineRule="auto"/>
+            </w:pPr>
+            <w:r>
+              <w:rPr>
+                <w:rFonts w:eastAsia="宋体"/>
+                <w:color w:val="000000"/>
+                <w:sz w:val="22"/>
+                <w:szCs w:val="22"/>
+              </w:rPr>
+              <w:t>事件、任务、</w:t>
+            </w:r>
+            <w:r>
+              <w:rPr>
+                <w:rFonts w:eastAsia="宋体"/>
+                <w:color w:val="000000"/>
+                <w:sz w:val="22"/>
+                <w:szCs w:val="22"/>
+              </w:rPr>
+              <w:t xml:space="preserve">GIS </w:t>
+            </w:r>
+            <w:r>
+              <w:rPr>
+                <w:rFonts w:eastAsia="宋体"/>
+                <w:color w:val="000000"/>
+                <w:sz w:val="22"/>
+                <w:szCs w:val="22"/>
+              </w:rPr>
+              <w:t>态势和系统状态概览</w:t>
+            </w:r>
+          </w:p>
+        </w:tc>
+      </w:tr>
+      <w:tr>
+        <w:trPr>
+          <w:cantSplit/>
+        </w:trPr>
+        <w:tc>
+          <w:tcPr>
+            <w:tcW w:w="2256" w:type="dxa"/>
+            <w:tcMar>
+              <w:top w:w="80" w:type="dxa"/>
+              <w:left w:w="100" w:type="dxa"/>
+              <w:bottom w:w="80" w:type="dxa"/>
+              <w:right w:w="100" w:type="dxa"/>
+            </w:tcMar>
+          </w:tcPr>
+          <w:p>
+            <w:pPr>
+              <w:spacing w:line="300" w:lineRule="auto"/>
+            </w:pPr>
+            <w:r>
+              <w:rPr>
+                <w:rFonts w:eastAsia="宋体"/>
+                <w:color w:val="000000"/>
+                <w:sz w:val="22"/>
+                <w:szCs w:val="22"/>
+              </w:rPr>
+              <w:t>事件管理</w:t>
+            </w:r>
+          </w:p>
+        </w:tc>
+        <w:tc>
+          <w:tcPr>
+            <w:tcW w:w="2256" w:type="dxa"/>
+            <w:tcMar>
+              <w:top w:w="80" w:type="dxa"/>
+              <w:left w:w="100" w:type="dxa"/>
+              <w:bottom w:w="80" w:type="dxa"/>
+              <w:right w:w="100" w:type="dxa"/>
+            </w:tcMar>
+          </w:tcPr>
+          <w:p>
+            <w:pPr>
+              <w:spacing w:line="300" w:lineRule="auto"/>
+            </w:pPr>
+            <w:r>
+              <w:rPr>
+                <w:rFonts w:eastAsia="宋体"/>
+                <w:color w:val="000000"/>
+                <w:sz w:val="22"/>
+                <w:szCs w:val="22"/>
+              </w:rPr>
+              <w:t>/web/incidents</w:t>
+            </w:r>
+          </w:p>
+        </w:tc>
+        <w:tc>
+          <w:tcPr>
+            <w:tcW w:w="2256" w:type="dxa"/>
+            <w:tcMar>
+              <w:top w:w="80" w:type="dxa"/>
+              <w:left w:w="100" w:type="dxa"/>
+              <w:bottom w:w="80" w:type="dxa"/>
+              <w:right w:w="100" w:type="dxa"/>
+            </w:tcMar>
+          </w:tcPr>
+          <w:p>
+            <w:pPr>
+              <w:spacing w:line="300" w:lineRule="auto"/>
+            </w:pPr>
+            <w:r>
+              <w:rPr>
+                <w:rFonts w:eastAsia="宋体"/>
+                <w:color w:val="000000"/>
+                <w:sz w:val="22"/>
+                <w:szCs w:val="22"/>
+              </w:rPr>
+              <w:t>incident:read</w:t>
+            </w:r>
+          </w:p>
+        </w:tc>
+        <w:tc>
+          <w:tcPr>
+            <w:tcW w:w="2256" w:type="dxa"/>
+            <w:tcMar>
+              <w:top w:w="80" w:type="dxa"/>
+              <w:left w:w="100" w:type="dxa"/>
+              <w:bottom w:w="80" w:type="dxa"/>
+              <w:right w:w="100" w:type="dxa"/>
+            </w:tcMar>
+          </w:tcPr>
+          <w:p>
+            <w:pPr>
+              <w:spacing w:line="300" w:lineRule="auto"/>
+            </w:pPr>
+            <w:r>
+              <w:rPr>
+                <w:rFonts w:eastAsia="宋体"/>
+                <w:color w:val="000000"/>
+                <w:sz w:val="22"/>
+                <w:szCs w:val="22"/>
+              </w:rPr>
+              <w:t>上报、核实、启动处置、关闭评估</w:t>
+            </w:r>
+          </w:p>
+        </w:tc>
+      </w:tr>
+      <w:tr>
+        <w:trPr>
+          <w:cantSplit/>
+        </w:trPr>
+        <w:tc>
+          <w:tcPr>
+            <w:tcW w:w="2256" w:type="dxa"/>
+            <w:tcMar>
+              <w:top w:w="80" w:type="dxa"/>
+              <w:left w:w="100" w:type="dxa"/>
+              <w:bottom w:w="80" w:type="dxa"/>
+              <w:right w:w="100" w:type="dxa"/>
+            </w:tcMar>
+          </w:tcPr>
+          <w:p>
+            <w:pPr>
+              <w:spacing w:line="300" w:lineRule="auto"/>
+            </w:pPr>
+            <w:r>
+              <w:rPr>
+                <w:rFonts w:eastAsia="宋体"/>
+                <w:color w:val="000000"/>
+                <w:sz w:val="22"/>
+                <w:szCs w:val="22"/>
+              </w:rPr>
+              <w:t>应急任务</w:t>
+            </w:r>
+          </w:p>
+        </w:tc>
+        <w:tc>
+          <w:tcPr>
+            <w:tcW w:w="2256" w:type="dxa"/>
+            <w:tcMar>
+              <w:top w:w="80" w:type="dxa"/>
+              <w:left w:w="100" w:type="dxa"/>
+              <w:bottom w:w="80" w:type="dxa"/>
+              <w:right w:w="100" w:type="dxa"/>
+            </w:tcMar>
+          </w:tcPr>
+          <w:p>
+            <w:pPr>
+              <w:spacing w:line="300" w:lineRule="auto"/>
+            </w:pPr>
+            <w:r>
+              <w:rPr>
+                <w:rFonts w:eastAsia="宋体"/>
+                <w:color w:val="000000"/>
+                <w:sz w:val="22"/>
+                <w:szCs w:val="22"/>
+              </w:rPr>
+              <w:t>/web/tasks</w:t>
+            </w:r>
+          </w:p>
+        </w:tc>
+        <w:tc>
+          <w:tcPr>
+            <w:tcW w:w="2256" w:type="dxa"/>
+            <w:tcMar>
+              <w:top w:w="80" w:type="dxa"/>
+              <w:left w:w="100" w:type="dxa"/>
+              <w:bottom w:w="80" w:type="dxa"/>
+              <w:right w:w="100" w:type="dxa"/>
+            </w:tcMar>
+          </w:tcPr>
+          <w:p>
+            <w:pPr>
+              <w:spacing w:line="300" w:lineRule="auto"/>
+            </w:pPr>
+            <w:r>
+              <w:rPr>
+                <w:rFonts w:eastAsia="宋体"/>
+                <w:color w:val="000000"/>
+                <w:sz w:val="22"/>
+                <w:szCs w:val="22"/>
+              </w:rPr>
+              <w:t>task:read</w:t>
+            </w:r>
+          </w:p>
+        </w:tc>
+        <w:tc>
+          <w:tcPr>
+            <w:tcW w:w="2256" w:type="dxa"/>
+            <w:tcMar>
+              <w:top w:w="80" w:type="dxa"/>
+              <w:left w:w="100" w:type="dxa"/>
+              <w:bottom w:w="80" w:type="dxa"/>
+              <w:right w:w="100" w:type="dxa"/>
+            </w:tcMar>
+          </w:tcPr>
+          <w:p>
+            <w:pPr>
+              <w:spacing w:line="300" w:lineRule="auto"/>
+            </w:pPr>
+            <w:r>
+              <w:rPr>
+                <w:rFonts w:eastAsia="宋体"/>
+                <w:color w:val="000000"/>
+                <w:sz w:val="22"/>
+                <w:szCs w:val="22"/>
+              </w:rPr>
+              <w:t>临时任务、接收、反馈、催办、完成</w:t>
+            </w:r>
+          </w:p>
+        </w:tc>
+      </w:tr>
+      <w:tr>
+        <w:trPr>
+          <w:cantSplit/>
+        </w:trPr>
+        <w:tc>
+          <w:tcPr>
+            <w:tcW w:w="2256" w:type="dxa"/>
+            <w:tcMar>
+              <w:top w:w="80" w:type="dxa"/>
+              <w:left w:w="100" w:type="dxa"/>
+              <w:bottom w:w="80" w:type="dxa"/>
+              <w:right w:w="100" w:type="dxa"/>
+            </w:tcMar>
+          </w:tcPr>
+          <w:p>
+            <w:pPr>
+              <w:spacing w:line="300" w:lineRule="auto"/>
+            </w:pPr>
+            <w:r>
+              <w:rPr>
+                <w:rFonts w:eastAsia="宋体"/>
+                <w:color w:val="000000"/>
+                <w:sz w:val="22"/>
+                <w:szCs w:val="22"/>
+              </w:rPr>
+              <w:t>指挥态势</w:t>
+            </w:r>
+          </w:p>
+        </w:tc>
+        <w:tc>
+          <w:tcPr>
+            <w:tcW w:w="2256" w:type="dxa"/>
+            <w:tcMar>
+              <w:top w:w="80" w:type="dxa"/>
+              <w:left w:w="100" w:type="dxa"/>
+              <w:bottom w:w="80" w:type="dxa"/>
+              <w:right w:w="100" w:type="dxa"/>
+            </w:tcMar>
+          </w:tcPr>
+          <w:p>
+            <w:pPr>
+              <w:spacing w:line="300" w:lineRule="auto"/>
+            </w:pPr>
+            <w:r>
+              <w:rPr>
+                <w:rFonts w:eastAsia="宋体"/>
+                <w:color w:val="000000"/>
+                <w:sz w:val="22"/>
+                <w:szCs w:val="22"/>
+              </w:rPr>
+              <w:t>/web/situation</w:t>
+            </w:r>
+          </w:p>
+        </w:tc>
+        <w:tc>
+          <w:tcPr>
+            <w:tcW w:w="2256" w:type="dxa"/>
+            <w:tcMar>
+              <w:top w:w="80" w:type="dxa"/>
+              <w:left w:w="100" w:type="dxa"/>
+              <w:bottom w:w="80" w:type="dxa"/>
+              <w:right w:w="100" w:type="dxa"/>
+            </w:tcMar>
+          </w:tcPr>
+          <w:p>
+            <w:pPr>
+              <w:spacing w:line="300" w:lineRule="auto"/>
+            </w:pPr>
+            <w:r>
+              <w:rPr>
+                <w:rFonts w:eastAsia="宋体"/>
+                <w:color w:val="000000"/>
+                <w:sz w:val="22"/>
+                <w:szCs w:val="22"/>
+              </w:rPr>
+              <w:t>situation:read</w:t>
+            </w:r>
+          </w:p>
+        </w:tc>
+        <w:tc>
+          <w:tcPr>
+            <w:tcW w:w="2256" w:type="dxa"/>
+            <w:tcMar>
+              <w:top w:w="80" w:type="dxa"/>
+              <w:left w:w="100" w:type="dxa"/>
+              <w:bottom w:w="80" w:type="dxa"/>
+              <w:right w:w="100" w:type="dxa"/>
+            </w:tcMar>
+          </w:tcPr>
+          <w:p>
+            <w:pPr>
+              <w:spacing w:line="300" w:lineRule="auto"/>
+            </w:pPr>
+            <w:r>
+              <w:rPr>
+                <w:rFonts w:eastAsia="宋体"/>
+                <w:color w:val="000000"/>
+                <w:sz w:val="22"/>
+                <w:szCs w:val="22"/>
+              </w:rPr>
+              <w:t>查询态势；门禁控制须授权确认</w:t>
+            </w:r>
+          </w:p>
+        </w:tc>
+      </w:tr>
+      <w:tr>
+        <w:trPr>
+          <w:cantSplit/>
+        </w:trPr>
+        <w:tc>
+          <w:tcPr>
+            <w:tcW w:w="2256" w:type="dxa"/>
+            <w:tcMar>
+              <w:top w:w="80" w:type="dxa"/>
+              <w:left w:w="100" w:type="dxa"/>
+              <w:bottom w:w="80" w:type="dxa"/>
+              <w:right w:w="100" w:type="dxa"/>
+            </w:tcMar>
+          </w:tcPr>
+          <w:p>
+            <w:pPr>
+              <w:spacing w:line="300" w:lineRule="auto"/>
+            </w:pPr>
+            <w:r>
+              <w:rPr>
+                <w:rFonts w:eastAsia="宋体"/>
+                <w:color w:val="000000"/>
+                <w:sz w:val="22"/>
+                <w:szCs w:val="22"/>
+              </w:rPr>
+              <w:t>预案</w:t>
+            </w:r>
+            <w:r>
+              <w:rPr>
+                <w:rFonts w:eastAsia="宋体"/>
+                <w:color w:val="000000"/>
+                <w:sz w:val="22"/>
+                <w:szCs w:val="22"/>
+              </w:rPr>
+              <w:t>/</w:t>
+            </w:r>
+            <w:r>
+              <w:rPr>
+                <w:rFonts w:eastAsia="宋体"/>
+                <w:color w:val="000000"/>
+                <w:sz w:val="22"/>
+                <w:szCs w:val="22"/>
+              </w:rPr>
+              <w:t>资源</w:t>
+            </w:r>
+            <w:r>
+              <w:rPr>
+                <w:rFonts w:eastAsia="宋体"/>
+                <w:color w:val="000000"/>
+                <w:sz w:val="22"/>
+                <w:szCs w:val="22"/>
+              </w:rPr>
+              <w:t>/</w:t>
+            </w:r>
+            <w:r>
+              <w:rPr>
+                <w:rFonts w:eastAsia="宋体"/>
+                <w:color w:val="000000"/>
+                <w:sz w:val="22"/>
+                <w:szCs w:val="22"/>
+              </w:rPr>
+              <w:t>演练</w:t>
+            </w:r>
+            <w:r>
+              <w:rPr>
+                <w:rFonts w:eastAsia="宋体"/>
+                <w:color w:val="000000"/>
+                <w:sz w:val="22"/>
+                <w:szCs w:val="22"/>
+              </w:rPr>
+              <w:t>/</w:t>
+            </w:r>
+            <w:r>
+              <w:rPr>
+                <w:rFonts w:eastAsia="宋体"/>
+                <w:color w:val="000000"/>
+                <w:sz w:val="22"/>
+                <w:szCs w:val="22"/>
+              </w:rPr>
+              <w:t>值班</w:t>
+            </w:r>
+            <w:r>
+              <w:rPr>
+                <w:rFonts w:eastAsia="宋体"/>
+                <w:color w:val="000000"/>
+                <w:sz w:val="22"/>
+                <w:szCs w:val="22"/>
+              </w:rPr>
+              <w:t>/</w:t>
+            </w:r>
+            <w:r>
+              <w:rPr>
+                <w:rFonts w:eastAsia="宋体"/>
+                <w:color w:val="000000"/>
+                <w:sz w:val="22"/>
+                <w:szCs w:val="22"/>
+              </w:rPr>
+              <w:t>知识</w:t>
+            </w:r>
+            <w:r>
+              <w:rPr>
+                <w:rFonts w:eastAsia="宋体"/>
+                <w:color w:val="000000"/>
+                <w:sz w:val="22"/>
+                <w:szCs w:val="22"/>
+              </w:rPr>
+              <w:t>/</w:t>
+            </w:r>
+            <w:r>
+              <w:rPr>
+                <w:rFonts w:eastAsia="宋体"/>
+                <w:color w:val="000000"/>
+                <w:sz w:val="22"/>
+                <w:szCs w:val="22"/>
+              </w:rPr>
+              <w:t>集成</w:t>
+            </w:r>
+          </w:p>
+        </w:tc>
+        <w:tc>
+          <w:tcPr>
+            <w:tcW w:w="2256" w:type="dxa"/>
+            <w:tcMar>
+              <w:top w:w="80" w:type="dxa"/>
+              <w:left w:w="100" w:type="dxa"/>
+              <w:bottom w:w="80" w:type="dxa"/>
+              <w:right w:w="100" w:type="dxa"/>
+            </w:tcMar>
+          </w:tcPr>
+          <w:p>
+            <w:pPr>
+              <w:spacing w:line="300" w:lineRule="auto"/>
+            </w:pPr>
+            <w:r>
+              <w:rPr>
+                <w:rFonts w:eastAsia="宋体"/>
+                <w:color w:val="000000"/>
+                <w:sz w:val="22"/>
+                <w:szCs w:val="22"/>
+              </w:rPr>
+              <w:t>对应</w:t>
+            </w:r>
+            <w:r>
+              <w:rPr>
+                <w:rFonts w:eastAsia="宋体"/>
+                <w:color w:val="000000"/>
+                <w:sz w:val="22"/>
+                <w:szCs w:val="22"/>
+              </w:rPr>
+              <w:t xml:space="preserve"> /web/*</w:t>
+            </w:r>
+          </w:p>
+        </w:tc>
+        <w:tc>
+          <w:tcPr>
+            <w:tcW w:w="2256" w:type="dxa"/>
+            <w:tcMar>
+              <w:top w:w="80" w:type="dxa"/>
+              <w:left w:w="100" w:type="dxa"/>
+              <w:bottom w:w="80" w:type="dxa"/>
+              <w:right w:w="100" w:type="dxa"/>
+            </w:tcMar>
+          </w:tcPr>
+          <w:p>
+            <w:pPr>
+              <w:spacing w:line="300" w:lineRule="auto"/>
+            </w:pPr>
+            <w:r>
+              <w:rPr>
+                <w:rFonts w:eastAsia="宋体"/>
+                <w:color w:val="000000"/>
+                <w:sz w:val="22"/>
+                <w:szCs w:val="22"/>
+              </w:rPr>
+              <w:t>对应</w:t>
+            </w:r>
+            <w:r>
+              <w:rPr>
+                <w:rFonts w:eastAsia="宋体"/>
+                <w:color w:val="000000"/>
+                <w:sz w:val="22"/>
+                <w:szCs w:val="22"/>
+              </w:rPr>
+              <w:t xml:space="preserve"> </w:t>
+            </w:r>
+            <w:r>
+              <w:rPr>
+                <w:rFonts w:eastAsia="宋体"/>
+                <w:color w:val="000000"/>
+                <w:sz w:val="22"/>
+                <w:szCs w:val="22"/>
+              </w:rPr>
+              <w:t>*:read</w:t>
+            </w:r>
+          </w:p>
+        </w:tc>
+        <w:tc>
+          <w:tcPr>
+            <w:tcW w:w="2256" w:type="dxa"/>
+            <w:tcMar>
+              <w:top w:w="80" w:type="dxa"/>
+              <w:left w:w="100" w:type="dxa"/>
+              <w:bottom w:w="80" w:type="dxa"/>
+              <w:right w:w="100" w:type="dxa"/>
+            </w:tcMar>
+          </w:tcPr>
+          <w:p>
+            <w:pPr>
+              <w:spacing w:line="300" w:lineRule="auto"/>
+            </w:pPr>
+            <w:r>
+              <w:rPr>
+                <w:rFonts w:eastAsia="宋体"/>
+                <w:color w:val="000000"/>
+                <w:sz w:val="22"/>
+                <w:szCs w:val="22"/>
+              </w:rPr>
+              <w:t>当前正式页面为查询；写操作以实际入口为准</w:t>
+            </w:r>
+          </w:p>
+        </w:tc>
+      </w:tr>
+      <w:tr>
+        <w:trPr>
+          <w:cantSplit/>
+        </w:trPr>
+        <w:tc>
+          <w:tcPr>
+            <w:tcW w:w="2256" w:type="dxa"/>
+            <w:tcMar>
+              <w:top w:w="80" w:type="dxa"/>
+              <w:left w:w="100" w:type="dxa"/>
+              <w:bottom w:w="80" w:type="dxa"/>
+              <w:right w:w="100" w:type="dxa"/>
+            </w:tcMar>
+          </w:tcPr>
+          <w:p>
+            <w:pPr>
+              <w:spacing w:line="300" w:lineRule="auto"/>
+            </w:pPr>
+            <w:r>
+              <w:rPr>
+                <w:rFonts w:eastAsia="宋体"/>
+                <w:color w:val="000000"/>
+                <w:sz w:val="22"/>
+                <w:szCs w:val="22"/>
+              </w:rPr>
+              <w:t>移动事件</w:t>
+            </w:r>
+            <w:r>
+              <w:rPr>
+                <w:rFonts w:eastAsia="宋体"/>
+                <w:color w:val="000000"/>
+                <w:sz w:val="22"/>
+                <w:szCs w:val="22"/>
+              </w:rPr>
+              <w:t>/</w:t>
+            </w:r>
+            <w:r>
+              <w:rPr>
+                <w:rFonts w:eastAsia="宋体"/>
+                <w:color w:val="000000"/>
+                <w:sz w:val="22"/>
+                <w:szCs w:val="22"/>
+              </w:rPr>
+              <w:t>任务</w:t>
+            </w:r>
+          </w:p>
+        </w:tc>
+        <w:tc>
+          <w:tcPr>
+            <w:tcW w:w="2256" w:type="dxa"/>
+            <w:tcMar>
+              <w:top w:w="80" w:type="dxa"/>
+              <w:left w:w="100" w:type="dxa"/>
+              <w:bottom w:w="80" w:type="dxa"/>
+              <w:right w:w="100" w:type="dxa"/>
+            </w:tcMar>
+          </w:tcPr>
+          <w:p>
+            <w:pPr>
+              <w:spacing w:line="300" w:lineRule="auto"/>
+            </w:pPr>
+            <w:r>
+              <w:rPr>
+                <w:rFonts w:eastAsia="宋体"/>
+                <w:color w:val="000000"/>
+                <w:sz w:val="22"/>
+                <w:szCs w:val="22"/>
+              </w:rPr>
+              <w:t>/h5/events</w:t>
+            </w:r>
+            <w:r>
+              <w:rPr>
+                <w:rFonts w:eastAsia="宋体"/>
+                <w:color w:val="000000"/>
+                <w:sz w:val="22"/>
+                <w:szCs w:val="22"/>
+              </w:rPr>
+              <w:t>、</w:t>
+            </w:r>
+            <w:r>
+              <w:rPr>
+                <w:rFonts w:eastAsia="宋体"/>
+                <w:color w:val="000000"/>
+                <w:sz w:val="22"/>
+                <w:szCs w:val="22"/>
+              </w:rPr>
+              <w:t>/h5/tasks</w:t>
+            </w:r>
+          </w:p>
+        </w:tc>
+        <w:tc>
+          <w:tcPr>
+            <w:tcW w:w="2256" w:type="dxa"/>
+            <w:tcMar>
+              <w:top w:w="80" w:type="dxa"/>
+              <w:left w:w="100" w:type="dxa"/>
+              <w:bottom w:w="80" w:type="dxa"/>
+              <w:right w:w="100" w:type="dxa"/>
+            </w:tcMar>
+          </w:tcPr>
+          <w:p>
+            <w:pPr>
+              <w:spacing w:line="300" w:lineRule="auto"/>
+            </w:pPr>
+            <w:r>
+              <w:rPr>
+                <w:rFonts w:eastAsia="宋体"/>
+                <w:color w:val="000000"/>
+                <w:sz w:val="22"/>
+                <w:szCs w:val="22"/>
+              </w:rPr>
+              <w:t>incident:read</w:t>
+            </w:r>
+            <w:r>
+              <w:rPr>
+                <w:rFonts w:eastAsia="宋体"/>
+                <w:color w:val="000000"/>
+                <w:sz w:val="22"/>
+                <w:szCs w:val="22"/>
+              </w:rPr>
+              <w:t>、</w:t>
+            </w:r>
+            <w:r>
+              <w:rPr>
+                <w:rFonts w:eastAsia="宋体"/>
+                <w:color w:val="000000"/>
+                <w:sz w:val="22"/>
+                <w:szCs w:val="22"/>
+              </w:rPr>
+              <w:t>task:read</w:t>
+            </w:r>
+          </w:p>
+        </w:tc>
+        <w:tc>
+          <w:tcPr>
+            <w:tcW w:w="2256" w:type="dxa"/>
+            <w:tcMar>
+              <w:top w:w="80" w:type="dxa"/>
+              <w:left w:w="100" w:type="dxa"/>
+              <w:bottom w:w="80" w:type="dxa"/>
+              <w:right w:w="100" w:type="dxa"/>
+            </w:tcMar>
+          </w:tcPr>
+          <w:p>
+            <w:pPr>
+              <w:spacing w:line="300" w:lineRule="auto"/>
+            </w:pPr>
+            <w:r>
+              <w:rPr>
+                <w:rFonts w:eastAsia="宋体"/>
+                <w:color w:val="000000"/>
+                <w:sz w:val="22"/>
+                <w:szCs w:val="22"/>
+              </w:rPr>
+              <w:t>移动上报、接收和反馈</w:t>
+            </w:r>
+          </w:p>
+        </w:tc>
+      </w:tr>
+    </w:tbl>
+    <w:p>
+      <w:pPr>
+        <w:pStyle w:val="1"/>
+        <w:keepNext/>
+        <w:spacing w:before="240" w:after="160"/>
+        <w:rPr>
+          <w:rFonts w:eastAsia="黑体"/>
+          <w:b/>
+          <w:bCs/>
+        </w:rPr>
+      </w:pPr>
+      <w:bookmarkStart w:id="6" w:name="_Toc242715648"/>
+      <w:r>
+        <w:t xml:space="preserve">3 </w:t>
+      </w:r>
+      <w:r>
+        <w:t>角色与权限</w:t>
+      </w:r>
+      <w:bookmarkEnd w:id="6"/>
+    </w:p>
+    <w:p>
+      <w:pPr>
+        <w:spacing w:after="80"/>
+        <w:jc w:val="right"/>
+      </w:pPr>
+      <w:r>
+        <w:rPr>
+          <w:rFonts w:eastAsia="宋体"/>
+          <w:color w:val="000000"/>
+          <w:sz w:val="24"/>
+        </w:rPr>
+        <w:t>角色由统一中台提供，一个人员可拥有多个角色，最终以权限集合和数据范围为准。</w:t>
+      </w:r>
+    </w:p>
+    <w:p>
+      <w:pPr>
+        <w:keepNext/>
+        <w:jc w:val="center"/>
+      </w:pPr>
+      <w:r>
+        <w:rPr>
+          <w:rFonts w:eastAsia="宋体"/>
+          <w:b/>
+          <w:color w:val="000000"/>
+          <w:sz w:val="18"/>
+        </w:rPr>
+        <w:lastRenderedPageBreak/>
+        <w:t>表</w:t>
+      </w:r>
+      <w:r>
+        <w:rPr>
+          <w:rFonts w:eastAsia="宋体"/>
+          <w:b/>
+          <w:color w:val="000000"/>
+          <w:sz w:val="18"/>
+        </w:rPr>
+        <w:t xml:space="preserve"> 3-1 </w:t>
+      </w:r>
+      <w:r>
+        <w:rPr>
+          <w:rFonts w:eastAsia="宋体"/>
+          <w:b/>
+          <w:color w:val="000000"/>
+          <w:sz w:val="18"/>
+        </w:rPr>
+        <w:t>典型角色与操作边界</w:t>
       </w:r>
     </w:p>
     <w:tbl>
@@ -3428,7 +4160,7 @@
                 <w:sz w:val="24"/>
                 <w:szCs w:val="24"/>
               </w:rPr>
-              <w:t>入口</w:t>
+              <w:t>典型角色</w:t>
             </w:r>
           </w:p>
         </w:tc>
@@ -3456,7 +4188,7 @@
                 <w:sz w:val="24"/>
                 <w:szCs w:val="24"/>
               </w:rPr>
-              <w:t>路径</w:t>
+              <w:t>主要权限点</w:t>
             </w:r>
           </w:p>
         </w:tc>
@@ -3484,7 +4216,7 @@
                 <w:sz w:val="24"/>
                 <w:szCs w:val="24"/>
               </w:rPr>
-              <w:t>主要权限</w:t>
+              <w:t>允许操作</w:t>
             </w:r>
           </w:p>
         </w:tc>
@@ -3512,7 +4244,7 @@
                 <w:sz w:val="24"/>
                 <w:szCs w:val="24"/>
               </w:rPr>
-              <w:t>用途</w:t>
+              <w:t>禁止或受限操作</w:t>
             </w:r>
           </w:p>
         </w:tc>
@@ -3542,7 +4274,25 @@
                 <w:sz w:val="22"/>
                 <w:szCs w:val="22"/>
               </w:rPr>
-              <w:t>态势总览</w:t>
+              <w:t>应急指挥员</w:t>
+            </w:r>
+            <w:r>
+              <w:rPr>
+                <w:rFonts w:eastAsia="宋体"/>
+                <w:color w:val="000000"/>
+                <w:sz w:val="22"/>
+                <w:szCs w:val="22"/>
+              </w:rPr>
+              <w:t>/</w:t>
+            </w:r>
+            <w:r>
+              <w:rPr>
+                <w:rFonts w:eastAsia="宋体"/>
+                <w:color w:val="000000"/>
+                <w:sz w:val="22"/>
+                <w:szCs w:val="22"/>
+              </w:rPr>
+              <w:t>关闭评估人员</w:t>
             </w:r>
           </w:p>
         </w:tc>
@@ -3567,7 +4317,61 @@
                 <w:sz w:val="22"/>
                 <w:szCs w:val="22"/>
               </w:rPr>
-              <w:t>/web/overview</w:t>
+              <w:t>incident:verify</w:t>
+            </w:r>
+            <w:r>
+              <w:rPr>
+                <w:rFonts w:eastAsia="宋体"/>
+                <w:color w:val="000000"/>
+                <w:sz w:val="22"/>
+                <w:szCs w:val="22"/>
+              </w:rPr>
+              <w:t>、</w:t>
+            </w:r>
+            <w:r>
+              <w:rPr>
+                <w:rFonts w:eastAsia="宋体"/>
+                <w:color w:val="000000"/>
+                <w:sz w:val="22"/>
+                <w:szCs w:val="22"/>
+              </w:rPr>
+              <w:t>incident:start-response</w:t>
+            </w:r>
+            <w:r>
+              <w:rPr>
+                <w:rFonts w:eastAsia="宋体"/>
+                <w:color w:val="000000"/>
+                <w:sz w:val="22"/>
+                <w:szCs w:val="22"/>
+              </w:rPr>
+              <w:t>、</w:t>
+            </w:r>
+            <w:r>
+              <w:rPr>
+                <w:rFonts w:eastAsia="宋体"/>
+                <w:color w:val="000000"/>
+                <w:sz w:val="22"/>
+                <w:szCs w:val="22"/>
+              </w:rPr>
+              <w:t>incident:close</w:t>
+            </w:r>
+            <w:r>
+              <w:rPr>
+                <w:rFonts w:eastAsia="宋体"/>
+                <w:color w:val="000000"/>
+                <w:sz w:val="22"/>
+                <w:szCs w:val="22"/>
+              </w:rPr>
+              <w:t>、</w:t>
+            </w:r>
+            <w:r>
+              <w:rPr>
+                <w:rFonts w:eastAsia="宋体"/>
+                <w:color w:val="000000"/>
+                <w:sz w:val="22"/>
+                <w:szCs w:val="22"/>
+              </w:rPr>
+              <w:t>task:create</w:t>
             </w:r>
           </w:p>
         </w:tc>
@@ -3592,7 +4396,7 @@
                 <w:sz w:val="22"/>
                 <w:szCs w:val="22"/>
               </w:rPr>
-              <w:t>situation:read</w:t>
+              <w:t>核实、启动、统筹任务，在前置条件满足后关闭事件</w:t>
             </w:r>
           </w:p>
         </w:tc>
@@ -3617,25 +4421,7 @@
                 <w:sz w:val="22"/>
                 <w:szCs w:val="22"/>
               </w:rPr>
-              <w:t>事件、任务、</w:t>
-            </w:r>
-            <w:r>
-              <w:rPr>
-                <w:rFonts w:eastAsia="宋体"/>
-                <w:color w:val="000000"/>
-                <w:sz w:val="22"/>
-                <w:szCs w:val="22"/>
-              </w:rPr>
-              <w:t xml:space="preserve">GIS </w:t>
-            </w:r>
-            <w:r>
-              <w:rPr>
-                <w:rFonts w:eastAsia="宋体"/>
-                <w:color w:val="000000"/>
-                <w:sz w:val="22"/>
-                <w:szCs w:val="22"/>
-              </w:rPr>
-              <w:t>态势和系统状态概览</w:t>
+              <w:t>无授权不得关闭；不得绕过未完成任务或伪造报告引用</w:t>
             </w:r>
           </w:p>
         </w:tc>
@@ -3665,7 +4451,7 @@
                 <w:sz w:val="22"/>
                 <w:szCs w:val="22"/>
               </w:rPr>
-              <w:t>预案管理</w:t>
+              <w:t>现场安保员</w:t>
             </w:r>
           </w:p>
         </w:tc>
@@ -3690,7 +4476,61 @@
                 <w:sz w:val="22"/>
                 <w:szCs w:val="22"/>
               </w:rPr>
-              <w:t>/web/plans</w:t>
+              <w:t>incident:create</w:t>
+            </w:r>
+            <w:r>
+              <w:rPr>
+                <w:rFonts w:eastAsia="宋体"/>
+                <w:color w:val="000000"/>
+                <w:sz w:val="22"/>
+                <w:szCs w:val="22"/>
+              </w:rPr>
+              <w:t>、</w:t>
+            </w:r>
+            <w:r>
+              <w:rPr>
+                <w:rFonts w:eastAsia="宋体"/>
+                <w:color w:val="000000"/>
+                <w:sz w:val="22"/>
+                <w:szCs w:val="22"/>
+              </w:rPr>
+              <w:t>task:acknowledge</w:t>
+            </w:r>
+            <w:r>
+              <w:rPr>
+                <w:rFonts w:eastAsia="宋体"/>
+                <w:color w:val="000000"/>
+                <w:sz w:val="22"/>
+                <w:szCs w:val="22"/>
+              </w:rPr>
+              <w:t>、</w:t>
+            </w:r>
+            <w:r>
+              <w:rPr>
+                <w:rFonts w:eastAsia="宋体"/>
+                <w:color w:val="000000"/>
+                <w:sz w:val="22"/>
+                <w:szCs w:val="22"/>
+              </w:rPr>
+              <w:t>task:feedback</w:t>
+            </w:r>
+            <w:r>
+              <w:rPr>
+                <w:rFonts w:eastAsia="宋体"/>
+                <w:color w:val="000000"/>
+                <w:sz w:val="22"/>
+                <w:szCs w:val="22"/>
+              </w:rPr>
+              <w:t>、</w:t>
+            </w:r>
+            <w:r>
+              <w:rPr>
+                <w:rFonts w:eastAsia="宋体"/>
+                <w:color w:val="000000"/>
+                <w:sz w:val="22"/>
+                <w:szCs w:val="22"/>
+              </w:rPr>
+              <w:t>task:complete</w:t>
             </w:r>
           </w:p>
         </w:tc>
@@ -3715,7 +4555,7 @@
                 <w:sz w:val="22"/>
                 <w:szCs w:val="22"/>
               </w:rPr>
-              <w:t>plan:read</w:t>
+              <w:t>上报事件、接收和反馈任务</w:t>
             </w:r>
           </w:p>
         </w:tc>
@@ -3740,7 +4580,7 @@
                 <w:sz w:val="22"/>
                 <w:szCs w:val="22"/>
               </w:rPr>
-              <w:t>预案版本与编排工作台</w:t>
+              <w:t>未获授权不得核实、启动或关闭事件</w:t>
             </w:r>
           </w:p>
         </w:tc>
@@ -3770,7 +4610,7 @@
                 <w:sz w:val="22"/>
                 <w:szCs w:val="22"/>
               </w:rPr>
-              <w:t>事件管理</w:t>
+              <w:t>物资保障员</w:t>
             </w:r>
           </w:p>
         </w:tc>
@@ -3795,7 +4635,43 @@
                 <w:sz w:val="22"/>
                 <w:szCs w:val="22"/>
               </w:rPr>
-              <w:t>/web/incidents</w:t>
+              <w:t>resource:read</w:t>
+            </w:r>
+            <w:r>
+              <w:rPr>
+                <w:rFonts w:eastAsia="宋体"/>
+                <w:color w:val="000000"/>
+                <w:sz w:val="22"/>
+                <w:szCs w:val="22"/>
+              </w:rPr>
+              <w:t>、</w:t>
+            </w:r>
+            <w:r>
+              <w:rPr>
+                <w:rFonts w:eastAsia="宋体"/>
+                <w:color w:val="000000"/>
+                <w:sz w:val="22"/>
+                <w:szCs w:val="22"/>
+              </w:rPr>
+              <w:t>inventory:write</w:t>
+            </w:r>
+            <w:r>
+              <w:rPr>
+                <w:rFonts w:eastAsia="宋体"/>
+                <w:color w:val="000000"/>
+                <w:sz w:val="22"/>
+                <w:szCs w:val="22"/>
+              </w:rPr>
+              <w:t>、</w:t>
+            </w:r>
+            <w:r>
+              <w:rPr>
+                <w:rFonts w:eastAsia="宋体"/>
+                <w:color w:val="000000"/>
+                <w:sz w:val="22"/>
+                <w:szCs w:val="22"/>
+              </w:rPr>
+              <w:t>task:feedback</w:t>
             </w:r>
           </w:p>
         </w:tc>
@@ -3820,7 +4696,7 @@
                 <w:sz w:val="22"/>
                 <w:szCs w:val="22"/>
               </w:rPr>
-              <w:t>incident:read</w:t>
+              <w:t>查询资源、盘点和反馈</w:t>
             </w:r>
           </w:p>
         </w:tc>
@@ -3845,7 +4721,7 @@
                 <w:sz w:val="22"/>
                 <w:szCs w:val="22"/>
               </w:rPr>
-              <w:t>上报、核实、启动处置</w:t>
+              <w:t>页面无正式入口时不得把演示按钮当生产操作</w:t>
             </w:r>
           </w:p>
         </w:tc>
@@ -3875,7 +4751,7 @@
                 <w:sz w:val="22"/>
                 <w:szCs w:val="22"/>
               </w:rPr>
-              <w:t>应急任务</w:t>
+              <w:t>值班人员</w:t>
             </w:r>
           </w:p>
         </w:tc>
@@ -3900,7 +4776,43 @@
                 <w:sz w:val="22"/>
                 <w:szCs w:val="22"/>
               </w:rPr>
-              <w:t>/web/tasks</w:t>
+              <w:t>duty:read</w:t>
+            </w:r>
+            <w:r>
+              <w:rPr>
+                <w:rFonts w:eastAsia="宋体"/>
+                <w:color w:val="000000"/>
+                <w:sz w:val="22"/>
+                <w:szCs w:val="22"/>
+              </w:rPr>
+              <w:t>、</w:t>
+            </w:r>
+            <w:r>
+              <w:rPr>
+                <w:rFonts w:eastAsia="宋体"/>
+                <w:color w:val="000000"/>
+                <w:sz w:val="22"/>
+                <w:szCs w:val="22"/>
+              </w:rPr>
+              <w:t>attendance:write</w:t>
+            </w:r>
+            <w:r>
+              <w:rPr>
+                <w:rFonts w:eastAsia="宋体"/>
+                <w:color w:val="000000"/>
+                <w:sz w:val="22"/>
+                <w:szCs w:val="22"/>
+              </w:rPr>
+              <w:t>、</w:t>
+            </w:r>
+            <w:r>
+              <w:rPr>
+                <w:rFonts w:eastAsia="宋体"/>
+                <w:color w:val="000000"/>
+                <w:sz w:val="22"/>
+                <w:szCs w:val="22"/>
+              </w:rPr>
+              <w:t>incident:create</w:t>
             </w:r>
           </w:p>
         </w:tc>
@@ -3925,7 +4837,7 @@
                 <w:sz w:val="22"/>
                 <w:szCs w:val="22"/>
               </w:rPr>
-              <w:t>task:read</w:t>
+              <w:t>查看值班、扫码打卡、上报发现</w:t>
             </w:r>
           </w:p>
         </w:tc>
@@ -3950,7 +4862,7 @@
                 <w:sz w:val="22"/>
                 <w:szCs w:val="22"/>
               </w:rPr>
-              <w:t>临时任务、接收、反馈、催办、完成</w:t>
+              <w:t>不得查看超出数据范围的记录</w:t>
             </w:r>
           </w:p>
         </w:tc>
@@ -3980,7 +4892,7 @@
                 <w:sz w:val="22"/>
                 <w:szCs w:val="22"/>
               </w:rPr>
-              <w:t>指挥态势</w:t>
+              <w:t>系统管理员</w:t>
             </w:r>
           </w:p>
         </w:tc>
@@ -4005,7 +4917,7 @@
                 <w:sz w:val="22"/>
                 <w:szCs w:val="22"/>
               </w:rPr>
-              <w:t>/web/situation</w:t>
+              <w:t>中台分配的配置和集成权限</w:t>
             </w:r>
           </w:p>
         </w:tc>
@@ -4030,7 +4942,7 @@
                 <w:sz w:val="22"/>
                 <w:szCs w:val="22"/>
               </w:rPr>
-              <w:t>situation:read</w:t>
+              <w:t>配置角色映射、接口参数和字典</w:t>
             </w:r>
           </w:p>
         </w:tc>
@@ -4055,692 +4967,7 @@
                 <w:sz w:val="22"/>
                 <w:szCs w:val="22"/>
               </w:rPr>
-              <w:t>事件态势、位置、视频和安防信息</w:t>
-            </w:r>
-          </w:p>
-        </w:tc>
-      </w:tr>
-      <w:tr>
-        <w:trPr>
-          <w:cantSplit/>
-        </w:trPr>
-        <w:tc>
-          <w:tcPr>
-            <w:tcW w:w="2256" w:type="dxa"/>
-            <w:tcMar>
-              <w:top w:w="80" w:type="dxa"/>
-              <w:left w:w="100" w:type="dxa"/>
-              <w:bottom w:w="80" w:type="dxa"/>
-              <w:right w:w="100" w:type="dxa"/>
-            </w:tcMar>
-          </w:tcPr>
-          <w:p>
-            <w:pPr>
-              <w:spacing w:line="300" w:lineRule="auto"/>
-            </w:pPr>
-            <w:r>
-              <w:rPr>
-                <w:rFonts w:eastAsia="宋体"/>
-                <w:color w:val="000000"/>
-                <w:sz w:val="22"/>
-                <w:szCs w:val="22"/>
-              </w:rPr>
-              <w:t>人员与物资</w:t>
-            </w:r>
-          </w:p>
-        </w:tc>
-        <w:tc>
-          <w:tcPr>
-            <w:tcW w:w="2256" w:type="dxa"/>
-            <w:tcMar>
-              <w:top w:w="80" w:type="dxa"/>
-              <w:left w:w="100" w:type="dxa"/>
-              <w:bottom w:w="80" w:type="dxa"/>
-              <w:right w:w="100" w:type="dxa"/>
-            </w:tcMar>
-          </w:tcPr>
-          <w:p>
-            <w:pPr>
-              <w:spacing w:line="300" w:lineRule="auto"/>
-            </w:pPr>
-            <w:r>
-              <w:rPr>
-                <w:rFonts w:eastAsia="宋体"/>
-                <w:color w:val="000000"/>
-                <w:sz w:val="22"/>
-                <w:szCs w:val="22"/>
-              </w:rPr>
-              <w:t>/web/resources</w:t>
-            </w:r>
-          </w:p>
-        </w:tc>
-        <w:tc>
-          <w:tcPr>
-            <w:tcW w:w="2256" w:type="dxa"/>
-            <w:tcMar>
-              <w:top w:w="80" w:type="dxa"/>
-              <w:left w:w="100" w:type="dxa"/>
-              <w:bottom w:w="80" w:type="dxa"/>
-              <w:right w:w="100" w:type="dxa"/>
-            </w:tcMar>
-          </w:tcPr>
-          <w:p>
-            <w:pPr>
-              <w:spacing w:line="300" w:lineRule="auto"/>
-            </w:pPr>
-            <w:r>
-              <w:rPr>
-                <w:rFonts w:eastAsia="宋体"/>
-                <w:color w:val="000000"/>
-                <w:sz w:val="22"/>
-                <w:szCs w:val="22"/>
-              </w:rPr>
-              <w:t>resource:read</w:t>
-            </w:r>
-          </w:p>
-        </w:tc>
-        <w:tc>
-          <w:tcPr>
-            <w:tcW w:w="2256" w:type="dxa"/>
-            <w:tcMar>
-              <w:top w:w="80" w:type="dxa"/>
-              <w:left w:w="100" w:type="dxa"/>
-              <w:bottom w:w="80" w:type="dxa"/>
-              <w:right w:w="100" w:type="dxa"/>
-            </w:tcMar>
-          </w:tcPr>
-          <w:p>
-            <w:pPr>
-              <w:spacing w:line="300" w:lineRule="auto"/>
-            </w:pPr>
-            <w:r>
-              <w:rPr>
-                <w:rFonts w:eastAsia="宋体"/>
-                <w:color w:val="000000"/>
-                <w:sz w:val="22"/>
-                <w:szCs w:val="22"/>
-              </w:rPr>
-              <w:t>资源台账、盘点和差异</w:t>
-            </w:r>
-          </w:p>
-        </w:tc>
-      </w:tr>
-      <w:tr>
-        <w:trPr>
-          <w:cantSplit/>
-        </w:trPr>
-        <w:tc>
-          <w:tcPr>
-            <w:tcW w:w="2256" w:type="dxa"/>
-            <w:tcMar>
-              <w:top w:w="80" w:type="dxa"/>
-              <w:left w:w="100" w:type="dxa"/>
-              <w:bottom w:w="80" w:type="dxa"/>
-              <w:right w:w="100" w:type="dxa"/>
-            </w:tcMar>
-          </w:tcPr>
-          <w:p>
-            <w:pPr>
-              <w:spacing w:line="300" w:lineRule="auto"/>
-            </w:pPr>
-            <w:r>
-              <w:rPr>
-                <w:rFonts w:eastAsia="宋体"/>
-                <w:color w:val="000000"/>
-                <w:sz w:val="22"/>
-                <w:szCs w:val="22"/>
-              </w:rPr>
-              <w:t>演练管理</w:t>
-            </w:r>
-          </w:p>
-        </w:tc>
-        <w:tc>
-          <w:tcPr>
-            <w:tcW w:w="2256" w:type="dxa"/>
-            <w:tcMar>
-              <w:top w:w="80" w:type="dxa"/>
-              <w:left w:w="100" w:type="dxa"/>
-              <w:bottom w:w="80" w:type="dxa"/>
-              <w:right w:w="100" w:type="dxa"/>
-            </w:tcMar>
-          </w:tcPr>
-          <w:p>
-            <w:pPr>
-              <w:spacing w:line="300" w:lineRule="auto"/>
-            </w:pPr>
-            <w:r>
-              <w:rPr>
-                <w:rFonts w:eastAsia="宋体"/>
-                <w:color w:val="000000"/>
-                <w:sz w:val="22"/>
-                <w:szCs w:val="22"/>
-              </w:rPr>
-              <w:t>/web/drills</w:t>
-            </w:r>
-          </w:p>
-        </w:tc>
-        <w:tc>
-          <w:tcPr>
-            <w:tcW w:w="2256" w:type="dxa"/>
-            <w:tcMar>
-              <w:top w:w="80" w:type="dxa"/>
-              <w:left w:w="100" w:type="dxa"/>
-              <w:bottom w:w="80" w:type="dxa"/>
-              <w:right w:w="100" w:type="dxa"/>
-            </w:tcMar>
-          </w:tcPr>
-          <w:p>
-            <w:pPr>
-              <w:spacing w:line="300" w:lineRule="auto"/>
-            </w:pPr>
-            <w:r>
-              <w:rPr>
-                <w:rFonts w:eastAsia="宋体"/>
-                <w:color w:val="000000"/>
-                <w:sz w:val="22"/>
-                <w:szCs w:val="22"/>
-              </w:rPr>
-              <w:t>drill:read</w:t>
-            </w:r>
-          </w:p>
-        </w:tc>
-        <w:tc>
-          <w:tcPr>
-            <w:tcW w:w="2256" w:type="dxa"/>
-            <w:tcMar>
-              <w:top w:w="80" w:type="dxa"/>
-              <w:left w:w="100" w:type="dxa"/>
-              <w:bottom w:w="80" w:type="dxa"/>
-              <w:right w:w="100" w:type="dxa"/>
-            </w:tcMar>
-          </w:tcPr>
-          <w:p>
-            <w:pPr>
-              <w:spacing w:line="300" w:lineRule="auto"/>
-            </w:pPr>
-            <w:r>
-              <w:rPr>
-                <w:rFonts w:eastAsia="宋体"/>
-                <w:color w:val="000000"/>
-                <w:sz w:val="22"/>
-                <w:szCs w:val="22"/>
-              </w:rPr>
-              <w:t>演练计划、执行和评估</w:t>
-            </w:r>
-          </w:p>
-        </w:tc>
-      </w:tr>
-      <w:tr>
-        <w:trPr>
-          <w:cantSplit/>
-        </w:trPr>
-        <w:tc>
-          <w:tcPr>
-            <w:tcW w:w="2256" w:type="dxa"/>
-            <w:tcMar>
-              <w:top w:w="80" w:type="dxa"/>
-              <w:left w:w="100" w:type="dxa"/>
-              <w:bottom w:w="80" w:type="dxa"/>
-              <w:right w:w="100" w:type="dxa"/>
-            </w:tcMar>
-          </w:tcPr>
-          <w:p>
-            <w:pPr>
-              <w:spacing w:line="300" w:lineRule="auto"/>
-            </w:pPr>
-            <w:r>
-              <w:rPr>
-                <w:rFonts w:eastAsia="宋体"/>
-                <w:color w:val="000000"/>
-                <w:sz w:val="22"/>
-                <w:szCs w:val="22"/>
-              </w:rPr>
-              <w:t>值班与打卡</w:t>
-            </w:r>
-          </w:p>
-        </w:tc>
-        <w:tc>
-          <w:tcPr>
-            <w:tcW w:w="2256" w:type="dxa"/>
-            <w:tcMar>
-              <w:top w:w="80" w:type="dxa"/>
-              <w:left w:w="100" w:type="dxa"/>
-              <w:bottom w:w="80" w:type="dxa"/>
-              <w:right w:w="100" w:type="dxa"/>
-            </w:tcMar>
-          </w:tcPr>
-          <w:p>
-            <w:pPr>
-              <w:spacing w:line="300" w:lineRule="auto"/>
-            </w:pPr>
-            <w:r>
-              <w:rPr>
-                <w:rFonts w:eastAsia="宋体"/>
-                <w:color w:val="000000"/>
-                <w:sz w:val="22"/>
-                <w:szCs w:val="22"/>
-              </w:rPr>
-              <w:t>/web/duty</w:t>
-            </w:r>
-          </w:p>
-        </w:tc>
-        <w:tc>
-          <w:tcPr>
-            <w:tcW w:w="2256" w:type="dxa"/>
-            <w:tcMar>
-              <w:top w:w="80" w:type="dxa"/>
-              <w:left w:w="100" w:type="dxa"/>
-              <w:bottom w:w="80" w:type="dxa"/>
-              <w:right w:w="100" w:type="dxa"/>
-            </w:tcMar>
-          </w:tcPr>
-          <w:p>
-            <w:pPr>
-              <w:spacing w:line="300" w:lineRule="auto"/>
-            </w:pPr>
-            <w:r>
-              <w:rPr>
-                <w:rFonts w:eastAsia="宋体"/>
-                <w:color w:val="000000"/>
-                <w:sz w:val="22"/>
-                <w:szCs w:val="22"/>
-              </w:rPr>
-              <w:t>duty:read</w:t>
-            </w:r>
-          </w:p>
-        </w:tc>
-        <w:tc>
-          <w:tcPr>
-            <w:tcW w:w="2256" w:type="dxa"/>
-            <w:tcMar>
-              <w:top w:w="80" w:type="dxa"/>
-              <w:left w:w="100" w:type="dxa"/>
-              <w:bottom w:w="80" w:type="dxa"/>
-              <w:right w:w="100" w:type="dxa"/>
-            </w:tcMar>
-          </w:tcPr>
-          <w:p>
-            <w:pPr>
-              <w:spacing w:line="300" w:lineRule="auto"/>
-            </w:pPr>
-            <w:r>
-              <w:rPr>
-                <w:rFonts w:eastAsia="宋体"/>
-                <w:color w:val="000000"/>
-                <w:sz w:val="22"/>
-                <w:szCs w:val="22"/>
-              </w:rPr>
-              <w:t>值班、点位和到岗情况</w:t>
-            </w:r>
-          </w:p>
-        </w:tc>
-      </w:tr>
-      <w:tr>
-        <w:trPr>
-          <w:cantSplit/>
-        </w:trPr>
-        <w:tc>
-          <w:tcPr>
-            <w:tcW w:w="2256" w:type="dxa"/>
-            <w:tcMar>
-              <w:top w:w="80" w:type="dxa"/>
-              <w:left w:w="100" w:type="dxa"/>
-              <w:bottom w:w="80" w:type="dxa"/>
-              <w:right w:w="100" w:type="dxa"/>
-            </w:tcMar>
-          </w:tcPr>
-          <w:p>
-            <w:pPr>
-              <w:spacing w:line="300" w:lineRule="auto"/>
-            </w:pPr>
-            <w:r>
-              <w:rPr>
-                <w:rFonts w:eastAsia="宋体"/>
-                <w:color w:val="000000"/>
-                <w:sz w:val="22"/>
-                <w:szCs w:val="22"/>
-              </w:rPr>
-              <w:lastRenderedPageBreak/>
-              <w:t>知识管理</w:t>
-            </w:r>
-          </w:p>
-        </w:tc>
-        <w:tc>
-          <w:tcPr>
-            <w:tcW w:w="2256" w:type="dxa"/>
-            <w:tcMar>
-              <w:top w:w="80" w:type="dxa"/>
-              <w:left w:w="100" w:type="dxa"/>
-              <w:bottom w:w="80" w:type="dxa"/>
-              <w:right w:w="100" w:type="dxa"/>
-            </w:tcMar>
-          </w:tcPr>
-          <w:p>
-            <w:pPr>
-              <w:spacing w:line="300" w:lineRule="auto"/>
-            </w:pPr>
-            <w:r>
-              <w:rPr>
-                <w:rFonts w:eastAsia="宋体"/>
-                <w:color w:val="000000"/>
-                <w:sz w:val="22"/>
-                <w:szCs w:val="22"/>
-              </w:rPr>
-              <w:t>/web/knowledge</w:t>
-            </w:r>
-          </w:p>
-        </w:tc>
-        <w:tc>
-          <w:tcPr>
-            <w:tcW w:w="2256" w:type="dxa"/>
-            <w:tcMar>
-              <w:top w:w="80" w:type="dxa"/>
-              <w:left w:w="100" w:type="dxa"/>
-              <w:bottom w:w="80" w:type="dxa"/>
-              <w:right w:w="100" w:type="dxa"/>
-            </w:tcMar>
-          </w:tcPr>
-          <w:p>
-            <w:pPr>
-              <w:spacing w:line="300" w:lineRule="auto"/>
-            </w:pPr>
-            <w:r>
-              <w:rPr>
-                <w:rFonts w:eastAsia="宋体"/>
-                <w:color w:val="000000"/>
-                <w:sz w:val="22"/>
-                <w:szCs w:val="22"/>
-              </w:rPr>
-              <w:t>knowledge:read</w:t>
-            </w:r>
-          </w:p>
-        </w:tc>
-        <w:tc>
-          <w:tcPr>
-            <w:tcW w:w="2256" w:type="dxa"/>
-            <w:tcMar>
-              <w:top w:w="80" w:type="dxa"/>
-              <w:left w:w="100" w:type="dxa"/>
-              <w:bottom w:w="80" w:type="dxa"/>
-              <w:right w:w="100" w:type="dxa"/>
-            </w:tcMar>
-          </w:tcPr>
-          <w:p>
-            <w:pPr>
-              <w:spacing w:line="300" w:lineRule="auto"/>
-            </w:pPr>
-            <w:r>
-              <w:rPr>
-                <w:rFonts w:eastAsia="宋体"/>
-                <w:color w:val="000000"/>
-                <w:sz w:val="22"/>
-                <w:szCs w:val="22"/>
-              </w:rPr>
-              <w:t>应急知识与案例检索</w:t>
-            </w:r>
-          </w:p>
-        </w:tc>
-      </w:tr>
-      <w:tr>
-        <w:trPr>
-          <w:cantSplit/>
-        </w:trPr>
-        <w:tc>
-          <w:tcPr>
-            <w:tcW w:w="2256" w:type="dxa"/>
-            <w:tcMar>
-              <w:top w:w="80" w:type="dxa"/>
-              <w:left w:w="100" w:type="dxa"/>
-              <w:bottom w:w="80" w:type="dxa"/>
-              <w:right w:w="100" w:type="dxa"/>
-            </w:tcMar>
-          </w:tcPr>
-          <w:p>
-            <w:pPr>
-              <w:spacing w:line="300" w:lineRule="auto"/>
-            </w:pPr>
-            <w:r>
-              <w:rPr>
-                <w:rFonts w:eastAsia="宋体"/>
-                <w:color w:val="000000"/>
-                <w:sz w:val="22"/>
-                <w:szCs w:val="22"/>
-              </w:rPr>
-              <w:t>系统对接</w:t>
-            </w:r>
-          </w:p>
-        </w:tc>
-        <w:tc>
-          <w:tcPr>
-            <w:tcW w:w="2256" w:type="dxa"/>
-            <w:tcMar>
-              <w:top w:w="80" w:type="dxa"/>
-              <w:left w:w="100" w:type="dxa"/>
-              <w:bottom w:w="80" w:type="dxa"/>
-              <w:right w:w="100" w:type="dxa"/>
-            </w:tcMar>
-          </w:tcPr>
-          <w:p>
-            <w:pPr>
-              <w:spacing w:line="300" w:lineRule="auto"/>
-            </w:pPr>
-            <w:r>
-              <w:rPr>
-                <w:rFonts w:eastAsia="宋体"/>
-                <w:color w:val="000000"/>
-                <w:sz w:val="22"/>
-                <w:szCs w:val="22"/>
-              </w:rPr>
-              <w:t>/web/integrations</w:t>
-            </w:r>
-          </w:p>
-        </w:tc>
-        <w:tc>
-          <w:tcPr>
-            <w:tcW w:w="2256" w:type="dxa"/>
-            <w:tcMar>
-              <w:top w:w="80" w:type="dxa"/>
-              <w:left w:w="100" w:type="dxa"/>
-              <w:bottom w:w="80" w:type="dxa"/>
-              <w:right w:w="100" w:type="dxa"/>
-            </w:tcMar>
-          </w:tcPr>
-          <w:p>
-            <w:pPr>
-              <w:spacing w:line="300" w:lineRule="auto"/>
-            </w:pPr>
-            <w:r>
-              <w:rPr>
-                <w:rFonts w:eastAsia="宋体"/>
-                <w:color w:val="000000"/>
-                <w:sz w:val="22"/>
-                <w:szCs w:val="22"/>
-              </w:rPr>
-              <w:t>integration:read</w:t>
-            </w:r>
-          </w:p>
-        </w:tc>
-        <w:tc>
-          <w:tcPr>
-            <w:tcW w:w="2256" w:type="dxa"/>
-            <w:tcMar>
-              <w:top w:w="80" w:type="dxa"/>
-              <w:left w:w="100" w:type="dxa"/>
-              <w:bottom w:w="80" w:type="dxa"/>
-              <w:right w:w="100" w:type="dxa"/>
-            </w:tcMar>
-          </w:tcPr>
-          <w:p>
-            <w:pPr>
-              <w:spacing w:line="300" w:lineRule="auto"/>
-            </w:pPr>
-            <w:r>
-              <w:rPr>
-                <w:rFonts w:eastAsia="宋体"/>
-                <w:color w:val="000000"/>
-                <w:sz w:val="22"/>
-                <w:szCs w:val="22"/>
-              </w:rPr>
-              <w:t>外部端口状态和降级记录</w:t>
-            </w:r>
-          </w:p>
-        </w:tc>
-      </w:tr>
-      <w:tr>
-        <w:trPr>
-          <w:cantSplit/>
-        </w:trPr>
-        <w:tc>
-          <w:tcPr>
-            <w:tcW w:w="2256" w:type="dxa"/>
-            <w:tcMar>
-              <w:top w:w="80" w:type="dxa"/>
-              <w:left w:w="100" w:type="dxa"/>
-              <w:bottom w:w="80" w:type="dxa"/>
-              <w:right w:w="100" w:type="dxa"/>
-            </w:tcMar>
-          </w:tcPr>
-          <w:p>
-            <w:pPr>
-              <w:spacing w:line="300" w:lineRule="auto"/>
-            </w:pPr>
-            <w:r>
-              <w:rPr>
-                <w:rFonts w:eastAsia="宋体"/>
-                <w:color w:val="000000"/>
-                <w:sz w:val="22"/>
-                <w:szCs w:val="22"/>
-              </w:rPr>
-              <w:t>移动事件</w:t>
-            </w:r>
-            <w:r>
-              <w:rPr>
-                <w:rFonts w:eastAsia="宋体"/>
-                <w:color w:val="000000"/>
-                <w:sz w:val="22"/>
-                <w:szCs w:val="22"/>
-              </w:rPr>
-              <w:t>/</w:t>
-            </w:r>
-            <w:r>
-              <w:rPr>
-                <w:rFonts w:eastAsia="宋体"/>
-                <w:color w:val="000000"/>
-                <w:sz w:val="22"/>
-                <w:szCs w:val="22"/>
-              </w:rPr>
-              <w:t>任务</w:t>
-            </w:r>
-          </w:p>
-        </w:tc>
-        <w:tc>
-          <w:tcPr>
-            <w:tcW w:w="2256" w:type="dxa"/>
-            <w:tcMar>
-              <w:top w:w="80" w:type="dxa"/>
-              <w:left w:w="100" w:type="dxa"/>
-              <w:bottom w:w="80" w:type="dxa"/>
-              <w:right w:w="100" w:type="dxa"/>
-            </w:tcMar>
-          </w:tcPr>
-          <w:p>
-            <w:pPr>
-              <w:spacing w:line="300" w:lineRule="auto"/>
-            </w:pPr>
-            <w:r>
-              <w:rPr>
-                <w:rFonts w:eastAsia="宋体"/>
-                <w:color w:val="000000"/>
-                <w:sz w:val="22"/>
-                <w:szCs w:val="22"/>
-              </w:rPr>
-              <w:t>/h5/events</w:t>
-            </w:r>
-            <w:r>
-              <w:rPr>
-                <w:rFonts w:eastAsia="宋体"/>
-                <w:color w:val="000000"/>
-                <w:sz w:val="22"/>
-                <w:szCs w:val="22"/>
-              </w:rPr>
-              <w:t>、</w:t>
-            </w:r>
-            <w:r>
-              <w:rPr>
-                <w:rFonts w:eastAsia="宋体"/>
-                <w:color w:val="000000"/>
-                <w:sz w:val="22"/>
-                <w:szCs w:val="22"/>
-              </w:rPr>
-              <w:t>/h5/tasks</w:t>
-            </w:r>
-          </w:p>
-        </w:tc>
-        <w:tc>
-          <w:tcPr>
-            <w:tcW w:w="2256" w:type="dxa"/>
-            <w:tcMar>
-              <w:top w:w="80" w:type="dxa"/>
-              <w:left w:w="100" w:type="dxa"/>
-              <w:bottom w:w="80" w:type="dxa"/>
-              <w:right w:w="100" w:type="dxa"/>
-            </w:tcMar>
-          </w:tcPr>
-          <w:p>
-            <w:pPr>
-              <w:spacing w:line="300" w:lineRule="auto"/>
-            </w:pPr>
-            <w:r>
-              <w:rPr>
-                <w:rFonts w:eastAsia="宋体"/>
-                <w:color w:val="000000"/>
-                <w:sz w:val="22"/>
-                <w:szCs w:val="22"/>
-              </w:rPr>
-              <w:t>incident:read</w:t>
-            </w:r>
-            <w:r>
-              <w:rPr>
-                <w:rFonts w:eastAsia="宋体"/>
-                <w:color w:val="000000"/>
-                <w:sz w:val="22"/>
-                <w:szCs w:val="22"/>
-              </w:rPr>
-              <w:t>、</w:t>
-            </w:r>
-            <w:r>
-              <w:rPr>
-                <w:rFonts w:eastAsia="宋体"/>
-                <w:color w:val="000000"/>
-                <w:sz w:val="22"/>
-                <w:szCs w:val="22"/>
-              </w:rPr>
-              <w:t>task:read</w:t>
-            </w:r>
-          </w:p>
-        </w:tc>
-        <w:tc>
-          <w:tcPr>
-            <w:tcW w:w="2256" w:type="dxa"/>
-            <w:tcMar>
-              <w:top w:w="80" w:type="dxa"/>
-              <w:left w:w="100" w:type="dxa"/>
-              <w:bottom w:w="80" w:type="dxa"/>
-              <w:right w:w="100" w:type="dxa"/>
-            </w:tcMar>
-          </w:tcPr>
-          <w:p>
-            <w:pPr>
-              <w:spacing w:line="300" w:lineRule="auto"/>
-            </w:pPr>
-            <w:r>
-              <w:rPr>
-                <w:rFonts w:eastAsia="宋体"/>
-                <w:color w:val="000000"/>
-                <w:sz w:val="22"/>
-                <w:szCs w:val="22"/>
-              </w:rPr>
-              <w:t>移动上报、接收和反馈</w:t>
+              <w:t>不得替代业务审批或删除审计事实</w:t>
             </w:r>
           </w:p>
         </w:tc>
@@ -4757,1028 +4984,14 @@
           <w:bCs/>
         </w:rPr>
       </w:pPr>
-      <w:bookmarkStart w:id="7" w:name="_Toc242645978"/>
-      <w:r>
-        <w:t xml:space="preserve">3 </w:t>
-      </w:r>
-      <w:r>
-        <w:t>角色与权限</w:t>
+      <w:bookmarkStart w:id="7" w:name="_Toc242715649"/>
+      <w:r>
+        <w:t xml:space="preserve">4 </w:t>
+      </w:r>
+      <w:r>
+        <w:t>事件全流程</w:t>
       </w:r>
       <w:bookmarkEnd w:id="7"/>
-    </w:p>
-    <w:p>
-      <w:pPr>
-        <w:spacing w:after="80"/>
-        <w:jc w:val="right"/>
-      </w:pPr>
-      <w:r>
-        <w:rPr>
-          <w:rFonts w:eastAsia="宋体"/>
-          <w:color w:val="000000"/>
-          <w:sz w:val="24"/>
-        </w:rPr>
-        <w:t>角色由统一中台提供，应用按权限点控制页面和按钮。一个人员可拥有多个角色，最终以返回的权限集合和数据范围为准。</w:t>
-      </w:r>
-    </w:p>
-    <w:p>
-      <w:pPr>
-        <w:keepNext/>
-        <w:jc w:val="center"/>
-      </w:pPr>
-      <w:r>
-        <w:rPr>
-          <w:rFonts w:eastAsia="宋体"/>
-          <w:b/>
-          <w:color w:val="000000"/>
-          <w:sz w:val="18"/>
-        </w:rPr>
-        <w:t>表</w:t>
-      </w:r>
-      <w:r>
-        <w:rPr>
-          <w:rFonts w:eastAsia="宋体"/>
-          <w:b/>
-          <w:color w:val="000000"/>
-          <w:sz w:val="18"/>
-        </w:rPr>
-        <w:t xml:space="preserve"> 3-1 </w:t>
-      </w:r>
-      <w:r>
-        <w:rPr>
-          <w:rFonts w:eastAsia="宋体"/>
-          <w:b/>
-          <w:color w:val="000000"/>
-          <w:sz w:val="18"/>
-        </w:rPr>
-        <w:t>典型角色与操作边界</w:t>
-      </w:r>
-    </w:p>
-    <w:tbl>
-      <w:tblPr>
-        <w:tblW w:w="5000" w:type="pct"/>
-        <w:tblBorders>
-          <w:top w:val="single" w:sz="2" w:space="0" w:color="8A9BA8"/>
-          <w:left w:val="single" w:sz="2" w:space="0" w:color="8A9BA8"/>
-          <w:bottom w:val="single" w:sz="2" w:space="0" w:color="8A9BA8"/>
-          <w:right w:val="single" w:sz="2" w:space="0" w:color="8A9BA8"/>
-          <w:insideH w:val="single" w:sz="2" w:space="0" w:color="8A9BA8"/>
-          <w:insideV w:val="single" w:sz="2" w:space="0" w:color="8A9BA8"/>
-        </w:tblBorders>
-        <w:tblCellMar>
-          <w:left w:w="10" w:type="dxa"/>
-          <w:right w:w="10" w:type="dxa"/>
-        </w:tblCellMar>
-        <w:tblLook w:val="04A0" w:firstRow="1" w:lastRow="0" w:firstColumn="1" w:lastColumn="0" w:noHBand="0" w:noVBand="1"/>
-      </w:tblPr>
-      <w:tblGrid>
-        <w:gridCol w:w="2254"/>
-        <w:gridCol w:w="2256"/>
-        <w:gridCol w:w="2255"/>
-        <w:gridCol w:w="2255"/>
-      </w:tblGrid>
-      <w:tr>
-        <w:trPr>
-          <w:cantSplit/>
-          <w:tblHeader/>
-        </w:trPr>
-        <w:tc>
-          <w:tcPr>
-            <w:tcW w:w="2256" w:type="dxa"/>
-            <w:shd w:val="clear" w:color="auto" w:fill="DCE6F1"/>
-            <w:tcMar>
-              <w:top w:w="80" w:type="dxa"/>
-              <w:left w:w="100" w:type="dxa"/>
-              <w:bottom w:w="80" w:type="dxa"/>
-              <w:right w:w="100" w:type="dxa"/>
-            </w:tcMar>
-          </w:tcPr>
-          <w:p>
-            <w:pPr>
-              <w:spacing w:line="300" w:lineRule="auto"/>
-            </w:pPr>
-            <w:r>
-              <w:rPr>
-                <w:rFonts w:eastAsia="宋体"/>
-                <w:b/>
-                <w:bCs/>
-                <w:color w:val="000000"/>
-                <w:sz w:val="24"/>
-                <w:szCs w:val="24"/>
-              </w:rPr>
-              <w:t>典型角色</w:t>
-            </w:r>
-          </w:p>
-        </w:tc>
-        <w:tc>
-          <w:tcPr>
-            <w:tcW w:w="2256" w:type="dxa"/>
-            <w:shd w:val="clear" w:color="auto" w:fill="DCE6F1"/>
-            <w:tcMar>
-              <w:top w:w="80" w:type="dxa"/>
-              <w:left w:w="100" w:type="dxa"/>
-              <w:bottom w:w="80" w:type="dxa"/>
-              <w:right w:w="100" w:type="dxa"/>
-            </w:tcMar>
-          </w:tcPr>
-          <w:p>
-            <w:pPr>
-              <w:spacing w:line="300" w:lineRule="auto"/>
-            </w:pPr>
-            <w:r>
-              <w:rPr>
-                <w:rFonts w:eastAsia="宋体"/>
-                <w:b/>
-                <w:bCs/>
-                <w:color w:val="000000"/>
-                <w:sz w:val="24"/>
-                <w:szCs w:val="24"/>
-              </w:rPr>
-              <w:t>主要权限点</w:t>
-            </w:r>
-          </w:p>
-        </w:tc>
-        <w:tc>
-          <w:tcPr>
-            <w:tcW w:w="2256" w:type="dxa"/>
-            <w:shd w:val="clear" w:color="auto" w:fill="DCE6F1"/>
-            <w:tcMar>
-              <w:top w:w="80" w:type="dxa"/>
-              <w:left w:w="100" w:type="dxa"/>
-              <w:bottom w:w="80" w:type="dxa"/>
-              <w:right w:w="100" w:type="dxa"/>
-            </w:tcMar>
-          </w:tcPr>
-          <w:p>
-            <w:pPr>
-              <w:spacing w:line="300" w:lineRule="auto"/>
-            </w:pPr>
-            <w:r>
-              <w:rPr>
-                <w:rFonts w:eastAsia="宋体"/>
-                <w:b/>
-                <w:bCs/>
-                <w:color w:val="000000"/>
-                <w:sz w:val="24"/>
-                <w:szCs w:val="24"/>
-              </w:rPr>
-              <w:t>允许操作</w:t>
-            </w:r>
-          </w:p>
-        </w:tc>
-        <w:tc>
-          <w:tcPr>
-            <w:tcW w:w="2256" w:type="dxa"/>
-            <w:shd w:val="clear" w:color="auto" w:fill="DCE6F1"/>
-            <w:tcMar>
-              <w:top w:w="80" w:type="dxa"/>
-              <w:left w:w="100" w:type="dxa"/>
-              <w:bottom w:w="80" w:type="dxa"/>
-              <w:right w:w="100" w:type="dxa"/>
-            </w:tcMar>
-          </w:tcPr>
-          <w:p>
-            <w:pPr>
-              <w:spacing w:line="300" w:lineRule="auto"/>
-            </w:pPr>
-            <w:r>
-              <w:rPr>
-                <w:rFonts w:eastAsia="宋体"/>
-                <w:b/>
-                <w:bCs/>
-                <w:color w:val="000000"/>
-                <w:sz w:val="24"/>
-                <w:szCs w:val="24"/>
-              </w:rPr>
-              <w:t>禁止或受限操作</w:t>
-            </w:r>
-          </w:p>
-        </w:tc>
-      </w:tr>
-      <w:tr>
-        <w:trPr>
-          <w:cantSplit/>
-        </w:trPr>
-        <w:tc>
-          <w:tcPr>
-            <w:tcW w:w="2256" w:type="dxa"/>
-            <w:tcMar>
-              <w:top w:w="80" w:type="dxa"/>
-              <w:left w:w="100" w:type="dxa"/>
-              <w:bottom w:w="80" w:type="dxa"/>
-              <w:right w:w="100" w:type="dxa"/>
-            </w:tcMar>
-          </w:tcPr>
-          <w:p>
-            <w:pPr>
-              <w:spacing w:line="300" w:lineRule="auto"/>
-            </w:pPr>
-            <w:r>
-              <w:rPr>
-                <w:rFonts w:eastAsia="宋体"/>
-                <w:color w:val="000000"/>
-                <w:sz w:val="22"/>
-                <w:szCs w:val="22"/>
-              </w:rPr>
-              <w:t>应急指挥员</w:t>
-            </w:r>
-          </w:p>
-        </w:tc>
-        <w:tc>
-          <w:tcPr>
-            <w:tcW w:w="2256" w:type="dxa"/>
-            <w:tcMar>
-              <w:top w:w="80" w:type="dxa"/>
-              <w:left w:w="100" w:type="dxa"/>
-              <w:bottom w:w="80" w:type="dxa"/>
-              <w:right w:w="100" w:type="dxa"/>
-            </w:tcMar>
-          </w:tcPr>
-          <w:p>
-            <w:pPr>
-              <w:spacing w:line="300" w:lineRule="auto"/>
-            </w:pPr>
-            <w:r>
-              <w:rPr>
-                <w:rFonts w:eastAsia="宋体"/>
-                <w:color w:val="000000"/>
-                <w:sz w:val="22"/>
-                <w:szCs w:val="22"/>
-              </w:rPr>
-              <w:t>situation:read</w:t>
-            </w:r>
-            <w:r>
-              <w:rPr>
-                <w:rFonts w:eastAsia="宋体"/>
-                <w:color w:val="000000"/>
-                <w:sz w:val="22"/>
-                <w:szCs w:val="22"/>
-              </w:rPr>
-              <w:t>、</w:t>
-            </w:r>
-            <w:r>
-              <w:rPr>
-                <w:rFonts w:eastAsia="宋体"/>
-                <w:color w:val="000000"/>
-                <w:sz w:val="22"/>
-                <w:szCs w:val="22"/>
-              </w:rPr>
-              <w:t>incident:read</w:t>
-            </w:r>
-            <w:r>
-              <w:rPr>
-                <w:rFonts w:eastAsia="宋体"/>
-                <w:color w:val="000000"/>
-                <w:sz w:val="22"/>
-                <w:szCs w:val="22"/>
-              </w:rPr>
-              <w:t>、</w:t>
-            </w:r>
-            <w:r>
-              <w:rPr>
-                <w:rFonts w:eastAsia="宋体"/>
-                <w:color w:val="000000"/>
-                <w:sz w:val="22"/>
-                <w:szCs w:val="22"/>
-              </w:rPr>
-              <w:t>incident:verify</w:t>
-            </w:r>
-            <w:r>
-              <w:rPr>
-                <w:rFonts w:eastAsia="宋体"/>
-                <w:color w:val="000000"/>
-                <w:sz w:val="22"/>
-                <w:szCs w:val="22"/>
-              </w:rPr>
-              <w:t>、</w:t>
-            </w:r>
-            <w:r>
-              <w:rPr>
-                <w:rFonts w:eastAsia="宋体"/>
-                <w:color w:val="000000"/>
-                <w:sz w:val="22"/>
-                <w:szCs w:val="22"/>
-              </w:rPr>
-              <w:t>incident:start-response</w:t>
-            </w:r>
-            <w:r>
-              <w:rPr>
-                <w:rFonts w:eastAsia="宋体"/>
-                <w:color w:val="000000"/>
-                <w:sz w:val="22"/>
-                <w:szCs w:val="22"/>
-              </w:rPr>
-              <w:t>、</w:t>
-            </w:r>
-            <w:r>
-              <w:rPr>
-                <w:rFonts w:eastAsia="宋体"/>
-                <w:color w:val="000000"/>
-                <w:sz w:val="22"/>
-                <w:szCs w:val="22"/>
-              </w:rPr>
-              <w:t>task:create</w:t>
-            </w:r>
-            <w:r>
-              <w:rPr>
-                <w:rFonts w:eastAsia="宋体"/>
-                <w:color w:val="000000"/>
-                <w:sz w:val="22"/>
-                <w:szCs w:val="22"/>
-              </w:rPr>
-              <w:t>、</w:t>
-            </w:r>
-            <w:r>
-              <w:rPr>
-                <w:rFonts w:eastAsia="宋体"/>
-                <w:color w:val="000000"/>
-                <w:sz w:val="22"/>
-                <w:szCs w:val="22"/>
-              </w:rPr>
-              <w:t>task:remind</w:t>
-            </w:r>
-          </w:p>
-        </w:tc>
-        <w:tc>
-          <w:tcPr>
-            <w:tcW w:w="2256" w:type="dxa"/>
-            <w:tcMar>
-              <w:top w:w="80" w:type="dxa"/>
-              <w:left w:w="100" w:type="dxa"/>
-              <w:bottom w:w="80" w:type="dxa"/>
-              <w:right w:w="100" w:type="dxa"/>
-            </w:tcMar>
-          </w:tcPr>
-          <w:p>
-            <w:pPr>
-              <w:spacing w:line="300" w:lineRule="auto"/>
-            </w:pPr>
-            <w:r>
-              <w:rPr>
-                <w:rFonts w:eastAsia="宋体"/>
-                <w:color w:val="000000"/>
-                <w:sz w:val="22"/>
-                <w:szCs w:val="22"/>
-              </w:rPr>
-              <w:t>查看全局态势，核实事件，启动预案，统筹任务</w:t>
-            </w:r>
-          </w:p>
-        </w:tc>
-        <w:tc>
-          <w:tcPr>
-            <w:tcW w:w="2256" w:type="dxa"/>
-            <w:tcMar>
-              <w:top w:w="80" w:type="dxa"/>
-              <w:left w:w="100" w:type="dxa"/>
-              <w:bottom w:w="80" w:type="dxa"/>
-              <w:right w:w="100" w:type="dxa"/>
-            </w:tcMar>
-          </w:tcPr>
-          <w:p>
-            <w:pPr>
-              <w:spacing w:line="300" w:lineRule="auto"/>
-            </w:pPr>
-            <w:r>
-              <w:rPr>
-                <w:rFonts w:eastAsia="宋体"/>
-                <w:color w:val="000000"/>
-                <w:sz w:val="22"/>
-                <w:szCs w:val="22"/>
-              </w:rPr>
-              <w:t>无授权时不得下发门禁控制或修改他人业务范围</w:t>
-            </w:r>
-          </w:p>
-        </w:tc>
-      </w:tr>
-      <w:tr>
-        <w:trPr>
-          <w:cantSplit/>
-        </w:trPr>
-        <w:tc>
-          <w:tcPr>
-            <w:tcW w:w="2256" w:type="dxa"/>
-            <w:tcMar>
-              <w:top w:w="80" w:type="dxa"/>
-              <w:left w:w="100" w:type="dxa"/>
-              <w:bottom w:w="80" w:type="dxa"/>
-              <w:right w:w="100" w:type="dxa"/>
-            </w:tcMar>
-          </w:tcPr>
-          <w:p>
-            <w:pPr>
-              <w:spacing w:line="300" w:lineRule="auto"/>
-            </w:pPr>
-            <w:r>
-              <w:rPr>
-                <w:rFonts w:eastAsia="宋体"/>
-                <w:color w:val="000000"/>
-                <w:sz w:val="22"/>
-                <w:szCs w:val="22"/>
-              </w:rPr>
-              <w:t>现场安保员</w:t>
-            </w:r>
-          </w:p>
-        </w:tc>
-        <w:tc>
-          <w:tcPr>
-            <w:tcW w:w="2256" w:type="dxa"/>
-            <w:tcMar>
-              <w:top w:w="80" w:type="dxa"/>
-              <w:left w:w="100" w:type="dxa"/>
-              <w:bottom w:w="80" w:type="dxa"/>
-              <w:right w:w="100" w:type="dxa"/>
-            </w:tcMar>
-          </w:tcPr>
-          <w:p>
-            <w:pPr>
-              <w:spacing w:line="300" w:lineRule="auto"/>
-            </w:pPr>
-            <w:r>
-              <w:rPr>
-                <w:rFonts w:eastAsia="宋体"/>
-                <w:color w:val="000000"/>
-                <w:sz w:val="22"/>
-                <w:szCs w:val="22"/>
-              </w:rPr>
-              <w:t>incident:create</w:t>
-            </w:r>
-            <w:r>
-              <w:rPr>
-                <w:rFonts w:eastAsia="宋体"/>
-                <w:color w:val="000000"/>
-                <w:sz w:val="22"/>
-                <w:szCs w:val="22"/>
-              </w:rPr>
-              <w:t>、</w:t>
-            </w:r>
-            <w:r>
-              <w:rPr>
-                <w:rFonts w:eastAsia="宋体"/>
-                <w:color w:val="000000"/>
-                <w:sz w:val="22"/>
-                <w:szCs w:val="22"/>
-              </w:rPr>
-              <w:t>incident:read</w:t>
-            </w:r>
-            <w:r>
-              <w:rPr>
-                <w:rFonts w:eastAsia="宋体"/>
-                <w:color w:val="000000"/>
-                <w:sz w:val="22"/>
-                <w:szCs w:val="22"/>
-              </w:rPr>
-              <w:t>、</w:t>
-            </w:r>
-            <w:r>
-              <w:rPr>
-                <w:rFonts w:eastAsia="宋体"/>
-                <w:color w:val="000000"/>
-                <w:sz w:val="22"/>
-                <w:szCs w:val="22"/>
-              </w:rPr>
-              <w:t>task:read</w:t>
-            </w:r>
-            <w:r>
-              <w:rPr>
-                <w:rFonts w:eastAsia="宋体"/>
-                <w:color w:val="000000"/>
-                <w:sz w:val="22"/>
-                <w:szCs w:val="22"/>
-              </w:rPr>
-              <w:t>、</w:t>
-            </w:r>
-            <w:r>
-              <w:rPr>
-                <w:rFonts w:eastAsia="宋体"/>
-                <w:color w:val="000000"/>
-                <w:sz w:val="22"/>
-                <w:szCs w:val="22"/>
-              </w:rPr>
-              <w:t>task:acknowledge</w:t>
-            </w:r>
-            <w:r>
-              <w:rPr>
-                <w:rFonts w:eastAsia="宋体"/>
-                <w:color w:val="000000"/>
-                <w:sz w:val="22"/>
-                <w:szCs w:val="22"/>
-              </w:rPr>
-              <w:t>、</w:t>
-            </w:r>
-            <w:r>
-              <w:rPr>
-                <w:rFonts w:eastAsia="宋体"/>
-                <w:color w:val="000000"/>
-                <w:sz w:val="22"/>
-                <w:szCs w:val="22"/>
-              </w:rPr>
-              <w:t>task:feedback</w:t>
-            </w:r>
-            <w:r>
-              <w:rPr>
-                <w:rFonts w:eastAsia="宋体"/>
-                <w:color w:val="000000"/>
-                <w:sz w:val="22"/>
-                <w:szCs w:val="22"/>
-              </w:rPr>
-              <w:t>、</w:t>
-            </w:r>
-            <w:r>
-              <w:rPr>
-                <w:rFonts w:eastAsia="宋体"/>
-                <w:color w:val="000000"/>
-                <w:sz w:val="22"/>
-                <w:szCs w:val="22"/>
-              </w:rPr>
-              <w:t>task:complete</w:t>
-            </w:r>
-          </w:p>
-        </w:tc>
-        <w:tc>
-          <w:tcPr>
-            <w:tcW w:w="2256" w:type="dxa"/>
-            <w:tcMar>
-              <w:top w:w="80" w:type="dxa"/>
-              <w:left w:w="100" w:type="dxa"/>
-              <w:bottom w:w="80" w:type="dxa"/>
-              <w:right w:w="100" w:type="dxa"/>
-            </w:tcMar>
-          </w:tcPr>
-          <w:p>
-            <w:pPr>
-              <w:spacing w:line="300" w:lineRule="auto"/>
-            </w:pPr>
-            <w:r>
-              <w:rPr>
-                <w:rFonts w:eastAsia="宋体"/>
-                <w:color w:val="000000"/>
-                <w:sz w:val="22"/>
-                <w:szCs w:val="22"/>
-              </w:rPr>
-              <w:t>上报事件，接收和反馈任务</w:t>
-            </w:r>
-          </w:p>
-        </w:tc>
-        <w:tc>
-          <w:tcPr>
-            <w:tcW w:w="2256" w:type="dxa"/>
-            <w:tcMar>
-              <w:top w:w="80" w:type="dxa"/>
-              <w:left w:w="100" w:type="dxa"/>
-              <w:bottom w:w="80" w:type="dxa"/>
-              <w:right w:w="100" w:type="dxa"/>
-            </w:tcMar>
-          </w:tcPr>
-          <w:p>
-            <w:pPr>
-              <w:spacing w:line="300" w:lineRule="auto"/>
-            </w:pPr>
-            <w:r>
-              <w:rPr>
-                <w:rFonts w:eastAsia="宋体"/>
-                <w:color w:val="000000"/>
-                <w:sz w:val="22"/>
-                <w:szCs w:val="22"/>
-              </w:rPr>
-              <w:t>不得核实事件或启动预案，除非中台另行授予权限</w:t>
-            </w:r>
-          </w:p>
-        </w:tc>
-      </w:tr>
-      <w:tr>
-        <w:trPr>
-          <w:cantSplit/>
-        </w:trPr>
-        <w:tc>
-          <w:tcPr>
-            <w:tcW w:w="2256" w:type="dxa"/>
-            <w:tcMar>
-              <w:top w:w="80" w:type="dxa"/>
-              <w:left w:w="100" w:type="dxa"/>
-              <w:bottom w:w="80" w:type="dxa"/>
-              <w:right w:w="100" w:type="dxa"/>
-            </w:tcMar>
-          </w:tcPr>
-          <w:p>
-            <w:pPr>
-              <w:spacing w:line="300" w:lineRule="auto"/>
-            </w:pPr>
-            <w:r>
-              <w:rPr>
-                <w:rFonts w:eastAsia="宋体"/>
-                <w:color w:val="000000"/>
-                <w:sz w:val="22"/>
-                <w:szCs w:val="22"/>
-              </w:rPr>
-              <w:t>物资保障员</w:t>
-            </w:r>
-          </w:p>
-        </w:tc>
-        <w:tc>
-          <w:tcPr>
-            <w:tcW w:w="2256" w:type="dxa"/>
-            <w:tcMar>
-              <w:top w:w="80" w:type="dxa"/>
-              <w:left w:w="100" w:type="dxa"/>
-              <w:bottom w:w="80" w:type="dxa"/>
-              <w:right w:w="100" w:type="dxa"/>
-            </w:tcMar>
-          </w:tcPr>
-          <w:p>
-            <w:pPr>
-              <w:spacing w:line="300" w:lineRule="auto"/>
-            </w:pPr>
-            <w:r>
-              <w:rPr>
-                <w:rFonts w:eastAsia="宋体"/>
-                <w:color w:val="000000"/>
-                <w:sz w:val="22"/>
-                <w:szCs w:val="22"/>
-              </w:rPr>
-              <w:t>resource:read</w:t>
-            </w:r>
-            <w:r>
-              <w:rPr>
-                <w:rFonts w:eastAsia="宋体"/>
-                <w:color w:val="000000"/>
-                <w:sz w:val="22"/>
-                <w:szCs w:val="22"/>
-              </w:rPr>
-              <w:t>、</w:t>
-            </w:r>
-            <w:r>
-              <w:rPr>
-                <w:rFonts w:eastAsia="宋体"/>
-                <w:color w:val="000000"/>
-                <w:sz w:val="22"/>
-                <w:szCs w:val="22"/>
-              </w:rPr>
-              <w:t>inventory:write</w:t>
-            </w:r>
-            <w:r>
-              <w:rPr>
-                <w:rFonts w:eastAsia="宋体"/>
-                <w:color w:val="000000"/>
-                <w:sz w:val="22"/>
-                <w:szCs w:val="22"/>
-              </w:rPr>
-              <w:t>、</w:t>
-            </w:r>
-            <w:r>
-              <w:rPr>
-                <w:rFonts w:eastAsia="宋体"/>
-                <w:color w:val="000000"/>
-                <w:sz w:val="22"/>
-                <w:szCs w:val="22"/>
-              </w:rPr>
-              <w:t>task:read</w:t>
-            </w:r>
-            <w:r>
-              <w:rPr>
-                <w:rFonts w:eastAsia="宋体"/>
-                <w:color w:val="000000"/>
-                <w:sz w:val="22"/>
-                <w:szCs w:val="22"/>
-              </w:rPr>
-              <w:t>、</w:t>
-            </w:r>
-            <w:r>
-              <w:rPr>
-                <w:rFonts w:eastAsia="宋体"/>
-                <w:color w:val="000000"/>
-                <w:sz w:val="22"/>
-                <w:szCs w:val="22"/>
-              </w:rPr>
-              <w:t>task:feedback</w:t>
-            </w:r>
-          </w:p>
-        </w:tc>
-        <w:tc>
-          <w:tcPr>
-            <w:tcW w:w="2256" w:type="dxa"/>
-            <w:tcMar>
-              <w:top w:w="80" w:type="dxa"/>
-              <w:left w:w="100" w:type="dxa"/>
-              <w:bottom w:w="80" w:type="dxa"/>
-              <w:right w:w="100" w:type="dxa"/>
-            </w:tcMar>
-          </w:tcPr>
-          <w:p>
-            <w:pPr>
-              <w:spacing w:line="300" w:lineRule="auto"/>
-            </w:pPr>
-            <w:r>
-              <w:rPr>
-                <w:rFonts w:eastAsia="宋体"/>
-                <w:color w:val="000000"/>
-                <w:sz w:val="22"/>
-                <w:szCs w:val="22"/>
-              </w:rPr>
-              <w:t>查询资源、执行盘点、反馈保障任务</w:t>
-            </w:r>
-          </w:p>
-        </w:tc>
-        <w:tc>
-          <w:tcPr>
-            <w:tcW w:w="2256" w:type="dxa"/>
-            <w:tcMar>
-              <w:top w:w="80" w:type="dxa"/>
-              <w:left w:w="100" w:type="dxa"/>
-              <w:bottom w:w="80" w:type="dxa"/>
-              <w:right w:w="100" w:type="dxa"/>
-            </w:tcMar>
-          </w:tcPr>
-          <w:p>
-            <w:pPr>
-              <w:spacing w:line="300" w:lineRule="auto"/>
-            </w:pPr>
-            <w:r>
-              <w:rPr>
-                <w:rFonts w:eastAsia="宋体"/>
-                <w:color w:val="000000"/>
-                <w:sz w:val="22"/>
-                <w:szCs w:val="22"/>
-              </w:rPr>
-              <w:t>盘点调整需经复核，不得直接绕过审批修改快照</w:t>
-            </w:r>
-          </w:p>
-        </w:tc>
-      </w:tr>
-      <w:tr>
-        <w:trPr>
-          <w:cantSplit/>
-        </w:trPr>
-        <w:tc>
-          <w:tcPr>
-            <w:tcW w:w="2256" w:type="dxa"/>
-            <w:tcMar>
-              <w:top w:w="80" w:type="dxa"/>
-              <w:left w:w="100" w:type="dxa"/>
-              <w:bottom w:w="80" w:type="dxa"/>
-              <w:right w:w="100" w:type="dxa"/>
-            </w:tcMar>
-          </w:tcPr>
-          <w:p>
-            <w:pPr>
-              <w:spacing w:line="300" w:lineRule="auto"/>
-            </w:pPr>
-            <w:r>
-              <w:rPr>
-                <w:rFonts w:eastAsia="宋体"/>
-                <w:color w:val="000000"/>
-                <w:sz w:val="22"/>
-                <w:szCs w:val="22"/>
-              </w:rPr>
-              <w:t>值班人员</w:t>
-            </w:r>
-          </w:p>
-        </w:tc>
-        <w:tc>
-          <w:tcPr>
-            <w:tcW w:w="2256" w:type="dxa"/>
-            <w:tcMar>
-              <w:top w:w="80" w:type="dxa"/>
-              <w:left w:w="100" w:type="dxa"/>
-              <w:bottom w:w="80" w:type="dxa"/>
-              <w:right w:w="100" w:type="dxa"/>
-            </w:tcMar>
-          </w:tcPr>
-          <w:p>
-            <w:pPr>
-              <w:spacing w:line="300" w:lineRule="auto"/>
-            </w:pPr>
-            <w:r>
-              <w:rPr>
-                <w:rFonts w:eastAsia="宋体"/>
-                <w:color w:val="000000"/>
-                <w:sz w:val="22"/>
-                <w:szCs w:val="22"/>
-              </w:rPr>
-              <w:t>duty:read</w:t>
-            </w:r>
-            <w:r>
-              <w:rPr>
-                <w:rFonts w:eastAsia="宋体"/>
-                <w:color w:val="000000"/>
-                <w:sz w:val="22"/>
-                <w:szCs w:val="22"/>
-              </w:rPr>
-              <w:t>、</w:t>
-            </w:r>
-            <w:r>
-              <w:rPr>
-                <w:rFonts w:eastAsia="宋体"/>
-                <w:color w:val="000000"/>
-                <w:sz w:val="22"/>
-                <w:szCs w:val="22"/>
-              </w:rPr>
-              <w:t>attendance:write</w:t>
-            </w:r>
-            <w:r>
-              <w:rPr>
-                <w:rFonts w:eastAsia="宋体"/>
-                <w:color w:val="000000"/>
-                <w:sz w:val="22"/>
-                <w:szCs w:val="22"/>
-              </w:rPr>
-              <w:t>、</w:t>
-            </w:r>
-            <w:r>
-              <w:rPr>
-                <w:rFonts w:eastAsia="宋体"/>
-                <w:color w:val="000000"/>
-                <w:sz w:val="22"/>
-                <w:szCs w:val="22"/>
-              </w:rPr>
-              <w:t>incident:create</w:t>
-            </w:r>
-          </w:p>
-        </w:tc>
-        <w:tc>
-          <w:tcPr>
-            <w:tcW w:w="2256" w:type="dxa"/>
-            <w:tcMar>
-              <w:top w:w="80" w:type="dxa"/>
-              <w:left w:w="100" w:type="dxa"/>
-              <w:bottom w:w="80" w:type="dxa"/>
-              <w:right w:w="100" w:type="dxa"/>
-            </w:tcMar>
-          </w:tcPr>
-          <w:p>
-            <w:pPr>
-              <w:spacing w:line="300" w:lineRule="auto"/>
-            </w:pPr>
-            <w:r>
-              <w:rPr>
-                <w:rFonts w:eastAsia="宋体"/>
-                <w:color w:val="000000"/>
-                <w:sz w:val="22"/>
-                <w:szCs w:val="22"/>
-              </w:rPr>
-              <w:t>查看值班、扫码打卡、上报发现</w:t>
-            </w:r>
-          </w:p>
-        </w:tc>
-        <w:tc>
-          <w:tcPr>
-            <w:tcW w:w="2256" w:type="dxa"/>
-            <w:tcMar>
-              <w:top w:w="80" w:type="dxa"/>
-              <w:left w:w="100" w:type="dxa"/>
-              <w:bottom w:w="80" w:type="dxa"/>
-              <w:right w:w="100" w:type="dxa"/>
-            </w:tcMar>
-          </w:tcPr>
-          <w:p>
-            <w:pPr>
-              <w:spacing w:line="300" w:lineRule="auto"/>
-            </w:pPr>
-            <w:r>
-              <w:rPr>
-                <w:rFonts w:eastAsia="宋体"/>
-                <w:color w:val="000000"/>
-                <w:sz w:val="22"/>
-                <w:szCs w:val="22"/>
-              </w:rPr>
-              <w:t>不得查看超出数据范围的事件或任务</w:t>
-            </w:r>
-          </w:p>
-        </w:tc>
-      </w:tr>
-      <w:tr>
-        <w:trPr>
-          <w:cantSplit/>
-        </w:trPr>
-        <w:tc>
-          <w:tcPr>
-            <w:tcW w:w="2256" w:type="dxa"/>
-            <w:tcMar>
-              <w:top w:w="80" w:type="dxa"/>
-              <w:left w:w="100" w:type="dxa"/>
-              <w:bottom w:w="80" w:type="dxa"/>
-              <w:right w:w="100" w:type="dxa"/>
-            </w:tcMar>
-          </w:tcPr>
-          <w:p>
-            <w:pPr>
-              <w:spacing w:line="300" w:lineRule="auto"/>
-            </w:pPr>
-            <w:r>
-              <w:rPr>
-                <w:rFonts w:eastAsia="宋体"/>
-                <w:color w:val="000000"/>
-                <w:sz w:val="22"/>
-                <w:szCs w:val="22"/>
-              </w:rPr>
-              <w:lastRenderedPageBreak/>
-              <w:t>系统管理员</w:t>
-            </w:r>
-          </w:p>
-        </w:tc>
-        <w:tc>
-          <w:tcPr>
-            <w:tcW w:w="2256" w:type="dxa"/>
-            <w:tcMar>
-              <w:top w:w="80" w:type="dxa"/>
-              <w:left w:w="100" w:type="dxa"/>
-              <w:bottom w:w="80" w:type="dxa"/>
-              <w:right w:w="100" w:type="dxa"/>
-            </w:tcMar>
-          </w:tcPr>
-          <w:p>
-            <w:pPr>
-              <w:spacing w:line="300" w:lineRule="auto"/>
-            </w:pPr>
-            <w:r>
-              <w:rPr>
-                <w:rFonts w:eastAsia="宋体"/>
-                <w:color w:val="000000"/>
-                <w:sz w:val="22"/>
-                <w:szCs w:val="22"/>
-              </w:rPr>
-              <w:t>中台分配的配置和集成权限</w:t>
-            </w:r>
-          </w:p>
-        </w:tc>
-        <w:tc>
-          <w:tcPr>
-            <w:tcW w:w="2256" w:type="dxa"/>
-            <w:tcMar>
-              <w:top w:w="80" w:type="dxa"/>
-              <w:left w:w="100" w:type="dxa"/>
-              <w:bottom w:w="80" w:type="dxa"/>
-              <w:right w:w="100" w:type="dxa"/>
-            </w:tcMar>
-          </w:tcPr>
-          <w:p>
-            <w:pPr>
-              <w:spacing w:line="300" w:lineRule="auto"/>
-            </w:pPr>
-            <w:r>
-              <w:rPr>
-                <w:rFonts w:eastAsia="宋体"/>
-                <w:color w:val="000000"/>
-                <w:sz w:val="22"/>
-                <w:szCs w:val="22"/>
-              </w:rPr>
-              <w:t>配置角色映射、接口参数和受控业务字典</w:t>
-            </w:r>
-          </w:p>
-        </w:tc>
-        <w:tc>
-          <w:tcPr>
-            <w:tcW w:w="2256" w:type="dxa"/>
-            <w:tcMar>
-              <w:top w:w="80" w:type="dxa"/>
-              <w:left w:w="100" w:type="dxa"/>
-              <w:bottom w:w="80" w:type="dxa"/>
-              <w:right w:w="100" w:type="dxa"/>
-            </w:tcMar>
-          </w:tcPr>
-          <w:p>
-            <w:pPr>
-              <w:spacing w:line="300" w:lineRule="auto"/>
-            </w:pPr>
-            <w:r>
-              <w:rPr>
-                <w:rFonts w:eastAsia="宋体"/>
-                <w:color w:val="000000"/>
-                <w:sz w:val="22"/>
-                <w:szCs w:val="22"/>
-              </w:rPr>
-              <w:t>不得以管理员身份替代业务审</w:t>
-            </w:r>
-            <w:r>
-              <w:rPr>
-                <w:rFonts w:eastAsia="宋体"/>
-                <w:color w:val="000000"/>
-                <w:sz w:val="22"/>
-                <w:szCs w:val="22"/>
-              </w:rPr>
-              <w:t>批或删除审计事实</w:t>
-            </w:r>
-          </w:p>
-        </w:tc>
-      </w:tr>
-    </w:tbl>
-    <w:p>
-      <w:pPr>
-        <w:pStyle w:val="1"/>
-        <w:keepNext/>
-        <w:spacing w:before="240" w:after="160"/>
-        <w:rPr>
-          <w:rFonts w:eastAsia="黑体"/>
-          <w:b/>
-          <w:bCs/>
-        </w:rPr>
-      </w:pPr>
-      <w:bookmarkStart w:id="8" w:name="_Toc242645979"/>
-      <w:r>
-        <w:t xml:space="preserve">4 </w:t>
-      </w:r>
-      <w:r>
-        <w:t>事件上报与核实</w:t>
-      </w:r>
-      <w:bookmarkEnd w:id="8"/>
     </w:p>
     <w:p>
       <w:pPr>
@@ -5786,7 +4999,7 @@
         <w:keepNext/>
         <w:spacing w:before="240" w:after="160"/>
       </w:pPr>
-      <w:bookmarkStart w:id="9" w:name="_Toc242645980"/>
+      <w:bookmarkStart w:id="8" w:name="_Toc242715650"/>
       <w:r>
         <w:rPr>
           <w:rFonts w:eastAsia="黑体"/>
@@ -5805,9 +5018,9 @@
           <w:sz w:val="28"/>
           <w:szCs w:val="28"/>
         </w:rPr>
-        <w:t>上报事件</w:t>
-      </w:r>
-      <w:bookmarkEnd w:id="9"/>
+        <w:t>上报、核实与启动处置</w:t>
+      </w:r>
+      <w:bookmarkEnd w:id="8"/>
     </w:p>
     <w:p>
       <w:pPr>
@@ -5852,130 +5065,7 @@
           <w:color w:val="000000"/>
           <w:sz w:val="24"/>
         </w:rPr>
-        <w:t>，点击</w:t>
-      </w:r>
-      <w:r>
-        <w:rPr>
-          <w:rFonts w:eastAsia="宋体"/>
-          <w:color w:val="000000"/>
-          <w:sz w:val="24"/>
-        </w:rPr>
-        <w:t>“</w:t>
-      </w:r>
-      <w:r>
-        <w:rPr>
-          <w:rFonts w:eastAsia="宋体"/>
-          <w:color w:val="000000"/>
-          <w:sz w:val="24"/>
-        </w:rPr>
-        <w:t>上报事件</w:t>
-      </w:r>
-      <w:r>
-        <w:rPr>
-          <w:rFonts w:eastAsia="宋体"/>
-          <w:color w:val="000000"/>
-          <w:sz w:val="24"/>
-        </w:rPr>
-        <w:t>”</w:t>
-      </w:r>
-      <w:r>
-        <w:rPr>
-          <w:rFonts w:eastAsia="宋体"/>
-          <w:color w:val="000000"/>
-          <w:sz w:val="24"/>
-        </w:rPr>
-        <w:t>，填写事件类型代码、发生时间、标题和描述。</w:t>
-      </w:r>
-      <w:r>
-        <w:rPr>
-          <w:rFonts w:eastAsia="宋体"/>
-          <w:color w:val="000000"/>
-          <w:sz w:val="24"/>
-        </w:rPr>
-        <w:t xml:space="preserve">Web </w:t>
-      </w:r>
-      <w:r>
-        <w:rPr>
-          <w:rFonts w:eastAsia="宋体"/>
-          <w:color w:val="000000"/>
-          <w:sz w:val="24"/>
-        </w:rPr>
-        <w:t>端填写已有文件</w:t>
-      </w:r>
-      <w:r>
-        <w:rPr>
-          <w:rFonts w:eastAsia="宋体"/>
-          <w:color w:val="000000"/>
-          <w:sz w:val="24"/>
-        </w:rPr>
-        <w:t xml:space="preserve"> ID</w:t>
-      </w:r>
-      <w:r>
-        <w:rPr>
-          <w:rFonts w:eastAsia="宋体"/>
-          <w:color w:val="000000"/>
-          <w:sz w:val="24"/>
-        </w:rPr>
-        <w:t>；</w:t>
-      </w:r>
-      <w:r>
-        <w:rPr>
-          <w:rFonts w:eastAsia="宋体"/>
-          <w:color w:val="000000"/>
-          <w:sz w:val="24"/>
-        </w:rPr>
-        <w:t xml:space="preserve">H5 </w:t>
-      </w:r>
-      <w:r>
-        <w:rPr>
-          <w:rFonts w:eastAsia="宋体"/>
-          <w:color w:val="000000"/>
-          <w:sz w:val="24"/>
-        </w:rPr>
-        <w:t>可调用中台预签名能力拍照或选择附件。提交成功后系统刷新服务端状态并显示事件编号。重复提交时应复用幂等键，禁止反复点击形成重复事件。</w:t>
-      </w:r>
-    </w:p>
-    <w:p>
-      <w:pPr>
-        <w:pStyle w:val="2"/>
-        <w:keepNext/>
-        <w:spacing w:before="240" w:after="160"/>
-      </w:pPr>
-      <w:bookmarkStart w:id="10" w:name="_Toc242645981"/>
-      <w:r>
-        <w:rPr>
-          <w:rFonts w:eastAsia="黑体"/>
-          <w:b/>
-          <w:bCs/>
-          <w:sz w:val="28"/>
-          <w:szCs w:val="28"/>
-        </w:rPr>
-        <w:t xml:space="preserve">4.2 </w:t>
-      </w:r>
-      <w:r>
-        <w:rPr>
-          <w:rFonts w:eastAsia="黑体"/>
-          <w:b/>
-          <w:bCs/>
-          <w:sz w:val="28"/>
-          <w:szCs w:val="28"/>
-        </w:rPr>
-        <w:t>核实事件</w:t>
-      </w:r>
-      <w:bookmarkEnd w:id="10"/>
-    </w:p>
-    <w:p>
-      <w:pPr>
-        <w:spacing w:after="80"/>
-        <w:jc w:val="right"/>
-      </w:pPr>
-      <w:r>
-        <w:rPr>
-          <w:rFonts w:eastAsia="宋体"/>
-          <w:color w:val="000000"/>
-          <w:sz w:val="24"/>
-        </w:rPr>
-        <w:t>具备</w:t>
+        <w:t>上报事件。具备</w:t>
       </w:r>
       <w:r>
         <w:rPr>
@@ -5991,119 +5081,7 @@
           <w:color w:val="000000"/>
           <w:sz w:val="24"/>
         </w:rPr>
-        <w:t>的人员展开</w:t>
-      </w:r>
-      <w:r>
-        <w:rPr>
-          <w:rFonts w:eastAsia="宋体"/>
-          <w:color w:val="000000"/>
-          <w:sz w:val="24"/>
-        </w:rPr>
-        <w:t>“</w:t>
-      </w:r>
-      <w:r>
-        <w:rPr>
-          <w:rFonts w:eastAsia="宋体"/>
-          <w:color w:val="000000"/>
-          <w:sz w:val="24"/>
-        </w:rPr>
-        <w:t>核实</w:t>
-      </w:r>
-      <w:r>
-        <w:rPr>
-          <w:rFonts w:eastAsia="宋体"/>
-          <w:color w:val="000000"/>
-          <w:sz w:val="24"/>
-        </w:rPr>
-        <w:t>/</w:t>
-      </w:r>
-      <w:r>
-        <w:rPr>
-          <w:rFonts w:eastAsia="宋体"/>
-          <w:color w:val="000000"/>
-          <w:sz w:val="24"/>
-        </w:rPr>
-        <w:t>启动处置</w:t>
-      </w:r>
-      <w:r>
-        <w:rPr>
-          <w:rFonts w:eastAsia="宋体"/>
-          <w:color w:val="000000"/>
-          <w:sz w:val="24"/>
-        </w:rPr>
-        <w:t>”</w:t>
-      </w:r>
-      <w:r>
-        <w:rPr>
-          <w:rFonts w:eastAsia="宋体"/>
-          <w:color w:val="000000"/>
-          <w:sz w:val="24"/>
-        </w:rPr>
-        <w:t>，选择</w:t>
-      </w:r>
-      <w:r>
-        <w:rPr>
-          <w:rFonts w:eastAsia="宋体"/>
-          <w:color w:val="000000"/>
-          <w:sz w:val="24"/>
-        </w:rPr>
-        <w:t>“</w:t>
-      </w:r>
-      <w:r>
-        <w:rPr>
-          <w:rFonts w:eastAsia="宋体"/>
-          <w:color w:val="000000"/>
-          <w:sz w:val="24"/>
-        </w:rPr>
-        <w:t>确认事件</w:t>
-      </w:r>
-      <w:r>
-        <w:rPr>
-          <w:rFonts w:eastAsia="宋体"/>
-          <w:color w:val="000000"/>
-          <w:sz w:val="24"/>
-        </w:rPr>
-        <w:t>”</w:t>
-      </w:r>
-      <w:r>
-        <w:rPr>
-          <w:rFonts w:eastAsia="宋体"/>
-          <w:color w:val="000000"/>
-          <w:sz w:val="24"/>
-        </w:rPr>
-        <w:t>或</w:t>
-      </w:r>
-      <w:r>
-        <w:rPr>
-          <w:rFonts w:eastAsia="宋体"/>
-          <w:color w:val="000000"/>
-          <w:sz w:val="24"/>
-        </w:rPr>
-        <w:t>“</w:t>
-      </w:r>
-      <w:r>
-        <w:rPr>
-          <w:rFonts w:eastAsia="宋体"/>
-          <w:color w:val="000000"/>
-          <w:sz w:val="24"/>
-        </w:rPr>
-        <w:t>驳回</w:t>
-      </w:r>
-      <w:r>
-        <w:rPr>
-          <w:rFonts w:eastAsia="宋体"/>
-          <w:color w:val="000000"/>
-          <w:sz w:val="24"/>
-        </w:rPr>
-        <w:t>”</w:t>
-      </w:r>
-      <w:r>
-        <w:rPr>
-          <w:rFonts w:eastAsia="宋体"/>
-          <w:color w:val="000000"/>
-          <w:sz w:val="24"/>
-        </w:rPr>
-        <w:t>，填写核实说明后提交。页面使用资源版本防止并发覆盖；遇到</w:t>
+        <w:t>的人员确认或驳回并填写说明。仅对已确认事件选择已发布预案版本并启动处置。遇到</w:t>
       </w:r>
       <w:r>
         <w:rPr>
@@ -6119,98 +5097,7 @@
           <w:color w:val="000000"/>
           <w:sz w:val="24"/>
         </w:rPr>
-        <w:t>时重新加载最新状态再决定，不得直接重复原请求。</w:t>
-      </w:r>
-    </w:p>
-    <w:p>
-      <w:pPr>
-        <w:pStyle w:val="2"/>
-        <w:keepNext/>
-        <w:spacing w:before="240" w:after="160"/>
-      </w:pPr>
-      <w:bookmarkStart w:id="11" w:name="_Toc242645982"/>
-      <w:r>
-        <w:rPr>
-          <w:rFonts w:eastAsia="黑体"/>
-          <w:b/>
-          <w:bCs/>
-          <w:sz w:val="28"/>
-          <w:szCs w:val="28"/>
-        </w:rPr>
-        <w:t xml:space="preserve">4.3 </w:t>
-      </w:r>
-      <w:r>
-        <w:rPr>
-          <w:rFonts w:eastAsia="黑体"/>
-          <w:b/>
-          <w:bCs/>
-          <w:sz w:val="28"/>
-          <w:szCs w:val="28"/>
-        </w:rPr>
-        <w:t>启动预案</w:t>
-      </w:r>
-      <w:bookmarkEnd w:id="11"/>
-    </w:p>
-    <w:p>
-      <w:pPr>
-        <w:spacing w:after="80"/>
-        <w:jc w:val="right"/>
-      </w:pPr>
-      <w:r>
-        <w:rPr>
-          <w:rFonts w:eastAsia="宋体"/>
-          <w:color w:val="000000"/>
-          <w:sz w:val="24"/>
-        </w:rPr>
-        <w:t>仅对已确认事件输入已发布的预案版本</w:t>
-      </w:r>
-      <w:r>
-        <w:rPr>
-          <w:rFonts w:eastAsia="宋体"/>
-          <w:color w:val="000000"/>
-          <w:sz w:val="24"/>
-        </w:rPr>
-        <w:t xml:space="preserve"> ID</w:t>
-      </w:r>
-      <w:r>
-        <w:rPr>
-          <w:rFonts w:eastAsia="宋体"/>
-          <w:color w:val="000000"/>
-          <w:sz w:val="24"/>
-        </w:rPr>
-        <w:t>，并填写启动说明。系统按该版本形成快照、任务和消息待发送记录。消息失败不会回滚已提交的业务任务，而会显示待人工复核；不得把</w:t>
-      </w:r>
-      <w:r>
-        <w:rPr>
-          <w:rFonts w:eastAsia="宋体"/>
-          <w:color w:val="000000"/>
-          <w:sz w:val="24"/>
-        </w:rPr>
-        <w:t>“</w:t>
-      </w:r>
-      <w:r>
-        <w:rPr>
-          <w:rFonts w:eastAsia="宋体"/>
-          <w:color w:val="000000"/>
-          <w:sz w:val="24"/>
-        </w:rPr>
-        <w:t>请求已接收</w:t>
-      </w:r>
-      <w:r>
-        <w:rPr>
-          <w:rFonts w:eastAsia="宋体"/>
-          <w:color w:val="000000"/>
-          <w:sz w:val="24"/>
-        </w:rPr>
-        <w:t>”</w:t>
-      </w:r>
-      <w:r>
-        <w:rPr>
-          <w:rFonts w:eastAsia="宋体"/>
-          <w:color w:val="000000"/>
-          <w:sz w:val="24"/>
-        </w:rPr>
-        <w:t>误认为所有外部通道都已送达。</w:t>
+        <w:t>应刷新最新资源版本，不能连续重复提交。</w:t>
       </w:r>
     </w:p>
     <w:p>
@@ -6225,6 +5112,7 @@
           <w:color w:val="000000"/>
           <w:sz w:val="18"/>
         </w:rPr>
+        <w:lastRenderedPageBreak/>
         <w:t>图</w:t>
       </w:r>
       <w:r>
@@ -6261,7 +5149,7 @@
           <w:color w:val="000000"/>
           <w:sz w:val="18"/>
         </w:rPr>
-        <w:t>实际截图）</w:t>
+        <w:t>历史截图）</w:t>
       </w:r>
     </w:p>
     <w:p>
@@ -6273,7 +5161,7 @@
           <w:noProof/>
         </w:rPr>
         <w:drawing>
-          <wp:inline distT="0" distB="0" distL="0" distR="0" wp14:anchorId="784314C0" wp14:editId="407FFA5E">
+          <wp:inline distT="0" distB="0" distL="0" distR="0" wp14:anchorId="085D5BFA" wp14:editId="009E2DC3">
             <wp:extent cx="5715000" cy="3214688"/>
             <wp:effectExtent l="0" t="0" r="0" b="0"/>
             <wp:docPr id="2" name="Picture 2"/>
@@ -6311,24 +5199,472 @@
     </w:p>
     <w:p>
       <w:pPr>
-        <w:pStyle w:val="1"/>
+        <w:pStyle w:val="2"/>
         <w:keepNext/>
         <w:spacing w:before="240" w:after="160"/>
+      </w:pPr>
+      <w:bookmarkStart w:id="9" w:name="_Toc242715651"/>
+      <w:r>
         <w:rPr>
           <w:rFonts w:eastAsia="黑体"/>
           <w:b/>
           <w:bCs/>
-        </w:rPr>
+          <w:sz w:val="28"/>
+          <w:szCs w:val="28"/>
+        </w:rPr>
+        <w:t xml:space="preserve">4.2 </w:t>
+      </w:r>
+      <w:r>
+        <w:rPr>
+          <w:rFonts w:eastAsia="黑体"/>
+          <w:b/>
+          <w:bCs/>
+          <w:sz w:val="28"/>
+          <w:szCs w:val="28"/>
+        </w:rPr>
+        <w:t>关闭评估、报告材料与结果核对</w:t>
+      </w:r>
+      <w:bookmarkEnd w:id="9"/>
+    </w:p>
+    <w:p>
+      <w:pPr>
+        <w:pStyle w:val="a4"/>
+        <w:spacing w:after="60" w:line="340" w:lineRule="auto"/>
+        <w:ind w:left="420" w:hanging="210"/>
       </w:pPr>
-      <w:bookmarkStart w:id="12" w:name="_Toc242645983"/>
-      <w:r>
-        <w:lastRenderedPageBreak/>
-        <w:t xml:space="preserve">5 </w:t>
-      </w:r>
-      <w:r>
-        <w:t>任务接收、反馈与完成</w:t>
-      </w:r>
-      <w:bookmarkEnd w:id="12"/>
+      <w:r>
+        <w:rPr>
+          <w:rFonts w:eastAsia="宋体"/>
+          <w:sz w:val="24"/>
+          <w:szCs w:val="24"/>
+        </w:rPr>
+        <w:t xml:space="preserve">· </w:t>
+      </w:r>
+      <w:r>
+        <w:rPr>
+          <w:rFonts w:eastAsia="宋体"/>
+          <w:sz w:val="24"/>
+          <w:szCs w:val="24"/>
+        </w:rPr>
+        <w:t>确认事件为</w:t>
+      </w:r>
+      <w:r>
+        <w:rPr>
+          <w:rFonts w:eastAsia="宋体"/>
+          <w:sz w:val="24"/>
+          <w:szCs w:val="24"/>
+        </w:rPr>
+        <w:t xml:space="preserve"> RESPONDING</w:t>
+      </w:r>
+      <w:r>
+        <w:rPr>
+          <w:rFonts w:eastAsia="宋体"/>
+          <w:sz w:val="24"/>
+          <w:szCs w:val="24"/>
+        </w:rPr>
+        <w:t>，且全部响应任务为</w:t>
+      </w:r>
+      <w:r>
+        <w:rPr>
+          <w:rFonts w:eastAsia="宋体"/>
+          <w:sz w:val="24"/>
+          <w:szCs w:val="24"/>
+        </w:rPr>
+        <w:t xml:space="preserve"> COMPLETED</w:t>
+      </w:r>
+      <w:r>
+        <w:rPr>
+          <w:rFonts w:eastAsia="宋体"/>
+          <w:sz w:val="24"/>
+          <w:szCs w:val="24"/>
+        </w:rPr>
+        <w:t>；否则服务返回</w:t>
+      </w:r>
+      <w:r>
+        <w:rPr>
+          <w:rFonts w:eastAsia="宋体"/>
+          <w:sz w:val="24"/>
+          <w:szCs w:val="24"/>
+        </w:rPr>
+        <w:t xml:space="preserve"> 409/422</w:t>
+      </w:r>
+      <w:r>
+        <w:rPr>
+          <w:rFonts w:eastAsia="宋体"/>
+          <w:sz w:val="24"/>
+          <w:szCs w:val="24"/>
+        </w:rPr>
+        <w:t>，事件保持原状态。</w:t>
+      </w:r>
+    </w:p>
+    <w:p>
+      <w:pPr>
+        <w:pStyle w:val="a4"/>
+        <w:spacing w:after="60" w:line="340" w:lineRule="auto"/>
+        <w:ind w:left="420" w:hanging="210"/>
+      </w:pPr>
+      <w:r>
+        <w:rPr>
+          <w:rFonts w:eastAsia="宋体"/>
+          <w:sz w:val="24"/>
+          <w:szCs w:val="24"/>
+        </w:rPr>
+        <w:t xml:space="preserve">· </w:t>
+      </w:r>
+      <w:r>
+        <w:rPr>
+          <w:rFonts w:eastAsia="宋体"/>
+          <w:sz w:val="24"/>
+          <w:szCs w:val="24"/>
+        </w:rPr>
+        <w:t>在统一文件能力中归档调查</w:t>
+      </w:r>
+      <w:r>
+        <w:rPr>
+          <w:rFonts w:eastAsia="宋体"/>
+          <w:sz w:val="24"/>
+          <w:szCs w:val="24"/>
+        </w:rPr>
+        <w:t>/</w:t>
+      </w:r>
+      <w:r>
+        <w:rPr>
+          <w:rFonts w:eastAsia="宋体"/>
+          <w:sz w:val="24"/>
+          <w:szCs w:val="24"/>
+        </w:rPr>
+        <w:t>处置报告或材料，取得受控文件</w:t>
+      </w:r>
+      <w:r>
+        <w:rPr>
+          <w:rFonts w:eastAsia="宋体"/>
+          <w:sz w:val="24"/>
+          <w:szCs w:val="24"/>
+        </w:rPr>
+        <w:t xml:space="preserve"> ID </w:t>
+      </w:r>
+      <w:r>
+        <w:rPr>
+          <w:rFonts w:eastAsia="宋体"/>
+          <w:sz w:val="24"/>
+          <w:szCs w:val="24"/>
+        </w:rPr>
+        <w:t>或报告编号。页面只保存报告引用。</w:t>
+      </w:r>
+    </w:p>
+    <w:p>
+      <w:pPr>
+        <w:pStyle w:val="a4"/>
+        <w:spacing w:after="60" w:line="340" w:lineRule="auto"/>
+        <w:ind w:left="420" w:hanging="210"/>
+      </w:pPr>
+      <w:r>
+        <w:rPr>
+          <w:rFonts w:eastAsia="宋体"/>
+          <w:sz w:val="24"/>
+          <w:szCs w:val="24"/>
+        </w:rPr>
+        <w:t xml:space="preserve">· </w:t>
+      </w:r>
+      <w:r>
+        <w:rPr>
+          <w:rFonts w:eastAsia="宋体"/>
+          <w:sz w:val="24"/>
+          <w:szCs w:val="24"/>
+        </w:rPr>
+        <w:t>使用具有</w:t>
+      </w:r>
+      <w:r>
+        <w:rPr>
+          <w:rFonts w:eastAsia="宋体"/>
+          <w:sz w:val="24"/>
+          <w:szCs w:val="24"/>
+        </w:rPr>
+        <w:t xml:space="preserve"> incident:close </w:t>
+      </w:r>
+      <w:r>
+        <w:rPr>
+          <w:rFonts w:eastAsia="宋体"/>
+          <w:sz w:val="24"/>
+          <w:szCs w:val="24"/>
+        </w:rPr>
+        <w:t>权限的账号进入</w:t>
+      </w:r>
+      <w:r>
+        <w:rPr>
+          <w:rFonts w:eastAsia="宋体"/>
+          <w:sz w:val="24"/>
+          <w:szCs w:val="24"/>
+        </w:rPr>
+        <w:t xml:space="preserve"> /web/incidents</w:t>
+      </w:r>
+      <w:r>
+        <w:rPr>
+          <w:rFonts w:eastAsia="宋体"/>
+          <w:sz w:val="24"/>
+          <w:szCs w:val="24"/>
+        </w:rPr>
+        <w:t>，展开</w:t>
+      </w:r>
+      <w:r>
+        <w:rPr>
+          <w:rFonts w:eastAsia="宋体"/>
+          <w:sz w:val="24"/>
+          <w:szCs w:val="24"/>
+        </w:rPr>
+        <w:t>“</w:t>
+      </w:r>
+      <w:r>
+        <w:rPr>
+          <w:rFonts w:eastAsia="宋体"/>
+          <w:sz w:val="24"/>
+          <w:szCs w:val="24"/>
+        </w:rPr>
+        <w:t>关闭评估</w:t>
+      </w:r>
+      <w:r>
+        <w:rPr>
+          <w:rFonts w:eastAsia="宋体"/>
+          <w:sz w:val="24"/>
+          <w:szCs w:val="24"/>
+        </w:rPr>
+        <w:t xml:space="preserve"> / </w:t>
+      </w:r>
+      <w:r>
+        <w:rPr>
+          <w:rFonts w:eastAsia="宋体"/>
+          <w:sz w:val="24"/>
+          <w:szCs w:val="24"/>
+        </w:rPr>
+        <w:t>调查报告</w:t>
+      </w:r>
+      <w:r>
+        <w:rPr>
+          <w:rFonts w:eastAsia="宋体"/>
+          <w:sz w:val="24"/>
+          <w:szCs w:val="24"/>
+        </w:rPr>
+        <w:t>”</w:t>
+      </w:r>
+      <w:r>
+        <w:rPr>
+          <w:rFonts w:eastAsia="宋体"/>
+          <w:sz w:val="24"/>
+          <w:szCs w:val="24"/>
+        </w:rPr>
+        <w:t>。</w:t>
+      </w:r>
+    </w:p>
+    <w:p>
+      <w:pPr>
+        <w:pStyle w:val="a4"/>
+        <w:spacing w:after="60" w:line="340" w:lineRule="auto"/>
+        <w:ind w:left="420" w:hanging="210"/>
+      </w:pPr>
+      <w:r>
+        <w:rPr>
+          <w:rFonts w:eastAsia="宋体"/>
+          <w:sz w:val="24"/>
+          <w:szCs w:val="24"/>
+        </w:rPr>
+        <w:t xml:space="preserve">· </w:t>
+      </w:r>
+      <w:r>
+        <w:rPr>
+          <w:rFonts w:eastAsia="宋体"/>
+          <w:sz w:val="24"/>
+          <w:szCs w:val="24"/>
+        </w:rPr>
+        <w:t>填写关闭评估结论和报告引用，两项均为必填；点击</w:t>
+      </w:r>
+      <w:r>
+        <w:rPr>
+          <w:rFonts w:eastAsia="宋体"/>
+          <w:sz w:val="24"/>
+          <w:szCs w:val="24"/>
+        </w:rPr>
+        <w:t>“</w:t>
+      </w:r>
+      <w:r>
+        <w:rPr>
+          <w:rFonts w:eastAsia="宋体"/>
+          <w:sz w:val="24"/>
+          <w:szCs w:val="24"/>
+        </w:rPr>
+        <w:t>提交关闭评估</w:t>
+      </w:r>
+      <w:r>
+        <w:rPr>
+          <w:rFonts w:eastAsia="宋体"/>
+          <w:sz w:val="24"/>
+          <w:szCs w:val="24"/>
+        </w:rPr>
+        <w:t>”</w:t>
+      </w:r>
+      <w:r>
+        <w:rPr>
+          <w:rFonts w:eastAsia="宋体"/>
+          <w:sz w:val="24"/>
+          <w:szCs w:val="24"/>
+        </w:rPr>
+        <w:t>。无权限时按钮显示</w:t>
+      </w:r>
+      <w:r>
+        <w:rPr>
+          <w:rFonts w:eastAsia="宋体"/>
+          <w:sz w:val="24"/>
+          <w:szCs w:val="24"/>
+        </w:rPr>
+        <w:t>“</w:t>
+      </w:r>
+      <w:r>
+        <w:rPr>
+          <w:rFonts w:eastAsia="宋体"/>
+          <w:sz w:val="24"/>
+          <w:szCs w:val="24"/>
+        </w:rPr>
+        <w:t>无关闭权限</w:t>
+      </w:r>
+      <w:r>
+        <w:rPr>
+          <w:rFonts w:eastAsia="宋体"/>
+          <w:sz w:val="24"/>
+          <w:szCs w:val="24"/>
+        </w:rPr>
+        <w:t>”</w:t>
+      </w:r>
+      <w:r>
+        <w:rPr>
+          <w:rFonts w:eastAsia="宋体"/>
+          <w:sz w:val="24"/>
+          <w:szCs w:val="24"/>
+        </w:rPr>
+        <w:t>。</w:t>
+      </w:r>
+    </w:p>
+    <w:p>
+      <w:pPr>
+        <w:pStyle w:val="a4"/>
+        <w:spacing w:after="60" w:line="340" w:lineRule="auto"/>
+        <w:ind w:left="420" w:hanging="210"/>
+      </w:pPr>
+      <w:r>
+        <w:rPr>
+          <w:rFonts w:eastAsia="宋体"/>
+          <w:sz w:val="24"/>
+          <w:szCs w:val="24"/>
+        </w:rPr>
+        <w:t xml:space="preserve">· </w:t>
+      </w:r>
+      <w:r>
+        <w:rPr>
+          <w:rFonts w:eastAsia="宋体"/>
+          <w:sz w:val="24"/>
+          <w:szCs w:val="24"/>
+        </w:rPr>
+        <w:t>页面刷新后核对状态为</w:t>
+      </w:r>
+      <w:r>
+        <w:rPr>
+          <w:rFonts w:eastAsia="宋体"/>
+          <w:sz w:val="24"/>
+          <w:szCs w:val="24"/>
+        </w:rPr>
+        <w:t xml:space="preserve"> CLOSED</w:t>
+      </w:r>
+      <w:r>
+        <w:rPr>
+          <w:rFonts w:eastAsia="宋体"/>
+          <w:sz w:val="24"/>
+          <w:szCs w:val="24"/>
+        </w:rPr>
+        <w:t>，并核对关闭结论、报告引用和关闭时间；保存事件编号、时间与</w:t>
+      </w:r>
+      <w:r>
+        <w:rPr>
+          <w:rFonts w:eastAsia="宋体"/>
+          <w:sz w:val="24"/>
+          <w:szCs w:val="24"/>
+        </w:rPr>
+        <w:t xml:space="preserve"> traceId</w:t>
+      </w:r>
+      <w:r>
+        <w:rPr>
+          <w:rFonts w:eastAsia="宋体"/>
+          <w:sz w:val="24"/>
+          <w:szCs w:val="24"/>
+        </w:rPr>
+        <w:t>。</w:t>
+      </w:r>
+    </w:p>
+    <w:p>
+      <w:pPr>
+        <w:pStyle w:val="a4"/>
+        <w:spacing w:after="60" w:line="340" w:lineRule="auto"/>
+        <w:ind w:left="420" w:hanging="210"/>
+      </w:pPr>
+      <w:r>
+        <w:rPr>
+          <w:rFonts w:eastAsia="宋体"/>
+          <w:sz w:val="24"/>
+          <w:szCs w:val="24"/>
+        </w:rPr>
+        <w:t xml:space="preserve">· 409 </w:t>
+      </w:r>
+      <w:r>
+        <w:rPr>
+          <w:rFonts w:eastAsia="宋体"/>
+          <w:sz w:val="24"/>
+          <w:szCs w:val="24"/>
+        </w:rPr>
+        <w:t>时刷新任务；</w:t>
+      </w:r>
+      <w:r>
+        <w:rPr>
+          <w:rFonts w:eastAsia="宋体"/>
+          <w:sz w:val="24"/>
+          <w:szCs w:val="24"/>
+        </w:rPr>
+        <w:t xml:space="preserve">422 </w:t>
+      </w:r>
+      <w:r>
+        <w:rPr>
+          <w:rFonts w:eastAsia="宋体"/>
+          <w:sz w:val="24"/>
+          <w:szCs w:val="24"/>
+        </w:rPr>
+        <w:t>时补齐输入；</w:t>
+      </w:r>
+      <w:r>
+        <w:rPr>
+          <w:rFonts w:eastAsia="宋体"/>
+          <w:sz w:val="24"/>
+          <w:szCs w:val="24"/>
+        </w:rPr>
+        <w:t xml:space="preserve">403 </w:t>
+      </w:r>
+      <w:r>
+        <w:rPr>
+          <w:rFonts w:eastAsia="宋体"/>
+          <w:sz w:val="24"/>
+          <w:szCs w:val="24"/>
+        </w:rPr>
+        <w:t>时申请授权，不得使用他人账号。</w:t>
+      </w:r>
+    </w:p>
+    <w:p>
+      <w:pPr>
+        <w:spacing w:after="80"/>
+        <w:jc w:val="right"/>
+      </w:pPr>
+      <w:r>
+        <w:rPr>
+          <w:rFonts w:eastAsia="宋体"/>
+          <w:color w:val="000000"/>
+          <w:sz w:val="24"/>
+        </w:rPr>
+        <w:t>知识工作台当前正式模式只提供已发布知识查询，不提供知识编辑或沉淀入口。知识整理属于后续受控工作，不是被静默绕过的关闭前置条件。</w:t>
+      </w:r>
     </w:p>
     <w:p>
       <w:pPr>
@@ -6336,7 +5672,7 @@
         <w:keepNext/>
         <w:spacing w:before="240" w:after="160"/>
       </w:pPr>
-      <w:bookmarkStart w:id="13" w:name="_Toc242645984"/>
+      <w:bookmarkStart w:id="10" w:name="_Toc242715652"/>
       <w:r>
         <w:rPr>
           <w:rFonts w:eastAsia="黑体"/>
@@ -6345,7 +5681,7 @@
           <w:sz w:val="28"/>
           <w:szCs w:val="28"/>
         </w:rPr>
-        <w:t xml:space="preserve">5.1 </w:t>
+        <w:t xml:space="preserve">4.3 </w:t>
       </w:r>
       <w:r>
         <w:rPr>
@@ -6355,9 +5691,9 @@
           <w:sz w:val="28"/>
           <w:szCs w:val="28"/>
         </w:rPr>
-        <w:t>接收任务</w:t>
-      </w:r>
-      <w:bookmarkEnd w:id="13"/>
+        <w:t>关闭验证证据</w:t>
+      </w:r>
+      <w:bookmarkEnd w:id="10"/>
     </w:p>
     <w:p>
       <w:pPr>
@@ -6370,101 +5706,165 @@
           <w:color w:val="000000"/>
           <w:sz w:val="24"/>
         </w:rPr>
-        <w:t>在</w:t>
-      </w:r>
-      <w:r>
-        <w:rPr>
-          <w:rFonts w:eastAsia="宋体"/>
-          <w:color w:val="000000"/>
-          <w:sz w:val="24"/>
-        </w:rPr>
-        <w:t xml:space="preserve"> H5“</w:t>
-      </w:r>
-      <w:r>
-        <w:rPr>
-          <w:rFonts w:eastAsia="宋体"/>
-          <w:color w:val="000000"/>
-          <w:sz w:val="24"/>
-        </w:rPr>
-        <w:t>我的任务</w:t>
-      </w:r>
-      <w:r>
-        <w:rPr>
-          <w:rFonts w:eastAsia="宋体"/>
-          <w:color w:val="000000"/>
-          <w:sz w:val="24"/>
-        </w:rPr>
-        <w:t>”</w:t>
-      </w:r>
-      <w:r>
-        <w:rPr>
-          <w:rFonts w:eastAsia="宋体"/>
-          <w:color w:val="000000"/>
-          <w:sz w:val="24"/>
-        </w:rPr>
-        <w:t>查看授权范围内任务。点击</w:t>
-      </w:r>
-      <w:r>
-        <w:rPr>
-          <w:rFonts w:eastAsia="宋体"/>
-          <w:color w:val="000000"/>
-          <w:sz w:val="24"/>
-        </w:rPr>
-        <w:t>“</w:t>
-      </w:r>
-      <w:r>
-        <w:rPr>
-          <w:rFonts w:eastAsia="宋体"/>
-          <w:color w:val="000000"/>
-          <w:sz w:val="24"/>
-        </w:rPr>
-        <w:t>接收任务</w:t>
-      </w:r>
-      <w:r>
-        <w:rPr>
-          <w:rFonts w:eastAsia="宋体"/>
-          <w:color w:val="000000"/>
-          <w:sz w:val="24"/>
-        </w:rPr>
-        <w:t>”</w:t>
-      </w:r>
-      <w:r>
-        <w:rPr>
-          <w:rFonts w:eastAsia="宋体"/>
-          <w:color w:val="000000"/>
-          <w:sz w:val="24"/>
-        </w:rPr>
-        <w:t>后，系统提交当前资源版本；成功后状态从待接收进入已接收。若任务已被其他终端处理，页面显示冲突并要求刷新。</w:t>
+        <w:t xml:space="preserve">V0.2 </w:t>
+      </w:r>
+      <w:r>
+        <w:rPr>
+          <w:rFonts w:eastAsia="宋体"/>
+          <w:color w:val="000000"/>
+          <w:sz w:val="24"/>
+        </w:rPr>
+        <w:t>在正式</w:t>
+      </w:r>
+      <w:r>
+        <w:rPr>
+          <w:rFonts w:eastAsia="宋体"/>
+          <w:color w:val="000000"/>
+          <w:sz w:val="24"/>
+        </w:rPr>
+        <w:t xml:space="preserve"> API Client </w:t>
+      </w:r>
+      <w:r>
+        <w:rPr>
+          <w:rFonts w:eastAsia="宋体"/>
+          <w:color w:val="000000"/>
+          <w:sz w:val="24"/>
+        </w:rPr>
+        <w:t>组件路径和真实</w:t>
+      </w:r>
+      <w:r>
+        <w:rPr>
+          <w:rFonts w:eastAsia="宋体"/>
+          <w:color w:val="000000"/>
+          <w:sz w:val="24"/>
+        </w:rPr>
+        <w:t xml:space="preserve"> HTTP/PostgreSQL </w:t>
+      </w:r>
+      <w:r>
+        <w:rPr>
+          <w:rFonts w:eastAsia="宋体"/>
+          <w:color w:val="000000"/>
+          <w:sz w:val="24"/>
+        </w:rPr>
+        <w:t>路径验证了关闭操作：页面校验权限和两项输入；服务校验事件状态及任务完成情况；成功返回</w:t>
+      </w:r>
+      <w:r>
+        <w:rPr>
+          <w:rFonts w:eastAsia="宋体"/>
+          <w:color w:val="000000"/>
+          <w:sz w:val="24"/>
+        </w:rPr>
+        <w:t xml:space="preserve"> CLOSED</w:t>
+      </w:r>
+      <w:r>
+        <w:rPr>
+          <w:rFonts w:eastAsia="宋体"/>
+          <w:color w:val="000000"/>
+          <w:sz w:val="24"/>
+        </w:rPr>
+        <w:t>、</w:t>
+      </w:r>
+      <w:r>
+        <w:rPr>
+          <w:rFonts w:eastAsia="宋体"/>
+          <w:color w:val="000000"/>
+          <w:sz w:val="24"/>
+        </w:rPr>
+        <w:t>closureConclusion</w:t>
+      </w:r>
+      <w:r>
+        <w:rPr>
+          <w:rFonts w:eastAsia="宋体"/>
+          <w:color w:val="000000"/>
+          <w:sz w:val="24"/>
+        </w:rPr>
+        <w:t>、</w:t>
+      </w:r>
+      <w:r>
+        <w:rPr>
+          <w:rFonts w:eastAsia="宋体"/>
+          <w:color w:val="000000"/>
+          <w:sz w:val="24"/>
+        </w:rPr>
+        <w:t xml:space="preserve">closureReportRef </w:t>
+      </w:r>
+      <w:r>
+        <w:rPr>
+          <w:rFonts w:eastAsia="宋体"/>
+          <w:color w:val="000000"/>
+          <w:sz w:val="24"/>
+        </w:rPr>
+        <w:t>和</w:t>
+      </w:r>
+      <w:r>
+        <w:rPr>
+          <w:rFonts w:eastAsia="宋体"/>
+          <w:color w:val="000000"/>
+          <w:sz w:val="24"/>
+        </w:rPr>
+        <w:t xml:space="preserve"> closedAt</w:t>
+      </w:r>
+      <w:r>
+        <w:rPr>
+          <w:rFonts w:eastAsia="宋体"/>
+          <w:color w:val="000000"/>
+          <w:sz w:val="24"/>
+        </w:rPr>
+        <w:t>。自动化证据为</w:t>
+      </w:r>
+      <w:r>
+        <w:rPr>
+          <w:rFonts w:eastAsia="宋体"/>
+          <w:color w:val="000000"/>
+          <w:sz w:val="24"/>
+        </w:rPr>
+        <w:t xml:space="preserve"> frontend/tests/page-interactions.test.ts </w:t>
+      </w:r>
+      <w:r>
+        <w:rPr>
+          <w:rFonts w:eastAsia="宋体"/>
+          <w:color w:val="000000"/>
+          <w:sz w:val="24"/>
+        </w:rPr>
+        <w:t>与</w:t>
+      </w:r>
+      <w:r>
+        <w:rPr>
+          <w:rFonts w:eastAsia="宋体"/>
+          <w:color w:val="000000"/>
+          <w:sz w:val="24"/>
+        </w:rPr>
+        <w:t xml:space="preserve"> frontend/tests/real-stack-e2e.test.ts</w:t>
+      </w:r>
+      <w:r>
+        <w:rPr>
+          <w:rFonts w:eastAsia="宋体"/>
+          <w:color w:val="000000"/>
+          <w:sz w:val="24"/>
+        </w:rPr>
+        <w:t>，但不等同甲方现场验收。</w:t>
       </w:r>
     </w:p>
     <w:p>
       <w:pPr>
-        <w:pStyle w:val="2"/>
+        <w:pStyle w:val="1"/>
         <w:keepNext/>
         <w:spacing w:before="240" w:after="160"/>
-      </w:pPr>
-      <w:bookmarkStart w:id="14" w:name="_Toc242645985"/>
-      <w:r>
         <w:rPr>
           <w:rFonts w:eastAsia="黑体"/>
           <w:b/>
           <w:bCs/>
-          <w:sz w:val="28"/>
-          <w:szCs w:val="28"/>
-        </w:rPr>
-        <w:t xml:space="preserve">5.2 </w:t>
-      </w:r>
-      <w:r>
-        <w:rPr>
-          <w:rFonts w:eastAsia="黑体"/>
-          <w:b/>
-          <w:bCs/>
-          <w:sz w:val="28"/>
-          <w:szCs w:val="28"/>
-        </w:rPr>
-        <w:t>反馈进度</w:t>
-      </w:r>
-      <w:bookmarkEnd w:id="14"/>
+        </w:rPr>
+      </w:pPr>
+      <w:bookmarkStart w:id="11" w:name="_Toc242715653"/>
+      <w:r>
+        <w:lastRenderedPageBreak/>
+        <w:t xml:space="preserve">5 </w:t>
+      </w:r>
+      <w:r>
+        <w:t>任务接收、反馈与完成</w:t>
+      </w:r>
+      <w:bookmarkEnd w:id="11"/>
     </w:p>
     <w:p>
       <w:pPr>
@@ -6477,23 +5877,23 @@
           <w:color w:val="000000"/>
           <w:sz w:val="24"/>
         </w:rPr>
-        <w:t>展开</w:t>
-      </w:r>
-      <w:r>
-        <w:rPr>
-          <w:rFonts w:eastAsia="宋体"/>
-          <w:color w:val="000000"/>
-          <w:sz w:val="24"/>
-        </w:rPr>
-        <w:t>“</w:t>
-      </w:r>
-      <w:r>
-        <w:rPr>
-          <w:rFonts w:eastAsia="宋体"/>
-          <w:color w:val="000000"/>
-          <w:sz w:val="24"/>
-        </w:rPr>
-        <w:t>提交反馈</w:t>
+        <w:t>在</w:t>
+      </w:r>
+      <w:r>
+        <w:rPr>
+          <w:rFonts w:eastAsia="宋体"/>
+          <w:color w:val="000000"/>
+          <w:sz w:val="24"/>
+        </w:rPr>
+        <w:t xml:space="preserve"> H5“</w:t>
+      </w:r>
+      <w:r>
+        <w:rPr>
+          <w:rFonts w:eastAsia="宋体"/>
+          <w:color w:val="000000"/>
+          <w:sz w:val="24"/>
+        </w:rPr>
+        <w:t>我的任务</w:t>
       </w:r>
       <w:r>
         <w:rPr>
@@ -6509,7 +5909,7 @@
           <w:color w:val="000000"/>
           <w:sz w:val="24"/>
         </w:rPr>
-        <w:t>，填写文字、</w:t>
+        <w:t>接收任务，提交文字、</w:t>
       </w:r>
       <w:r>
         <w:rPr>
@@ -6525,98 +5925,71 @@
           <w:color w:val="000000"/>
           <w:sz w:val="24"/>
         </w:rPr>
-        <w:t>的进度和附件。附件只保存中台文件引用，不在本系统复制文件内容。网络失败时保留输入内容并重试；若显示</w:t>
-      </w:r>
-      <w:r>
-        <w:rPr>
-          <w:rFonts w:eastAsia="宋体"/>
-          <w:color w:val="000000"/>
-          <w:sz w:val="24"/>
-        </w:rPr>
-        <w:t xml:space="preserve"> traceId</w:t>
-      </w:r>
-      <w:r>
-        <w:rPr>
-          <w:rFonts w:eastAsia="宋体"/>
-          <w:color w:val="000000"/>
-          <w:sz w:val="24"/>
-        </w:rPr>
-        <w:t>，应连同</w:t>
-      </w:r>
-      <w:r>
-        <w:rPr>
-          <w:rFonts w:eastAsia="宋体"/>
-          <w:color w:val="000000"/>
-          <w:sz w:val="24"/>
-        </w:rPr>
-        <w:t xml:space="preserve"> traceId </w:t>
-      </w:r>
-      <w:r>
-        <w:rPr>
-          <w:rFonts w:eastAsia="宋体"/>
-          <w:color w:val="000000"/>
-          <w:sz w:val="24"/>
-        </w:rPr>
-        <w:t>和发生时间交给运维。</w:t>
-      </w:r>
-    </w:p>
-    <w:p>
-      <w:pPr>
-        <w:pStyle w:val="2"/>
-        <w:keepNext/>
-        <w:spacing w:before="240" w:after="160"/>
-      </w:pPr>
-      <w:bookmarkStart w:id="15" w:name="_Toc242645986"/>
-      <w:r>
-        <w:rPr>
-          <w:rFonts w:eastAsia="黑体"/>
-          <w:b/>
-          <w:bCs/>
-          <w:sz w:val="28"/>
-          <w:szCs w:val="28"/>
-        </w:rPr>
-        <w:t xml:space="preserve">5.3 </w:t>
-      </w:r>
-      <w:r>
-        <w:rPr>
-          <w:rFonts w:eastAsia="黑体"/>
-          <w:b/>
-          <w:bCs/>
-          <w:sz w:val="28"/>
-          <w:szCs w:val="28"/>
-        </w:rPr>
-        <w:t>催办、完成与临时任务</w:t>
-      </w:r>
-      <w:bookmarkEnd w:id="15"/>
-    </w:p>
-    <w:p>
-      <w:pPr>
-        <w:spacing w:after="80"/>
-        <w:jc w:val="right"/>
-      </w:pPr>
-      <w:r>
-        <w:rPr>
-          <w:rFonts w:eastAsia="宋体"/>
-          <w:color w:val="000000"/>
-          <w:sz w:val="24"/>
-        </w:rPr>
-        <w:t>指挥员可在</w:t>
-      </w:r>
-      <w:r>
-        <w:rPr>
-          <w:rFonts w:eastAsia="宋体"/>
-          <w:color w:val="000000"/>
-          <w:sz w:val="24"/>
-        </w:rPr>
-        <w:t xml:space="preserve"> Web </w:t>
-      </w:r>
-      <w:r>
-        <w:rPr>
-          <w:rFonts w:eastAsia="宋体"/>
-          <w:color w:val="000000"/>
-          <w:sz w:val="24"/>
-        </w:rPr>
-        <w:t>端催办或创建临时任务；执行人完成前应确认反馈材料齐全。完成操作属于状态变更，不能以浏览器返回撤销；确需更正时由授权人员依据审计记录重新处置。</w:t>
+        <w:t>的进度和附件引用；网络失败时保留输入并重试。</w:t>
+      </w:r>
+      <w:r>
+        <w:rPr>
+          <w:rFonts w:eastAsia="宋体"/>
+          <w:color w:val="000000"/>
+          <w:sz w:val="24"/>
+        </w:rPr>
+        <w:t xml:space="preserve">2026-10-12 </w:t>
+      </w:r>
+      <w:r>
+        <w:rPr>
+          <w:rFonts w:eastAsia="宋体"/>
+          <w:color w:val="000000"/>
+          <w:sz w:val="24"/>
+        </w:rPr>
+        <w:t>技术确认：当前发布快照包含</w:t>
+      </w:r>
+      <w:r>
+        <w:rPr>
+          <w:rFonts w:eastAsia="宋体"/>
+          <w:color w:val="000000"/>
+          <w:sz w:val="24"/>
+        </w:rPr>
+        <w:t xml:space="preserve"> 8dbfbab </w:t>
+      </w:r>
+      <w:r>
+        <w:rPr>
+          <w:rFonts w:eastAsia="宋体"/>
+          <w:color w:val="000000"/>
+          <w:sz w:val="24"/>
+        </w:rPr>
+        <w:t>的</w:t>
+      </w:r>
+      <w:r>
+        <w:rPr>
+          <w:rFonts w:eastAsia="宋体"/>
+          <w:color w:val="000000"/>
+          <w:sz w:val="24"/>
+        </w:rPr>
+        <w:t xml:space="preserve"> H5 </w:t>
+      </w:r>
+      <w:r>
+        <w:rPr>
+          <w:rFonts w:eastAsia="宋体"/>
+          <w:color w:val="000000"/>
+          <w:sz w:val="24"/>
+        </w:rPr>
+        <w:t>最新反馈进度映射修复，服务端最新反馈可正确显示，显式</w:t>
+      </w:r>
+      <w:r>
+        <w:rPr>
+          <w:rFonts w:eastAsia="宋体"/>
+          <w:color w:val="000000"/>
+          <w:sz w:val="24"/>
+        </w:rPr>
+        <w:t xml:space="preserve"> 0 </w:t>
+      </w:r>
+      <w:r>
+        <w:rPr>
+          <w:rFonts w:eastAsia="宋体"/>
+          <w:color w:val="000000"/>
+          <w:sz w:val="24"/>
+        </w:rPr>
+        <w:t>不会被旧值覆盖。关闭事件前必须确保全部响应任务完成。</w:t>
       </w:r>
     </w:p>
     <w:p>
@@ -6667,7 +6040,7 @@
           <w:color w:val="000000"/>
           <w:sz w:val="18"/>
         </w:rPr>
-        <w:t>实际截图）</w:t>
+        <w:t>历史截图）</w:t>
       </w:r>
     </w:p>
     <w:p>
@@ -6679,7 +6052,7 @@
           <w:noProof/>
         </w:rPr>
         <w:drawing>
-          <wp:inline distT="0" distB="0" distL="0" distR="0" wp14:anchorId="08B4C24A" wp14:editId="198E5811">
+          <wp:inline distT="0" distB="0" distL="0" distR="0" wp14:anchorId="4F4E3E32" wp14:editId="07B4F263">
             <wp:extent cx="5715000" cy="3214688"/>
             <wp:effectExtent l="0" t="0" r="0" b="0"/>
             <wp:docPr id="3" name="Picture 3"/>
@@ -6726,14 +6099,14 @@
           <w:bCs/>
         </w:rPr>
       </w:pPr>
-      <w:bookmarkStart w:id="16" w:name="_Toc242645987"/>
+      <w:bookmarkStart w:id="12" w:name="_Toc242715654"/>
       <w:r>
         <w:t xml:space="preserve">6 </w:t>
       </w:r>
       <w:r>
         <w:t>其他业务工作台</w:t>
       </w:r>
-      <w:bookmarkEnd w:id="16"/>
+      <w:bookmarkEnd w:id="12"/>
     </w:p>
     <w:p>
       <w:pPr>
@@ -6765,7 +6138,7 @@
           <w:color w:val="000000"/>
           <w:sz w:val="18"/>
         </w:rPr>
-        <w:t>业务工作台操作与降级路径</w:t>
+        <w:t>正式入口与演示边界</w:t>
       </w:r>
     </w:p>
     <w:tbl>
@@ -6847,7 +6220,7 @@
                 <w:sz w:val="24"/>
                 <w:szCs w:val="24"/>
               </w:rPr>
-              <w:t>典型操作</w:t>
+              <w:t>当前正式页面能力</w:t>
             </w:r>
           </w:p>
         </w:tc>
@@ -6930,7 +6303,25 @@
                 <w:sz w:val="22"/>
                 <w:szCs w:val="22"/>
               </w:rPr>
-              <w:t>查看层级、版本、流程、任务模板和通知对象</w:t>
+              <w:t>查询层级、版本、流程和模板；无正式编辑</w:t>
+            </w:r>
+            <w:r>
+              <w:rPr>
+                <w:rFonts w:eastAsia="宋体"/>
+                <w:color w:val="000000"/>
+                <w:sz w:val="22"/>
+                <w:szCs w:val="22"/>
+              </w:rPr>
+              <w:t>/</w:t>
+            </w:r>
+            <w:r>
+              <w:rPr>
+                <w:rFonts w:eastAsia="宋体"/>
+                <w:color w:val="000000"/>
+                <w:sz w:val="22"/>
+                <w:szCs w:val="22"/>
+              </w:rPr>
+              <w:t>发布按钮</w:t>
             </w:r>
           </w:p>
         </w:tc>
@@ -6955,7 +6346,7 @@
                 <w:sz w:val="22"/>
                 <w:szCs w:val="22"/>
               </w:rPr>
-              <w:t>未发布版本不得用于正式启动；配置变化不反向污染已启动事件快照</w:t>
+              <w:t>未发布版本不得用于启动</w:t>
             </w:r>
           </w:p>
         </w:tc>
@@ -6985,7 +6376,6 @@
                 <w:sz w:val="22"/>
                 <w:szCs w:val="22"/>
               </w:rPr>
-              <w:lastRenderedPageBreak/>
               <w:t>指挥态势</w:t>
             </w:r>
           </w:p>
@@ -7011,7 +6401,7 @@
                 <w:sz w:val="22"/>
                 <w:szCs w:val="22"/>
               </w:rPr>
-              <w:t>切换楼层，查看事件、人员、物资、视频和告警</w:t>
+              <w:t>查询事件、人员、物资、视频和告警；门禁控制有确认入口</w:t>
             </w:r>
           </w:p>
         </w:tc>
@@ -7045,25 +6435,7 @@
                 <w:sz w:val="22"/>
                 <w:szCs w:val="22"/>
               </w:rPr>
-              <w:t>不可用时切换列表</w:t>
-            </w:r>
-            <w:r>
-              <w:rPr>
-                <w:rFonts w:eastAsia="宋体"/>
-                <w:color w:val="000000"/>
-                <w:sz w:val="22"/>
-                <w:szCs w:val="22"/>
-              </w:rPr>
-              <w:t>/</w:t>
-            </w:r>
-            <w:r>
-              <w:rPr>
-                <w:rFonts w:eastAsia="宋体"/>
-                <w:color w:val="000000"/>
-                <w:sz w:val="22"/>
-                <w:szCs w:val="22"/>
-              </w:rPr>
-              <w:t>最后有效数据，并显著标识非实时</w:t>
+              <w:t>失败切列表；门禁失败人工降级且禁止自动重放</w:t>
             </w:r>
           </w:p>
         </w:tc>
@@ -7118,7 +6490,7 @@
                 <w:sz w:val="22"/>
                 <w:szCs w:val="22"/>
               </w:rPr>
-              <w:t>查询站点、台账、临期和盘点差异</w:t>
+              <w:t>查询站点、台账、人员和位置；无正式盘点编辑按钮</w:t>
             </w:r>
           </w:p>
         </w:tc>
@@ -7143,7 +6515,7 @@
                 <w:sz w:val="22"/>
                 <w:szCs w:val="22"/>
               </w:rPr>
-              <w:t>盘点保留快照；差异需复核后调整</w:t>
+              <w:t>显示最后有效数据并标识时效</w:t>
             </w:r>
           </w:p>
         </w:tc>
@@ -7198,7 +6570,25 @@
                 <w:sz w:val="22"/>
                 <w:szCs w:val="22"/>
               </w:rPr>
-              <w:t>建计划、记录执行、评估和整改</w:t>
+              <w:t>查询演练计划；无正式新建</w:t>
+            </w:r>
+            <w:r>
+              <w:rPr>
+                <w:rFonts w:eastAsia="宋体"/>
+                <w:color w:val="000000"/>
+                <w:sz w:val="22"/>
+                <w:szCs w:val="22"/>
+              </w:rPr>
+              <w:t>/</w:t>
+            </w:r>
+            <w:r>
+              <w:rPr>
+                <w:rFonts w:eastAsia="宋体"/>
+                <w:color w:val="000000"/>
+                <w:sz w:val="22"/>
+                <w:szCs w:val="22"/>
+              </w:rPr>
+              <w:t>评估按钮</w:t>
             </w:r>
           </w:p>
         </w:tc>
@@ -7223,7 +6613,7 @@
                 <w:sz w:val="22"/>
                 <w:szCs w:val="22"/>
               </w:rPr>
-              <w:t>取消或未完成必须记录原因，不得改写为完成</w:t>
+              <w:t>未完成不得改写为完成</w:t>
             </w:r>
           </w:p>
         </w:tc>
@@ -7278,7 +6668,7 @@
                 <w:sz w:val="22"/>
                 <w:szCs w:val="22"/>
               </w:rPr>
-              <w:t>查值班，</w:t>
+              <w:t>查询值班和记录；</w:t>
             </w:r>
             <w:r>
               <w:rPr>
@@ -7296,7 +6686,7 @@
                 <w:sz w:val="22"/>
                 <w:szCs w:val="22"/>
               </w:rPr>
-              <w:t>扫码和位置校验</w:t>
+              <w:t>打卡以宿主路由为准</w:t>
             </w:r>
           </w:p>
         </w:tc>
@@ -7321,7 +6711,7 @@
                 <w:sz w:val="22"/>
                 <w:szCs w:val="22"/>
               </w:rPr>
-              <w:t>定位源缺失或超时写异常记录，不能伪造到岗</w:t>
+              <w:t>定位缺失写异常，不能伪造到岗</w:t>
             </w:r>
           </w:p>
         </w:tc>
@@ -7351,6 +6741,7 @@
                 <w:sz w:val="22"/>
                 <w:szCs w:val="22"/>
               </w:rPr>
+              <w:lastRenderedPageBreak/>
               <w:t>知识管理</w:t>
             </w:r>
           </w:p>
@@ -7376,7 +6767,7 @@
                 <w:sz w:val="22"/>
                 <w:szCs w:val="22"/>
               </w:rPr>
-              <w:t>按关键字和分类检索预案、案例和指南</w:t>
+              <w:t>查询已发布知识；无正式编辑入口</w:t>
             </w:r>
           </w:p>
         </w:tc>
@@ -7401,7 +6792,7 @@
                 <w:sz w:val="22"/>
                 <w:szCs w:val="22"/>
               </w:rPr>
-              <w:t>无结果是正常业务结果；敏感材料服从数据范围</w:t>
+              <w:t>无结果是正常结果</w:t>
             </w:r>
           </w:p>
         </w:tc>
@@ -7456,25 +6847,7 @@
                 <w:sz w:val="22"/>
                 <w:szCs w:val="22"/>
               </w:rPr>
-              <w:t>查看八类端口及</w:t>
-            </w:r>
-            <w:r>
-              <w:rPr>
-                <w:rFonts w:eastAsia="宋体"/>
-                <w:color w:val="000000"/>
-                <w:sz w:val="22"/>
-                <w:szCs w:val="22"/>
-              </w:rPr>
-              <w:t xml:space="preserve"> GIS/H5 </w:t>
-            </w:r>
-            <w:r>
-              <w:rPr>
-                <w:rFonts w:eastAsia="宋体"/>
-                <w:color w:val="000000"/>
-                <w:sz w:val="22"/>
-                <w:szCs w:val="22"/>
-              </w:rPr>
-              <w:t>状态</w:t>
+              <w:t>查询端口状态；演示按钮仅在课程模式出现</w:t>
             </w:r>
           </w:p>
         </w:tc>
@@ -7499,7 +6872,7 @@
                 <w:sz w:val="22"/>
                 <w:szCs w:val="22"/>
               </w:rPr>
-              <w:t>超时、失败、未授权分开显示；门禁失败只允许人工降级，禁止自动重放</w:t>
+              <w:t>区分未授权、超时和失败</w:t>
             </w:r>
           </w:p>
         </w:tc>
@@ -7516,14 +6889,14 @@
           <w:bCs/>
         </w:rPr>
       </w:pPr>
-      <w:bookmarkStart w:id="17" w:name="_Toc242645988"/>
+      <w:bookmarkStart w:id="13" w:name="_Toc242715655"/>
       <w:r>
         <w:t xml:space="preserve">7 </w:t>
       </w:r>
       <w:r>
         <w:t>状态、提示与错误处理</w:t>
       </w:r>
-      <w:bookmarkEnd w:id="17"/>
+      <w:bookmarkEnd w:id="13"/>
     </w:p>
     <w:p>
       <w:pPr>
@@ -7609,18 +6982,7 @@
                 <w:sz w:val="24"/>
                 <w:szCs w:val="24"/>
               </w:rPr>
-              <w:t>页面提示</w:t>
-            </w:r>
-            <w:r>
-              <w:rPr>
-                <w:rFonts w:eastAsia="宋体"/>
-                <w:b/>
-                <w:bCs/>
-                <w:color w:val="000000"/>
-                <w:sz w:val="24"/>
-                <w:szCs w:val="24"/>
-              </w:rPr>
-              <w:t>/HTTP</w:t>
+              <w:t>HTTP</w:t>
             </w:r>
           </w:p>
         </w:tc>
@@ -7706,16 +7068,7 @@
                 <w:sz w:val="22"/>
                 <w:szCs w:val="22"/>
               </w:rPr>
-              <w:t>需要登录</w:t>
-            </w:r>
-            <w:r>
-              <w:rPr>
-                <w:rFonts w:eastAsia="宋体"/>
-                <w:color w:val="000000"/>
-                <w:sz w:val="22"/>
-                <w:szCs w:val="22"/>
-              </w:rPr>
-              <w:t xml:space="preserve"> / 401</w:t>
+              <w:t>401</w:t>
             </w:r>
           </w:p>
         </w:tc>
@@ -7765,7 +7118,7 @@
                 <w:sz w:val="22"/>
                 <w:szCs w:val="22"/>
               </w:rPr>
-              <w:t>返回宿主门户重新登录；仍失败则联系中台管理员</w:t>
+              <w:t>返回宿主门户重新登录</w:t>
             </w:r>
           </w:p>
         </w:tc>
@@ -7795,16 +7148,7 @@
                 <w:sz w:val="22"/>
                 <w:szCs w:val="22"/>
               </w:rPr>
-              <w:t>无访问权限</w:t>
-            </w:r>
-            <w:r>
-              <w:rPr>
-                <w:rFonts w:eastAsia="宋体"/>
-                <w:color w:val="000000"/>
-                <w:sz w:val="22"/>
-                <w:szCs w:val="22"/>
-              </w:rPr>
-              <w:t xml:space="preserve"> / 403</w:t>
+              <w:t>403</w:t>
             </w:r>
           </w:p>
         </w:tc>
@@ -7829,7 +7173,7 @@
                 <w:sz w:val="22"/>
                 <w:szCs w:val="22"/>
               </w:rPr>
-              <w:t>已登录但缺权限或数据范围</w:t>
+              <w:t>缺权限或数据范围</w:t>
             </w:r>
           </w:p>
         </w:tc>
@@ -7854,7 +7198,7 @@
                 <w:sz w:val="22"/>
                 <w:szCs w:val="22"/>
               </w:rPr>
-              <w:t>不更换他人账号；申请授权并提供页面、时间、</w:t>
+              <w:t>申请授权并提供页面、时间、</w:t>
             </w:r>
             <w:r>
               <w:rPr>
@@ -7918,7 +7262,7 @@
                 <w:sz w:val="22"/>
                 <w:szCs w:val="22"/>
               </w:rPr>
-              <w:t>资源不存在或已不在可见范围</w:t>
+              <w:t>资源不存在或不可见</w:t>
             </w:r>
           </w:p>
         </w:tc>
@@ -7943,16 +7287,7 @@
                 <w:sz w:val="22"/>
                 <w:szCs w:val="22"/>
               </w:rPr>
-              <w:t>刷新列表并确认编号；不要手工猜测</w:t>
-            </w:r>
-            <w:r>
-              <w:rPr>
-                <w:rFonts w:eastAsia="宋体"/>
-                <w:color w:val="000000"/>
-                <w:sz w:val="22"/>
-                <w:szCs w:val="22"/>
-              </w:rPr>
-              <w:t xml:space="preserve"> URL</w:t>
+              <w:t>刷新列表并确认编号</w:t>
             </w:r>
           </w:p>
         </w:tc>
@@ -8032,7 +7367,7 @@
                 <w:sz w:val="22"/>
                 <w:szCs w:val="22"/>
               </w:rPr>
-              <w:t>重新加载最新记录，核对后再操作</w:t>
+              <w:t>重新加载最新记录</w:t>
             </w:r>
           </w:p>
         </w:tc>
@@ -8112,7 +7447,7 @@
                 <w:sz w:val="22"/>
                 <w:szCs w:val="22"/>
               </w:rPr>
-              <w:t>按页面提示补充必填项或调整状态，不连续重试</w:t>
+              <w:t>补必填项或满足前置条件</w:t>
             </w:r>
           </w:p>
         </w:tc>
@@ -8222,7 +7557,6 @@
                 <w:sz w:val="22"/>
                 <w:szCs w:val="22"/>
               </w:rPr>
-              <w:lastRenderedPageBreak/>
               <w:t>503</w:t>
             </w:r>
           </w:p>
@@ -8273,105 +7607,7 @@
                 <w:sz w:val="22"/>
                 <w:szCs w:val="22"/>
               </w:rPr>
-              <w:t>使用页面给出的降级路径；记录</w:t>
-            </w:r>
-            <w:r>
-              <w:rPr>
-                <w:rFonts w:eastAsia="宋体"/>
-                <w:color w:val="000000"/>
-                <w:sz w:val="22"/>
-                <w:szCs w:val="22"/>
-              </w:rPr>
-              <w:t xml:space="preserve"> traceId </w:t>
-            </w:r>
-            <w:r>
-              <w:rPr>
-                <w:rFonts w:eastAsia="宋体"/>
-                <w:color w:val="000000"/>
-                <w:sz w:val="22"/>
-                <w:szCs w:val="22"/>
-              </w:rPr>
-              <w:t>并通知运维</w:t>
-            </w:r>
-          </w:p>
-        </w:tc>
-      </w:tr>
-      <w:tr>
-        <w:trPr>
-          <w:cantSplit/>
-        </w:trPr>
-        <w:tc>
-          <w:tcPr>
-            <w:tcW w:w="3009" w:type="dxa"/>
-            <w:tcMar>
-              <w:top w:w="80" w:type="dxa"/>
-              <w:left w:w="100" w:type="dxa"/>
-              <w:bottom w:w="80" w:type="dxa"/>
-              <w:right w:w="100" w:type="dxa"/>
-            </w:tcMar>
-          </w:tcPr>
-          <w:p>
-            <w:pPr>
-              <w:spacing w:line="300" w:lineRule="auto"/>
-            </w:pPr>
-            <w:r>
-              <w:rPr>
-                <w:rFonts w:eastAsia="宋体"/>
-                <w:color w:val="000000"/>
-                <w:sz w:val="22"/>
-                <w:szCs w:val="22"/>
-              </w:rPr>
-              <w:t>加载失败</w:t>
-            </w:r>
-          </w:p>
-        </w:tc>
-        <w:tc>
-          <w:tcPr>
-            <w:tcW w:w="3009" w:type="dxa"/>
-            <w:tcMar>
-              <w:top w:w="80" w:type="dxa"/>
-              <w:left w:w="100" w:type="dxa"/>
-              <w:bottom w:w="80" w:type="dxa"/>
-              <w:right w:w="100" w:type="dxa"/>
-            </w:tcMar>
-          </w:tcPr>
-          <w:p>
-            <w:pPr>
-              <w:spacing w:line="300" w:lineRule="auto"/>
-            </w:pPr>
-            <w:r>
-              <w:rPr>
-                <w:rFonts w:eastAsia="宋体"/>
-                <w:color w:val="000000"/>
-                <w:sz w:val="22"/>
-                <w:szCs w:val="22"/>
-              </w:rPr>
-              <w:t>网络、服务或接口异常</w:t>
-            </w:r>
-          </w:p>
-        </w:tc>
-        <w:tc>
-          <w:tcPr>
-            <w:tcW w:w="3009" w:type="dxa"/>
-            <w:tcMar>
-              <w:top w:w="80" w:type="dxa"/>
-              <w:left w:w="100" w:type="dxa"/>
-              <w:bottom w:w="80" w:type="dxa"/>
-              <w:right w:w="100" w:type="dxa"/>
-            </w:tcMar>
-          </w:tcPr>
-          <w:p>
-            <w:pPr>
-              <w:spacing w:line="300" w:lineRule="auto"/>
-            </w:pPr>
-            <w:r>
-              <w:rPr>
-                <w:rFonts w:eastAsia="宋体"/>
-                <w:color w:val="000000"/>
-                <w:sz w:val="22"/>
-                <w:szCs w:val="22"/>
-              </w:rPr>
-              <w:t>点击重试一次；持续失败时保留截图、时间和</w:t>
+              <w:t>使用降级路径并记录</w:t>
             </w:r>
             <w:r>
               <w:rPr>
@@ -8397,23 +7633,7 @@
           <w:color w:val="000000"/>
           <w:sz w:val="24"/>
         </w:rPr>
-        <w:t>所有错误响应包含</w:t>
-      </w:r>
-      <w:r>
-        <w:rPr>
-          <w:rFonts w:eastAsia="宋体"/>
-          <w:color w:val="000000"/>
-          <w:sz w:val="24"/>
-        </w:rPr>
-        <w:t xml:space="preserve"> traceId</w:t>
-      </w:r>
-      <w:r>
-        <w:rPr>
-          <w:rFonts w:eastAsia="宋体"/>
-          <w:color w:val="000000"/>
-          <w:sz w:val="24"/>
-        </w:rPr>
-        <w:t>。用户不得粘贴</w:t>
+        <w:t>不得把</w:t>
       </w:r>
       <w:r>
         <w:rPr>
@@ -8429,7 +7649,7 @@
           <w:color w:val="000000"/>
           <w:sz w:val="24"/>
         </w:rPr>
-        <w:t>令牌、数据库口令或附件中的敏感信息到问题单。</w:t>
+        <w:t>令牌、数据库口令或敏感附件内容粘贴到问题单。</w:t>
       </w:r>
     </w:p>
     <w:p>
@@ -8443,14 +7663,14 @@
           <w:bCs/>
         </w:rPr>
       </w:pPr>
-      <w:bookmarkStart w:id="18" w:name="_Toc242645989"/>
+      <w:bookmarkStart w:id="14" w:name="_Toc242715656"/>
       <w:r>
         <w:t xml:space="preserve">8 </w:t>
       </w:r>
       <w:r>
         <w:t>演示模式与正式模式</w:t>
       </w:r>
-      <w:bookmarkEnd w:id="18"/>
+      <w:bookmarkEnd w:id="14"/>
     </w:p>
     <w:p>
       <w:pPr>
@@ -8511,7 +7731,7 @@
           <w:color w:val="000000"/>
           <w:sz w:val="24"/>
         </w:rPr>
-        <w:t>，用于课程讲解和界面熟悉；数据保存在浏览器会话中，不构成正式业务记录。正式模式必须连接统一中台和</w:t>
+        <w:t>，只用于课程讲解。正式模式连接统一中台和</w:t>
       </w:r>
       <w:r>
         <w:rPr>
@@ -8527,55 +7747,55 @@
           <w:color w:val="000000"/>
           <w:sz w:val="24"/>
         </w:rPr>
-        <w:t>，由正式</w:t>
-      </w:r>
-      <w:r>
-        <w:rPr>
-          <w:rFonts w:eastAsia="宋体"/>
-          <w:color w:val="000000"/>
-          <w:sz w:val="24"/>
-        </w:rPr>
-        <w:t xml:space="preserve"> API Client </w:t>
-      </w:r>
-      <w:r>
-        <w:rPr>
-          <w:rFonts w:eastAsia="宋体"/>
-          <w:color w:val="000000"/>
-          <w:sz w:val="24"/>
-        </w:rPr>
-        <w:t>读取授权数据。发现页面含</w:t>
-      </w:r>
-      <w:r>
-        <w:rPr>
-          <w:rFonts w:eastAsia="宋体"/>
-          <w:color w:val="000000"/>
-          <w:sz w:val="24"/>
-        </w:rPr>
-        <w:t>“</w:t>
-      </w:r>
-      <w:r>
-        <w:rPr>
-          <w:rFonts w:eastAsia="宋体"/>
-          <w:color w:val="000000"/>
-          <w:sz w:val="24"/>
-        </w:rPr>
-        <w:t>演示数据</w:t>
-      </w:r>
-      <w:r>
-        <w:rPr>
-          <w:rFonts w:eastAsia="宋体"/>
-          <w:color w:val="000000"/>
-          <w:sz w:val="24"/>
-        </w:rPr>
-        <w:t>”</w:t>
-      </w:r>
-      <w:r>
-        <w:rPr>
-          <w:rFonts w:eastAsia="宋体"/>
-          <w:color w:val="000000"/>
-          <w:sz w:val="24"/>
-        </w:rPr>
-        <w:t>时，禁止将截图用于证明甲方接口、生产数据或实时联动已经通过。</w:t>
+        <w:t>。历史截图属于</w:t>
+      </w:r>
+      <w:r>
+        <w:rPr>
+          <w:rFonts w:eastAsia="宋体"/>
+          <w:color w:val="000000"/>
+          <w:sz w:val="24"/>
+        </w:rPr>
+        <w:t xml:space="preserve"> 2026-10-11 </w:t>
+      </w:r>
+      <w:r>
+        <w:rPr>
+          <w:rFonts w:eastAsia="宋体"/>
+          <w:color w:val="000000"/>
+          <w:sz w:val="24"/>
+        </w:rPr>
+        <w:t>演示快照；</w:t>
+      </w:r>
+      <w:r>
+        <w:rPr>
+          <w:rFonts w:eastAsia="宋体"/>
+          <w:color w:val="000000"/>
+          <w:sz w:val="24"/>
+        </w:rPr>
+        <w:t xml:space="preserve">V0.2 </w:t>
+      </w:r>
+      <w:r>
+        <w:rPr>
+          <w:rFonts w:eastAsia="宋体"/>
+          <w:color w:val="000000"/>
+          <w:sz w:val="24"/>
+        </w:rPr>
+        <w:t>技术验证锁定到</w:t>
+      </w:r>
+      <w:r>
+        <w:rPr>
+          <w:rFonts w:eastAsia="宋体"/>
+          <w:color w:val="000000"/>
+          <w:sz w:val="24"/>
+        </w:rPr>
+        <w:t xml:space="preserve"> 75f01c3</w:t>
+      </w:r>
+      <w:r>
+        <w:rPr>
+          <w:rFonts w:eastAsia="宋体"/>
+          <w:color w:val="000000"/>
+          <w:sz w:val="24"/>
+        </w:rPr>
+        <w:t>，不得把历史图片归属为当前真实接口证据。</w:t>
       </w:r>
     </w:p>
     <w:p>
@@ -8589,14 +7809,14 @@
           <w:bCs/>
         </w:rPr>
       </w:pPr>
-      <w:bookmarkStart w:id="19" w:name="_Toc242645990"/>
+      <w:bookmarkStart w:id="15" w:name="_Toc242715657"/>
       <w:r>
         <w:t xml:space="preserve">9 </w:t>
       </w:r>
       <w:r>
         <w:t>常见问题</w:t>
       </w:r>
-      <w:bookmarkEnd w:id="19"/>
+      <w:bookmarkEnd w:id="15"/>
     </w:p>
     <w:p>
       <w:pPr>
@@ -8628,7 +7848,7 @@
           <w:color w:val="000000"/>
           <w:sz w:val="18"/>
         </w:rPr>
-        <w:t>常见问题与处理方法</w:t>
+        <w:t>常见问题与处理</w:t>
       </w:r>
     </w:p>
     <w:tbl>
@@ -8649,9 +7869,8 @@
         <w:tblLook w:val="04A0" w:firstRow="1" w:lastRow="0" w:firstColumn="1" w:lastColumn="0" w:noHBand="0" w:noVBand="1"/>
       </w:tblPr>
       <w:tblGrid>
-        <w:gridCol w:w="3006"/>
-        <w:gridCol w:w="3007"/>
-        <w:gridCol w:w="3007"/>
+        <w:gridCol w:w="4510"/>
+        <w:gridCol w:w="4510"/>
       </w:tblGrid>
       <w:tr>
         <w:trPr>
@@ -8660,7 +7879,7 @@
         </w:trPr>
         <w:tc>
           <w:tcPr>
-            <w:tcW w:w="3009" w:type="dxa"/>
+            <w:tcW w:w="4513" w:type="dxa"/>
             <w:shd w:val="clear" w:color="auto" w:fill="DCE6F1"/>
             <w:tcMar>
               <w:top w:w="80" w:type="dxa"/>
@@ -8688,35 +7907,7 @@
         </w:tc>
         <w:tc>
           <w:tcPr>
-            <w:tcW w:w="3009" w:type="dxa"/>
-            <w:shd w:val="clear" w:color="auto" w:fill="DCE6F1"/>
-            <w:tcMar>
-              <w:top w:w="80" w:type="dxa"/>
-              <w:left w:w="100" w:type="dxa"/>
-              <w:bottom w:w="80" w:type="dxa"/>
-              <w:right w:w="100" w:type="dxa"/>
-            </w:tcMar>
-          </w:tcPr>
-          <w:p>
-            <w:pPr>
-              <w:spacing w:line="300" w:lineRule="auto"/>
-            </w:pPr>
-            <w:r>
-              <w:rPr>
-                <w:rFonts w:eastAsia="宋体"/>
-                <w:b/>
-                <w:bCs/>
-                <w:color w:val="000000"/>
-                <w:sz w:val="24"/>
-                <w:szCs w:val="24"/>
-              </w:rPr>
-              <w:t>原因</w:t>
-            </w:r>
-          </w:p>
-        </w:tc>
-        <w:tc>
-          <w:tcPr>
-            <w:tcW w:w="3009" w:type="dxa"/>
+            <w:tcW w:w="4513" w:type="dxa"/>
             <w:shd w:val="clear" w:color="auto" w:fill="DCE6F1"/>
             <w:tcMar>
               <w:top w:w="80" w:type="dxa"/>
@@ -8749,112 +7940,69 @@
         </w:trPr>
         <w:tc>
           <w:tcPr>
-            <w:tcW w:w="3009" w:type="dxa"/>
-            <w:tcMar>
-              <w:top w:w="80" w:type="dxa"/>
-              <w:left w:w="100" w:type="dxa"/>
-              <w:bottom w:w="80" w:type="dxa"/>
-              <w:right w:w="100" w:type="dxa"/>
-            </w:tcMar>
-          </w:tcPr>
-          <w:p>
-            <w:pPr>
-              <w:spacing w:line="300" w:lineRule="auto"/>
-            </w:pPr>
-            <w:r>
-              <w:rPr>
-                <w:rFonts w:eastAsia="宋体"/>
-                <w:color w:val="000000"/>
-                <w:sz w:val="22"/>
-                <w:szCs w:val="22"/>
-              </w:rPr>
-              <w:t>页面跳到</w:t>
-            </w:r>
-            <w:r>
-              <w:rPr>
-                <w:rFonts w:eastAsia="宋体"/>
-                <w:color w:val="000000"/>
-                <w:sz w:val="22"/>
-                <w:szCs w:val="22"/>
-              </w:rPr>
-              <w:t>“</w:t>
-            </w:r>
-            <w:r>
-              <w:rPr>
-                <w:rFonts w:eastAsia="宋体"/>
-                <w:color w:val="000000"/>
-                <w:sz w:val="22"/>
-                <w:szCs w:val="22"/>
-              </w:rPr>
-              <w:t>需要登录</w:t>
-            </w:r>
-            <w:r>
-              <w:rPr>
-                <w:rFonts w:eastAsia="宋体"/>
-                <w:color w:val="000000"/>
-                <w:sz w:val="22"/>
-                <w:szCs w:val="22"/>
-              </w:rPr>
-              <w:t>”</w:t>
-            </w:r>
-          </w:p>
-        </w:tc>
-        <w:tc>
-          <w:tcPr>
-            <w:tcW w:w="3009" w:type="dxa"/>
-            <w:tcMar>
-              <w:top w:w="80" w:type="dxa"/>
-              <w:left w:w="100" w:type="dxa"/>
-              <w:bottom w:w="80" w:type="dxa"/>
-              <w:right w:w="100" w:type="dxa"/>
-            </w:tcMar>
-          </w:tcPr>
-          <w:p>
-            <w:pPr>
-              <w:spacing w:line="300" w:lineRule="auto"/>
-            </w:pPr>
-            <w:r>
-              <w:rPr>
-                <w:rFonts w:eastAsia="宋体"/>
-                <w:color w:val="000000"/>
-                <w:sz w:val="22"/>
-                <w:szCs w:val="22"/>
-              </w:rPr>
-              <w:t xml:space="preserve">Bearer </w:t>
-            </w:r>
-            <w:r>
-              <w:rPr>
-                <w:rFonts w:eastAsia="宋体"/>
-                <w:color w:val="000000"/>
-                <w:sz w:val="22"/>
-                <w:szCs w:val="22"/>
-              </w:rPr>
-              <w:t>缺失、失效或中台不可达</w:t>
-            </w:r>
-          </w:p>
-        </w:tc>
-        <w:tc>
-          <w:tcPr>
-            <w:tcW w:w="3009" w:type="dxa"/>
-            <w:tcMar>
-              <w:top w:w="80" w:type="dxa"/>
-              <w:left w:w="100" w:type="dxa"/>
-              <w:bottom w:w="80" w:type="dxa"/>
-              <w:right w:w="100" w:type="dxa"/>
-            </w:tcMar>
-          </w:tcPr>
-          <w:p>
-            <w:pPr>
-              <w:spacing w:line="300" w:lineRule="auto"/>
-            </w:pPr>
-            <w:r>
-              <w:rPr>
-                <w:rFonts w:eastAsia="宋体"/>
-                <w:color w:val="000000"/>
-                <w:sz w:val="22"/>
-                <w:szCs w:val="22"/>
-              </w:rPr>
-              <w:t>从宿主重新登录；运维检查中台地址和身份路径</w:t>
+            <w:tcW w:w="4513" w:type="dxa"/>
+            <w:tcMar>
+              <w:top w:w="80" w:type="dxa"/>
+              <w:left w:w="100" w:type="dxa"/>
+              <w:bottom w:w="80" w:type="dxa"/>
+              <w:right w:w="100" w:type="dxa"/>
+            </w:tcMar>
+          </w:tcPr>
+          <w:p>
+            <w:pPr>
+              <w:spacing w:line="300" w:lineRule="auto"/>
+            </w:pPr>
+            <w:r>
+              <w:rPr>
+                <w:rFonts w:eastAsia="宋体"/>
+                <w:color w:val="000000"/>
+                <w:sz w:val="22"/>
+                <w:szCs w:val="22"/>
+              </w:rPr>
+              <w:t>关闭按钮显示无权限</w:t>
+            </w:r>
+          </w:p>
+        </w:tc>
+        <w:tc>
+          <w:tcPr>
+            <w:tcW w:w="4513" w:type="dxa"/>
+            <w:tcMar>
+              <w:top w:w="80" w:type="dxa"/>
+              <w:left w:w="100" w:type="dxa"/>
+              <w:bottom w:w="80" w:type="dxa"/>
+              <w:right w:w="100" w:type="dxa"/>
+            </w:tcMar>
+          </w:tcPr>
+          <w:p>
+            <w:pPr>
+              <w:spacing w:line="300" w:lineRule="auto"/>
+            </w:pPr>
+            <w:r>
+              <w:rPr>
+                <w:rFonts w:eastAsia="宋体"/>
+                <w:color w:val="000000"/>
+                <w:sz w:val="22"/>
+                <w:szCs w:val="22"/>
+              </w:rPr>
+              <w:t>申请</w:t>
+            </w:r>
+            <w:r>
+              <w:rPr>
+                <w:rFonts w:eastAsia="宋体"/>
+                <w:color w:val="000000"/>
+                <w:sz w:val="22"/>
+                <w:szCs w:val="22"/>
+              </w:rPr>
+              <w:t xml:space="preserve"> incident:close</w:t>
+            </w:r>
+            <w:r>
+              <w:rPr>
+                <w:rFonts w:eastAsia="宋体"/>
+                <w:color w:val="000000"/>
+                <w:sz w:val="22"/>
+                <w:szCs w:val="22"/>
+              </w:rPr>
+              <w:t>，不绕过权限</w:t>
             </w:r>
           </w:p>
         </w:tc>
@@ -8865,76 +8013,60 @@
         </w:trPr>
         <w:tc>
           <w:tcPr>
-            <w:tcW w:w="3009" w:type="dxa"/>
-            <w:tcMar>
-              <w:top w:w="80" w:type="dxa"/>
-              <w:left w:w="100" w:type="dxa"/>
-              <w:bottom w:w="80" w:type="dxa"/>
-              <w:right w:w="100" w:type="dxa"/>
-            </w:tcMar>
-          </w:tcPr>
-          <w:p>
-            <w:pPr>
-              <w:spacing w:line="300" w:lineRule="auto"/>
-            </w:pPr>
-            <w:r>
-              <w:rPr>
-                <w:rFonts w:eastAsia="宋体"/>
-                <w:color w:val="000000"/>
-                <w:sz w:val="22"/>
-                <w:szCs w:val="22"/>
-              </w:rPr>
-              <w:t>能看页面但按钮显示无权限</w:t>
-            </w:r>
-          </w:p>
-        </w:tc>
-        <w:tc>
-          <w:tcPr>
-            <w:tcW w:w="3009" w:type="dxa"/>
-            <w:tcMar>
-              <w:top w:w="80" w:type="dxa"/>
-              <w:left w:w="100" w:type="dxa"/>
-              <w:bottom w:w="80" w:type="dxa"/>
-              <w:right w:w="100" w:type="dxa"/>
-            </w:tcMar>
-          </w:tcPr>
-          <w:p>
-            <w:pPr>
-              <w:spacing w:line="300" w:lineRule="auto"/>
-            </w:pPr>
-            <w:r>
-              <w:rPr>
-                <w:rFonts w:eastAsia="宋体"/>
-                <w:color w:val="000000"/>
-                <w:sz w:val="22"/>
-                <w:szCs w:val="22"/>
-              </w:rPr>
-              <w:t>权限集合缺少写权限点</w:t>
-            </w:r>
-          </w:p>
-        </w:tc>
-        <w:tc>
-          <w:tcPr>
-            <w:tcW w:w="3009" w:type="dxa"/>
-            <w:tcMar>
-              <w:top w:w="80" w:type="dxa"/>
-              <w:left w:w="100" w:type="dxa"/>
-              <w:bottom w:w="80" w:type="dxa"/>
-              <w:right w:w="100" w:type="dxa"/>
-            </w:tcMar>
-          </w:tcPr>
-          <w:p>
-            <w:pPr>
-              <w:spacing w:line="300" w:lineRule="auto"/>
-            </w:pPr>
-            <w:r>
-              <w:rPr>
-                <w:rFonts w:eastAsia="宋体"/>
-                <w:color w:val="000000"/>
-                <w:sz w:val="22"/>
-                <w:szCs w:val="22"/>
-              </w:rPr>
-              <w:t>联系管理员核对角色映射，不使用开发身份头绕过</w:t>
+            <w:tcW w:w="4513" w:type="dxa"/>
+            <w:tcMar>
+              <w:top w:w="80" w:type="dxa"/>
+              <w:left w:w="100" w:type="dxa"/>
+              <w:bottom w:w="80" w:type="dxa"/>
+              <w:right w:w="100" w:type="dxa"/>
+            </w:tcMar>
+          </w:tcPr>
+          <w:p>
+            <w:pPr>
+              <w:spacing w:line="300" w:lineRule="auto"/>
+            </w:pPr>
+            <w:r>
+              <w:rPr>
+                <w:rFonts w:eastAsia="宋体"/>
+                <w:color w:val="000000"/>
+                <w:sz w:val="22"/>
+                <w:szCs w:val="22"/>
+              </w:rPr>
+              <w:t>关闭返回</w:t>
+            </w:r>
+            <w:r>
+              <w:rPr>
+                <w:rFonts w:eastAsia="宋体"/>
+                <w:color w:val="000000"/>
+                <w:sz w:val="22"/>
+                <w:szCs w:val="22"/>
+              </w:rPr>
+              <w:t xml:space="preserve"> 409/422</w:t>
+            </w:r>
+          </w:p>
+        </w:tc>
+        <w:tc>
+          <w:tcPr>
+            <w:tcW w:w="4513" w:type="dxa"/>
+            <w:tcMar>
+              <w:top w:w="80" w:type="dxa"/>
+              <w:left w:w="100" w:type="dxa"/>
+              <w:bottom w:w="80" w:type="dxa"/>
+              <w:right w:w="100" w:type="dxa"/>
+            </w:tcMar>
+          </w:tcPr>
+          <w:p>
+            <w:pPr>
+              <w:spacing w:line="300" w:lineRule="auto"/>
+            </w:pPr>
+            <w:r>
+              <w:rPr>
+                <w:rFonts w:eastAsia="宋体"/>
+                <w:color w:val="000000"/>
+                <w:sz w:val="22"/>
+                <w:szCs w:val="22"/>
+              </w:rPr>
+              <w:t>刷新任务，补齐关闭结论和报告引用</w:t>
             </w:r>
           </w:p>
         </w:tc>
@@ -8945,85 +8077,51 @@
         </w:trPr>
         <w:tc>
           <w:tcPr>
-            <w:tcW w:w="3009" w:type="dxa"/>
-            <w:tcMar>
-              <w:top w:w="80" w:type="dxa"/>
-              <w:left w:w="100" w:type="dxa"/>
-              <w:bottom w:w="80" w:type="dxa"/>
-              <w:right w:w="100" w:type="dxa"/>
-            </w:tcMar>
-          </w:tcPr>
-          <w:p>
-            <w:pPr>
-              <w:spacing w:line="300" w:lineRule="auto"/>
-            </w:pPr>
-            <w:r>
-              <w:rPr>
-                <w:rFonts w:eastAsia="宋体"/>
-                <w:color w:val="000000"/>
-                <w:sz w:val="22"/>
-                <w:szCs w:val="22"/>
-              </w:rPr>
-              <w:t>提交后出现</w:t>
-            </w:r>
-            <w:r>
-              <w:rPr>
-                <w:rFonts w:eastAsia="宋体"/>
-                <w:color w:val="000000"/>
-                <w:sz w:val="22"/>
-                <w:szCs w:val="22"/>
-              </w:rPr>
-              <w:t xml:space="preserve"> 409</w:t>
-            </w:r>
-          </w:p>
-        </w:tc>
-        <w:tc>
-          <w:tcPr>
-            <w:tcW w:w="3009" w:type="dxa"/>
-            <w:tcMar>
-              <w:top w:w="80" w:type="dxa"/>
-              <w:left w:w="100" w:type="dxa"/>
-              <w:bottom w:w="80" w:type="dxa"/>
-              <w:right w:w="100" w:type="dxa"/>
-            </w:tcMar>
-          </w:tcPr>
-          <w:p>
-            <w:pPr>
-              <w:spacing w:line="300" w:lineRule="auto"/>
-            </w:pPr>
-            <w:r>
-              <w:rPr>
-                <w:rFonts w:eastAsia="宋体"/>
-                <w:color w:val="000000"/>
-                <w:sz w:val="22"/>
-                <w:szCs w:val="22"/>
-              </w:rPr>
-              <w:t>记录被其他终端更新</w:t>
-            </w:r>
-          </w:p>
-        </w:tc>
-        <w:tc>
-          <w:tcPr>
-            <w:tcW w:w="3009" w:type="dxa"/>
-            <w:tcMar>
-              <w:top w:w="80" w:type="dxa"/>
-              <w:left w:w="100" w:type="dxa"/>
-              <w:bottom w:w="80" w:type="dxa"/>
-              <w:right w:w="100" w:type="dxa"/>
-            </w:tcMar>
-          </w:tcPr>
-          <w:p>
-            <w:pPr>
-              <w:spacing w:line="300" w:lineRule="auto"/>
-            </w:pPr>
-            <w:r>
-              <w:rPr>
-                <w:rFonts w:eastAsia="宋体"/>
-                <w:color w:val="000000"/>
-                <w:sz w:val="22"/>
-                <w:szCs w:val="22"/>
-              </w:rPr>
-              <w:t>刷新后按最新资源版本重新决定</w:t>
+            <w:tcW w:w="4513" w:type="dxa"/>
+            <w:tcMar>
+              <w:top w:w="80" w:type="dxa"/>
+              <w:left w:w="100" w:type="dxa"/>
+              <w:bottom w:w="80" w:type="dxa"/>
+              <w:right w:w="100" w:type="dxa"/>
+            </w:tcMar>
+          </w:tcPr>
+          <w:p>
+            <w:pPr>
+              <w:spacing w:line="300" w:lineRule="auto"/>
+            </w:pPr>
+            <w:r>
+              <w:rPr>
+                <w:rFonts w:eastAsia="宋体"/>
+                <w:color w:val="000000"/>
+                <w:sz w:val="22"/>
+                <w:szCs w:val="22"/>
+              </w:rPr>
+              <w:t>页面要求登录</w:t>
+            </w:r>
+          </w:p>
+        </w:tc>
+        <w:tc>
+          <w:tcPr>
+            <w:tcW w:w="4513" w:type="dxa"/>
+            <w:tcMar>
+              <w:top w:w="80" w:type="dxa"/>
+              <w:left w:w="100" w:type="dxa"/>
+              <w:bottom w:w="80" w:type="dxa"/>
+              <w:right w:w="100" w:type="dxa"/>
+            </w:tcMar>
+          </w:tcPr>
+          <w:p>
+            <w:pPr>
+              <w:spacing w:line="300" w:lineRule="auto"/>
+            </w:pPr>
+            <w:r>
+              <w:rPr>
+                <w:rFonts w:eastAsia="宋体"/>
+                <w:color w:val="000000"/>
+                <w:sz w:val="22"/>
+                <w:szCs w:val="22"/>
+              </w:rPr>
+              <w:t>从宿主重新登录并检查中台</w:t>
             </w:r>
           </w:p>
         </w:tc>
@@ -9034,94 +8132,69 @@
         </w:trPr>
         <w:tc>
           <w:tcPr>
-            <w:tcW w:w="3009" w:type="dxa"/>
-            <w:tcMar>
-              <w:top w:w="80" w:type="dxa"/>
-              <w:left w:w="100" w:type="dxa"/>
-              <w:bottom w:w="80" w:type="dxa"/>
-              <w:right w:w="100" w:type="dxa"/>
-            </w:tcMar>
-          </w:tcPr>
-          <w:p>
-            <w:pPr>
-              <w:spacing w:line="300" w:lineRule="auto"/>
-            </w:pPr>
-            <w:r>
-              <w:rPr>
-                <w:rFonts w:eastAsia="宋体"/>
-                <w:color w:val="000000"/>
-                <w:sz w:val="22"/>
-                <w:szCs w:val="22"/>
-              </w:rPr>
-              <w:t>上传附件返回</w:t>
-            </w:r>
-            <w:r>
-              <w:rPr>
-                <w:rFonts w:eastAsia="宋体"/>
-                <w:color w:val="000000"/>
-                <w:sz w:val="22"/>
-                <w:szCs w:val="22"/>
-              </w:rPr>
-              <w:t xml:space="preserve"> 503</w:t>
-            </w:r>
-          </w:p>
-        </w:tc>
-        <w:tc>
-          <w:tcPr>
-            <w:tcW w:w="3009" w:type="dxa"/>
-            <w:tcMar>
-              <w:top w:w="80" w:type="dxa"/>
-              <w:left w:w="100" w:type="dxa"/>
-              <w:bottom w:w="80" w:type="dxa"/>
-              <w:right w:w="100" w:type="dxa"/>
-            </w:tcMar>
-          </w:tcPr>
-          <w:p>
-            <w:pPr>
-              <w:spacing w:line="300" w:lineRule="auto"/>
-            </w:pPr>
-            <w:r>
-              <w:rPr>
-                <w:rFonts w:eastAsia="宋体"/>
-                <w:color w:val="000000"/>
-                <w:sz w:val="22"/>
-                <w:szCs w:val="22"/>
-              </w:rPr>
-              <w:t>中台文件预签名端口不可用</w:t>
-            </w:r>
-          </w:p>
-        </w:tc>
-        <w:tc>
-          <w:tcPr>
-            <w:tcW w:w="3009" w:type="dxa"/>
-            <w:tcMar>
-              <w:top w:w="80" w:type="dxa"/>
-              <w:left w:w="100" w:type="dxa"/>
-              <w:bottom w:w="80" w:type="dxa"/>
-              <w:right w:w="100" w:type="dxa"/>
-            </w:tcMar>
-          </w:tcPr>
-          <w:p>
-            <w:pPr>
-              <w:spacing w:line="300" w:lineRule="auto"/>
-            </w:pPr>
-            <w:r>
-              <w:rPr>
-                <w:rFonts w:eastAsia="宋体"/>
-                <w:color w:val="000000"/>
-                <w:sz w:val="22"/>
-                <w:szCs w:val="22"/>
-              </w:rPr>
-              <w:t>保存本地材料，待恢复后重试并保留</w:t>
-            </w:r>
-            <w:r>
-              <w:rPr>
-                <w:rFonts w:eastAsia="宋体"/>
-                <w:color w:val="000000"/>
-                <w:sz w:val="22"/>
-                <w:szCs w:val="22"/>
-              </w:rPr>
-              <w:t xml:space="preserve"> traceId</w:t>
+            <w:tcW w:w="4513" w:type="dxa"/>
+            <w:tcMar>
+              <w:top w:w="80" w:type="dxa"/>
+              <w:left w:w="100" w:type="dxa"/>
+              <w:bottom w:w="80" w:type="dxa"/>
+              <w:right w:w="100" w:type="dxa"/>
+            </w:tcMar>
+          </w:tcPr>
+          <w:p>
+            <w:pPr>
+              <w:spacing w:line="300" w:lineRule="auto"/>
+            </w:pPr>
+            <w:r>
+              <w:rPr>
+                <w:rFonts w:eastAsia="宋体"/>
+                <w:color w:val="000000"/>
+                <w:sz w:val="22"/>
+                <w:szCs w:val="22"/>
+              </w:rPr>
+              <w:t>地图</w:t>
+            </w:r>
+            <w:r>
+              <w:rPr>
+                <w:rFonts w:eastAsia="宋体"/>
+                <w:color w:val="000000"/>
+                <w:sz w:val="22"/>
+                <w:szCs w:val="22"/>
+              </w:rPr>
+              <w:t>/</w:t>
+            </w:r>
+            <w:r>
+              <w:rPr>
+                <w:rFonts w:eastAsia="宋体"/>
+                <w:color w:val="000000"/>
+                <w:sz w:val="22"/>
+                <w:szCs w:val="22"/>
+              </w:rPr>
+              <w:t>视频为空</w:t>
+            </w:r>
+          </w:p>
+        </w:tc>
+        <w:tc>
+          <w:tcPr>
+            <w:tcW w:w="4513" w:type="dxa"/>
+            <w:tcMar>
+              <w:top w:w="80" w:type="dxa"/>
+              <w:left w:w="100" w:type="dxa"/>
+              <w:bottom w:w="80" w:type="dxa"/>
+              <w:right w:w="100" w:type="dxa"/>
+            </w:tcMar>
+          </w:tcPr>
+          <w:p>
+            <w:pPr>
+              <w:spacing w:line="300" w:lineRule="auto"/>
+            </w:pPr>
+            <w:r>
+              <w:rPr>
+                <w:rFonts w:eastAsia="宋体"/>
+                <w:color w:val="000000"/>
+                <w:sz w:val="22"/>
+                <w:szCs w:val="22"/>
+              </w:rPr>
+              <w:t>使用列表与人工核实，不解释为无事件</w:t>
             </w:r>
           </w:p>
         </w:tc>
@@ -9132,299 +8205,52 @@
         </w:trPr>
         <w:tc>
           <w:tcPr>
-            <w:tcW w:w="3009" w:type="dxa"/>
-            <w:tcMar>
-              <w:top w:w="80" w:type="dxa"/>
-              <w:left w:w="100" w:type="dxa"/>
-              <w:bottom w:w="80" w:type="dxa"/>
-              <w:right w:w="100" w:type="dxa"/>
-            </w:tcMar>
-          </w:tcPr>
-          <w:p>
-            <w:pPr>
-              <w:spacing w:line="300" w:lineRule="auto"/>
-            </w:pPr>
-            <w:r>
-              <w:rPr>
-                <w:rFonts w:eastAsia="宋体"/>
-                <w:color w:val="000000"/>
-                <w:sz w:val="22"/>
-                <w:szCs w:val="22"/>
-              </w:rPr>
-              <w:t>地图</w:t>
-            </w:r>
-            <w:r>
-              <w:rPr>
-                <w:rFonts w:eastAsia="宋体"/>
-                <w:color w:val="000000"/>
-                <w:sz w:val="22"/>
-                <w:szCs w:val="22"/>
-              </w:rPr>
-              <w:t>/</w:t>
-            </w:r>
-            <w:r>
-              <w:rPr>
-                <w:rFonts w:eastAsia="宋体"/>
-                <w:color w:val="000000"/>
-                <w:sz w:val="22"/>
-                <w:szCs w:val="22"/>
-              </w:rPr>
-              <w:t>视频为空</w:t>
-            </w:r>
-          </w:p>
-        </w:tc>
-        <w:tc>
-          <w:tcPr>
-            <w:tcW w:w="3009" w:type="dxa"/>
-            <w:tcMar>
-              <w:top w:w="80" w:type="dxa"/>
-              <w:left w:w="100" w:type="dxa"/>
-              <w:bottom w:w="80" w:type="dxa"/>
-              <w:right w:w="100" w:type="dxa"/>
-            </w:tcMar>
-          </w:tcPr>
-          <w:p>
-            <w:pPr>
-              <w:spacing w:line="300" w:lineRule="auto"/>
-            </w:pPr>
-            <w:r>
-              <w:rPr>
-                <w:rFonts w:eastAsia="宋体"/>
-                <w:color w:val="000000"/>
-                <w:sz w:val="22"/>
-                <w:szCs w:val="22"/>
-              </w:rPr>
-              <w:t>外部端口未连通或超时</w:t>
-            </w:r>
-          </w:p>
-        </w:tc>
-        <w:tc>
-          <w:tcPr>
-            <w:tcW w:w="3009" w:type="dxa"/>
-            <w:tcMar>
-              <w:top w:w="80" w:type="dxa"/>
-              <w:left w:w="100" w:type="dxa"/>
-              <w:bottom w:w="80" w:type="dxa"/>
-              <w:right w:w="100" w:type="dxa"/>
-            </w:tcMar>
-          </w:tcPr>
-          <w:p>
-            <w:pPr>
-              <w:spacing w:line="300" w:lineRule="auto"/>
-            </w:pPr>
-            <w:r>
-              <w:rPr>
-                <w:rFonts w:eastAsia="宋体"/>
-                <w:color w:val="000000"/>
-                <w:sz w:val="22"/>
-                <w:szCs w:val="22"/>
-              </w:rPr>
-              <w:t>使用列表与人工核实；不要把空白解释为无事件</w:t>
-            </w:r>
-          </w:p>
-        </w:tc>
-      </w:tr>
-      <w:tr>
-        <w:trPr>
-          <w:cantSplit/>
-        </w:trPr>
-        <w:tc>
-          <w:tcPr>
-            <w:tcW w:w="3009" w:type="dxa"/>
-            <w:tcMar>
-              <w:top w:w="80" w:type="dxa"/>
-              <w:left w:w="100" w:type="dxa"/>
-              <w:bottom w:w="80" w:type="dxa"/>
-              <w:right w:w="100" w:type="dxa"/>
-            </w:tcMar>
-          </w:tcPr>
-          <w:p>
-            <w:pPr>
-              <w:spacing w:line="300" w:lineRule="auto"/>
-            </w:pPr>
-            <w:r>
-              <w:rPr>
-                <w:rFonts w:eastAsia="宋体"/>
-                <w:color w:val="000000"/>
-                <w:sz w:val="22"/>
-                <w:szCs w:val="22"/>
-              </w:rPr>
-              <w:t>门禁指令失败</w:t>
-            </w:r>
-          </w:p>
-        </w:tc>
-        <w:tc>
-          <w:tcPr>
-            <w:tcW w:w="3009" w:type="dxa"/>
-            <w:tcMar>
-              <w:top w:w="80" w:type="dxa"/>
-              <w:left w:w="100" w:type="dxa"/>
-              <w:bottom w:w="80" w:type="dxa"/>
-              <w:right w:w="100" w:type="dxa"/>
-            </w:tcMar>
-          </w:tcPr>
-          <w:p>
-            <w:pPr>
-              <w:spacing w:line="300" w:lineRule="auto"/>
-            </w:pPr>
-            <w:r>
-              <w:rPr>
-                <w:rFonts w:eastAsia="宋体"/>
-                <w:color w:val="000000"/>
-                <w:sz w:val="22"/>
-                <w:szCs w:val="22"/>
-              </w:rPr>
-              <w:t>既有安全联锁拒绝或接口异常</w:t>
-            </w:r>
-          </w:p>
-        </w:tc>
-        <w:tc>
-          <w:tcPr>
-            <w:tcW w:w="3009" w:type="dxa"/>
-            <w:tcMar>
-              <w:top w:w="80" w:type="dxa"/>
-              <w:left w:w="100" w:type="dxa"/>
-              <w:bottom w:w="80" w:type="dxa"/>
-              <w:right w:w="100" w:type="dxa"/>
-            </w:tcMar>
-          </w:tcPr>
-          <w:p>
-            <w:pPr>
-              <w:spacing w:line="300" w:lineRule="auto"/>
-            </w:pPr>
-            <w:r>
-              <w:rPr>
-                <w:rFonts w:eastAsia="宋体"/>
-                <w:color w:val="000000"/>
-                <w:sz w:val="22"/>
-                <w:szCs w:val="22"/>
-              </w:rPr>
-              <w:t>告警并人工降级；禁止系统自动重放控制指令</w:t>
-            </w:r>
-          </w:p>
-        </w:tc>
-      </w:tr>
-      <w:tr>
-        <w:trPr>
-          <w:cantSplit/>
-        </w:trPr>
-        <w:tc>
-          <w:tcPr>
-            <w:tcW w:w="3009" w:type="dxa"/>
-            <w:tcMar>
-              <w:top w:w="80" w:type="dxa"/>
-              <w:left w:w="100" w:type="dxa"/>
-              <w:bottom w:w="80" w:type="dxa"/>
-              <w:right w:w="100" w:type="dxa"/>
-            </w:tcMar>
-          </w:tcPr>
-          <w:p>
-            <w:pPr>
-              <w:spacing w:line="300" w:lineRule="auto"/>
-            </w:pPr>
-            <w:r>
-              <w:rPr>
-                <w:rFonts w:eastAsia="宋体"/>
-                <w:color w:val="000000"/>
-                <w:sz w:val="22"/>
-                <w:szCs w:val="22"/>
-              </w:rPr>
-              <w:t xml:space="preserve">H5 </w:t>
-            </w:r>
-            <w:r>
-              <w:rPr>
-                <w:rFonts w:eastAsia="宋体"/>
-                <w:color w:val="000000"/>
-                <w:sz w:val="22"/>
-                <w:szCs w:val="22"/>
-              </w:rPr>
-              <w:t>显示</w:t>
-            </w:r>
-            <w:r>
-              <w:rPr>
-                <w:rFonts w:eastAsia="宋体"/>
-                <w:color w:val="000000"/>
-                <w:sz w:val="22"/>
-                <w:szCs w:val="22"/>
-              </w:rPr>
-              <w:t xml:space="preserve"> Web </w:t>
-            </w:r>
-            <w:r>
-              <w:rPr>
-                <w:rFonts w:eastAsia="宋体"/>
-                <w:color w:val="000000"/>
-                <w:sz w:val="22"/>
-                <w:szCs w:val="22"/>
-              </w:rPr>
-              <w:t>切换入口</w:t>
-            </w:r>
-          </w:p>
-        </w:tc>
-        <w:tc>
-          <w:tcPr>
-            <w:tcW w:w="3009" w:type="dxa"/>
-            <w:tcMar>
-              <w:top w:w="80" w:type="dxa"/>
-              <w:left w:w="100" w:type="dxa"/>
-              <w:bottom w:w="80" w:type="dxa"/>
-              <w:right w:w="100" w:type="dxa"/>
-            </w:tcMar>
-          </w:tcPr>
-          <w:p>
-            <w:pPr>
-              <w:spacing w:line="300" w:lineRule="auto"/>
-            </w:pPr>
-            <w:r>
-              <w:rPr>
-                <w:rFonts w:eastAsia="宋体"/>
-                <w:color w:val="000000"/>
-                <w:sz w:val="22"/>
-                <w:szCs w:val="22"/>
-              </w:rPr>
-              <w:t>当前为独立浏览器课程展示</w:t>
-            </w:r>
-          </w:p>
-        </w:tc>
-        <w:tc>
-          <w:tcPr>
-            <w:tcW w:w="3009" w:type="dxa"/>
-            <w:tcMar>
-              <w:top w:w="80" w:type="dxa"/>
-              <w:left w:w="100" w:type="dxa"/>
-              <w:bottom w:w="80" w:type="dxa"/>
-              <w:right w:w="100" w:type="dxa"/>
-            </w:tcMar>
-          </w:tcPr>
-          <w:p>
-            <w:pPr>
-              <w:spacing w:line="300" w:lineRule="auto"/>
-            </w:pPr>
-            <w:r>
-              <w:rPr>
-                <w:rFonts w:eastAsia="宋体"/>
-                <w:color w:val="000000"/>
-                <w:sz w:val="22"/>
-                <w:szCs w:val="22"/>
-              </w:rPr>
-              <w:t>正式交付由宿主</w:t>
-            </w:r>
-            <w:r>
-              <w:rPr>
-                <w:rFonts w:eastAsia="宋体"/>
-                <w:color w:val="000000"/>
-                <w:sz w:val="22"/>
-                <w:szCs w:val="22"/>
-              </w:rPr>
-              <w:t xml:space="preserve"> APP </w:t>
-            </w:r>
-            <w:r>
-              <w:rPr>
-                <w:rFonts w:eastAsia="宋体"/>
-                <w:color w:val="000000"/>
-                <w:sz w:val="22"/>
-                <w:szCs w:val="22"/>
-              </w:rPr>
-              <w:t>嵌入，发布由甲方负责</w:t>
+            <w:tcW w:w="4513" w:type="dxa"/>
+            <w:tcMar>
+              <w:top w:w="80" w:type="dxa"/>
+              <w:left w:w="100" w:type="dxa"/>
+              <w:bottom w:w="80" w:type="dxa"/>
+              <w:right w:w="100" w:type="dxa"/>
+            </w:tcMar>
+          </w:tcPr>
+          <w:p>
+            <w:pPr>
+              <w:spacing w:line="300" w:lineRule="auto"/>
+            </w:pPr>
+            <w:r>
+              <w:rPr>
+                <w:rFonts w:eastAsia="宋体"/>
+                <w:color w:val="000000"/>
+                <w:sz w:val="22"/>
+                <w:szCs w:val="22"/>
+              </w:rPr>
+              <w:lastRenderedPageBreak/>
+              <w:t>门禁失败</w:t>
+            </w:r>
+          </w:p>
+        </w:tc>
+        <w:tc>
+          <w:tcPr>
+            <w:tcW w:w="4513" w:type="dxa"/>
+            <w:tcMar>
+              <w:top w:w="80" w:type="dxa"/>
+              <w:left w:w="100" w:type="dxa"/>
+              <w:bottom w:w="80" w:type="dxa"/>
+              <w:right w:w="100" w:type="dxa"/>
+            </w:tcMar>
+          </w:tcPr>
+          <w:p>
+            <w:pPr>
+              <w:spacing w:line="300" w:lineRule="auto"/>
+            </w:pPr>
+            <w:r>
+              <w:rPr>
+                <w:rFonts w:eastAsia="宋体"/>
+                <w:color w:val="000000"/>
+                <w:sz w:val="22"/>
+                <w:szCs w:val="22"/>
+              </w:rPr>
+              <w:t>告警并人工降级，禁止自动重放</w:t>
             </w:r>
           </w:p>
         </w:tc>
@@ -9441,15 +8267,14 @@
           <w:bCs/>
         </w:rPr>
       </w:pPr>
-      <w:bookmarkStart w:id="20" w:name="_Toc242645991"/>
-      <w:r>
-        <w:lastRenderedPageBreak/>
+      <w:bookmarkStart w:id="16" w:name="_Toc242715658"/>
+      <w:r>
         <w:t xml:space="preserve">10 </w:t>
       </w:r>
       <w:r>
-        <w:t>术语</w:t>
-      </w:r>
-      <w:bookmarkEnd w:id="20"/>
+        <w:t>版本与证据适用范围</w:t>
+      </w:r>
+      <w:bookmarkEnd w:id="16"/>
     </w:p>
     <w:p>
       <w:pPr>
@@ -9473,6 +8298,649 @@
           <w:sz w:val="18"/>
         </w:rPr>
         <w:t xml:space="preserve"> 10-1 </w:t>
+      </w:r>
+      <w:r>
+        <w:rPr>
+          <w:rFonts w:eastAsia="宋体"/>
+          <w:b/>
+          <w:color w:val="000000"/>
+          <w:sz w:val="18"/>
+        </w:rPr>
+        <w:t>版本关系</w:t>
+      </w:r>
+    </w:p>
+    <w:tbl>
+      <w:tblPr>
+        <w:tblW w:w="5000" w:type="pct"/>
+        <w:tblBorders>
+          <w:top w:val="single" w:sz="2" w:space="0" w:color="8A9BA8"/>
+          <w:left w:val="single" w:sz="2" w:space="0" w:color="8A9BA8"/>
+          <w:bottom w:val="single" w:sz="2" w:space="0" w:color="8A9BA8"/>
+          <w:right w:val="single" w:sz="2" w:space="0" w:color="8A9BA8"/>
+          <w:insideH w:val="single" w:sz="2" w:space="0" w:color="8A9BA8"/>
+          <w:insideV w:val="single" w:sz="2" w:space="0" w:color="8A9BA8"/>
+        </w:tblBorders>
+        <w:tblCellMar>
+          <w:left w:w="10" w:type="dxa"/>
+          <w:right w:w="10" w:type="dxa"/>
+        </w:tblCellMar>
+        <w:tblLook w:val="04A0" w:firstRow="1" w:lastRow="0" w:firstColumn="1" w:lastColumn="0" w:noHBand="0" w:noVBand="1"/>
+      </w:tblPr>
+      <w:tblGrid>
+        <w:gridCol w:w="2922"/>
+        <w:gridCol w:w="2940"/>
+        <w:gridCol w:w="3158"/>
+      </w:tblGrid>
+      <w:tr>
+        <w:trPr>
+          <w:cantSplit/>
+          <w:tblHeader/>
+        </w:trPr>
+        <w:tc>
+          <w:tcPr>
+            <w:tcW w:w="3009" w:type="dxa"/>
+            <w:shd w:val="clear" w:color="auto" w:fill="DCE6F1"/>
+            <w:tcMar>
+              <w:top w:w="80" w:type="dxa"/>
+              <w:left w:w="100" w:type="dxa"/>
+              <w:bottom w:w="80" w:type="dxa"/>
+              <w:right w:w="100" w:type="dxa"/>
+            </w:tcMar>
+          </w:tcPr>
+          <w:p>
+            <w:pPr>
+              <w:spacing w:line="300" w:lineRule="auto"/>
+            </w:pPr>
+            <w:r>
+              <w:rPr>
+                <w:rFonts w:eastAsia="宋体"/>
+                <w:b/>
+                <w:bCs/>
+                <w:color w:val="000000"/>
+                <w:sz w:val="24"/>
+                <w:szCs w:val="24"/>
+              </w:rPr>
+              <w:t>对象</w:t>
+            </w:r>
+          </w:p>
+        </w:tc>
+        <w:tc>
+          <w:tcPr>
+            <w:tcW w:w="3009" w:type="dxa"/>
+            <w:shd w:val="clear" w:color="auto" w:fill="DCE6F1"/>
+            <w:tcMar>
+              <w:top w:w="80" w:type="dxa"/>
+              <w:left w:w="100" w:type="dxa"/>
+              <w:bottom w:w="80" w:type="dxa"/>
+              <w:right w:w="100" w:type="dxa"/>
+            </w:tcMar>
+          </w:tcPr>
+          <w:p>
+            <w:pPr>
+              <w:spacing w:line="300" w:lineRule="auto"/>
+            </w:pPr>
+            <w:r>
+              <w:rPr>
+                <w:rFonts w:eastAsia="宋体"/>
+                <w:b/>
+                <w:bCs/>
+                <w:color w:val="000000"/>
+                <w:sz w:val="24"/>
+                <w:szCs w:val="24"/>
+              </w:rPr>
+              <w:t>版本</w:t>
+            </w:r>
+            <w:r>
+              <w:rPr>
+                <w:rFonts w:eastAsia="宋体"/>
+                <w:b/>
+                <w:bCs/>
+                <w:color w:val="000000"/>
+                <w:sz w:val="24"/>
+                <w:szCs w:val="24"/>
+              </w:rPr>
+              <w:t>/</w:t>
+            </w:r>
+            <w:r>
+              <w:rPr>
+                <w:rFonts w:eastAsia="宋体"/>
+                <w:b/>
+                <w:bCs/>
+                <w:color w:val="000000"/>
+                <w:sz w:val="24"/>
+                <w:szCs w:val="24"/>
+              </w:rPr>
+              <w:t>时间</w:t>
+            </w:r>
+          </w:p>
+        </w:tc>
+        <w:tc>
+          <w:tcPr>
+            <w:tcW w:w="3009" w:type="dxa"/>
+            <w:shd w:val="clear" w:color="auto" w:fill="DCE6F1"/>
+            <w:tcMar>
+              <w:top w:w="80" w:type="dxa"/>
+              <w:left w:w="100" w:type="dxa"/>
+              <w:bottom w:w="80" w:type="dxa"/>
+              <w:right w:w="100" w:type="dxa"/>
+            </w:tcMar>
+          </w:tcPr>
+          <w:p>
+            <w:pPr>
+              <w:spacing w:line="300" w:lineRule="auto"/>
+            </w:pPr>
+            <w:r>
+              <w:rPr>
+                <w:rFonts w:eastAsia="宋体"/>
+                <w:b/>
+                <w:bCs/>
+                <w:color w:val="000000"/>
+                <w:sz w:val="24"/>
+                <w:szCs w:val="24"/>
+              </w:rPr>
+              <w:t>适用结论</w:t>
+            </w:r>
+          </w:p>
+        </w:tc>
+      </w:tr>
+      <w:tr>
+        <w:trPr>
+          <w:cantSplit/>
+        </w:trPr>
+        <w:tc>
+          <w:tcPr>
+            <w:tcW w:w="3009" w:type="dxa"/>
+            <w:tcMar>
+              <w:top w:w="80" w:type="dxa"/>
+              <w:left w:w="100" w:type="dxa"/>
+              <w:bottom w:w="80" w:type="dxa"/>
+              <w:right w:w="100" w:type="dxa"/>
+            </w:tcMar>
+          </w:tcPr>
+          <w:p>
+            <w:pPr>
+              <w:spacing w:line="300" w:lineRule="auto"/>
+            </w:pPr>
+            <w:r>
+              <w:rPr>
+                <w:rFonts w:eastAsia="宋体"/>
+                <w:color w:val="000000"/>
+                <w:sz w:val="22"/>
+                <w:szCs w:val="22"/>
+              </w:rPr>
+              <w:t>当前手册与代码验证</w:t>
+            </w:r>
+          </w:p>
+        </w:tc>
+        <w:tc>
+          <w:tcPr>
+            <w:tcW w:w="3009" w:type="dxa"/>
+            <w:tcMar>
+              <w:top w:w="80" w:type="dxa"/>
+              <w:left w:w="100" w:type="dxa"/>
+              <w:bottom w:w="80" w:type="dxa"/>
+              <w:right w:w="100" w:type="dxa"/>
+            </w:tcMar>
+          </w:tcPr>
+          <w:p>
+            <w:pPr>
+              <w:spacing w:line="300" w:lineRule="auto"/>
+            </w:pPr>
+            <w:r>
+              <w:rPr>
+                <w:rFonts w:eastAsia="宋体"/>
+                <w:color w:val="000000"/>
+                <w:sz w:val="22"/>
+                <w:szCs w:val="22"/>
+              </w:rPr>
+              <w:t>75f01c3</w:t>
+            </w:r>
+            <w:r>
+              <w:rPr>
+                <w:rFonts w:eastAsia="宋体"/>
+                <w:color w:val="000000"/>
+                <w:sz w:val="22"/>
+                <w:szCs w:val="22"/>
+              </w:rPr>
+              <w:t>，</w:t>
+            </w:r>
+            <w:r>
+              <w:rPr>
+                <w:rFonts w:eastAsia="宋体"/>
+                <w:color w:val="000000"/>
+                <w:sz w:val="22"/>
+                <w:szCs w:val="22"/>
+              </w:rPr>
+              <w:t>2026-10-12</w:t>
+            </w:r>
+          </w:p>
+        </w:tc>
+        <w:tc>
+          <w:tcPr>
+            <w:tcW w:w="3009" w:type="dxa"/>
+            <w:tcMar>
+              <w:top w:w="80" w:type="dxa"/>
+              <w:left w:w="100" w:type="dxa"/>
+              <w:bottom w:w="80" w:type="dxa"/>
+              <w:right w:w="100" w:type="dxa"/>
+            </w:tcMar>
+          </w:tcPr>
+          <w:p>
+            <w:pPr>
+              <w:spacing w:line="300" w:lineRule="auto"/>
+            </w:pPr>
+            <w:r>
+              <w:rPr>
+                <w:rFonts w:eastAsia="宋体"/>
+                <w:color w:val="000000"/>
+                <w:sz w:val="22"/>
+                <w:szCs w:val="22"/>
+              </w:rPr>
+              <w:t>含事件关闭</w:t>
+            </w:r>
+            <w:r>
+              <w:rPr>
+                <w:rFonts w:eastAsia="宋体"/>
+                <w:color w:val="000000"/>
+                <w:sz w:val="22"/>
+                <w:szCs w:val="22"/>
+              </w:rPr>
+              <w:t xml:space="preserve"> UI</w:t>
+            </w:r>
+            <w:r>
+              <w:rPr>
+                <w:rFonts w:eastAsia="宋体"/>
+                <w:color w:val="000000"/>
+                <w:sz w:val="22"/>
+                <w:szCs w:val="22"/>
+              </w:rPr>
+              <w:t>、正式工作台只读边界、完整容器整改及</w:t>
+            </w:r>
+            <w:r>
+              <w:rPr>
+                <w:rFonts w:eastAsia="宋体"/>
+                <w:color w:val="000000"/>
+                <w:sz w:val="22"/>
+                <w:szCs w:val="22"/>
+              </w:rPr>
+              <w:t xml:space="preserve"> H5 </w:t>
+            </w:r>
+            <w:r>
+              <w:rPr>
+                <w:rFonts w:eastAsia="宋体"/>
+                <w:color w:val="000000"/>
+                <w:sz w:val="22"/>
+                <w:szCs w:val="22"/>
+              </w:rPr>
+              <w:t>修复</w:t>
+            </w:r>
+          </w:p>
+        </w:tc>
+      </w:tr>
+      <w:tr>
+        <w:trPr>
+          <w:cantSplit/>
+        </w:trPr>
+        <w:tc>
+          <w:tcPr>
+            <w:tcW w:w="3009" w:type="dxa"/>
+            <w:tcMar>
+              <w:top w:w="80" w:type="dxa"/>
+              <w:left w:w="100" w:type="dxa"/>
+              <w:bottom w:w="80" w:type="dxa"/>
+              <w:right w:w="100" w:type="dxa"/>
+            </w:tcMar>
+          </w:tcPr>
+          <w:p>
+            <w:pPr>
+              <w:spacing w:line="300" w:lineRule="auto"/>
+            </w:pPr>
+            <w:r>
+              <w:rPr>
+                <w:rFonts w:eastAsia="宋体"/>
+                <w:color w:val="000000"/>
+                <w:sz w:val="22"/>
+                <w:szCs w:val="22"/>
+              </w:rPr>
+              <w:t xml:space="preserve">H5 </w:t>
+            </w:r>
+            <w:r>
+              <w:rPr>
+                <w:rFonts w:eastAsia="宋体"/>
+                <w:color w:val="000000"/>
+                <w:sz w:val="22"/>
+                <w:szCs w:val="22"/>
+              </w:rPr>
+              <w:t>进度修复</w:t>
+            </w:r>
+          </w:p>
+        </w:tc>
+        <w:tc>
+          <w:tcPr>
+            <w:tcW w:w="3009" w:type="dxa"/>
+            <w:tcMar>
+              <w:top w:w="80" w:type="dxa"/>
+              <w:left w:w="100" w:type="dxa"/>
+              <w:bottom w:w="80" w:type="dxa"/>
+              <w:right w:w="100" w:type="dxa"/>
+            </w:tcMar>
+          </w:tcPr>
+          <w:p>
+            <w:pPr>
+              <w:spacing w:line="300" w:lineRule="auto"/>
+            </w:pPr>
+            <w:r>
+              <w:rPr>
+                <w:rFonts w:eastAsia="宋体"/>
+                <w:color w:val="000000"/>
+                <w:sz w:val="22"/>
+                <w:szCs w:val="22"/>
+              </w:rPr>
+              <w:t>8dbfbab</w:t>
+            </w:r>
+          </w:p>
+        </w:tc>
+        <w:tc>
+          <w:tcPr>
+            <w:tcW w:w="3009" w:type="dxa"/>
+            <w:tcMar>
+              <w:top w:w="80" w:type="dxa"/>
+              <w:left w:w="100" w:type="dxa"/>
+              <w:bottom w:w="80" w:type="dxa"/>
+              <w:right w:w="100" w:type="dxa"/>
+            </w:tcMar>
+          </w:tcPr>
+          <w:p>
+            <w:pPr>
+              <w:spacing w:line="300" w:lineRule="auto"/>
+            </w:pPr>
+            <w:r>
+              <w:rPr>
+                <w:rFonts w:eastAsia="宋体"/>
+                <w:color w:val="000000"/>
+                <w:sz w:val="22"/>
+                <w:szCs w:val="22"/>
+              </w:rPr>
+              <w:t>已被当前快照包含，</w:t>
+            </w:r>
+            <w:r>
+              <w:rPr>
+                <w:rFonts w:eastAsia="宋体"/>
+                <w:color w:val="000000"/>
+                <w:sz w:val="22"/>
+                <w:szCs w:val="22"/>
+              </w:rPr>
+              <w:t xml:space="preserve">B </w:t>
+            </w:r>
+            <w:r>
+              <w:rPr>
+                <w:rFonts w:eastAsia="宋体"/>
+                <w:color w:val="000000"/>
+                <w:sz w:val="22"/>
+                <w:szCs w:val="22"/>
+              </w:rPr>
+              <w:t>技术测试通过；待</w:t>
+            </w:r>
+            <w:r>
+              <w:rPr>
+                <w:rFonts w:eastAsia="宋体"/>
+                <w:color w:val="000000"/>
+                <w:sz w:val="22"/>
+                <w:szCs w:val="22"/>
+              </w:rPr>
+              <w:t xml:space="preserve"> C G6-03 </w:t>
+            </w:r>
+            <w:r>
+              <w:rPr>
+                <w:rFonts w:eastAsia="宋体"/>
+                <w:color w:val="000000"/>
+                <w:sz w:val="22"/>
+                <w:szCs w:val="22"/>
+              </w:rPr>
+              <w:t>整体复核和</w:t>
+            </w:r>
+            <w:r>
+              <w:rPr>
+                <w:rFonts w:eastAsia="宋体"/>
+                <w:color w:val="000000"/>
+                <w:sz w:val="22"/>
+                <w:szCs w:val="22"/>
+              </w:rPr>
+              <w:t xml:space="preserve"> A </w:t>
+            </w:r>
+            <w:r>
+              <w:rPr>
+                <w:rFonts w:eastAsia="宋体"/>
+                <w:color w:val="000000"/>
+                <w:sz w:val="22"/>
+                <w:szCs w:val="22"/>
+              </w:rPr>
+              <w:t>一致性复验</w:t>
+            </w:r>
+          </w:p>
+        </w:tc>
+      </w:tr>
+      <w:tr>
+        <w:trPr>
+          <w:cantSplit/>
+        </w:trPr>
+        <w:tc>
+          <w:tcPr>
+            <w:tcW w:w="3009" w:type="dxa"/>
+            <w:tcMar>
+              <w:top w:w="80" w:type="dxa"/>
+              <w:left w:w="100" w:type="dxa"/>
+              <w:bottom w:w="80" w:type="dxa"/>
+              <w:right w:w="100" w:type="dxa"/>
+            </w:tcMar>
+          </w:tcPr>
+          <w:p>
+            <w:pPr>
+              <w:spacing w:line="300" w:lineRule="auto"/>
+            </w:pPr>
+            <w:r>
+              <w:rPr>
+                <w:rFonts w:eastAsia="宋体"/>
+                <w:color w:val="000000"/>
+                <w:sz w:val="22"/>
+                <w:szCs w:val="22"/>
+              </w:rPr>
+              <w:t>历史三张截图</w:t>
+            </w:r>
+          </w:p>
+        </w:tc>
+        <w:tc>
+          <w:tcPr>
+            <w:tcW w:w="3009" w:type="dxa"/>
+            <w:tcMar>
+              <w:top w:w="80" w:type="dxa"/>
+              <w:left w:w="100" w:type="dxa"/>
+              <w:bottom w:w="80" w:type="dxa"/>
+              <w:right w:w="100" w:type="dxa"/>
+            </w:tcMar>
+          </w:tcPr>
+          <w:p>
+            <w:pPr>
+              <w:spacing w:line="300" w:lineRule="auto"/>
+            </w:pPr>
+            <w:r>
+              <w:rPr>
+                <w:rFonts w:eastAsia="宋体"/>
+                <w:color w:val="000000"/>
+                <w:sz w:val="22"/>
+                <w:szCs w:val="22"/>
+              </w:rPr>
+              <w:t>2026-10-11</w:t>
+            </w:r>
+          </w:p>
+        </w:tc>
+        <w:tc>
+          <w:tcPr>
+            <w:tcW w:w="3009" w:type="dxa"/>
+            <w:tcMar>
+              <w:top w:w="80" w:type="dxa"/>
+              <w:left w:w="100" w:type="dxa"/>
+              <w:bottom w:w="80" w:type="dxa"/>
+              <w:right w:w="100" w:type="dxa"/>
+            </w:tcMar>
+          </w:tcPr>
+          <w:p>
+            <w:pPr>
+              <w:spacing w:line="300" w:lineRule="auto"/>
+            </w:pPr>
+            <w:r>
+              <w:rPr>
+                <w:rFonts w:eastAsia="宋体"/>
+                <w:color w:val="000000"/>
+                <w:sz w:val="22"/>
+                <w:szCs w:val="22"/>
+              </w:rPr>
+              <w:t>仅证明课程演示界面</w:t>
+            </w:r>
+          </w:p>
+        </w:tc>
+      </w:tr>
+      <w:tr>
+        <w:trPr>
+          <w:cantSplit/>
+        </w:trPr>
+        <w:tc>
+          <w:tcPr>
+            <w:tcW w:w="3009" w:type="dxa"/>
+            <w:tcMar>
+              <w:top w:w="80" w:type="dxa"/>
+              <w:left w:w="100" w:type="dxa"/>
+              <w:bottom w:w="80" w:type="dxa"/>
+              <w:right w:w="100" w:type="dxa"/>
+            </w:tcMar>
+          </w:tcPr>
+          <w:p>
+            <w:pPr>
+              <w:spacing w:line="300" w:lineRule="auto"/>
+            </w:pPr>
+            <w:r>
+              <w:rPr>
+                <w:rFonts w:eastAsia="宋体"/>
+                <w:color w:val="000000"/>
+                <w:sz w:val="22"/>
+                <w:szCs w:val="22"/>
+              </w:rPr>
+              <w:t>六类甲方系统</w:t>
+            </w:r>
+            <w:r>
+              <w:rPr>
+                <w:rFonts w:eastAsia="宋体"/>
+                <w:color w:val="000000"/>
+                <w:sz w:val="22"/>
+                <w:szCs w:val="22"/>
+              </w:rPr>
+              <w:t>/KN-065</w:t>
+            </w:r>
+          </w:p>
+        </w:tc>
+        <w:tc>
+          <w:tcPr>
+            <w:tcW w:w="3009" w:type="dxa"/>
+            <w:tcMar>
+              <w:top w:w="80" w:type="dxa"/>
+              <w:left w:w="100" w:type="dxa"/>
+              <w:bottom w:w="80" w:type="dxa"/>
+              <w:right w:w="100" w:type="dxa"/>
+            </w:tcMar>
+          </w:tcPr>
+          <w:p>
+            <w:pPr>
+              <w:spacing w:line="300" w:lineRule="auto"/>
+            </w:pPr>
+            <w:r>
+              <w:rPr>
+                <w:rFonts w:eastAsia="宋体"/>
+                <w:color w:val="000000"/>
+                <w:sz w:val="22"/>
+                <w:szCs w:val="22"/>
+              </w:rPr>
+              <w:t>未执行</w:t>
+            </w:r>
+          </w:p>
+        </w:tc>
+        <w:tc>
+          <w:tcPr>
+            <w:tcW w:w="3009" w:type="dxa"/>
+            <w:tcMar>
+              <w:top w:w="80" w:type="dxa"/>
+              <w:left w:w="100" w:type="dxa"/>
+              <w:bottom w:w="80" w:type="dxa"/>
+              <w:right w:w="100" w:type="dxa"/>
+            </w:tcMar>
+          </w:tcPr>
+          <w:p>
+            <w:pPr>
+              <w:spacing w:line="300" w:lineRule="auto"/>
+            </w:pPr>
+            <w:r>
+              <w:rPr>
+                <w:rFonts w:eastAsia="宋体"/>
+                <w:color w:val="000000"/>
+                <w:sz w:val="22"/>
+                <w:szCs w:val="22"/>
+              </w:rPr>
+              <w:t>REAL_WORLD_DEFERRED</w:t>
+            </w:r>
+            <w:r>
+              <w:rPr>
+                <w:rFonts w:eastAsia="宋体"/>
+                <w:color w:val="000000"/>
+                <w:sz w:val="22"/>
+                <w:szCs w:val="22"/>
+              </w:rPr>
+              <w:t>，后续真实补测</w:t>
+            </w:r>
+          </w:p>
+        </w:tc>
+      </w:tr>
+    </w:tbl>
+    <w:p>
+      <w:pPr>
+        <w:pStyle w:val="1"/>
+        <w:keepNext/>
+        <w:spacing w:before="240" w:after="160"/>
+        <w:rPr>
+          <w:rFonts w:eastAsia="黑体"/>
+          <w:b/>
+          <w:bCs/>
+        </w:rPr>
+      </w:pPr>
+      <w:bookmarkStart w:id="17" w:name="_Toc242715659"/>
+      <w:r>
+        <w:t xml:space="preserve">11 </w:t>
+      </w:r>
+      <w:r>
+        <w:t>术语</w:t>
+      </w:r>
+      <w:bookmarkEnd w:id="17"/>
+    </w:p>
+    <w:p>
+      <w:pPr>
+        <w:keepNext/>
+        <w:jc w:val="center"/>
+      </w:pPr>
+      <w:r>
+        <w:rPr>
+          <w:rFonts w:eastAsia="宋体"/>
+          <w:b/>
+          <w:color w:val="000000"/>
+          <w:sz w:val="18"/>
+        </w:rPr>
+        <w:t>表</w:t>
+      </w:r>
+      <w:r>
+        <w:rPr>
+          <w:rFonts w:eastAsia="宋体"/>
+          <w:b/>
+          <w:color w:val="000000"/>
+          <w:sz w:val="18"/>
+        </w:rPr>
+        <w:t xml:space="preserve"> 11-1 </w:t>
       </w:r>
       <w:r>
         <w:rPr>
@@ -9592,7 +9060,7 @@
                 <w:sz w:val="22"/>
                 <w:szCs w:val="22"/>
               </w:rPr>
-              <w:t>事件</w:t>
+              <w:t>traceId</w:t>
             </w:r>
           </w:p>
         </w:tc>
@@ -9617,282 +9085,7 @@
                 <w:sz w:val="22"/>
                 <w:szCs w:val="22"/>
               </w:rPr>
-              <w:t>需要核实、处置和关闭的应急事实记录</w:t>
-            </w:r>
-          </w:p>
-        </w:tc>
-      </w:tr>
-      <w:tr>
-        <w:trPr>
-          <w:cantSplit/>
-        </w:trPr>
-        <w:tc>
-          <w:tcPr>
-            <w:tcW w:w="4513" w:type="dxa"/>
-            <w:tcMar>
-              <w:top w:w="80" w:type="dxa"/>
-              <w:left w:w="100" w:type="dxa"/>
-              <w:bottom w:w="80" w:type="dxa"/>
-              <w:right w:w="100" w:type="dxa"/>
-            </w:tcMar>
-          </w:tcPr>
-          <w:p>
-            <w:pPr>
-              <w:spacing w:line="300" w:lineRule="auto"/>
-            </w:pPr>
-            <w:r>
-              <w:rPr>
-                <w:rFonts w:eastAsia="宋体"/>
-                <w:color w:val="000000"/>
-                <w:sz w:val="22"/>
-                <w:szCs w:val="22"/>
-              </w:rPr>
-              <w:t>预案版本</w:t>
-            </w:r>
-          </w:p>
-        </w:tc>
-        <w:tc>
-          <w:tcPr>
-            <w:tcW w:w="4513" w:type="dxa"/>
-            <w:tcMar>
-              <w:top w:w="80" w:type="dxa"/>
-              <w:left w:w="100" w:type="dxa"/>
-              <w:bottom w:w="80" w:type="dxa"/>
-              <w:right w:w="100" w:type="dxa"/>
-            </w:tcMar>
-          </w:tcPr>
-          <w:p>
-            <w:pPr>
-              <w:spacing w:line="300" w:lineRule="auto"/>
-            </w:pPr>
-            <w:r>
-              <w:rPr>
-                <w:rFonts w:eastAsia="宋体"/>
-                <w:color w:val="000000"/>
-                <w:sz w:val="22"/>
-                <w:szCs w:val="22"/>
-              </w:rPr>
-              <w:t>经发布、可供事件启动的受控配置版本</w:t>
-            </w:r>
-          </w:p>
-        </w:tc>
-      </w:tr>
-      <w:tr>
-        <w:trPr>
-          <w:cantSplit/>
-        </w:trPr>
-        <w:tc>
-          <w:tcPr>
-            <w:tcW w:w="4513" w:type="dxa"/>
-            <w:tcMar>
-              <w:top w:w="80" w:type="dxa"/>
-              <w:left w:w="100" w:type="dxa"/>
-              <w:bottom w:w="80" w:type="dxa"/>
-              <w:right w:w="100" w:type="dxa"/>
-            </w:tcMar>
-          </w:tcPr>
-          <w:p>
-            <w:pPr>
-              <w:spacing w:line="300" w:lineRule="auto"/>
-            </w:pPr>
-            <w:r>
-              <w:rPr>
-                <w:rFonts w:eastAsia="宋体"/>
-                <w:color w:val="000000"/>
-                <w:sz w:val="22"/>
-                <w:szCs w:val="22"/>
-              </w:rPr>
-              <w:t>任务</w:t>
-            </w:r>
-          </w:p>
-        </w:tc>
-        <w:tc>
-          <w:tcPr>
-            <w:tcW w:w="4513" w:type="dxa"/>
-            <w:tcMar>
-              <w:top w:w="80" w:type="dxa"/>
-              <w:left w:w="100" w:type="dxa"/>
-              <w:bottom w:w="80" w:type="dxa"/>
-              <w:right w:w="100" w:type="dxa"/>
-            </w:tcMar>
-          </w:tcPr>
-          <w:p>
-            <w:pPr>
-              <w:spacing w:line="300" w:lineRule="auto"/>
-            </w:pPr>
-            <w:r>
-              <w:rPr>
-                <w:rFonts w:eastAsia="宋体"/>
-                <w:color w:val="000000"/>
-                <w:sz w:val="22"/>
-                <w:szCs w:val="22"/>
-              </w:rPr>
-              <w:t>由预案或授权人员创建并分配的处置工作</w:t>
-            </w:r>
-          </w:p>
-        </w:tc>
-      </w:tr>
-      <w:tr>
-        <w:trPr>
-          <w:cantSplit/>
-        </w:trPr>
-        <w:tc>
-          <w:tcPr>
-            <w:tcW w:w="4513" w:type="dxa"/>
-            <w:tcMar>
-              <w:top w:w="80" w:type="dxa"/>
-              <w:left w:w="100" w:type="dxa"/>
-              <w:bottom w:w="80" w:type="dxa"/>
-              <w:right w:w="100" w:type="dxa"/>
-            </w:tcMar>
-          </w:tcPr>
-          <w:p>
-            <w:pPr>
-              <w:spacing w:line="300" w:lineRule="auto"/>
-            </w:pPr>
-            <w:r>
-              <w:rPr>
-                <w:rFonts w:eastAsia="宋体"/>
-                <w:color w:val="000000"/>
-                <w:sz w:val="22"/>
-                <w:szCs w:val="22"/>
-              </w:rPr>
-              <w:t>资源版本</w:t>
-            </w:r>
-          </w:p>
-        </w:tc>
-        <w:tc>
-          <w:tcPr>
-            <w:tcW w:w="4513" w:type="dxa"/>
-            <w:tcMar>
-              <w:top w:w="80" w:type="dxa"/>
-              <w:left w:w="100" w:type="dxa"/>
-              <w:bottom w:w="80" w:type="dxa"/>
-              <w:right w:w="100" w:type="dxa"/>
-            </w:tcMar>
-          </w:tcPr>
-          <w:p>
-            <w:pPr>
-              <w:spacing w:line="300" w:lineRule="auto"/>
-            </w:pPr>
-            <w:r>
-              <w:rPr>
-                <w:rFonts w:eastAsia="宋体"/>
-                <w:color w:val="000000"/>
-                <w:sz w:val="22"/>
-                <w:szCs w:val="22"/>
-              </w:rPr>
-              <w:t>用于并发控制的服务端记录版本号</w:t>
-            </w:r>
-          </w:p>
-        </w:tc>
-      </w:tr>
-      <w:tr>
-        <w:trPr>
-          <w:cantSplit/>
-        </w:trPr>
-        <w:tc>
-          <w:tcPr>
-            <w:tcW w:w="4513" w:type="dxa"/>
-            <w:tcMar>
-              <w:top w:w="80" w:type="dxa"/>
-              <w:left w:w="100" w:type="dxa"/>
-              <w:bottom w:w="80" w:type="dxa"/>
-              <w:right w:w="100" w:type="dxa"/>
-            </w:tcMar>
-          </w:tcPr>
-          <w:p>
-            <w:pPr>
-              <w:spacing w:line="300" w:lineRule="auto"/>
-            </w:pPr>
-            <w:r>
-              <w:rPr>
-                <w:rFonts w:eastAsia="宋体"/>
-                <w:color w:val="000000"/>
-                <w:sz w:val="22"/>
-                <w:szCs w:val="22"/>
-              </w:rPr>
-              <w:t>traceId</w:t>
-            </w:r>
-          </w:p>
-        </w:tc>
-        <w:tc>
-          <w:tcPr>
-            <w:tcW w:w="4513" w:type="dxa"/>
-            <w:tcMar>
-              <w:top w:w="80" w:type="dxa"/>
-              <w:left w:w="100" w:type="dxa"/>
-              <w:bottom w:w="80" w:type="dxa"/>
-              <w:right w:w="100" w:type="dxa"/>
-            </w:tcMar>
-          </w:tcPr>
-          <w:p>
-            <w:pPr>
-              <w:spacing w:line="300" w:lineRule="auto"/>
-            </w:pPr>
-            <w:r>
-              <w:rPr>
-                <w:rFonts w:eastAsia="宋体"/>
-                <w:color w:val="000000"/>
-                <w:sz w:val="22"/>
-                <w:szCs w:val="22"/>
-              </w:rPr>
               <w:t>贯穿请求、日志和审计的追踪标识</w:t>
-            </w:r>
-          </w:p>
-        </w:tc>
-      </w:tr>
-      <w:tr>
-        <w:trPr>
-          <w:cantSplit/>
-        </w:trPr>
-        <w:tc>
-          <w:tcPr>
-            <w:tcW w:w="4513" w:type="dxa"/>
-            <w:tcMar>
-              <w:top w:w="80" w:type="dxa"/>
-              <w:left w:w="100" w:type="dxa"/>
-              <w:bottom w:w="80" w:type="dxa"/>
-              <w:right w:w="100" w:type="dxa"/>
-            </w:tcMar>
-          </w:tcPr>
-          <w:p>
-            <w:pPr>
-              <w:spacing w:line="300" w:lineRule="auto"/>
-            </w:pPr>
-            <w:r>
-              <w:rPr>
-                <w:rFonts w:eastAsia="宋体"/>
-                <w:color w:val="000000"/>
-                <w:sz w:val="22"/>
-                <w:szCs w:val="22"/>
-              </w:rPr>
-              <w:t>幂等键</w:t>
-            </w:r>
-          </w:p>
-        </w:tc>
-        <w:tc>
-          <w:tcPr>
-            <w:tcW w:w="4513" w:type="dxa"/>
-            <w:tcMar>
-              <w:top w:w="80" w:type="dxa"/>
-              <w:left w:w="100" w:type="dxa"/>
-              <w:bottom w:w="80" w:type="dxa"/>
-              <w:right w:w="100" w:type="dxa"/>
-            </w:tcMar>
-          </w:tcPr>
-          <w:p>
-            <w:pPr>
-              <w:spacing w:line="300" w:lineRule="auto"/>
-            </w:pPr>
-            <w:r>
-              <w:rPr>
-                <w:rFonts w:eastAsia="宋体"/>
-                <w:color w:val="000000"/>
-                <w:sz w:val="22"/>
-                <w:szCs w:val="22"/>
-              </w:rPr>
-              <w:t>防止同一写操作重复执行的请求标识</w:t>
             </w:r>
           </w:p>
         </w:tc>

--- a/docs/deliverables/G6/34-用户手册.docx
+++ b/docs/deliverables/G6/34-用户手册.docx
@@ -9,7 +9,7 @@
       </w:pPr>
       <w:r>
         <w:rPr>
-          <w:rFonts w:eastAsia="宋体"/>
+          <w:rFonts w:eastAsia="SimSun"/>
           <w:color w:val="000000"/>
           <w:sz w:val="24"/>
         </w:rPr>
@@ -17,7 +17,7 @@
       </w:r>
       <w:r>
         <w:rPr>
-          <w:rFonts w:eastAsia="宋体"/>
+          <w:rFonts w:eastAsia="SimSun"/>
           <w:color w:val="000000"/>
           <w:sz w:val="24"/>
         </w:rPr>
@@ -25,7 +25,7 @@
       </w:r>
       <w:r>
         <w:rPr>
-          <w:rFonts w:eastAsia="宋体"/>
+          <w:rFonts w:eastAsia="SimSun"/>
           <w:color w:val="000000"/>
           <w:sz w:val="24"/>
         </w:rPr>
@@ -33,7 +33,7 @@
       </w:r>
       <w:r>
         <w:rPr>
-          <w:rFonts w:eastAsia="宋体"/>
+          <w:rFonts w:eastAsia="SimSun"/>
           <w:color w:val="000000"/>
           <w:sz w:val="24"/>
         </w:rPr>
@@ -47,7 +47,7 @@
       </w:pPr>
       <w:r>
         <w:rPr>
-          <w:rFonts w:eastAsia="宋体"/>
+          <w:rFonts w:eastAsia="SimSun"/>
           <w:color w:val="000000"/>
           <w:sz w:val="24"/>
         </w:rPr>
@@ -55,7 +55,7 @@
       </w:r>
       <w:r>
         <w:rPr>
-          <w:rFonts w:eastAsia="宋体"/>
+          <w:rFonts w:eastAsia="SimSun"/>
           <w:color w:val="000000"/>
           <w:sz w:val="24"/>
         </w:rPr>
@@ -63,7 +63,7 @@
       </w:r>
       <w:r>
         <w:rPr>
-          <w:rFonts w:eastAsia="宋体"/>
+          <w:rFonts w:eastAsia="SimSun"/>
           <w:color w:val="000000"/>
           <w:sz w:val="24"/>
         </w:rPr>
@@ -86,7 +86,7 @@
       </w:pPr>
       <w:r>
         <w:rPr>
-          <w:rFonts w:eastAsia="黑体"/>
+          <w:rFonts w:eastAsia="SimHei"/>
           <w:b/>
           <w:color w:val="000000"/>
           <w:sz w:val="44"/>
@@ -101,7 +101,7 @@
       </w:pPr>
       <w:r>
         <w:rPr>
-          <w:rFonts w:eastAsia="黑体"/>
+          <w:rFonts w:eastAsia="SimHei"/>
           <w:b/>
           <w:color w:val="000000"/>
           <w:sz w:val="56"/>
@@ -116,7 +116,7 @@
       </w:pPr>
       <w:r>
         <w:rPr>
-          <w:rFonts w:eastAsia="楷体"/>
+          <w:rFonts w:eastAsia="KaiTi"/>
           <w:color w:val="000000"/>
           <w:sz w:val="28"/>
         </w:rPr>
@@ -137,7 +137,7 @@
       </w:pPr>
       <w:r>
         <w:rPr>
-          <w:rFonts w:eastAsia="仿宋"/>
+          <w:rFonts w:eastAsia="FangSong"/>
           <w:color w:val="000000"/>
           <w:sz w:val="32"/>
         </w:rPr>
@@ -145,7 +145,7 @@
       </w:r>
       <w:r>
         <w:rPr>
-          <w:rFonts w:eastAsia="仿宋"/>
+          <w:rFonts w:eastAsia="FangSong"/>
           <w:color w:val="000000"/>
           <w:sz w:val="32"/>
         </w:rPr>
@@ -153,7 +153,7 @@
       </w:r>
       <w:r>
         <w:rPr>
-          <w:rFonts w:eastAsia="仿宋"/>
+          <w:rFonts w:eastAsia="FangSong"/>
           <w:color w:val="000000"/>
           <w:sz w:val="32"/>
         </w:rPr>
@@ -168,7 +168,7 @@
       </w:pPr>
       <w:r>
         <w:rPr>
-          <w:rFonts w:eastAsia="仿宋"/>
+          <w:rFonts w:eastAsia="FangSong"/>
           <w:color w:val="000000"/>
           <w:sz w:val="32"/>
         </w:rPr>
@@ -183,7 +183,7 @@
       </w:pPr>
       <w:r>
         <w:rPr>
-          <w:rFonts w:eastAsia="仿宋"/>
+          <w:rFonts w:eastAsia="FangSong"/>
           <w:color w:val="000000"/>
           <w:sz w:val="32"/>
         </w:rPr>
@@ -198,7 +198,7 @@
       </w:pPr>
       <w:r>
         <w:rPr>
-          <w:rFonts w:eastAsia="仿宋"/>
+          <w:rFonts w:eastAsia="FangSong"/>
           <w:color w:val="000000"/>
           <w:sz w:val="32"/>
         </w:rPr>
@@ -213,7 +213,7 @@
       </w:pPr>
       <w:r>
         <w:rPr>
-          <w:rFonts w:eastAsia="仿宋"/>
+          <w:rFonts w:eastAsia="FangSong"/>
           <w:color w:val="000000"/>
           <w:sz w:val="32"/>
         </w:rPr>
@@ -221,7 +221,7 @@
       </w:r>
       <w:r>
         <w:rPr>
-          <w:rFonts w:eastAsia="仿宋"/>
+          <w:rFonts w:eastAsia="FangSong"/>
           <w:color w:val="000000"/>
           <w:sz w:val="32"/>
         </w:rPr>
@@ -229,7 +229,7 @@
       </w:r>
       <w:r>
         <w:rPr>
-          <w:rFonts w:eastAsia="仿宋"/>
+          <w:rFonts w:eastAsia="FangSong"/>
           <w:color w:val="000000"/>
           <w:sz w:val="32"/>
         </w:rPr>
@@ -237,7 +237,7 @@
       </w:r>
       <w:r>
         <w:rPr>
-          <w:rFonts w:eastAsia="仿宋"/>
+          <w:rFonts w:eastAsia="FangSong"/>
           <w:color w:val="000000"/>
           <w:sz w:val="32"/>
         </w:rPr>
@@ -245,7 +245,7 @@
       </w:r>
       <w:r>
         <w:rPr>
-          <w:rFonts w:eastAsia="仿宋"/>
+          <w:rFonts w:eastAsia="FangSong"/>
           <w:color w:val="000000"/>
           <w:sz w:val="32"/>
         </w:rPr>
@@ -253,7 +253,7 @@
       </w:r>
       <w:r>
         <w:rPr>
-          <w:rFonts w:eastAsia="仿宋"/>
+          <w:rFonts w:eastAsia="FangSong"/>
           <w:color w:val="000000"/>
           <w:sz w:val="32"/>
         </w:rPr>
@@ -261,7 +261,7 @@
       </w:r>
       <w:r>
         <w:rPr>
-          <w:rFonts w:eastAsia="仿宋"/>
+          <w:rFonts w:eastAsia="FangSong"/>
           <w:color w:val="000000"/>
           <w:sz w:val="32"/>
         </w:rPr>
@@ -281,7 +281,7 @@
         <w:spacing w:before="120" w:after="120"/>
         <w:jc w:val="center"/>
         <w:rPr>
-          <w:rFonts w:eastAsia="黑体"/>
+          <w:rFonts w:eastAsia="SimHei"/>
           <w:b/>
           <w:color w:val="000000"/>
           <w:sz w:val="24"/>
@@ -302,7 +302,7 @@
       </w:pPr>
       <w:r>
         <w:rPr>
-          <w:rFonts w:eastAsia="黑体"/>
+          <w:rFonts w:eastAsia="SimHei"/>
           <w:b/>
           <w:color w:val="000000"/>
           <w:sz w:val="24"/>
@@ -351,7 +351,7 @@
             </w:pPr>
             <w:r>
               <w:rPr>
-                <w:rFonts w:eastAsia="黑体"/>
+                <w:rFonts w:eastAsia="SimHei"/>
                 <w:b/>
                 <w:color w:val="000000"/>
                 <w:sz w:val="21"/>
@@ -371,7 +371,7 @@
             </w:pPr>
             <w:r>
               <w:rPr>
-                <w:rFonts w:eastAsia="黑体"/>
+                <w:rFonts w:eastAsia="SimHei"/>
                 <w:b/>
                 <w:color w:val="000000"/>
                 <w:sz w:val="21"/>
@@ -391,7 +391,7 @@
             </w:pPr>
             <w:r>
               <w:rPr>
-                <w:rFonts w:eastAsia="黑体"/>
+                <w:rFonts w:eastAsia="SimHei"/>
                 <w:b/>
                 <w:color w:val="000000"/>
                 <w:sz w:val="21"/>
@@ -411,7 +411,7 @@
             </w:pPr>
             <w:r>
               <w:rPr>
-                <w:rFonts w:eastAsia="黑体"/>
+                <w:rFonts w:eastAsia="SimHei"/>
                 <w:b/>
                 <w:color w:val="000000"/>
                 <w:sz w:val="21"/>
@@ -431,7 +431,7 @@
             </w:pPr>
             <w:r>
               <w:rPr>
-                <w:rFonts w:eastAsia="黑体"/>
+                <w:rFonts w:eastAsia="SimHei"/>
                 <w:b/>
                 <w:color w:val="000000"/>
                 <w:sz w:val="21"/>
@@ -440,7 +440,7 @@
             </w:r>
             <w:r>
               <w:rPr>
-                <w:rFonts w:eastAsia="黑体"/>
+                <w:rFonts w:eastAsia="SimHei"/>
                 <w:b/>
                 <w:color w:val="000000"/>
                 <w:sz w:val="21"/>
@@ -449,7 +449,7 @@
             </w:r>
             <w:r>
               <w:rPr>
-                <w:rFonts w:eastAsia="黑体"/>
+                <w:rFonts w:eastAsia="SimHei"/>
                 <w:b/>
                 <w:color w:val="000000"/>
                 <w:sz w:val="21"/>
@@ -473,7 +473,7 @@
             </w:pPr>
             <w:r>
               <w:rPr>
-                <w:rFonts w:eastAsia="宋体"/>
+                <w:rFonts w:eastAsia="SimSun"/>
                 <w:color w:val="000000"/>
                 <w:sz w:val="21"/>
               </w:rPr>
@@ -491,7 +491,7 @@
             </w:pPr>
             <w:r>
               <w:rPr>
-                <w:rFonts w:eastAsia="宋体"/>
+                <w:rFonts w:eastAsia="SimSun"/>
                 <w:color w:val="000000"/>
                 <w:sz w:val="21"/>
               </w:rPr>
@@ -506,7 +506,7 @@
           <w:p>
             <w:r>
               <w:rPr>
-                <w:rFonts w:eastAsia="宋体"/>
+                <w:rFonts w:eastAsia="SimSun"/>
                 <w:color w:val="000000"/>
                 <w:sz w:val="21"/>
               </w:rPr>
@@ -521,7 +521,7 @@
           <w:p>
             <w:r>
               <w:rPr>
-                <w:rFonts w:eastAsia="宋体"/>
+                <w:rFonts w:eastAsia="SimSun"/>
                 <w:color w:val="000000"/>
                 <w:sz w:val="21"/>
               </w:rPr>
@@ -529,7 +529,7 @@
             </w:r>
             <w:r>
               <w:rPr>
-                <w:rFonts w:eastAsia="宋体"/>
+                <w:rFonts w:eastAsia="SimSun"/>
                 <w:color w:val="000000"/>
                 <w:sz w:val="21"/>
               </w:rPr>
@@ -547,7 +547,7 @@
             </w:pPr>
             <w:r>
               <w:rPr>
-                <w:rFonts w:eastAsia="宋体"/>
+                <w:rFonts w:eastAsia="SimSun"/>
                 <w:color w:val="000000"/>
                 <w:sz w:val="21"/>
               </w:rPr>
@@ -570,7 +570,7 @@
             </w:pPr>
             <w:r>
               <w:rPr>
-                <w:rFonts w:eastAsia="宋体"/>
+                <w:rFonts w:eastAsia="SimSun"/>
                 <w:color w:val="000000"/>
                 <w:sz w:val="21"/>
               </w:rPr>
@@ -588,7 +588,7 @@
             </w:pPr>
             <w:r>
               <w:rPr>
-                <w:rFonts w:eastAsia="宋体"/>
+                <w:rFonts w:eastAsia="SimSun"/>
                 <w:color w:val="000000"/>
                 <w:sz w:val="21"/>
               </w:rPr>
@@ -603,7 +603,7 @@
           <w:p>
             <w:r>
               <w:rPr>
-                <w:rFonts w:eastAsia="宋体"/>
+                <w:rFonts w:eastAsia="SimSun"/>
                 <w:color w:val="000000"/>
                 <w:sz w:val="21"/>
               </w:rPr>
@@ -618,7 +618,7 @@
           <w:p>
             <w:r>
               <w:rPr>
-                <w:rFonts w:eastAsia="宋体"/>
+                <w:rFonts w:eastAsia="SimSun"/>
                 <w:color w:val="000000"/>
                 <w:sz w:val="21"/>
               </w:rPr>
@@ -626,7 +626,7 @@
             </w:r>
             <w:r>
               <w:rPr>
-                <w:rFonts w:eastAsia="宋体"/>
+                <w:rFonts w:eastAsia="SimSun"/>
                 <w:color w:val="000000"/>
                 <w:sz w:val="21"/>
               </w:rPr>
@@ -634,7 +634,7 @@
             </w:r>
             <w:r>
               <w:rPr>
-                <w:rFonts w:eastAsia="宋体"/>
+                <w:rFonts w:eastAsia="SimSun"/>
                 <w:color w:val="000000"/>
                 <w:sz w:val="21"/>
               </w:rPr>
@@ -642,7 +642,7 @@
             </w:r>
             <w:r>
               <w:rPr>
-                <w:rFonts w:eastAsia="宋体"/>
+                <w:rFonts w:eastAsia="SimSun"/>
                 <w:color w:val="000000"/>
                 <w:sz w:val="21"/>
               </w:rPr>
@@ -650,7 +650,7 @@
             </w:r>
             <w:r>
               <w:rPr>
-                <w:rFonts w:eastAsia="宋体"/>
+                <w:rFonts w:eastAsia="SimSun"/>
                 <w:color w:val="000000"/>
                 <w:sz w:val="21"/>
               </w:rPr>
@@ -668,7 +668,7 @@
             </w:pPr>
             <w:r>
               <w:rPr>
-                <w:rFonts w:eastAsia="宋体"/>
+                <w:rFonts w:eastAsia="SimSun"/>
                 <w:color w:val="000000"/>
                 <w:sz w:val="21"/>
               </w:rPr>
@@ -685,7 +685,7 @@
       </w:pPr>
       <w:r>
         <w:rPr>
-          <w:rFonts w:eastAsia="宋体"/>
+          <w:rFonts w:eastAsia="SimSun"/>
           <w:color w:val="000000"/>
           <w:sz w:val="18"/>
         </w:rPr>
@@ -705,7 +705,7 @@
         <w:pStyle w:val="1"/>
         <w:spacing w:before="240" w:after="160"/>
         <w:rPr>
-          <w:rFonts w:eastAsia="黑体"/>
+          <w:rFonts w:eastAsia="SimHei"/>
           <w:b/>
           <w:bCs/>
         </w:rPr>
@@ -803,7 +803,7 @@
           <w:r>
             <w:fldChar w:fldCharType="separate"/>
           </w:r>
-          <w:hyperlink w:anchor="_Toc242715642" w:history="1">
+          <w:hyperlink w:anchor="_Toc242719267" w:history="1">
             <w:r>
               <w:rPr>
                 <w:rStyle w:val="a5"/>
@@ -837,7 +837,7 @@
                 <w:noProof/>
                 <w:webHidden/>
               </w:rPr>
-              <w:instrText xml:space="preserve"> PAGEREF _Toc242715642 \h </w:instrText>
+              <w:instrText xml:space="preserve"> PAGEREF _Toc242719267 \h </w:instrText>
             </w:r>
             <w:r>
               <w:rPr>
@@ -883,11 +883,11 @@
               <w:szCs w:val="22"/>
             </w:rPr>
           </w:pPr>
-          <w:hyperlink w:anchor="_Toc242715643" w:history="1">
+          <w:hyperlink w:anchor="_Toc242719268" w:history="1">
             <w:r>
               <w:rPr>
                 <w:rStyle w:val="a5"/>
-                <w:rFonts w:eastAsia="黑体"/>
+                <w:rFonts w:eastAsia="SimHei"/>
                 <w:b/>
                 <w:bCs/>
                 <w:noProof/>
@@ -897,7 +897,7 @@
             <w:r>
               <w:rPr>
                 <w:rStyle w:val="a5"/>
-                <w:rFonts w:eastAsia="黑体"/>
+                <w:rFonts w:eastAsia="SimHei"/>
                 <w:b/>
                 <w:bCs/>
                 <w:noProof/>
@@ -923,7 +923,7 @@
                 <w:noProof/>
                 <w:webHidden/>
               </w:rPr>
-              <w:instrText xml:space="preserve"> PAGEREF _Toc242715643 \h </w:instrText>
+              <w:instrText xml:space="preserve"> PAGEREF _Toc242719268 \h </w:instrText>
             </w:r>
             <w:r>
               <w:rPr>
@@ -969,11 +969,11 @@
               <w:szCs w:val="22"/>
             </w:rPr>
           </w:pPr>
-          <w:hyperlink w:anchor="_Toc242715644" w:history="1">
+          <w:hyperlink w:anchor="_Toc242719269" w:history="1">
             <w:r>
               <w:rPr>
                 <w:rStyle w:val="a5"/>
-                <w:rFonts w:eastAsia="黑体"/>
+                <w:rFonts w:eastAsia="SimHei"/>
                 <w:b/>
                 <w:bCs/>
                 <w:noProof/>
@@ -983,7 +983,7 @@
             <w:r>
               <w:rPr>
                 <w:rStyle w:val="a5"/>
-                <w:rFonts w:eastAsia="黑体"/>
+                <w:rFonts w:eastAsia="SimHei"/>
                 <w:b/>
                 <w:bCs/>
                 <w:noProof/>
@@ -1009,7 +1009,7 @@
                 <w:noProof/>
                 <w:webHidden/>
               </w:rPr>
-              <w:instrText xml:space="preserve"> PAGEREF _Toc242715644 \h </w:instrText>
+              <w:instrText xml:space="preserve"> PAGEREF _Toc242719269 \h </w:instrText>
             </w:r>
             <w:r>
               <w:rPr>
@@ -1054,7 +1054,7 @@
               <w:szCs w:val="22"/>
             </w:rPr>
           </w:pPr>
-          <w:hyperlink w:anchor="_Toc242715645" w:history="1">
+          <w:hyperlink w:anchor="_Toc242719270" w:history="1">
             <w:r>
               <w:rPr>
                 <w:rStyle w:val="a5"/>
@@ -1088,7 +1088,7 @@
                 <w:noProof/>
                 <w:webHidden/>
               </w:rPr>
-              <w:instrText xml:space="preserve"> PAGEREF _Toc242715645 \h </w:instrText>
+              <w:instrText xml:space="preserve"> PAGEREF _Toc242719270 \h </w:instrText>
             </w:r>
             <w:r>
               <w:rPr>
@@ -1134,11 +1134,11 @@
               <w:szCs w:val="22"/>
             </w:rPr>
           </w:pPr>
-          <w:hyperlink w:anchor="_Toc242715646" w:history="1">
+          <w:hyperlink w:anchor="_Toc242719271" w:history="1">
             <w:r>
               <w:rPr>
                 <w:rStyle w:val="a5"/>
-                <w:rFonts w:eastAsia="黑体"/>
+                <w:rFonts w:eastAsia="SimHei"/>
                 <w:b/>
                 <w:bCs/>
                 <w:noProof/>
@@ -1148,7 +1148,7 @@
             <w:r>
               <w:rPr>
                 <w:rStyle w:val="a5"/>
-                <w:rFonts w:eastAsia="黑体"/>
+                <w:rFonts w:eastAsia="SimHei"/>
                 <w:b/>
                 <w:bCs/>
                 <w:noProof/>
@@ -1174,7 +1174,7 @@
                 <w:noProof/>
                 <w:webHidden/>
               </w:rPr>
-              <w:instrText xml:space="preserve"> PAGEREF _Toc242715646 \h </w:instrText>
+              <w:instrText xml:space="preserve"> PAGEREF _Toc242719271 \h </w:instrText>
             </w:r>
             <w:r>
               <w:rPr>
@@ -1220,11 +1220,11 @@
               <w:szCs w:val="22"/>
             </w:rPr>
           </w:pPr>
-          <w:hyperlink w:anchor="_Toc242715647" w:history="1">
+          <w:hyperlink w:anchor="_Toc242719272" w:history="1">
             <w:r>
               <w:rPr>
                 <w:rStyle w:val="a5"/>
-                <w:rFonts w:eastAsia="黑体"/>
+                <w:rFonts w:eastAsia="SimHei"/>
                 <w:b/>
                 <w:bCs/>
                 <w:noProof/>
@@ -1234,7 +1234,7 @@
             <w:r>
               <w:rPr>
                 <w:rStyle w:val="a5"/>
-                <w:rFonts w:eastAsia="黑体"/>
+                <w:rFonts w:eastAsia="SimHei"/>
                 <w:b/>
                 <w:bCs/>
                 <w:noProof/>
@@ -1260,7 +1260,7 @@
                 <w:noProof/>
                 <w:webHidden/>
               </w:rPr>
-              <w:instrText xml:space="preserve"> PAGEREF _Toc242715647 \h </w:instrText>
+              <w:instrText xml:space="preserve"> PAGEREF _Toc242719272 \h </w:instrText>
             </w:r>
             <w:r>
               <w:rPr>
@@ -1305,7 +1305,7 @@
               <w:szCs w:val="22"/>
             </w:rPr>
           </w:pPr>
-          <w:hyperlink w:anchor="_Toc242715648" w:history="1">
+          <w:hyperlink w:anchor="_Toc242719273" w:history="1">
             <w:r>
               <w:rPr>
                 <w:rStyle w:val="a5"/>
@@ -1339,7 +1339,7 @@
                 <w:noProof/>
                 <w:webHidden/>
               </w:rPr>
-              <w:instrText xml:space="preserve"> PAGEREF _Toc242715648 \h </w:instrText>
+              <w:instrText xml:space="preserve"> PAGEREF _Toc242719273 \h </w:instrText>
             </w:r>
             <w:r>
               <w:rPr>
@@ -1384,7 +1384,7 @@
               <w:szCs w:val="22"/>
             </w:rPr>
           </w:pPr>
-          <w:hyperlink w:anchor="_Toc242715649" w:history="1">
+          <w:hyperlink w:anchor="_Toc242719274" w:history="1">
             <w:r>
               <w:rPr>
                 <w:rStyle w:val="a5"/>
@@ -1418,7 +1418,7 @@
                 <w:noProof/>
                 <w:webHidden/>
               </w:rPr>
-              <w:instrText xml:space="preserve"> PAGEREF _Toc242715649 \h </w:instrText>
+              <w:instrText xml:space="preserve"> PAGEREF _Toc242719274 \h </w:instrText>
             </w:r>
             <w:r>
               <w:rPr>
@@ -1464,11 +1464,11 @@
               <w:szCs w:val="22"/>
             </w:rPr>
           </w:pPr>
-          <w:hyperlink w:anchor="_Toc242715650" w:history="1">
+          <w:hyperlink w:anchor="_Toc242719275" w:history="1">
             <w:r>
               <w:rPr>
                 <w:rStyle w:val="a5"/>
-                <w:rFonts w:eastAsia="黑体"/>
+                <w:rFonts w:eastAsia="SimHei"/>
                 <w:b/>
                 <w:bCs/>
                 <w:noProof/>
@@ -1478,7 +1478,7 @@
             <w:r>
               <w:rPr>
                 <w:rStyle w:val="a5"/>
-                <w:rFonts w:eastAsia="黑体"/>
+                <w:rFonts w:eastAsia="SimHei"/>
                 <w:b/>
                 <w:bCs/>
                 <w:noProof/>
@@ -1504,7 +1504,7 @@
                 <w:noProof/>
                 <w:webHidden/>
               </w:rPr>
-              <w:instrText xml:space="preserve"> PAGEREF _Toc242715650 \h </w:instrText>
+              <w:instrText xml:space="preserve"> PAGEREF _Toc242719275 \h </w:instrText>
             </w:r>
             <w:r>
               <w:rPr>
@@ -1550,11 +1550,11 @@
               <w:szCs w:val="22"/>
             </w:rPr>
           </w:pPr>
-          <w:hyperlink w:anchor="_Toc242715651" w:history="1">
+          <w:hyperlink w:anchor="_Toc242719276" w:history="1">
             <w:r>
               <w:rPr>
                 <w:rStyle w:val="a5"/>
-                <w:rFonts w:eastAsia="黑体"/>
+                <w:rFonts w:eastAsia="SimHei"/>
                 <w:b/>
                 <w:bCs/>
                 <w:noProof/>
@@ -1564,7 +1564,7 @@
             <w:r>
               <w:rPr>
                 <w:rStyle w:val="a5"/>
-                <w:rFonts w:eastAsia="黑体"/>
+                <w:rFonts w:eastAsia="SimHei"/>
                 <w:b/>
                 <w:bCs/>
                 <w:noProof/>
@@ -1590,7 +1590,7 @@
                 <w:noProof/>
                 <w:webHidden/>
               </w:rPr>
-              <w:instrText xml:space="preserve"> PAGEREF _Toc242715651 \h </w:instrText>
+              <w:instrText xml:space="preserve"> PAGEREF _Toc242719276 \h </w:instrText>
             </w:r>
             <w:r>
               <w:rPr>
@@ -1636,11 +1636,11 @@
               <w:szCs w:val="22"/>
             </w:rPr>
           </w:pPr>
-          <w:hyperlink w:anchor="_Toc242715652" w:history="1">
+          <w:hyperlink w:anchor="_Toc242719277" w:history="1">
             <w:r>
               <w:rPr>
                 <w:rStyle w:val="a5"/>
-                <w:rFonts w:eastAsia="黑体"/>
+                <w:rFonts w:eastAsia="SimHei"/>
                 <w:b/>
                 <w:bCs/>
                 <w:noProof/>
@@ -1650,7 +1650,7 @@
             <w:r>
               <w:rPr>
                 <w:rStyle w:val="a5"/>
-                <w:rFonts w:eastAsia="黑体"/>
+                <w:rFonts w:eastAsia="SimHei"/>
                 <w:b/>
                 <w:bCs/>
                 <w:noProof/>
@@ -1676,7 +1676,7 @@
                 <w:noProof/>
                 <w:webHidden/>
               </w:rPr>
-              <w:instrText xml:space="preserve"> PAGEREF _Toc242715652 \h </w:instrText>
+              <w:instrText xml:space="preserve"> PAGEREF _Toc242719277 \h </w:instrText>
             </w:r>
             <w:r>
               <w:rPr>
@@ -1721,7 +1721,7 @@
               <w:szCs w:val="22"/>
             </w:rPr>
           </w:pPr>
-          <w:hyperlink w:anchor="_Toc242715653" w:history="1">
+          <w:hyperlink w:anchor="_Toc242719278" w:history="1">
             <w:r>
               <w:rPr>
                 <w:rStyle w:val="a5"/>
@@ -1755,7 +1755,7 @@
                 <w:noProof/>
                 <w:webHidden/>
               </w:rPr>
-              <w:instrText xml:space="preserve"> PAGEREF _Toc242715653 \h </w:instrText>
+              <w:instrText xml:space="preserve"> PAGEREF _Toc242719278 \h </w:instrText>
             </w:r>
             <w:r>
               <w:rPr>
@@ -1800,7 +1800,7 @@
               <w:szCs w:val="22"/>
             </w:rPr>
           </w:pPr>
-          <w:hyperlink w:anchor="_Toc242715654" w:history="1">
+          <w:hyperlink w:anchor="_Toc242719279" w:history="1">
             <w:r>
               <w:rPr>
                 <w:rStyle w:val="a5"/>
@@ -1834,7 +1834,7 @@
                 <w:noProof/>
                 <w:webHidden/>
               </w:rPr>
-              <w:instrText xml:space="preserve"> PAGEREF _Toc242715654 \h </w:instrText>
+              <w:instrText xml:space="preserve"> PAGEREF _Toc242719279 \h </w:instrText>
             </w:r>
             <w:r>
               <w:rPr>
@@ -1879,7 +1879,7 @@
               <w:szCs w:val="22"/>
             </w:rPr>
           </w:pPr>
-          <w:hyperlink w:anchor="_Toc242715655" w:history="1">
+          <w:hyperlink w:anchor="_Toc242719280" w:history="1">
             <w:r>
               <w:rPr>
                 <w:rStyle w:val="a5"/>
@@ -1913,7 +1913,7 @@
                 <w:noProof/>
                 <w:webHidden/>
               </w:rPr>
-              <w:instrText xml:space="preserve"> PAGEREF _Toc242715655 \h </w:instrText>
+              <w:instrText xml:space="preserve"> PAGEREF _Toc242719280 \h </w:instrText>
             </w:r>
             <w:r>
               <w:rPr>
@@ -1958,7 +1958,7 @@
               <w:szCs w:val="22"/>
             </w:rPr>
           </w:pPr>
-          <w:hyperlink w:anchor="_Toc242715656" w:history="1">
+          <w:hyperlink w:anchor="_Toc242719281" w:history="1">
             <w:r>
               <w:rPr>
                 <w:rStyle w:val="a5"/>
@@ -1992,7 +1992,7 @@
                 <w:noProof/>
                 <w:webHidden/>
               </w:rPr>
-              <w:instrText xml:space="preserve"> PAGEREF _Toc242715656 \h </w:instrText>
+              <w:instrText xml:space="preserve"> PAGEREF _Toc242719281 \h </w:instrText>
             </w:r>
             <w:r>
               <w:rPr>
@@ -2037,7 +2037,7 @@
               <w:szCs w:val="22"/>
             </w:rPr>
           </w:pPr>
-          <w:hyperlink w:anchor="_Toc242715657" w:history="1">
+          <w:hyperlink w:anchor="_Toc242719282" w:history="1">
             <w:r>
               <w:rPr>
                 <w:rStyle w:val="a5"/>
@@ -2071,7 +2071,7 @@
                 <w:noProof/>
                 <w:webHidden/>
               </w:rPr>
-              <w:instrText xml:space="preserve"> PAGEREF _Toc242715657 \h </w:instrText>
+              <w:instrText xml:space="preserve"> PAGEREF _Toc242719282 \h </w:instrText>
             </w:r>
             <w:r>
               <w:rPr>
@@ -2116,7 +2116,7 @@
               <w:szCs w:val="22"/>
             </w:rPr>
           </w:pPr>
-          <w:hyperlink w:anchor="_Toc242715658" w:history="1">
+          <w:hyperlink w:anchor="_Toc242719283" w:history="1">
             <w:r>
               <w:rPr>
                 <w:rStyle w:val="a5"/>
@@ -2150,7 +2150,7 @@
                 <w:noProof/>
                 <w:webHidden/>
               </w:rPr>
-              <w:instrText xml:space="preserve"> PAGEREF _Toc242715658 \h </w:instrText>
+              <w:instrText xml:space="preserve"> PAGEREF _Toc242719283 \h </w:instrText>
             </w:r>
             <w:r>
               <w:rPr>
@@ -2195,7 +2195,7 @@
               <w:szCs w:val="22"/>
             </w:rPr>
           </w:pPr>
-          <w:hyperlink w:anchor="_Toc242715659" w:history="1">
+          <w:hyperlink w:anchor="_Toc242719284" w:history="1">
             <w:r>
               <w:rPr>
                 <w:rStyle w:val="a5"/>
@@ -2229,7 +2229,7 @@
                 <w:noProof/>
                 <w:webHidden/>
               </w:rPr>
-              <w:instrText xml:space="preserve"> PAGEREF _Toc242715659 \h </w:instrText>
+              <w:instrText xml:space="preserve"> PAGEREF _Toc242719284 \h </w:instrText>
             </w:r>
             <w:r>
               <w:rPr>
@@ -2277,7 +2277,7 @@
         <w:pStyle w:val="1"/>
         <w:spacing w:before="240" w:after="160"/>
         <w:rPr>
-          <w:rFonts w:eastAsia="黑体"/>
+          <w:rFonts w:eastAsia="SimHei"/>
           <w:b/>
           <w:bCs/>
         </w:rPr>
@@ -2296,12 +2296,12 @@
         <w:keepNext/>
         <w:spacing w:before="240" w:after="160"/>
         <w:rPr>
-          <w:rFonts w:eastAsia="黑体"/>
+          <w:rFonts w:eastAsia="SimHei"/>
           <w:b/>
           <w:bCs/>
         </w:rPr>
       </w:pPr>
-      <w:bookmarkStart w:id="0" w:name="_Toc242715642"/>
+      <w:bookmarkStart w:id="0" w:name="_Toc242719267"/>
       <w:r>
         <w:lastRenderedPageBreak/>
         <w:t xml:space="preserve">1 </w:t>
@@ -2317,10 +2317,10 @@
         <w:keepNext/>
         <w:spacing w:before="240" w:after="160"/>
       </w:pPr>
-      <w:bookmarkStart w:id="1" w:name="_Toc242715643"/>
-      <w:r>
-        <w:rPr>
-          <w:rFonts w:eastAsia="黑体"/>
+      <w:bookmarkStart w:id="1" w:name="_Toc242719268"/>
+      <w:r>
+        <w:rPr>
+          <w:rFonts w:eastAsia="SimHei"/>
           <w:b/>
           <w:bCs/>
           <w:sz w:val="28"/>
@@ -2330,7 +2330,7 @@
       </w:r>
       <w:r>
         <w:rPr>
-          <w:rFonts w:eastAsia="黑体"/>
+          <w:rFonts w:eastAsia="SimHei"/>
           <w:b/>
           <w:bCs/>
           <w:sz w:val="28"/>
@@ -2347,7 +2347,7 @@
       </w:pPr>
       <w:r>
         <w:rPr>
-          <w:rFonts w:eastAsia="宋体"/>
+          <w:rFonts w:eastAsia="SimSun"/>
           <w:color w:val="000000"/>
           <w:sz w:val="24"/>
         </w:rPr>
@@ -2355,7 +2355,7 @@
       </w:r>
       <w:r>
         <w:rPr>
-          <w:rFonts w:eastAsia="宋体"/>
+          <w:rFonts w:eastAsia="SimSun"/>
           <w:color w:val="000000"/>
           <w:sz w:val="24"/>
         </w:rPr>
@@ -2363,7 +2363,7 @@
       </w:r>
       <w:r>
         <w:rPr>
-          <w:rFonts w:eastAsia="宋体"/>
+          <w:rFonts w:eastAsia="SimSun"/>
           <w:color w:val="000000"/>
           <w:sz w:val="24"/>
         </w:rPr>
@@ -2371,7 +2371,7 @@
       </w:r>
       <w:r>
         <w:rPr>
-          <w:rFonts w:eastAsia="宋体"/>
+          <w:rFonts w:eastAsia="SimSun"/>
           <w:color w:val="000000"/>
           <w:sz w:val="24"/>
         </w:rPr>
@@ -2379,7 +2379,7 @@
       </w:r>
       <w:r>
         <w:rPr>
-          <w:rFonts w:eastAsia="宋体"/>
+          <w:rFonts w:eastAsia="SimSun"/>
           <w:color w:val="000000"/>
           <w:sz w:val="24"/>
         </w:rPr>
@@ -2387,7 +2387,7 @@
       </w:r>
       <w:r>
         <w:rPr>
-          <w:rFonts w:eastAsia="宋体"/>
+          <w:rFonts w:eastAsia="SimSun"/>
           <w:color w:val="000000"/>
           <w:sz w:val="24"/>
         </w:rPr>
@@ -2395,7 +2395,7 @@
       </w:r>
       <w:r>
         <w:rPr>
-          <w:rFonts w:eastAsia="宋体"/>
+          <w:rFonts w:eastAsia="SimSun"/>
           <w:color w:val="000000"/>
           <w:sz w:val="24"/>
         </w:rPr>
@@ -2408,10 +2408,10 @@
         <w:keepNext/>
         <w:spacing w:before="240" w:after="160"/>
       </w:pPr>
-      <w:bookmarkStart w:id="2" w:name="_Toc242715644"/>
-      <w:r>
-        <w:rPr>
-          <w:rFonts w:eastAsia="黑体"/>
+      <w:bookmarkStart w:id="2" w:name="_Toc242719269"/>
+      <w:r>
+        <w:rPr>
+          <w:rFonts w:eastAsia="SimHei"/>
           <w:b/>
           <w:bCs/>
           <w:sz w:val="28"/>
@@ -2421,7 +2421,7 @@
       </w:r>
       <w:r>
         <w:rPr>
-          <w:rFonts w:eastAsia="黑体"/>
+          <w:rFonts w:eastAsia="SimHei"/>
           <w:b/>
           <w:bCs/>
           <w:sz w:val="28"/>
@@ -2439,7 +2439,7 @@
       </w:pPr>
       <w:r>
         <w:rPr>
-          <w:rFonts w:eastAsia="宋体"/>
+          <w:rFonts w:eastAsia="SimSun"/>
           <w:sz w:val="24"/>
           <w:szCs w:val="24"/>
         </w:rPr>
@@ -2447,7 +2447,7 @@
       </w:r>
       <w:r>
         <w:rPr>
-          <w:rFonts w:eastAsia="宋体"/>
+          <w:rFonts w:eastAsia="SimSun"/>
           <w:sz w:val="24"/>
           <w:szCs w:val="24"/>
         </w:rPr>
@@ -2455,7 +2455,7 @@
       </w:r>
       <w:r>
         <w:rPr>
-          <w:rFonts w:eastAsia="宋体"/>
+          <w:rFonts w:eastAsia="SimSun"/>
           <w:sz w:val="24"/>
           <w:szCs w:val="24"/>
         </w:rPr>
@@ -2463,7 +2463,7 @@
       </w:r>
       <w:r>
         <w:rPr>
-          <w:rFonts w:eastAsia="宋体"/>
+          <w:rFonts w:eastAsia="SimSun"/>
           <w:sz w:val="24"/>
           <w:szCs w:val="24"/>
         </w:rPr>
@@ -2471,7 +2471,7 @@
       </w:r>
       <w:r>
         <w:rPr>
-          <w:rFonts w:eastAsia="宋体"/>
+          <w:rFonts w:eastAsia="SimSun"/>
           <w:sz w:val="24"/>
           <w:szCs w:val="24"/>
         </w:rPr>
@@ -2479,7 +2479,7 @@
       </w:r>
       <w:r>
         <w:rPr>
-          <w:rFonts w:eastAsia="宋体"/>
+          <w:rFonts w:eastAsia="SimSun"/>
           <w:sz w:val="24"/>
           <w:szCs w:val="24"/>
         </w:rPr>
@@ -2494,7 +2494,7 @@
       </w:pPr>
       <w:r>
         <w:rPr>
-          <w:rFonts w:eastAsia="宋体"/>
+          <w:rFonts w:eastAsia="SimSun"/>
           <w:sz w:val="24"/>
           <w:szCs w:val="24"/>
         </w:rPr>
@@ -2502,7 +2502,7 @@
       </w:r>
       <w:r>
         <w:rPr>
-          <w:rFonts w:eastAsia="宋体"/>
+          <w:rFonts w:eastAsia="SimSun"/>
           <w:sz w:val="24"/>
           <w:szCs w:val="24"/>
         </w:rPr>
@@ -2510,7 +2510,7 @@
       </w:r>
       <w:r>
         <w:rPr>
-          <w:rFonts w:eastAsia="宋体"/>
+          <w:rFonts w:eastAsia="SimSun"/>
           <w:sz w:val="24"/>
           <w:szCs w:val="24"/>
         </w:rPr>
@@ -2518,7 +2518,7 @@
       </w:r>
       <w:r>
         <w:rPr>
-          <w:rFonts w:eastAsia="宋体"/>
+          <w:rFonts w:eastAsia="SimSun"/>
           <w:sz w:val="24"/>
           <w:szCs w:val="24"/>
         </w:rPr>
@@ -2533,7 +2533,7 @@
       </w:pPr>
       <w:r>
         <w:rPr>
-          <w:rFonts w:eastAsia="宋体"/>
+          <w:rFonts w:eastAsia="SimSun"/>
           <w:sz w:val="24"/>
           <w:szCs w:val="24"/>
         </w:rPr>
@@ -2541,7 +2541,7 @@
       </w:r>
       <w:r>
         <w:rPr>
-          <w:rFonts w:eastAsia="宋体"/>
+          <w:rFonts w:eastAsia="SimSun"/>
           <w:sz w:val="24"/>
           <w:szCs w:val="24"/>
         </w:rPr>
@@ -2549,7 +2549,7 @@
       </w:r>
       <w:r>
         <w:rPr>
-          <w:rFonts w:eastAsia="宋体"/>
+          <w:rFonts w:eastAsia="SimSun"/>
           <w:sz w:val="24"/>
           <w:szCs w:val="24"/>
         </w:rPr>
@@ -2557,7 +2557,7 @@
       </w:r>
       <w:r>
         <w:rPr>
-          <w:rFonts w:eastAsia="宋体"/>
+          <w:rFonts w:eastAsia="SimSun"/>
           <w:sz w:val="24"/>
           <w:szCs w:val="24"/>
         </w:rPr>
@@ -2572,7 +2572,7 @@
       </w:pPr>
       <w:r>
         <w:rPr>
-          <w:rFonts w:eastAsia="宋体"/>
+          <w:rFonts w:eastAsia="SimSun"/>
           <w:sz w:val="24"/>
           <w:szCs w:val="24"/>
         </w:rPr>
@@ -2580,7 +2580,7 @@
       </w:r>
       <w:r>
         <w:rPr>
-          <w:rFonts w:eastAsia="宋体"/>
+          <w:rFonts w:eastAsia="SimSun"/>
           <w:sz w:val="24"/>
           <w:szCs w:val="24"/>
         </w:rPr>
@@ -2588,7 +2588,7 @@
       </w:r>
       <w:r>
         <w:rPr>
-          <w:rFonts w:eastAsia="宋体"/>
+          <w:rFonts w:eastAsia="SimSun"/>
           <w:sz w:val="24"/>
           <w:szCs w:val="24"/>
         </w:rPr>
@@ -2596,7 +2596,7 @@
       </w:r>
       <w:r>
         <w:rPr>
-          <w:rFonts w:eastAsia="宋体"/>
+          <w:rFonts w:eastAsia="SimSun"/>
           <w:sz w:val="24"/>
           <w:szCs w:val="24"/>
         </w:rPr>
@@ -2604,7 +2604,7 @@
       </w:r>
       <w:r>
         <w:rPr>
-          <w:rFonts w:eastAsia="宋体"/>
+          <w:rFonts w:eastAsia="SimSun"/>
           <w:sz w:val="24"/>
           <w:szCs w:val="24"/>
         </w:rPr>
@@ -2612,7 +2612,7 @@
       </w:r>
       <w:r>
         <w:rPr>
-          <w:rFonts w:eastAsia="宋体"/>
+          <w:rFonts w:eastAsia="SimSun"/>
           <w:sz w:val="24"/>
           <w:szCs w:val="24"/>
         </w:rPr>
@@ -2627,7 +2627,7 @@
       </w:pPr>
       <w:r>
         <w:rPr>
-          <w:rFonts w:eastAsia="宋体"/>
+          <w:rFonts w:eastAsia="SimSun"/>
           <w:sz w:val="24"/>
           <w:szCs w:val="24"/>
         </w:rPr>
@@ -2635,7 +2635,7 @@
       </w:r>
       <w:r>
         <w:rPr>
-          <w:rFonts w:eastAsia="宋体"/>
+          <w:rFonts w:eastAsia="SimSun"/>
           <w:sz w:val="24"/>
           <w:szCs w:val="24"/>
         </w:rPr>
@@ -2648,12 +2648,12 @@
         <w:keepNext/>
         <w:spacing w:before="240" w:after="160"/>
         <w:rPr>
-          <w:rFonts w:eastAsia="黑体"/>
+          <w:rFonts w:eastAsia="SimHei"/>
           <w:b/>
           <w:bCs/>
         </w:rPr>
       </w:pPr>
-      <w:bookmarkStart w:id="3" w:name="_Toc242715645"/>
+      <w:bookmarkStart w:id="3" w:name="_Toc242719270"/>
       <w:r>
         <w:t xml:space="preserve">2 </w:t>
       </w:r>
@@ -2668,10 +2668,10 @@
         <w:keepNext/>
         <w:spacing w:before="240" w:after="160"/>
       </w:pPr>
-      <w:bookmarkStart w:id="4" w:name="_Toc242715646"/>
-      <w:r>
-        <w:rPr>
-          <w:rFonts w:eastAsia="黑体"/>
+      <w:bookmarkStart w:id="4" w:name="_Toc242719271"/>
+      <w:r>
+        <w:rPr>
+          <w:rFonts w:eastAsia="SimHei"/>
           <w:b/>
           <w:bCs/>
           <w:sz w:val="28"/>
@@ -2681,7 +2681,7 @@
       </w:r>
       <w:r>
         <w:rPr>
-          <w:rFonts w:eastAsia="黑体"/>
+          <w:rFonts w:eastAsia="SimHei"/>
           <w:b/>
           <w:bCs/>
           <w:sz w:val="28"/>
@@ -2699,7 +2699,7 @@
       </w:pPr>
       <w:r>
         <w:rPr>
-          <w:rFonts w:eastAsia="宋体"/>
+          <w:rFonts w:eastAsia="SimSun"/>
           <w:sz w:val="24"/>
           <w:szCs w:val="24"/>
         </w:rPr>
@@ -2707,7 +2707,7 @@
       </w:r>
       <w:r>
         <w:rPr>
-          <w:rFonts w:eastAsia="宋体"/>
+          <w:rFonts w:eastAsia="SimSun"/>
           <w:sz w:val="24"/>
           <w:szCs w:val="24"/>
         </w:rPr>
@@ -2715,7 +2715,7 @@
       </w:r>
       <w:r>
         <w:rPr>
-          <w:rFonts w:eastAsia="宋体"/>
+          <w:rFonts w:eastAsia="SimSun"/>
           <w:sz w:val="24"/>
           <w:szCs w:val="24"/>
         </w:rPr>
@@ -2723,7 +2723,7 @@
       </w:r>
       <w:r>
         <w:rPr>
-          <w:rFonts w:eastAsia="宋体"/>
+          <w:rFonts w:eastAsia="SimSun"/>
           <w:sz w:val="24"/>
           <w:szCs w:val="24"/>
         </w:rPr>
@@ -2738,7 +2738,7 @@
       </w:pPr>
       <w:r>
         <w:rPr>
-          <w:rFonts w:eastAsia="宋体"/>
+          <w:rFonts w:eastAsia="SimSun"/>
           <w:sz w:val="24"/>
           <w:szCs w:val="24"/>
         </w:rPr>
@@ -2746,7 +2746,7 @@
       </w:r>
       <w:r>
         <w:rPr>
-          <w:rFonts w:eastAsia="宋体"/>
+          <w:rFonts w:eastAsia="SimSun"/>
           <w:sz w:val="24"/>
           <w:szCs w:val="24"/>
         </w:rPr>
@@ -2754,7 +2754,7 @@
       </w:r>
       <w:r>
         <w:rPr>
-          <w:rFonts w:eastAsia="宋体"/>
+          <w:rFonts w:eastAsia="SimSun"/>
           <w:sz w:val="24"/>
           <w:szCs w:val="24"/>
         </w:rPr>
@@ -2762,7 +2762,7 @@
       </w:r>
       <w:r>
         <w:rPr>
-          <w:rFonts w:eastAsia="宋体"/>
+          <w:rFonts w:eastAsia="SimSun"/>
           <w:sz w:val="24"/>
           <w:szCs w:val="24"/>
         </w:rPr>
@@ -2770,7 +2770,7 @@
       </w:r>
       <w:r>
         <w:rPr>
-          <w:rFonts w:eastAsia="宋体"/>
+          <w:rFonts w:eastAsia="SimSun"/>
           <w:sz w:val="24"/>
           <w:szCs w:val="24"/>
         </w:rPr>
@@ -2778,7 +2778,7 @@
       </w:r>
       <w:r>
         <w:rPr>
-          <w:rFonts w:eastAsia="宋体"/>
+          <w:rFonts w:eastAsia="SimSun"/>
           <w:sz w:val="24"/>
           <w:szCs w:val="24"/>
         </w:rPr>
@@ -2786,7 +2786,7 @@
       </w:r>
       <w:r>
         <w:rPr>
-          <w:rFonts w:eastAsia="宋体"/>
+          <w:rFonts w:eastAsia="SimSun"/>
           <w:sz w:val="24"/>
           <w:szCs w:val="24"/>
         </w:rPr>
@@ -2794,7 +2794,7 @@
       </w:r>
       <w:r>
         <w:rPr>
-          <w:rFonts w:eastAsia="宋体"/>
+          <w:rFonts w:eastAsia="SimSun"/>
           <w:sz w:val="24"/>
           <w:szCs w:val="24"/>
         </w:rPr>
@@ -2809,7 +2809,7 @@
       </w:pPr>
       <w:r>
         <w:rPr>
-          <w:rFonts w:eastAsia="宋体"/>
+          <w:rFonts w:eastAsia="SimSun"/>
           <w:sz w:val="24"/>
           <w:szCs w:val="24"/>
         </w:rPr>
@@ -2817,7 +2817,7 @@
       </w:r>
       <w:r>
         <w:rPr>
-          <w:rFonts w:eastAsia="宋体"/>
+          <w:rFonts w:eastAsia="SimSun"/>
           <w:sz w:val="24"/>
           <w:szCs w:val="24"/>
         </w:rPr>
@@ -2825,7 +2825,7 @@
       </w:r>
       <w:r>
         <w:rPr>
-          <w:rFonts w:eastAsia="宋体"/>
+          <w:rFonts w:eastAsia="SimSun"/>
           <w:sz w:val="24"/>
           <w:szCs w:val="24"/>
         </w:rPr>
@@ -2833,7 +2833,7 @@
       </w:r>
       <w:r>
         <w:rPr>
-          <w:rFonts w:eastAsia="宋体"/>
+          <w:rFonts w:eastAsia="SimSun"/>
           <w:sz w:val="24"/>
           <w:szCs w:val="24"/>
         </w:rPr>
@@ -2841,7 +2841,7 @@
       </w:r>
       <w:r>
         <w:rPr>
-          <w:rFonts w:eastAsia="宋体"/>
+          <w:rFonts w:eastAsia="SimSun"/>
           <w:sz w:val="24"/>
           <w:szCs w:val="24"/>
         </w:rPr>
@@ -2849,7 +2849,7 @@
       </w:r>
       <w:r>
         <w:rPr>
-          <w:rFonts w:eastAsia="宋体"/>
+          <w:rFonts w:eastAsia="SimSun"/>
           <w:sz w:val="24"/>
           <w:szCs w:val="24"/>
         </w:rPr>
@@ -2857,7 +2857,7 @@
       </w:r>
       <w:r>
         <w:rPr>
-          <w:rFonts w:eastAsia="宋体"/>
+          <w:rFonts w:eastAsia="SimSun"/>
           <w:sz w:val="24"/>
           <w:szCs w:val="24"/>
         </w:rPr>
@@ -2865,7 +2865,7 @@
       </w:r>
       <w:r>
         <w:rPr>
-          <w:rFonts w:eastAsia="宋体"/>
+          <w:rFonts w:eastAsia="SimSun"/>
           <w:sz w:val="24"/>
           <w:szCs w:val="24"/>
         </w:rPr>
@@ -2873,7 +2873,7 @@
       </w:r>
       <w:r>
         <w:rPr>
-          <w:rFonts w:eastAsia="宋体"/>
+          <w:rFonts w:eastAsia="SimSun"/>
           <w:sz w:val="24"/>
           <w:szCs w:val="24"/>
         </w:rPr>
@@ -2881,7 +2881,7 @@
       </w:r>
       <w:r>
         <w:rPr>
-          <w:rFonts w:eastAsia="宋体"/>
+          <w:rFonts w:eastAsia="SimSun"/>
           <w:sz w:val="24"/>
           <w:szCs w:val="24"/>
         </w:rPr>
@@ -2889,7 +2889,7 @@
       </w:r>
       <w:r>
         <w:rPr>
-          <w:rFonts w:eastAsia="宋体"/>
+          <w:rFonts w:eastAsia="SimSun"/>
           <w:sz w:val="24"/>
           <w:szCs w:val="24"/>
         </w:rPr>
@@ -2897,7 +2897,7 @@
       </w:r>
       <w:r>
         <w:rPr>
-          <w:rFonts w:eastAsia="宋体"/>
+          <w:rFonts w:eastAsia="SimSun"/>
           <w:sz w:val="24"/>
           <w:szCs w:val="24"/>
         </w:rPr>
@@ -2905,7 +2905,7 @@
       </w:r>
       <w:r>
         <w:rPr>
-          <w:rFonts w:eastAsia="宋体"/>
+          <w:rFonts w:eastAsia="SimSun"/>
           <w:sz w:val="24"/>
           <w:szCs w:val="24"/>
         </w:rPr>
@@ -2913,7 +2913,7 @@
       </w:r>
       <w:r>
         <w:rPr>
-          <w:rFonts w:eastAsia="宋体"/>
+          <w:rFonts w:eastAsia="SimSun"/>
           <w:sz w:val="24"/>
           <w:szCs w:val="24"/>
         </w:rPr>
@@ -2927,7 +2927,7 @@
       </w:pPr>
       <w:r>
         <w:rPr>
-          <w:rFonts w:eastAsia="宋体"/>
+          <w:rFonts w:eastAsia="SimSun"/>
           <w:b/>
           <w:color w:val="000000"/>
           <w:sz w:val="18"/>
@@ -2937,7 +2937,7 @@
       </w:r>
       <w:r>
         <w:rPr>
-          <w:rFonts w:eastAsia="宋体"/>
+          <w:rFonts w:eastAsia="SimSun"/>
           <w:b/>
           <w:color w:val="000000"/>
           <w:sz w:val="18"/>
@@ -2946,7 +2946,7 @@
       </w:r>
       <w:r>
         <w:rPr>
-          <w:rFonts w:eastAsia="宋体"/>
+          <w:rFonts w:eastAsia="SimSun"/>
           <w:b/>
           <w:color w:val="000000"/>
           <w:sz w:val="18"/>
@@ -2955,7 +2955,7 @@
       </w:r>
       <w:r>
         <w:rPr>
-          <w:rFonts w:eastAsia="宋体"/>
+          <w:rFonts w:eastAsia="SimSun"/>
           <w:b/>
           <w:color w:val="000000"/>
           <w:sz w:val="18"/>
@@ -2964,7 +2964,7 @@
       </w:r>
       <w:r>
         <w:rPr>
-          <w:rFonts w:eastAsia="宋体"/>
+          <w:rFonts w:eastAsia="SimSun"/>
           <w:b/>
           <w:color w:val="000000"/>
           <w:sz w:val="18"/>
@@ -2981,7 +2981,7 @@
           <w:noProof/>
         </w:rPr>
         <w:drawing>
-          <wp:inline distT="0" distB="0" distL="0" distR="0" wp14:anchorId="11827C48" wp14:editId="55E68A88">
+          <wp:inline distT="0" distB="0" distL="0" distR="0" wp14:anchorId="71A69A4A" wp14:editId="1F7A1035">
             <wp:extent cx="5715000" cy="3216664"/>
             <wp:effectExtent l="0" t="0" r="0" b="0"/>
             <wp:docPr id="1" name="Picture 1"/>
@@ -3023,10 +3023,10 @@
         <w:keepNext/>
         <w:spacing w:before="240" w:after="160"/>
       </w:pPr>
-      <w:bookmarkStart w:id="5" w:name="_Toc242715647"/>
-      <w:r>
-        <w:rPr>
-          <w:rFonts w:eastAsia="黑体"/>
+      <w:bookmarkStart w:id="5" w:name="_Toc242719272"/>
+      <w:r>
+        <w:rPr>
+          <w:rFonts w:eastAsia="SimHei"/>
           <w:b/>
           <w:bCs/>
           <w:sz w:val="28"/>
@@ -3036,7 +3036,7 @@
       </w:r>
       <w:r>
         <w:rPr>
-          <w:rFonts w:eastAsia="黑体"/>
+          <w:rFonts w:eastAsia="SimHei"/>
           <w:b/>
           <w:bCs/>
           <w:sz w:val="28"/>
@@ -3053,7 +3053,7 @@
       </w:pPr>
       <w:r>
         <w:rPr>
-          <w:rFonts w:eastAsia="宋体"/>
+          <w:rFonts w:eastAsia="SimSun"/>
           <w:b/>
           <w:color w:val="000000"/>
           <w:sz w:val="18"/>
@@ -3062,7 +3062,7 @@
       </w:r>
       <w:r>
         <w:rPr>
-          <w:rFonts w:eastAsia="宋体"/>
+          <w:rFonts w:eastAsia="SimSun"/>
           <w:b/>
           <w:color w:val="000000"/>
           <w:sz w:val="18"/>
@@ -3071,7 +3071,7 @@
       </w:r>
       <w:r>
         <w:rPr>
-          <w:rFonts w:eastAsia="宋体"/>
+          <w:rFonts w:eastAsia="SimSun"/>
           <w:b/>
           <w:color w:val="000000"/>
           <w:sz w:val="18"/>
@@ -3124,7 +3124,7 @@
             </w:pPr>
             <w:r>
               <w:rPr>
-                <w:rFonts w:eastAsia="宋体"/>
+                <w:rFonts w:eastAsia="SimSun"/>
                 <w:b/>
                 <w:bCs/>
                 <w:color w:val="000000"/>
@@ -3152,7 +3152,7 @@
             </w:pPr>
             <w:r>
               <w:rPr>
-                <w:rFonts w:eastAsia="宋体"/>
+                <w:rFonts w:eastAsia="SimSun"/>
                 <w:b/>
                 <w:bCs/>
                 <w:color w:val="000000"/>
@@ -3180,7 +3180,7 @@
             </w:pPr>
             <w:r>
               <w:rPr>
-                <w:rFonts w:eastAsia="宋体"/>
+                <w:rFonts w:eastAsia="SimSun"/>
                 <w:b/>
                 <w:bCs/>
                 <w:color w:val="000000"/>
@@ -3208,7 +3208,7 @@
             </w:pPr>
             <w:r>
               <w:rPr>
-                <w:rFonts w:eastAsia="宋体"/>
+                <w:rFonts w:eastAsia="SimSun"/>
                 <w:b/>
                 <w:bCs/>
                 <w:color w:val="000000"/>
@@ -3240,7 +3240,7 @@
             </w:pPr>
             <w:r>
               <w:rPr>
-                <w:rFonts w:eastAsia="宋体"/>
+                <w:rFonts w:eastAsia="SimSun"/>
                 <w:color w:val="000000"/>
                 <w:sz w:val="22"/>
                 <w:szCs w:val="22"/>
@@ -3265,7 +3265,7 @@
             </w:pPr>
             <w:r>
               <w:rPr>
-                <w:rFonts w:eastAsia="宋体"/>
+                <w:rFonts w:eastAsia="SimSun"/>
                 <w:color w:val="000000"/>
                 <w:sz w:val="22"/>
                 <w:szCs w:val="22"/>
@@ -3290,7 +3290,7 @@
             </w:pPr>
             <w:r>
               <w:rPr>
-                <w:rFonts w:eastAsia="宋体"/>
+                <w:rFonts w:eastAsia="SimSun"/>
                 <w:color w:val="000000"/>
                 <w:sz w:val="22"/>
                 <w:szCs w:val="22"/>
@@ -3315,7 +3315,7 @@
             </w:pPr>
             <w:r>
               <w:rPr>
-                <w:rFonts w:eastAsia="宋体"/>
+                <w:rFonts w:eastAsia="SimSun"/>
                 <w:color w:val="000000"/>
                 <w:sz w:val="22"/>
                 <w:szCs w:val="22"/>
@@ -3324,7 +3324,7 @@
             </w:r>
             <w:r>
               <w:rPr>
-                <w:rFonts w:eastAsia="宋体"/>
+                <w:rFonts w:eastAsia="SimSun"/>
                 <w:color w:val="000000"/>
                 <w:sz w:val="22"/>
                 <w:szCs w:val="22"/>
@@ -3333,7 +3333,7 @@
             </w:r>
             <w:r>
               <w:rPr>
-                <w:rFonts w:eastAsia="宋体"/>
+                <w:rFonts w:eastAsia="SimSun"/>
                 <w:color w:val="000000"/>
                 <w:sz w:val="22"/>
                 <w:szCs w:val="22"/>
@@ -3363,7 +3363,7 @@
             </w:pPr>
             <w:r>
               <w:rPr>
-                <w:rFonts w:eastAsia="宋体"/>
+                <w:rFonts w:eastAsia="SimSun"/>
                 <w:color w:val="000000"/>
                 <w:sz w:val="22"/>
                 <w:szCs w:val="22"/>
@@ -3388,7 +3388,7 @@
             </w:pPr>
             <w:r>
               <w:rPr>
-                <w:rFonts w:eastAsia="宋体"/>
+                <w:rFonts w:eastAsia="SimSun"/>
                 <w:color w:val="000000"/>
                 <w:sz w:val="22"/>
                 <w:szCs w:val="22"/>
@@ -3413,7 +3413,7 @@
             </w:pPr>
             <w:r>
               <w:rPr>
-                <w:rFonts w:eastAsia="宋体"/>
+                <w:rFonts w:eastAsia="SimSun"/>
                 <w:color w:val="000000"/>
                 <w:sz w:val="22"/>
                 <w:szCs w:val="22"/>
@@ -3438,7 +3438,7 @@
             </w:pPr>
             <w:r>
               <w:rPr>
-                <w:rFonts w:eastAsia="宋体"/>
+                <w:rFonts w:eastAsia="SimSun"/>
                 <w:color w:val="000000"/>
                 <w:sz w:val="22"/>
                 <w:szCs w:val="22"/>
@@ -3468,7 +3468,7 @@
             </w:pPr>
             <w:r>
               <w:rPr>
-                <w:rFonts w:eastAsia="宋体"/>
+                <w:rFonts w:eastAsia="SimSun"/>
                 <w:color w:val="000000"/>
                 <w:sz w:val="22"/>
                 <w:szCs w:val="22"/>
@@ -3493,7 +3493,7 @@
             </w:pPr>
             <w:r>
               <w:rPr>
-                <w:rFonts w:eastAsia="宋体"/>
+                <w:rFonts w:eastAsia="SimSun"/>
                 <w:color w:val="000000"/>
                 <w:sz w:val="22"/>
                 <w:szCs w:val="22"/>
@@ -3518,7 +3518,7 @@
             </w:pPr>
             <w:r>
               <w:rPr>
-                <w:rFonts w:eastAsia="宋体"/>
+                <w:rFonts w:eastAsia="SimSun"/>
                 <w:color w:val="000000"/>
                 <w:sz w:val="22"/>
                 <w:szCs w:val="22"/>
@@ -3543,7 +3543,7 @@
             </w:pPr>
             <w:r>
               <w:rPr>
-                <w:rFonts w:eastAsia="宋体"/>
+                <w:rFonts w:eastAsia="SimSun"/>
                 <w:color w:val="000000"/>
                 <w:sz w:val="22"/>
                 <w:szCs w:val="22"/>
@@ -3573,7 +3573,7 @@
             </w:pPr>
             <w:r>
               <w:rPr>
-                <w:rFonts w:eastAsia="宋体"/>
+                <w:rFonts w:eastAsia="SimSun"/>
                 <w:color w:val="000000"/>
                 <w:sz w:val="22"/>
                 <w:szCs w:val="22"/>
@@ -3598,7 +3598,7 @@
             </w:pPr>
             <w:r>
               <w:rPr>
-                <w:rFonts w:eastAsia="宋体"/>
+                <w:rFonts w:eastAsia="SimSun"/>
                 <w:color w:val="000000"/>
                 <w:sz w:val="22"/>
                 <w:szCs w:val="22"/>
@@ -3623,7 +3623,7 @@
             </w:pPr>
             <w:r>
               <w:rPr>
-                <w:rFonts w:eastAsia="宋体"/>
+                <w:rFonts w:eastAsia="SimSun"/>
                 <w:color w:val="000000"/>
                 <w:sz w:val="22"/>
                 <w:szCs w:val="22"/>
@@ -3648,7 +3648,7 @@
             </w:pPr>
             <w:r>
               <w:rPr>
-                <w:rFonts w:eastAsia="宋体"/>
+                <w:rFonts w:eastAsia="SimSun"/>
                 <w:color w:val="000000"/>
                 <w:sz w:val="22"/>
                 <w:szCs w:val="22"/>
@@ -3678,7 +3678,7 @@
             </w:pPr>
             <w:r>
               <w:rPr>
-                <w:rFonts w:eastAsia="宋体"/>
+                <w:rFonts w:eastAsia="SimSun"/>
                 <w:color w:val="000000"/>
                 <w:sz w:val="22"/>
                 <w:szCs w:val="22"/>
@@ -3687,7 +3687,7 @@
             </w:r>
             <w:r>
               <w:rPr>
-                <w:rFonts w:eastAsia="宋体"/>
+                <w:rFonts w:eastAsia="SimSun"/>
                 <w:color w:val="000000"/>
                 <w:sz w:val="22"/>
                 <w:szCs w:val="22"/>
@@ -3696,7 +3696,7 @@
             </w:r>
             <w:r>
               <w:rPr>
-                <w:rFonts w:eastAsia="宋体"/>
+                <w:rFonts w:eastAsia="SimSun"/>
                 <w:color w:val="000000"/>
                 <w:sz w:val="22"/>
                 <w:szCs w:val="22"/>
@@ -3705,7 +3705,7 @@
             </w:r>
             <w:r>
               <w:rPr>
-                <w:rFonts w:eastAsia="宋体"/>
+                <w:rFonts w:eastAsia="SimSun"/>
                 <w:color w:val="000000"/>
                 <w:sz w:val="22"/>
                 <w:szCs w:val="22"/>
@@ -3714,7 +3714,7 @@
             </w:r>
             <w:r>
               <w:rPr>
-                <w:rFonts w:eastAsia="宋体"/>
+                <w:rFonts w:eastAsia="SimSun"/>
                 <w:color w:val="000000"/>
                 <w:sz w:val="22"/>
                 <w:szCs w:val="22"/>
@@ -3723,7 +3723,7 @@
             </w:r>
             <w:r>
               <w:rPr>
-                <w:rFonts w:eastAsia="宋体"/>
+                <w:rFonts w:eastAsia="SimSun"/>
                 <w:color w:val="000000"/>
                 <w:sz w:val="22"/>
                 <w:szCs w:val="22"/>
@@ -3732,7 +3732,7 @@
             </w:r>
             <w:r>
               <w:rPr>
-                <w:rFonts w:eastAsia="宋体"/>
+                <w:rFonts w:eastAsia="SimSun"/>
                 <w:color w:val="000000"/>
                 <w:sz w:val="22"/>
                 <w:szCs w:val="22"/>
@@ -3741,7 +3741,7 @@
             </w:r>
             <w:r>
               <w:rPr>
-                <w:rFonts w:eastAsia="宋体"/>
+                <w:rFonts w:eastAsia="SimSun"/>
                 <w:color w:val="000000"/>
                 <w:sz w:val="22"/>
                 <w:szCs w:val="22"/>
@@ -3750,7 +3750,7 @@
             </w:r>
             <w:r>
               <w:rPr>
-                <w:rFonts w:eastAsia="宋体"/>
+                <w:rFonts w:eastAsia="SimSun"/>
                 <w:color w:val="000000"/>
                 <w:sz w:val="22"/>
                 <w:szCs w:val="22"/>
@@ -3759,7 +3759,7 @@
             </w:r>
             <w:r>
               <w:rPr>
-                <w:rFonts w:eastAsia="宋体"/>
+                <w:rFonts w:eastAsia="SimSun"/>
                 <w:color w:val="000000"/>
                 <w:sz w:val="22"/>
                 <w:szCs w:val="22"/>
@@ -3768,7 +3768,7 @@
             </w:r>
             <w:r>
               <w:rPr>
-                <w:rFonts w:eastAsia="宋体"/>
+                <w:rFonts w:eastAsia="SimSun"/>
                 <w:color w:val="000000"/>
                 <w:sz w:val="22"/>
                 <w:szCs w:val="22"/>
@@ -3793,7 +3793,7 @@
             </w:pPr>
             <w:r>
               <w:rPr>
-                <w:rFonts w:eastAsia="宋体"/>
+                <w:rFonts w:eastAsia="SimSun"/>
                 <w:color w:val="000000"/>
                 <w:sz w:val="22"/>
                 <w:szCs w:val="22"/>
@@ -3802,7 +3802,7 @@
             </w:r>
             <w:r>
               <w:rPr>
-                <w:rFonts w:eastAsia="宋体"/>
+                <w:rFonts w:eastAsia="SimSun"/>
                 <w:color w:val="000000"/>
                 <w:sz w:val="22"/>
                 <w:szCs w:val="22"/>
@@ -3827,7 +3827,7 @@
             </w:pPr>
             <w:r>
               <w:rPr>
-                <w:rFonts w:eastAsia="宋体"/>
+                <w:rFonts w:eastAsia="SimSun"/>
                 <w:color w:val="000000"/>
                 <w:sz w:val="22"/>
                 <w:szCs w:val="22"/>
@@ -3836,7 +3836,7 @@
             </w:r>
             <w:r>
               <w:rPr>
-                <w:rFonts w:eastAsia="宋体"/>
+                <w:rFonts w:eastAsia="SimSun"/>
                 <w:color w:val="000000"/>
                 <w:sz w:val="22"/>
                 <w:szCs w:val="22"/>
@@ -3845,7 +3845,7 @@
             </w:r>
             <w:r>
               <w:rPr>
-                <w:rFonts w:eastAsia="宋体"/>
+                <w:rFonts w:eastAsia="SimSun"/>
                 <w:color w:val="000000"/>
                 <w:sz w:val="22"/>
                 <w:szCs w:val="22"/>
@@ -3870,7 +3870,7 @@
             </w:pPr>
             <w:r>
               <w:rPr>
-                <w:rFonts w:eastAsia="宋体"/>
+                <w:rFonts w:eastAsia="SimSun"/>
                 <w:color w:val="000000"/>
                 <w:sz w:val="22"/>
                 <w:szCs w:val="22"/>
@@ -3900,7 +3900,7 @@
             </w:pPr>
             <w:r>
               <w:rPr>
-                <w:rFonts w:eastAsia="宋体"/>
+                <w:rFonts w:eastAsia="SimSun"/>
                 <w:color w:val="000000"/>
                 <w:sz w:val="22"/>
                 <w:szCs w:val="22"/>
@@ -3909,7 +3909,7 @@
             </w:r>
             <w:r>
               <w:rPr>
-                <w:rFonts w:eastAsia="宋体"/>
+                <w:rFonts w:eastAsia="SimSun"/>
                 <w:color w:val="000000"/>
                 <w:sz w:val="22"/>
                 <w:szCs w:val="22"/>
@@ -3918,7 +3918,7 @@
             </w:r>
             <w:r>
               <w:rPr>
-                <w:rFonts w:eastAsia="宋体"/>
+                <w:rFonts w:eastAsia="SimSun"/>
                 <w:color w:val="000000"/>
                 <w:sz w:val="22"/>
                 <w:szCs w:val="22"/>
@@ -3943,7 +3943,7 @@
             </w:pPr>
             <w:r>
               <w:rPr>
-                <w:rFonts w:eastAsia="宋体"/>
+                <w:rFonts w:eastAsia="SimSun"/>
                 <w:color w:val="000000"/>
                 <w:sz w:val="22"/>
                 <w:szCs w:val="22"/>
@@ -3952,7 +3952,7 @@
             </w:r>
             <w:r>
               <w:rPr>
-                <w:rFonts w:eastAsia="宋体"/>
+                <w:rFonts w:eastAsia="SimSun"/>
                 <w:color w:val="000000"/>
                 <w:sz w:val="22"/>
                 <w:szCs w:val="22"/>
@@ -3961,7 +3961,7 @@
             </w:r>
             <w:r>
               <w:rPr>
-                <w:rFonts w:eastAsia="宋体"/>
+                <w:rFonts w:eastAsia="SimSun"/>
                 <w:color w:val="000000"/>
                 <w:sz w:val="22"/>
                 <w:szCs w:val="22"/>
@@ -3986,7 +3986,7 @@
             </w:pPr>
             <w:r>
               <w:rPr>
-                <w:rFonts w:eastAsia="宋体"/>
+                <w:rFonts w:eastAsia="SimSun"/>
                 <w:color w:val="000000"/>
                 <w:sz w:val="22"/>
                 <w:szCs w:val="22"/>
@@ -3995,7 +3995,7 @@
             </w:r>
             <w:r>
               <w:rPr>
-                <w:rFonts w:eastAsia="宋体"/>
+                <w:rFonts w:eastAsia="SimSun"/>
                 <w:color w:val="000000"/>
                 <w:sz w:val="22"/>
                 <w:szCs w:val="22"/>
@@ -4004,7 +4004,7 @@
             </w:r>
             <w:r>
               <w:rPr>
-                <w:rFonts w:eastAsia="宋体"/>
+                <w:rFonts w:eastAsia="SimSun"/>
                 <w:color w:val="000000"/>
                 <w:sz w:val="22"/>
                 <w:szCs w:val="22"/>
@@ -4029,7 +4029,7 @@
             </w:pPr>
             <w:r>
               <w:rPr>
-                <w:rFonts w:eastAsia="宋体"/>
+                <w:rFonts w:eastAsia="SimSun"/>
                 <w:color w:val="000000"/>
                 <w:sz w:val="22"/>
                 <w:szCs w:val="22"/>
@@ -4046,12 +4046,12 @@
         <w:keepNext/>
         <w:spacing w:before="240" w:after="160"/>
         <w:rPr>
-          <w:rFonts w:eastAsia="黑体"/>
+          <w:rFonts w:eastAsia="SimHei"/>
           <w:b/>
           <w:bCs/>
         </w:rPr>
       </w:pPr>
-      <w:bookmarkStart w:id="6" w:name="_Toc242715648"/>
+      <w:bookmarkStart w:id="6" w:name="_Toc242719273"/>
       <w:r>
         <w:t xml:space="preserve">3 </w:t>
       </w:r>
@@ -4067,7 +4067,7 @@
       </w:pPr>
       <w:r>
         <w:rPr>
-          <w:rFonts w:eastAsia="宋体"/>
+          <w:rFonts w:eastAsia="SimSun"/>
           <w:color w:val="000000"/>
           <w:sz w:val="24"/>
         </w:rPr>
@@ -4081,7 +4081,7 @@
       </w:pPr>
       <w:r>
         <w:rPr>
-          <w:rFonts w:eastAsia="宋体"/>
+          <w:rFonts w:eastAsia="SimSun"/>
           <w:b/>
           <w:color w:val="000000"/>
           <w:sz w:val="18"/>
@@ -4091,7 +4091,7 @@
       </w:r>
       <w:r>
         <w:rPr>
-          <w:rFonts w:eastAsia="宋体"/>
+          <w:rFonts w:eastAsia="SimSun"/>
           <w:b/>
           <w:color w:val="000000"/>
           <w:sz w:val="18"/>
@@ -4100,7 +4100,7 @@
       </w:r>
       <w:r>
         <w:rPr>
-          <w:rFonts w:eastAsia="宋体"/>
+          <w:rFonts w:eastAsia="SimSun"/>
           <w:b/>
           <w:color w:val="000000"/>
           <w:sz w:val="18"/>
@@ -4153,7 +4153,7 @@
             </w:pPr>
             <w:r>
               <w:rPr>
-                <w:rFonts w:eastAsia="宋体"/>
+                <w:rFonts w:eastAsia="SimSun"/>
                 <w:b/>
                 <w:bCs/>
                 <w:color w:val="000000"/>
@@ -4181,7 +4181,7 @@
             </w:pPr>
             <w:r>
               <w:rPr>
-                <w:rFonts w:eastAsia="宋体"/>
+                <w:rFonts w:eastAsia="SimSun"/>
                 <w:b/>
                 <w:bCs/>
                 <w:color w:val="000000"/>
@@ -4209,7 +4209,7 @@
             </w:pPr>
             <w:r>
               <w:rPr>
-                <w:rFonts w:eastAsia="宋体"/>
+                <w:rFonts w:eastAsia="SimSun"/>
                 <w:b/>
                 <w:bCs/>
                 <w:color w:val="000000"/>
@@ -4237,7 +4237,7 @@
             </w:pPr>
             <w:r>
               <w:rPr>
-                <w:rFonts w:eastAsia="宋体"/>
+                <w:rFonts w:eastAsia="SimSun"/>
                 <w:b/>
                 <w:bCs/>
                 <w:color w:val="000000"/>
@@ -4269,7 +4269,7 @@
             </w:pPr>
             <w:r>
               <w:rPr>
-                <w:rFonts w:eastAsia="宋体"/>
+                <w:rFonts w:eastAsia="SimSun"/>
                 <w:color w:val="000000"/>
                 <w:sz w:val="22"/>
                 <w:szCs w:val="22"/>
@@ -4278,7 +4278,7 @@
             </w:r>
             <w:r>
               <w:rPr>
-                <w:rFonts w:eastAsia="宋体"/>
+                <w:rFonts w:eastAsia="SimSun"/>
                 <w:color w:val="000000"/>
                 <w:sz w:val="22"/>
                 <w:szCs w:val="22"/>
@@ -4287,7 +4287,7 @@
             </w:r>
             <w:r>
               <w:rPr>
-                <w:rFonts w:eastAsia="宋体"/>
+                <w:rFonts w:eastAsia="SimSun"/>
                 <w:color w:val="000000"/>
                 <w:sz w:val="22"/>
                 <w:szCs w:val="22"/>
@@ -4312,7 +4312,7 @@
             </w:pPr>
             <w:r>
               <w:rPr>
-                <w:rFonts w:eastAsia="宋体"/>
+                <w:rFonts w:eastAsia="SimSun"/>
                 <w:color w:val="000000"/>
                 <w:sz w:val="22"/>
                 <w:szCs w:val="22"/>
@@ -4321,7 +4321,7 @@
             </w:r>
             <w:r>
               <w:rPr>
-                <w:rFonts w:eastAsia="宋体"/>
+                <w:rFonts w:eastAsia="SimSun"/>
                 <w:color w:val="000000"/>
                 <w:sz w:val="22"/>
                 <w:szCs w:val="22"/>
@@ -4330,7 +4330,7 @@
             </w:r>
             <w:r>
               <w:rPr>
-                <w:rFonts w:eastAsia="宋体"/>
+                <w:rFonts w:eastAsia="SimSun"/>
                 <w:color w:val="000000"/>
                 <w:sz w:val="22"/>
                 <w:szCs w:val="22"/>
@@ -4339,7 +4339,7 @@
             </w:r>
             <w:r>
               <w:rPr>
-                <w:rFonts w:eastAsia="宋体"/>
+                <w:rFonts w:eastAsia="SimSun"/>
                 <w:color w:val="000000"/>
                 <w:sz w:val="22"/>
                 <w:szCs w:val="22"/>
@@ -4348,7 +4348,7 @@
             </w:r>
             <w:r>
               <w:rPr>
-                <w:rFonts w:eastAsia="宋体"/>
+                <w:rFonts w:eastAsia="SimSun"/>
                 <w:color w:val="000000"/>
                 <w:sz w:val="22"/>
                 <w:szCs w:val="22"/>
@@ -4357,7 +4357,7 @@
             </w:r>
             <w:r>
               <w:rPr>
-                <w:rFonts w:eastAsia="宋体"/>
+                <w:rFonts w:eastAsia="SimSun"/>
                 <w:color w:val="000000"/>
                 <w:sz w:val="22"/>
                 <w:szCs w:val="22"/>
@@ -4366,7 +4366,7 @@
             </w:r>
             <w:r>
               <w:rPr>
-                <w:rFonts w:eastAsia="宋体"/>
+                <w:rFonts w:eastAsia="SimSun"/>
                 <w:color w:val="000000"/>
                 <w:sz w:val="22"/>
                 <w:szCs w:val="22"/>
@@ -4391,7 +4391,7 @@
             </w:pPr>
             <w:r>
               <w:rPr>
-                <w:rFonts w:eastAsia="宋体"/>
+                <w:rFonts w:eastAsia="SimSun"/>
                 <w:color w:val="000000"/>
                 <w:sz w:val="22"/>
                 <w:szCs w:val="22"/>
@@ -4416,7 +4416,7 @@
             </w:pPr>
             <w:r>
               <w:rPr>
-                <w:rFonts w:eastAsia="宋体"/>
+                <w:rFonts w:eastAsia="SimSun"/>
                 <w:color w:val="000000"/>
                 <w:sz w:val="22"/>
                 <w:szCs w:val="22"/>
@@ -4446,7 +4446,7 @@
             </w:pPr>
             <w:r>
               <w:rPr>
-                <w:rFonts w:eastAsia="宋体"/>
+                <w:rFonts w:eastAsia="SimSun"/>
                 <w:color w:val="000000"/>
                 <w:sz w:val="22"/>
                 <w:szCs w:val="22"/>
@@ -4471,7 +4471,7 @@
             </w:pPr>
             <w:r>
               <w:rPr>
-                <w:rFonts w:eastAsia="宋体"/>
+                <w:rFonts w:eastAsia="SimSun"/>
                 <w:color w:val="000000"/>
                 <w:sz w:val="22"/>
                 <w:szCs w:val="22"/>
@@ -4480,7 +4480,7 @@
             </w:r>
             <w:r>
               <w:rPr>
-                <w:rFonts w:eastAsia="宋体"/>
+                <w:rFonts w:eastAsia="SimSun"/>
                 <w:color w:val="000000"/>
                 <w:sz w:val="22"/>
                 <w:szCs w:val="22"/>
@@ -4489,7 +4489,7 @@
             </w:r>
             <w:r>
               <w:rPr>
-                <w:rFonts w:eastAsia="宋体"/>
+                <w:rFonts w:eastAsia="SimSun"/>
                 <w:color w:val="000000"/>
                 <w:sz w:val="22"/>
                 <w:szCs w:val="22"/>
@@ -4498,7 +4498,7 @@
             </w:r>
             <w:r>
               <w:rPr>
-                <w:rFonts w:eastAsia="宋体"/>
+                <w:rFonts w:eastAsia="SimSun"/>
                 <w:color w:val="000000"/>
                 <w:sz w:val="22"/>
                 <w:szCs w:val="22"/>
@@ -4507,7 +4507,7 @@
             </w:r>
             <w:r>
               <w:rPr>
-                <w:rFonts w:eastAsia="宋体"/>
+                <w:rFonts w:eastAsia="SimSun"/>
                 <w:color w:val="000000"/>
                 <w:sz w:val="22"/>
                 <w:szCs w:val="22"/>
@@ -4516,7 +4516,7 @@
             </w:r>
             <w:r>
               <w:rPr>
-                <w:rFonts w:eastAsia="宋体"/>
+                <w:rFonts w:eastAsia="SimSun"/>
                 <w:color w:val="000000"/>
                 <w:sz w:val="22"/>
                 <w:szCs w:val="22"/>
@@ -4525,7 +4525,7 @@
             </w:r>
             <w:r>
               <w:rPr>
-                <w:rFonts w:eastAsia="宋体"/>
+                <w:rFonts w:eastAsia="SimSun"/>
                 <w:color w:val="000000"/>
                 <w:sz w:val="22"/>
                 <w:szCs w:val="22"/>
@@ -4550,7 +4550,7 @@
             </w:pPr>
             <w:r>
               <w:rPr>
-                <w:rFonts w:eastAsia="宋体"/>
+                <w:rFonts w:eastAsia="SimSun"/>
                 <w:color w:val="000000"/>
                 <w:sz w:val="22"/>
                 <w:szCs w:val="22"/>
@@ -4575,7 +4575,7 @@
             </w:pPr>
             <w:r>
               <w:rPr>
-                <w:rFonts w:eastAsia="宋体"/>
+                <w:rFonts w:eastAsia="SimSun"/>
                 <w:color w:val="000000"/>
                 <w:sz w:val="22"/>
                 <w:szCs w:val="22"/>
@@ -4605,7 +4605,7 @@
             </w:pPr>
             <w:r>
               <w:rPr>
-                <w:rFonts w:eastAsia="宋体"/>
+                <w:rFonts w:eastAsia="SimSun"/>
                 <w:color w:val="000000"/>
                 <w:sz w:val="22"/>
                 <w:szCs w:val="22"/>
@@ -4630,7 +4630,7 @@
             </w:pPr>
             <w:r>
               <w:rPr>
-                <w:rFonts w:eastAsia="宋体"/>
+                <w:rFonts w:eastAsia="SimSun"/>
                 <w:color w:val="000000"/>
                 <w:sz w:val="22"/>
                 <w:szCs w:val="22"/>
@@ -4639,7 +4639,7 @@
             </w:r>
             <w:r>
               <w:rPr>
-                <w:rFonts w:eastAsia="宋体"/>
+                <w:rFonts w:eastAsia="SimSun"/>
                 <w:color w:val="000000"/>
                 <w:sz w:val="22"/>
                 <w:szCs w:val="22"/>
@@ -4648,7 +4648,7 @@
             </w:r>
             <w:r>
               <w:rPr>
-                <w:rFonts w:eastAsia="宋体"/>
+                <w:rFonts w:eastAsia="SimSun"/>
                 <w:color w:val="000000"/>
                 <w:sz w:val="22"/>
                 <w:szCs w:val="22"/>
@@ -4657,7 +4657,7 @@
             </w:r>
             <w:r>
               <w:rPr>
-                <w:rFonts w:eastAsia="宋体"/>
+                <w:rFonts w:eastAsia="SimSun"/>
                 <w:color w:val="000000"/>
                 <w:sz w:val="22"/>
                 <w:szCs w:val="22"/>
@@ -4666,7 +4666,7 @@
             </w:r>
             <w:r>
               <w:rPr>
-                <w:rFonts w:eastAsia="宋体"/>
+                <w:rFonts w:eastAsia="SimSun"/>
                 <w:color w:val="000000"/>
                 <w:sz w:val="22"/>
                 <w:szCs w:val="22"/>
@@ -4691,7 +4691,7 @@
             </w:pPr>
             <w:r>
               <w:rPr>
-                <w:rFonts w:eastAsia="宋体"/>
+                <w:rFonts w:eastAsia="SimSun"/>
                 <w:color w:val="000000"/>
                 <w:sz w:val="22"/>
                 <w:szCs w:val="22"/>
@@ -4716,7 +4716,7 @@
             </w:pPr>
             <w:r>
               <w:rPr>
-                <w:rFonts w:eastAsia="宋体"/>
+                <w:rFonts w:eastAsia="SimSun"/>
                 <w:color w:val="000000"/>
                 <w:sz w:val="22"/>
                 <w:szCs w:val="22"/>
@@ -4746,7 +4746,7 @@
             </w:pPr>
             <w:r>
               <w:rPr>
-                <w:rFonts w:eastAsia="宋体"/>
+                <w:rFonts w:eastAsia="SimSun"/>
                 <w:color w:val="000000"/>
                 <w:sz w:val="22"/>
                 <w:szCs w:val="22"/>
@@ -4771,7 +4771,7 @@
             </w:pPr>
             <w:r>
               <w:rPr>
-                <w:rFonts w:eastAsia="宋体"/>
+                <w:rFonts w:eastAsia="SimSun"/>
                 <w:color w:val="000000"/>
                 <w:sz w:val="22"/>
                 <w:szCs w:val="22"/>
@@ -4780,7 +4780,7 @@
             </w:r>
             <w:r>
               <w:rPr>
-                <w:rFonts w:eastAsia="宋体"/>
+                <w:rFonts w:eastAsia="SimSun"/>
                 <w:color w:val="000000"/>
                 <w:sz w:val="22"/>
                 <w:szCs w:val="22"/>
@@ -4789,7 +4789,7 @@
             </w:r>
             <w:r>
               <w:rPr>
-                <w:rFonts w:eastAsia="宋体"/>
+                <w:rFonts w:eastAsia="SimSun"/>
                 <w:color w:val="000000"/>
                 <w:sz w:val="22"/>
                 <w:szCs w:val="22"/>
@@ -4798,7 +4798,7 @@
             </w:r>
             <w:r>
               <w:rPr>
-                <w:rFonts w:eastAsia="宋体"/>
+                <w:rFonts w:eastAsia="SimSun"/>
                 <w:color w:val="000000"/>
                 <w:sz w:val="22"/>
                 <w:szCs w:val="22"/>
@@ -4807,7 +4807,7 @@
             </w:r>
             <w:r>
               <w:rPr>
-                <w:rFonts w:eastAsia="宋体"/>
+                <w:rFonts w:eastAsia="SimSun"/>
                 <w:color w:val="000000"/>
                 <w:sz w:val="22"/>
                 <w:szCs w:val="22"/>
@@ -4832,7 +4832,7 @@
             </w:pPr>
             <w:r>
               <w:rPr>
-                <w:rFonts w:eastAsia="宋体"/>
+                <w:rFonts w:eastAsia="SimSun"/>
                 <w:color w:val="000000"/>
                 <w:sz w:val="22"/>
                 <w:szCs w:val="22"/>
@@ -4857,7 +4857,7 @@
             </w:pPr>
             <w:r>
               <w:rPr>
-                <w:rFonts w:eastAsia="宋体"/>
+                <w:rFonts w:eastAsia="SimSun"/>
                 <w:color w:val="000000"/>
                 <w:sz w:val="22"/>
                 <w:szCs w:val="22"/>
@@ -4887,7 +4887,7 @@
             </w:pPr>
             <w:r>
               <w:rPr>
-                <w:rFonts w:eastAsia="宋体"/>
+                <w:rFonts w:eastAsia="SimSun"/>
                 <w:color w:val="000000"/>
                 <w:sz w:val="22"/>
                 <w:szCs w:val="22"/>
@@ -4912,7 +4912,7 @@
             </w:pPr>
             <w:r>
               <w:rPr>
-                <w:rFonts w:eastAsia="宋体"/>
+                <w:rFonts w:eastAsia="SimSun"/>
                 <w:color w:val="000000"/>
                 <w:sz w:val="22"/>
                 <w:szCs w:val="22"/>
@@ -4937,7 +4937,7 @@
             </w:pPr>
             <w:r>
               <w:rPr>
-                <w:rFonts w:eastAsia="宋体"/>
+                <w:rFonts w:eastAsia="SimSun"/>
                 <w:color w:val="000000"/>
                 <w:sz w:val="22"/>
                 <w:szCs w:val="22"/>
@@ -4962,7 +4962,7 @@
             </w:pPr>
             <w:r>
               <w:rPr>
-                <w:rFonts w:eastAsia="宋体"/>
+                <w:rFonts w:eastAsia="SimSun"/>
                 <w:color w:val="000000"/>
                 <w:sz w:val="22"/>
                 <w:szCs w:val="22"/>
@@ -4979,12 +4979,12 @@
         <w:keepNext/>
         <w:spacing w:before="240" w:after="160"/>
         <w:rPr>
-          <w:rFonts w:eastAsia="黑体"/>
+          <w:rFonts w:eastAsia="SimHei"/>
           <w:b/>
           <w:bCs/>
         </w:rPr>
       </w:pPr>
-      <w:bookmarkStart w:id="7" w:name="_Toc242715649"/>
+      <w:bookmarkStart w:id="7" w:name="_Toc242719274"/>
       <w:r>
         <w:t xml:space="preserve">4 </w:t>
       </w:r>
@@ -4999,10 +4999,10 @@
         <w:keepNext/>
         <w:spacing w:before="240" w:after="160"/>
       </w:pPr>
-      <w:bookmarkStart w:id="8" w:name="_Toc242715650"/>
-      <w:r>
-        <w:rPr>
-          <w:rFonts w:eastAsia="黑体"/>
+      <w:bookmarkStart w:id="8" w:name="_Toc242719275"/>
+      <w:r>
+        <w:rPr>
+          <w:rFonts w:eastAsia="SimHei"/>
           <w:b/>
           <w:bCs/>
           <w:sz w:val="28"/>
@@ -5012,7 +5012,7 @@
       </w:r>
       <w:r>
         <w:rPr>
-          <w:rFonts w:eastAsia="黑体"/>
+          <w:rFonts w:eastAsia="SimHei"/>
           <w:b/>
           <w:bCs/>
           <w:sz w:val="28"/>
@@ -5029,7 +5029,7 @@
       </w:pPr>
       <w:r>
         <w:rPr>
-          <w:rFonts w:eastAsia="宋体"/>
+          <w:rFonts w:eastAsia="SimSun"/>
           <w:color w:val="000000"/>
           <w:sz w:val="24"/>
         </w:rPr>
@@ -5037,7 +5037,7 @@
       </w:r>
       <w:r>
         <w:rPr>
-          <w:rFonts w:eastAsia="宋体"/>
+          <w:rFonts w:eastAsia="SimSun"/>
           <w:color w:val="000000"/>
           <w:sz w:val="24"/>
         </w:rPr>
@@ -5045,7 +5045,7 @@
       </w:r>
       <w:r>
         <w:rPr>
-          <w:rFonts w:eastAsia="宋体"/>
+          <w:rFonts w:eastAsia="SimSun"/>
           <w:color w:val="000000"/>
           <w:sz w:val="24"/>
         </w:rPr>
@@ -5053,7 +5053,7 @@
       </w:r>
       <w:r>
         <w:rPr>
-          <w:rFonts w:eastAsia="宋体"/>
+          <w:rFonts w:eastAsia="SimSun"/>
           <w:color w:val="000000"/>
           <w:sz w:val="24"/>
         </w:rPr>
@@ -5061,7 +5061,7 @@
       </w:r>
       <w:r>
         <w:rPr>
-          <w:rFonts w:eastAsia="宋体"/>
+          <w:rFonts w:eastAsia="SimSun"/>
           <w:color w:val="000000"/>
           <w:sz w:val="24"/>
         </w:rPr>
@@ -5069,7 +5069,7 @@
       </w:r>
       <w:r>
         <w:rPr>
-          <w:rFonts w:eastAsia="宋体"/>
+          <w:rFonts w:eastAsia="SimSun"/>
           <w:color w:val="000000"/>
           <w:sz w:val="24"/>
         </w:rPr>
@@ -5077,7 +5077,7 @@
       </w:r>
       <w:r>
         <w:rPr>
-          <w:rFonts w:eastAsia="宋体"/>
+          <w:rFonts w:eastAsia="SimSun"/>
           <w:color w:val="000000"/>
           <w:sz w:val="24"/>
         </w:rPr>
@@ -5085,7 +5085,7 @@
       </w:r>
       <w:r>
         <w:rPr>
-          <w:rFonts w:eastAsia="宋体"/>
+          <w:rFonts w:eastAsia="SimSun"/>
           <w:color w:val="000000"/>
           <w:sz w:val="24"/>
         </w:rPr>
@@ -5093,7 +5093,7 @@
       </w:r>
       <w:r>
         <w:rPr>
-          <w:rFonts w:eastAsia="宋体"/>
+          <w:rFonts w:eastAsia="SimSun"/>
           <w:color w:val="000000"/>
           <w:sz w:val="24"/>
         </w:rPr>
@@ -5107,7 +5107,7 @@
       </w:pPr>
       <w:r>
         <w:rPr>
-          <w:rFonts w:eastAsia="宋体"/>
+          <w:rFonts w:eastAsia="SimSun"/>
           <w:b/>
           <w:color w:val="000000"/>
           <w:sz w:val="18"/>
@@ -5117,7 +5117,7 @@
       </w:r>
       <w:r>
         <w:rPr>
-          <w:rFonts w:eastAsia="宋体"/>
+          <w:rFonts w:eastAsia="SimSun"/>
           <w:b/>
           <w:color w:val="000000"/>
           <w:sz w:val="18"/>
@@ -5126,7 +5126,7 @@
       </w:r>
       <w:r>
         <w:rPr>
-          <w:rFonts w:eastAsia="宋体"/>
+          <w:rFonts w:eastAsia="SimSun"/>
           <w:b/>
           <w:color w:val="000000"/>
           <w:sz w:val="18"/>
@@ -5135,7 +5135,7 @@
       </w:r>
       <w:r>
         <w:rPr>
-          <w:rFonts w:eastAsia="宋体"/>
+          <w:rFonts w:eastAsia="SimSun"/>
           <w:b/>
           <w:color w:val="000000"/>
           <w:sz w:val="18"/>
@@ -5144,7 +5144,7 @@
       </w:r>
       <w:r>
         <w:rPr>
-          <w:rFonts w:eastAsia="宋体"/>
+          <w:rFonts w:eastAsia="SimSun"/>
           <w:b/>
           <w:color w:val="000000"/>
           <w:sz w:val="18"/>
@@ -5161,7 +5161,7 @@
           <w:noProof/>
         </w:rPr>
         <w:drawing>
-          <wp:inline distT="0" distB="0" distL="0" distR="0" wp14:anchorId="085D5BFA" wp14:editId="009E2DC3">
+          <wp:inline distT="0" distB="0" distL="0" distR="0" wp14:anchorId="28CC7688" wp14:editId="46EBF880">
             <wp:extent cx="5715000" cy="3214688"/>
             <wp:effectExtent l="0" t="0" r="0" b="0"/>
             <wp:docPr id="2" name="Picture 2"/>
@@ -5203,10 +5203,10 @@
         <w:keepNext/>
         <w:spacing w:before="240" w:after="160"/>
       </w:pPr>
-      <w:bookmarkStart w:id="9" w:name="_Toc242715651"/>
-      <w:r>
-        <w:rPr>
-          <w:rFonts w:eastAsia="黑体"/>
+      <w:bookmarkStart w:id="9" w:name="_Toc242719276"/>
+      <w:r>
+        <w:rPr>
+          <w:rFonts w:eastAsia="SimHei"/>
           <w:b/>
           <w:bCs/>
           <w:sz w:val="28"/>
@@ -5216,7 +5216,7 @@
       </w:r>
       <w:r>
         <w:rPr>
-          <w:rFonts w:eastAsia="黑体"/>
+          <w:rFonts w:eastAsia="SimHei"/>
           <w:b/>
           <w:bCs/>
           <w:sz w:val="28"/>
@@ -5234,7 +5234,7 @@
       </w:pPr>
       <w:r>
         <w:rPr>
-          <w:rFonts w:eastAsia="宋体"/>
+          <w:rFonts w:eastAsia="SimSun"/>
           <w:sz w:val="24"/>
           <w:szCs w:val="24"/>
         </w:rPr>
@@ -5242,7 +5242,7 @@
       </w:r>
       <w:r>
         <w:rPr>
-          <w:rFonts w:eastAsia="宋体"/>
+          <w:rFonts w:eastAsia="SimSun"/>
           <w:sz w:val="24"/>
           <w:szCs w:val="24"/>
         </w:rPr>
@@ -5250,7 +5250,7 @@
       </w:r>
       <w:r>
         <w:rPr>
-          <w:rFonts w:eastAsia="宋体"/>
+          <w:rFonts w:eastAsia="SimSun"/>
           <w:sz w:val="24"/>
           <w:szCs w:val="24"/>
         </w:rPr>
@@ -5258,7 +5258,7 @@
       </w:r>
       <w:r>
         <w:rPr>
-          <w:rFonts w:eastAsia="宋体"/>
+          <w:rFonts w:eastAsia="SimSun"/>
           <w:sz w:val="24"/>
           <w:szCs w:val="24"/>
         </w:rPr>
@@ -5266,7 +5266,7 @@
       </w:r>
       <w:r>
         <w:rPr>
-          <w:rFonts w:eastAsia="宋体"/>
+          <w:rFonts w:eastAsia="SimSun"/>
           <w:sz w:val="24"/>
           <w:szCs w:val="24"/>
         </w:rPr>
@@ -5274,7 +5274,7 @@
       </w:r>
       <w:r>
         <w:rPr>
-          <w:rFonts w:eastAsia="宋体"/>
+          <w:rFonts w:eastAsia="SimSun"/>
           <w:sz w:val="24"/>
           <w:szCs w:val="24"/>
         </w:rPr>
@@ -5282,7 +5282,7 @@
       </w:r>
       <w:r>
         <w:rPr>
-          <w:rFonts w:eastAsia="宋体"/>
+          <w:rFonts w:eastAsia="SimSun"/>
           <w:sz w:val="24"/>
           <w:szCs w:val="24"/>
         </w:rPr>
@@ -5290,7 +5290,7 @@
       </w:r>
       <w:r>
         <w:rPr>
-          <w:rFonts w:eastAsia="宋体"/>
+          <w:rFonts w:eastAsia="SimSun"/>
           <w:sz w:val="24"/>
           <w:szCs w:val="24"/>
         </w:rPr>
@@ -5305,7 +5305,7 @@
       </w:pPr>
       <w:r>
         <w:rPr>
-          <w:rFonts w:eastAsia="宋体"/>
+          <w:rFonts w:eastAsia="SimSun"/>
           <w:sz w:val="24"/>
           <w:szCs w:val="24"/>
         </w:rPr>
@@ -5313,7 +5313,7 @@
       </w:r>
       <w:r>
         <w:rPr>
-          <w:rFonts w:eastAsia="宋体"/>
+          <w:rFonts w:eastAsia="SimSun"/>
           <w:sz w:val="24"/>
           <w:szCs w:val="24"/>
         </w:rPr>
@@ -5321,7 +5321,7 @@
       </w:r>
       <w:r>
         <w:rPr>
-          <w:rFonts w:eastAsia="宋体"/>
+          <w:rFonts w:eastAsia="SimSun"/>
           <w:sz w:val="24"/>
           <w:szCs w:val="24"/>
         </w:rPr>
@@ -5329,7 +5329,7 @@
       </w:r>
       <w:r>
         <w:rPr>
-          <w:rFonts w:eastAsia="宋体"/>
+          <w:rFonts w:eastAsia="SimSun"/>
           <w:sz w:val="24"/>
           <w:szCs w:val="24"/>
         </w:rPr>
@@ -5337,7 +5337,7 @@
       </w:r>
       <w:r>
         <w:rPr>
-          <w:rFonts w:eastAsia="宋体"/>
+          <w:rFonts w:eastAsia="SimSun"/>
           <w:sz w:val="24"/>
           <w:szCs w:val="24"/>
         </w:rPr>
@@ -5345,7 +5345,7 @@
       </w:r>
       <w:r>
         <w:rPr>
-          <w:rFonts w:eastAsia="宋体"/>
+          <w:rFonts w:eastAsia="SimSun"/>
           <w:sz w:val="24"/>
           <w:szCs w:val="24"/>
         </w:rPr>
@@ -5360,7 +5360,7 @@
       </w:pPr>
       <w:r>
         <w:rPr>
-          <w:rFonts w:eastAsia="宋体"/>
+          <w:rFonts w:eastAsia="SimSun"/>
           <w:sz w:val="24"/>
           <w:szCs w:val="24"/>
         </w:rPr>
@@ -5368,7 +5368,7 @@
       </w:r>
       <w:r>
         <w:rPr>
-          <w:rFonts w:eastAsia="宋体"/>
+          <w:rFonts w:eastAsia="SimSun"/>
           <w:sz w:val="24"/>
           <w:szCs w:val="24"/>
         </w:rPr>
@@ -5376,7 +5376,7 @@
       </w:r>
       <w:r>
         <w:rPr>
-          <w:rFonts w:eastAsia="宋体"/>
+          <w:rFonts w:eastAsia="SimSun"/>
           <w:sz w:val="24"/>
           <w:szCs w:val="24"/>
         </w:rPr>
@@ -5384,7 +5384,7 @@
       </w:r>
       <w:r>
         <w:rPr>
-          <w:rFonts w:eastAsia="宋体"/>
+          <w:rFonts w:eastAsia="SimSun"/>
           <w:sz w:val="24"/>
           <w:szCs w:val="24"/>
         </w:rPr>
@@ -5392,7 +5392,7 @@
       </w:r>
       <w:r>
         <w:rPr>
-          <w:rFonts w:eastAsia="宋体"/>
+          <w:rFonts w:eastAsia="SimSun"/>
           <w:sz w:val="24"/>
           <w:szCs w:val="24"/>
         </w:rPr>
@@ -5400,7 +5400,7 @@
       </w:r>
       <w:r>
         <w:rPr>
-          <w:rFonts w:eastAsia="宋体"/>
+          <w:rFonts w:eastAsia="SimSun"/>
           <w:sz w:val="24"/>
           <w:szCs w:val="24"/>
         </w:rPr>
@@ -5408,7 +5408,7 @@
       </w:r>
       <w:r>
         <w:rPr>
-          <w:rFonts w:eastAsia="宋体"/>
+          <w:rFonts w:eastAsia="SimSun"/>
           <w:sz w:val="24"/>
           <w:szCs w:val="24"/>
         </w:rPr>
@@ -5416,7 +5416,7 @@
       </w:r>
       <w:r>
         <w:rPr>
-          <w:rFonts w:eastAsia="宋体"/>
+          <w:rFonts w:eastAsia="SimSun"/>
           <w:sz w:val="24"/>
           <w:szCs w:val="24"/>
         </w:rPr>
@@ -5424,7 +5424,7 @@
       </w:r>
       <w:r>
         <w:rPr>
-          <w:rFonts w:eastAsia="宋体"/>
+          <w:rFonts w:eastAsia="SimSun"/>
           <w:sz w:val="24"/>
           <w:szCs w:val="24"/>
         </w:rPr>
@@ -5432,7 +5432,7 @@
       </w:r>
       <w:r>
         <w:rPr>
-          <w:rFonts w:eastAsia="宋体"/>
+          <w:rFonts w:eastAsia="SimSun"/>
           <w:sz w:val="24"/>
           <w:szCs w:val="24"/>
         </w:rPr>
@@ -5440,7 +5440,7 @@
       </w:r>
       <w:r>
         <w:rPr>
-          <w:rFonts w:eastAsia="宋体"/>
+          <w:rFonts w:eastAsia="SimSun"/>
           <w:sz w:val="24"/>
           <w:szCs w:val="24"/>
         </w:rPr>
@@ -5448,7 +5448,7 @@
       </w:r>
       <w:r>
         <w:rPr>
-          <w:rFonts w:eastAsia="宋体"/>
+          <w:rFonts w:eastAsia="SimSun"/>
           <w:sz w:val="24"/>
           <w:szCs w:val="24"/>
         </w:rPr>
@@ -5463,7 +5463,7 @@
       </w:pPr>
       <w:r>
         <w:rPr>
-          <w:rFonts w:eastAsia="宋体"/>
+          <w:rFonts w:eastAsia="SimSun"/>
           <w:sz w:val="24"/>
           <w:szCs w:val="24"/>
         </w:rPr>
@@ -5471,7 +5471,7 @@
       </w:r>
       <w:r>
         <w:rPr>
-          <w:rFonts w:eastAsia="宋体"/>
+          <w:rFonts w:eastAsia="SimSun"/>
           <w:sz w:val="24"/>
           <w:szCs w:val="24"/>
         </w:rPr>
@@ -5479,7 +5479,7 @@
       </w:r>
       <w:r>
         <w:rPr>
-          <w:rFonts w:eastAsia="宋体"/>
+          <w:rFonts w:eastAsia="SimSun"/>
           <w:sz w:val="24"/>
           <w:szCs w:val="24"/>
         </w:rPr>
@@ -5487,7 +5487,7 @@
       </w:r>
       <w:r>
         <w:rPr>
-          <w:rFonts w:eastAsia="宋体"/>
+          <w:rFonts w:eastAsia="SimSun"/>
           <w:sz w:val="24"/>
           <w:szCs w:val="24"/>
         </w:rPr>
@@ -5495,7 +5495,7 @@
       </w:r>
       <w:r>
         <w:rPr>
-          <w:rFonts w:eastAsia="宋体"/>
+          <w:rFonts w:eastAsia="SimSun"/>
           <w:sz w:val="24"/>
           <w:szCs w:val="24"/>
         </w:rPr>
@@ -5503,7 +5503,7 @@
       </w:r>
       <w:r>
         <w:rPr>
-          <w:rFonts w:eastAsia="宋体"/>
+          <w:rFonts w:eastAsia="SimSun"/>
           <w:sz w:val="24"/>
           <w:szCs w:val="24"/>
         </w:rPr>
@@ -5511,7 +5511,7 @@
       </w:r>
       <w:r>
         <w:rPr>
-          <w:rFonts w:eastAsia="宋体"/>
+          <w:rFonts w:eastAsia="SimSun"/>
           <w:sz w:val="24"/>
           <w:szCs w:val="24"/>
         </w:rPr>
@@ -5519,7 +5519,7 @@
       </w:r>
       <w:r>
         <w:rPr>
-          <w:rFonts w:eastAsia="宋体"/>
+          <w:rFonts w:eastAsia="SimSun"/>
           <w:sz w:val="24"/>
           <w:szCs w:val="24"/>
         </w:rPr>
@@ -5527,7 +5527,7 @@
       </w:r>
       <w:r>
         <w:rPr>
-          <w:rFonts w:eastAsia="宋体"/>
+          <w:rFonts w:eastAsia="SimSun"/>
           <w:sz w:val="24"/>
           <w:szCs w:val="24"/>
         </w:rPr>
@@ -5535,7 +5535,7 @@
       </w:r>
       <w:r>
         <w:rPr>
-          <w:rFonts w:eastAsia="宋体"/>
+          <w:rFonts w:eastAsia="SimSun"/>
           <w:sz w:val="24"/>
           <w:szCs w:val="24"/>
         </w:rPr>
@@ -5550,7 +5550,7 @@
       </w:pPr>
       <w:r>
         <w:rPr>
-          <w:rFonts w:eastAsia="宋体"/>
+          <w:rFonts w:eastAsia="SimSun"/>
           <w:sz w:val="24"/>
           <w:szCs w:val="24"/>
         </w:rPr>
@@ -5558,7 +5558,7 @@
       </w:r>
       <w:r>
         <w:rPr>
-          <w:rFonts w:eastAsia="宋体"/>
+          <w:rFonts w:eastAsia="SimSun"/>
           <w:sz w:val="24"/>
           <w:szCs w:val="24"/>
         </w:rPr>
@@ -5566,7 +5566,7 @@
       </w:r>
       <w:r>
         <w:rPr>
-          <w:rFonts w:eastAsia="宋体"/>
+          <w:rFonts w:eastAsia="SimSun"/>
           <w:sz w:val="24"/>
           <w:szCs w:val="24"/>
         </w:rPr>
@@ -5574,7 +5574,7 @@
       </w:r>
       <w:r>
         <w:rPr>
-          <w:rFonts w:eastAsia="宋体"/>
+          <w:rFonts w:eastAsia="SimSun"/>
           <w:sz w:val="24"/>
           <w:szCs w:val="24"/>
         </w:rPr>
@@ -5582,7 +5582,7 @@
       </w:r>
       <w:r>
         <w:rPr>
-          <w:rFonts w:eastAsia="宋体"/>
+          <w:rFonts w:eastAsia="SimSun"/>
           <w:sz w:val="24"/>
           <w:szCs w:val="24"/>
         </w:rPr>
@@ -5590,7 +5590,7 @@
       </w:r>
       <w:r>
         <w:rPr>
-          <w:rFonts w:eastAsia="宋体"/>
+          <w:rFonts w:eastAsia="SimSun"/>
           <w:sz w:val="24"/>
           <w:szCs w:val="24"/>
         </w:rPr>
@@ -5605,7 +5605,7 @@
       </w:pPr>
       <w:r>
         <w:rPr>
-          <w:rFonts w:eastAsia="宋体"/>
+          <w:rFonts w:eastAsia="SimSun"/>
           <w:sz w:val="24"/>
           <w:szCs w:val="24"/>
         </w:rPr>
@@ -5613,7 +5613,7 @@
       </w:r>
       <w:r>
         <w:rPr>
-          <w:rFonts w:eastAsia="宋体"/>
+          <w:rFonts w:eastAsia="SimSun"/>
           <w:sz w:val="24"/>
           <w:szCs w:val="24"/>
         </w:rPr>
@@ -5621,7 +5621,7 @@
       </w:r>
       <w:r>
         <w:rPr>
-          <w:rFonts w:eastAsia="宋体"/>
+          <w:rFonts w:eastAsia="SimSun"/>
           <w:sz w:val="24"/>
           <w:szCs w:val="24"/>
         </w:rPr>
@@ -5629,7 +5629,7 @@
       </w:r>
       <w:r>
         <w:rPr>
-          <w:rFonts w:eastAsia="宋体"/>
+          <w:rFonts w:eastAsia="SimSun"/>
           <w:sz w:val="24"/>
           <w:szCs w:val="24"/>
         </w:rPr>
@@ -5637,7 +5637,7 @@
       </w:r>
       <w:r>
         <w:rPr>
-          <w:rFonts w:eastAsia="宋体"/>
+          <w:rFonts w:eastAsia="SimSun"/>
           <w:sz w:val="24"/>
           <w:szCs w:val="24"/>
         </w:rPr>
@@ -5645,7 +5645,7 @@
       </w:r>
       <w:r>
         <w:rPr>
-          <w:rFonts w:eastAsia="宋体"/>
+          <w:rFonts w:eastAsia="SimSun"/>
           <w:sz w:val="24"/>
           <w:szCs w:val="24"/>
         </w:rPr>
@@ -5659,7 +5659,7 @@
       </w:pPr>
       <w:r>
         <w:rPr>
-          <w:rFonts w:eastAsia="宋体"/>
+          <w:rFonts w:eastAsia="SimSun"/>
           <w:color w:val="000000"/>
           <w:sz w:val="24"/>
         </w:rPr>
@@ -5672,10 +5672,10 @@
         <w:keepNext/>
         <w:spacing w:before="240" w:after="160"/>
       </w:pPr>
-      <w:bookmarkStart w:id="10" w:name="_Toc242715652"/>
-      <w:r>
-        <w:rPr>
-          <w:rFonts w:eastAsia="黑体"/>
+      <w:bookmarkStart w:id="10" w:name="_Toc242719277"/>
+      <w:r>
+        <w:rPr>
+          <w:rFonts w:eastAsia="SimHei"/>
           <w:b/>
           <w:bCs/>
           <w:sz w:val="28"/>
@@ -5685,7 +5685,7 @@
       </w:r>
       <w:r>
         <w:rPr>
-          <w:rFonts w:eastAsia="黑体"/>
+          <w:rFonts w:eastAsia="SimHei"/>
           <w:b/>
           <w:bCs/>
           <w:sz w:val="28"/>
@@ -5702,7 +5702,7 @@
       </w:pPr>
       <w:r>
         <w:rPr>
-          <w:rFonts w:eastAsia="宋体"/>
+          <w:rFonts w:eastAsia="SimSun"/>
           <w:color w:val="000000"/>
           <w:sz w:val="24"/>
         </w:rPr>
@@ -5710,7 +5710,7 @@
       </w:r>
       <w:r>
         <w:rPr>
-          <w:rFonts w:eastAsia="宋体"/>
+          <w:rFonts w:eastAsia="SimSun"/>
           <w:color w:val="000000"/>
           <w:sz w:val="24"/>
         </w:rPr>
@@ -5718,7 +5718,7 @@
       </w:r>
       <w:r>
         <w:rPr>
-          <w:rFonts w:eastAsia="宋体"/>
+          <w:rFonts w:eastAsia="SimSun"/>
           <w:color w:val="000000"/>
           <w:sz w:val="24"/>
         </w:rPr>
@@ -5726,23 +5726,23 @@
       </w:r>
       <w:r>
         <w:rPr>
-          <w:rFonts w:eastAsia="宋体"/>
-          <w:color w:val="000000"/>
-          <w:sz w:val="24"/>
-        </w:rPr>
-        <w:t>组件路径和真实</w:t>
-      </w:r>
-      <w:r>
-        <w:rPr>
-          <w:rFonts w:eastAsia="宋体"/>
-          <w:color w:val="000000"/>
-          <w:sz w:val="24"/>
-        </w:rPr>
-        <w:t xml:space="preserve"> HTTP/PostgreSQL </w:t>
-      </w:r>
-      <w:r>
-        <w:rPr>
-          <w:rFonts w:eastAsia="宋体"/>
+          <w:rFonts w:eastAsia="SimSun"/>
+          <w:color w:val="000000"/>
+          <w:sz w:val="24"/>
+        </w:rPr>
+        <w:t>组件路径和本地实际</w:t>
+      </w:r>
+      <w:r>
+        <w:rPr>
+          <w:rFonts w:eastAsia="SimSun"/>
+          <w:color w:val="000000"/>
+          <w:sz w:val="24"/>
+        </w:rPr>
+        <w:t xml:space="preserve"> HTTP </w:t>
+      </w:r>
+      <w:r>
+        <w:rPr>
+          <w:rFonts w:eastAsia="SimSun"/>
           <w:color w:val="000000"/>
           <w:sz w:val="24"/>
         </w:rPr>
@@ -5750,7 +5750,7 @@
       </w:r>
       <w:r>
         <w:rPr>
-          <w:rFonts w:eastAsia="宋体"/>
+          <w:rFonts w:eastAsia="SimSun"/>
           <w:color w:val="000000"/>
           <w:sz w:val="24"/>
         </w:rPr>
@@ -5758,7 +5758,7 @@
       </w:r>
       <w:r>
         <w:rPr>
-          <w:rFonts w:eastAsia="宋体"/>
+          <w:rFonts w:eastAsia="SimSun"/>
           <w:color w:val="000000"/>
           <w:sz w:val="24"/>
         </w:rPr>
@@ -5766,7 +5766,7 @@
       </w:r>
       <w:r>
         <w:rPr>
-          <w:rFonts w:eastAsia="宋体"/>
+          <w:rFonts w:eastAsia="SimSun"/>
           <w:color w:val="000000"/>
           <w:sz w:val="24"/>
         </w:rPr>
@@ -5774,7 +5774,7 @@
       </w:r>
       <w:r>
         <w:rPr>
-          <w:rFonts w:eastAsia="宋体"/>
+          <w:rFonts w:eastAsia="SimSun"/>
           <w:color w:val="000000"/>
           <w:sz w:val="24"/>
         </w:rPr>
@@ -5782,7 +5782,7 @@
       </w:r>
       <w:r>
         <w:rPr>
-          <w:rFonts w:eastAsia="宋体"/>
+          <w:rFonts w:eastAsia="SimSun"/>
           <w:color w:val="000000"/>
           <w:sz w:val="24"/>
         </w:rPr>
@@ -5790,7 +5790,7 @@
       </w:r>
       <w:r>
         <w:rPr>
-          <w:rFonts w:eastAsia="宋体"/>
+          <w:rFonts w:eastAsia="SimSun"/>
           <w:color w:val="000000"/>
           <w:sz w:val="24"/>
         </w:rPr>
@@ -5798,7 +5798,7 @@
       </w:r>
       <w:r>
         <w:rPr>
-          <w:rFonts w:eastAsia="宋体"/>
+          <w:rFonts w:eastAsia="SimSun"/>
           <w:color w:val="000000"/>
           <w:sz w:val="24"/>
         </w:rPr>
@@ -5806,7 +5806,7 @@
       </w:r>
       <w:r>
         <w:rPr>
-          <w:rFonts w:eastAsia="宋体"/>
+          <w:rFonts w:eastAsia="SimSun"/>
           <w:color w:val="000000"/>
           <w:sz w:val="24"/>
         </w:rPr>
@@ -5814,7 +5814,7 @@
       </w:r>
       <w:r>
         <w:rPr>
-          <w:rFonts w:eastAsia="宋体"/>
+          <w:rFonts w:eastAsia="SimSun"/>
           <w:color w:val="000000"/>
           <w:sz w:val="24"/>
         </w:rPr>
@@ -5822,7 +5822,7 @@
       </w:r>
       <w:r>
         <w:rPr>
-          <w:rFonts w:eastAsia="宋体"/>
+          <w:rFonts w:eastAsia="SimSun"/>
           <w:color w:val="000000"/>
           <w:sz w:val="24"/>
         </w:rPr>
@@ -5830,7 +5830,7 @@
       </w:r>
       <w:r>
         <w:rPr>
-          <w:rFonts w:eastAsia="宋体"/>
+          <w:rFonts w:eastAsia="SimSun"/>
           <w:color w:val="000000"/>
           <w:sz w:val="24"/>
         </w:rPr>
@@ -5838,11 +5838,52 @@
       </w:r>
       <w:r>
         <w:rPr>
-          <w:rFonts w:eastAsia="宋体"/>
-          <w:color w:val="000000"/>
-          <w:sz w:val="24"/>
-        </w:rPr>
-        <w:t>，但不等同甲方现场验收。</w:t>
+          <w:rFonts w:eastAsia="SimSun"/>
+          <w:color w:val="000000"/>
+          <w:sz w:val="24"/>
+        </w:rPr>
+        <w:t>；后者使用内存存储及模拟外部提</w:t>
+      </w:r>
+      <w:r>
+        <w:rPr>
+          <w:rFonts w:eastAsia="SimSun"/>
+          <w:color w:val="000000"/>
+          <w:sz w:val="24"/>
+        </w:rPr>
+        <w:lastRenderedPageBreak/>
+        <w:t>供方，不构成</w:t>
+      </w:r>
+      <w:r>
+        <w:rPr>
+          <w:rFonts w:eastAsia="SimSun"/>
+          <w:color w:val="000000"/>
+          <w:sz w:val="24"/>
+        </w:rPr>
+        <w:t xml:space="preserve"> PostgreSQL </w:t>
+      </w:r>
+      <w:r>
+        <w:rPr>
+          <w:rFonts w:eastAsia="SimSun"/>
+          <w:color w:val="000000"/>
+          <w:sz w:val="24"/>
+        </w:rPr>
+        <w:t>事件关闭验证或甲方现场验收。</w:t>
+      </w:r>
+      <w:r>
+        <w:rPr>
+          <w:rFonts w:eastAsia="SimSun"/>
+          <w:color w:val="000000"/>
+          <w:sz w:val="24"/>
+        </w:rPr>
+        <w:t xml:space="preserve">PostgreSQL </w:t>
+      </w:r>
+      <w:r>
+        <w:rPr>
+          <w:rFonts w:eastAsia="SimSun"/>
+          <w:color w:val="000000"/>
+          <w:sz w:val="24"/>
+        </w:rPr>
+        <w:t>部署、目标回退和备份恢复证据单独见命令执行台账。</w:t>
       </w:r>
     </w:p>
     <w:p>
@@ -5851,14 +5892,13 @@
         <w:keepNext/>
         <w:spacing w:before="240" w:after="160"/>
         <w:rPr>
-          <w:rFonts w:eastAsia="黑体"/>
+          <w:rFonts w:eastAsia="SimHei"/>
           <w:b/>
           <w:bCs/>
         </w:rPr>
       </w:pPr>
-      <w:bookmarkStart w:id="11" w:name="_Toc242715653"/>
-      <w:r>
-        <w:lastRenderedPageBreak/>
+      <w:bookmarkStart w:id="11" w:name="_Toc242719278"/>
+      <w:r>
         <w:t xml:space="preserve">5 </w:t>
       </w:r>
       <w:r>
@@ -5873,7 +5913,7 @@
       </w:pPr>
       <w:r>
         <w:rPr>
-          <w:rFonts w:eastAsia="宋体"/>
+          <w:rFonts w:eastAsia="SimSun"/>
           <w:color w:val="000000"/>
           <w:sz w:val="24"/>
         </w:rPr>
@@ -5881,7 +5921,7 @@
       </w:r>
       <w:r>
         <w:rPr>
-          <w:rFonts w:eastAsia="宋体"/>
+          <w:rFonts w:eastAsia="SimSun"/>
           <w:color w:val="000000"/>
           <w:sz w:val="24"/>
         </w:rPr>
@@ -5889,7 +5929,7 @@
       </w:r>
       <w:r>
         <w:rPr>
-          <w:rFonts w:eastAsia="宋体"/>
+          <w:rFonts w:eastAsia="SimSun"/>
           <w:color w:val="000000"/>
           <w:sz w:val="24"/>
         </w:rPr>
@@ -5897,7 +5937,7 @@
       </w:r>
       <w:r>
         <w:rPr>
-          <w:rFonts w:eastAsia="宋体"/>
+          <w:rFonts w:eastAsia="SimSun"/>
           <w:color w:val="000000"/>
           <w:sz w:val="24"/>
         </w:rPr>
@@ -5905,7 +5945,7 @@
       </w:r>
       <w:r>
         <w:rPr>
-          <w:rFonts w:eastAsia="宋体"/>
+          <w:rFonts w:eastAsia="SimSun"/>
           <w:color w:val="000000"/>
           <w:sz w:val="24"/>
         </w:rPr>
@@ -5913,7 +5953,7 @@
       </w:r>
       <w:r>
         <w:rPr>
-          <w:rFonts w:eastAsia="宋体"/>
+          <w:rFonts w:eastAsia="SimSun"/>
           <w:color w:val="000000"/>
           <w:sz w:val="24"/>
         </w:rPr>
@@ -5921,7 +5961,7 @@
       </w:r>
       <w:r>
         <w:rPr>
-          <w:rFonts w:eastAsia="宋体"/>
+          <w:rFonts w:eastAsia="SimSun"/>
           <w:color w:val="000000"/>
           <w:sz w:val="24"/>
         </w:rPr>
@@ -5929,7 +5969,7 @@
       </w:r>
       <w:r>
         <w:rPr>
-          <w:rFonts w:eastAsia="宋体"/>
+          <w:rFonts w:eastAsia="SimSun"/>
           <w:color w:val="000000"/>
           <w:sz w:val="24"/>
         </w:rPr>
@@ -5937,7 +5977,7 @@
       </w:r>
       <w:r>
         <w:rPr>
-          <w:rFonts w:eastAsia="宋体"/>
+          <w:rFonts w:eastAsia="SimSun"/>
           <w:color w:val="000000"/>
           <w:sz w:val="24"/>
         </w:rPr>
@@ -5945,7 +5985,7 @@
       </w:r>
       <w:r>
         <w:rPr>
-          <w:rFonts w:eastAsia="宋体"/>
+          <w:rFonts w:eastAsia="SimSun"/>
           <w:color w:val="000000"/>
           <w:sz w:val="24"/>
         </w:rPr>
@@ -5953,7 +5993,7 @@
       </w:r>
       <w:r>
         <w:rPr>
-          <w:rFonts w:eastAsia="宋体"/>
+          <w:rFonts w:eastAsia="SimSun"/>
           <w:color w:val="000000"/>
           <w:sz w:val="24"/>
         </w:rPr>
@@ -5961,7 +6001,7 @@
       </w:r>
       <w:r>
         <w:rPr>
-          <w:rFonts w:eastAsia="宋体"/>
+          <w:rFonts w:eastAsia="SimSun"/>
           <w:color w:val="000000"/>
           <w:sz w:val="24"/>
         </w:rPr>
@@ -5969,7 +6009,7 @@
       </w:r>
       <w:r>
         <w:rPr>
-          <w:rFonts w:eastAsia="宋体"/>
+          <w:rFonts w:eastAsia="SimSun"/>
           <w:color w:val="000000"/>
           <w:sz w:val="24"/>
         </w:rPr>
@@ -5977,7 +6017,7 @@
       </w:r>
       <w:r>
         <w:rPr>
-          <w:rFonts w:eastAsia="宋体"/>
+          <w:rFonts w:eastAsia="SimSun"/>
           <w:color w:val="000000"/>
           <w:sz w:val="24"/>
         </w:rPr>
@@ -5985,7 +6025,7 @@
       </w:r>
       <w:r>
         <w:rPr>
-          <w:rFonts w:eastAsia="宋体"/>
+          <w:rFonts w:eastAsia="SimSun"/>
           <w:color w:val="000000"/>
           <w:sz w:val="24"/>
         </w:rPr>
@@ -5999,7 +6039,7 @@
       </w:pPr>
       <w:r>
         <w:rPr>
-          <w:rFonts w:eastAsia="宋体"/>
+          <w:rFonts w:eastAsia="SimSun"/>
           <w:b/>
           <w:color w:val="000000"/>
           <w:sz w:val="18"/>
@@ -6008,7 +6048,7 @@
       </w:r>
       <w:r>
         <w:rPr>
-          <w:rFonts w:eastAsia="宋体"/>
+          <w:rFonts w:eastAsia="SimSun"/>
           <w:b/>
           <w:color w:val="000000"/>
           <w:sz w:val="18"/>
@@ -6017,7 +6057,7 @@
       </w:r>
       <w:r>
         <w:rPr>
-          <w:rFonts w:eastAsia="宋体"/>
+          <w:rFonts w:eastAsia="SimSun"/>
           <w:b/>
           <w:color w:val="000000"/>
           <w:sz w:val="18"/>
@@ -6026,7 +6066,7 @@
       </w:r>
       <w:r>
         <w:rPr>
-          <w:rFonts w:eastAsia="宋体"/>
+          <w:rFonts w:eastAsia="SimSun"/>
           <w:b/>
           <w:color w:val="000000"/>
           <w:sz w:val="18"/>
@@ -6035,7 +6075,7 @@
       </w:r>
       <w:r>
         <w:rPr>
-          <w:rFonts w:eastAsia="宋体"/>
+          <w:rFonts w:eastAsia="SimSun"/>
           <w:b/>
           <w:color w:val="000000"/>
           <w:sz w:val="18"/>
@@ -6052,7 +6092,7 @@
           <w:noProof/>
         </w:rPr>
         <w:drawing>
-          <wp:inline distT="0" distB="0" distL="0" distR="0" wp14:anchorId="4F4E3E32" wp14:editId="07B4F263">
+          <wp:inline distT="0" distB="0" distL="0" distR="0" wp14:anchorId="65A93012" wp14:editId="26A6201F">
             <wp:extent cx="5715000" cy="3214688"/>
             <wp:effectExtent l="0" t="0" r="0" b="0"/>
             <wp:docPr id="3" name="Picture 3"/>
@@ -6094,12 +6134,12 @@
         <w:keepNext/>
         <w:spacing w:before="240" w:after="160"/>
         <w:rPr>
-          <w:rFonts w:eastAsia="黑体"/>
+          <w:rFonts w:eastAsia="SimHei"/>
           <w:b/>
           <w:bCs/>
         </w:rPr>
       </w:pPr>
-      <w:bookmarkStart w:id="12" w:name="_Toc242715654"/>
+      <w:bookmarkStart w:id="12" w:name="_Toc242719279"/>
       <w:r>
         <w:t xml:space="preserve">6 </w:t>
       </w:r>
@@ -6115,7 +6155,7 @@
       </w:pPr>
       <w:r>
         <w:rPr>
-          <w:rFonts w:eastAsia="宋体"/>
+          <w:rFonts w:eastAsia="SimSun"/>
           <w:b/>
           <w:color w:val="000000"/>
           <w:sz w:val="18"/>
@@ -6124,7 +6164,7 @@
       </w:r>
       <w:r>
         <w:rPr>
-          <w:rFonts w:eastAsia="宋体"/>
+          <w:rFonts w:eastAsia="SimSun"/>
           <w:b/>
           <w:color w:val="000000"/>
           <w:sz w:val="18"/>
@@ -6133,7 +6173,7 @@
       </w:r>
       <w:r>
         <w:rPr>
-          <w:rFonts w:eastAsia="宋体"/>
+          <w:rFonts w:eastAsia="SimSun"/>
           <w:b/>
           <w:color w:val="000000"/>
           <w:sz w:val="18"/>
@@ -6185,7 +6225,7 @@
             </w:pPr>
             <w:r>
               <w:rPr>
-                <w:rFonts w:eastAsia="宋体"/>
+                <w:rFonts w:eastAsia="SimSun"/>
                 <w:b/>
                 <w:bCs/>
                 <w:color w:val="000000"/>
@@ -6213,7 +6253,7 @@
             </w:pPr>
             <w:r>
               <w:rPr>
-                <w:rFonts w:eastAsia="宋体"/>
+                <w:rFonts w:eastAsia="SimSun"/>
                 <w:b/>
                 <w:bCs/>
                 <w:color w:val="000000"/>
@@ -6241,7 +6281,7 @@
             </w:pPr>
             <w:r>
               <w:rPr>
-                <w:rFonts w:eastAsia="宋体"/>
+                <w:rFonts w:eastAsia="SimSun"/>
                 <w:b/>
                 <w:bCs/>
                 <w:color w:val="000000"/>
@@ -6273,7 +6313,7 @@
             </w:pPr>
             <w:r>
               <w:rPr>
-                <w:rFonts w:eastAsia="宋体"/>
+                <w:rFonts w:eastAsia="SimSun"/>
                 <w:color w:val="000000"/>
                 <w:sz w:val="22"/>
                 <w:szCs w:val="22"/>
@@ -6298,7 +6338,7 @@
             </w:pPr>
             <w:r>
               <w:rPr>
-                <w:rFonts w:eastAsia="宋体"/>
+                <w:rFonts w:eastAsia="SimSun"/>
                 <w:color w:val="000000"/>
                 <w:sz w:val="22"/>
                 <w:szCs w:val="22"/>
@@ -6307,7 +6347,7 @@
             </w:r>
             <w:r>
               <w:rPr>
-                <w:rFonts w:eastAsia="宋体"/>
+                <w:rFonts w:eastAsia="SimSun"/>
                 <w:color w:val="000000"/>
                 <w:sz w:val="22"/>
                 <w:szCs w:val="22"/>
@@ -6316,7 +6356,7 @@
             </w:r>
             <w:r>
               <w:rPr>
-                <w:rFonts w:eastAsia="宋体"/>
+                <w:rFonts w:eastAsia="SimSun"/>
                 <w:color w:val="000000"/>
                 <w:sz w:val="22"/>
                 <w:szCs w:val="22"/>
@@ -6341,7 +6381,7 @@
             </w:pPr>
             <w:r>
               <w:rPr>
-                <w:rFonts w:eastAsia="宋体"/>
+                <w:rFonts w:eastAsia="SimSun"/>
                 <w:color w:val="000000"/>
                 <w:sz w:val="22"/>
                 <w:szCs w:val="22"/>
@@ -6371,7 +6411,7 @@
             </w:pPr>
             <w:r>
               <w:rPr>
-                <w:rFonts w:eastAsia="宋体"/>
+                <w:rFonts w:eastAsia="SimSun"/>
                 <w:color w:val="000000"/>
                 <w:sz w:val="22"/>
                 <w:szCs w:val="22"/>
@@ -6396,7 +6436,7 @@
             </w:pPr>
             <w:r>
               <w:rPr>
-                <w:rFonts w:eastAsia="宋体"/>
+                <w:rFonts w:eastAsia="SimSun"/>
                 <w:color w:val="000000"/>
                 <w:sz w:val="22"/>
                 <w:szCs w:val="22"/>
@@ -6421,7 +6461,7 @@
             </w:pPr>
             <w:r>
               <w:rPr>
-                <w:rFonts w:eastAsia="宋体"/>
+                <w:rFonts w:eastAsia="SimSun"/>
                 <w:color w:val="000000"/>
                 <w:sz w:val="22"/>
                 <w:szCs w:val="22"/>
@@ -6430,7 +6470,7 @@
             </w:r>
             <w:r>
               <w:rPr>
-                <w:rFonts w:eastAsia="宋体"/>
+                <w:rFonts w:eastAsia="SimSun"/>
                 <w:color w:val="000000"/>
                 <w:sz w:val="22"/>
                 <w:szCs w:val="22"/>
@@ -6460,7 +6500,7 @@
             </w:pPr>
             <w:r>
               <w:rPr>
-                <w:rFonts w:eastAsia="宋体"/>
+                <w:rFonts w:eastAsia="SimSun"/>
                 <w:color w:val="000000"/>
                 <w:sz w:val="22"/>
                 <w:szCs w:val="22"/>
@@ -6485,7 +6525,7 @@
             </w:pPr>
             <w:r>
               <w:rPr>
-                <w:rFonts w:eastAsia="宋体"/>
+                <w:rFonts w:eastAsia="SimSun"/>
                 <w:color w:val="000000"/>
                 <w:sz w:val="22"/>
                 <w:szCs w:val="22"/>
@@ -6510,7 +6550,7 @@
             </w:pPr>
             <w:r>
               <w:rPr>
-                <w:rFonts w:eastAsia="宋体"/>
+                <w:rFonts w:eastAsia="SimSun"/>
                 <w:color w:val="000000"/>
                 <w:sz w:val="22"/>
                 <w:szCs w:val="22"/>
@@ -6540,7 +6580,7 @@
             </w:pPr>
             <w:r>
               <w:rPr>
-                <w:rFonts w:eastAsia="宋体"/>
+                <w:rFonts w:eastAsia="SimSun"/>
                 <w:color w:val="000000"/>
                 <w:sz w:val="22"/>
                 <w:szCs w:val="22"/>
@@ -6565,7 +6605,7 @@
             </w:pPr>
             <w:r>
               <w:rPr>
-                <w:rFonts w:eastAsia="宋体"/>
+                <w:rFonts w:eastAsia="SimSun"/>
                 <w:color w:val="000000"/>
                 <w:sz w:val="22"/>
                 <w:szCs w:val="22"/>
@@ -6574,7 +6614,7 @@
             </w:r>
             <w:r>
               <w:rPr>
-                <w:rFonts w:eastAsia="宋体"/>
+                <w:rFonts w:eastAsia="SimSun"/>
                 <w:color w:val="000000"/>
                 <w:sz w:val="22"/>
                 <w:szCs w:val="22"/>
@@ -6583,7 +6623,7 @@
             </w:r>
             <w:r>
               <w:rPr>
-                <w:rFonts w:eastAsia="宋体"/>
+                <w:rFonts w:eastAsia="SimSun"/>
                 <w:color w:val="000000"/>
                 <w:sz w:val="22"/>
                 <w:szCs w:val="22"/>
@@ -6608,7 +6648,7 @@
             </w:pPr>
             <w:r>
               <w:rPr>
-                <w:rFonts w:eastAsia="宋体"/>
+                <w:rFonts w:eastAsia="SimSun"/>
                 <w:color w:val="000000"/>
                 <w:sz w:val="22"/>
                 <w:szCs w:val="22"/>
@@ -6638,11 +6678,12 @@
             </w:pPr>
             <w:r>
               <w:rPr>
-                <w:rFonts w:eastAsia="宋体"/>
-                <w:color w:val="000000"/>
-                <w:sz w:val="22"/>
-                <w:szCs w:val="22"/>
-              </w:rPr>
+                <w:rFonts w:eastAsia="SimSun"/>
+                <w:color w:val="000000"/>
+                <w:sz w:val="22"/>
+                <w:szCs w:val="22"/>
+              </w:rPr>
+              <w:lastRenderedPageBreak/>
               <w:t>值班与打卡</w:t>
             </w:r>
           </w:p>
@@ -6663,7 +6704,7 @@
             </w:pPr>
             <w:r>
               <w:rPr>
-                <w:rFonts w:eastAsia="宋体"/>
+                <w:rFonts w:eastAsia="SimSun"/>
                 <w:color w:val="000000"/>
                 <w:sz w:val="22"/>
                 <w:szCs w:val="22"/>
@@ -6672,7 +6713,7 @@
             </w:r>
             <w:r>
               <w:rPr>
-                <w:rFonts w:eastAsia="宋体"/>
+                <w:rFonts w:eastAsia="SimSun"/>
                 <w:color w:val="000000"/>
                 <w:sz w:val="22"/>
                 <w:szCs w:val="22"/>
@@ -6681,7 +6722,7 @@
             </w:r>
             <w:r>
               <w:rPr>
-                <w:rFonts w:eastAsia="宋体"/>
+                <w:rFonts w:eastAsia="SimSun"/>
                 <w:color w:val="000000"/>
                 <w:sz w:val="22"/>
                 <w:szCs w:val="22"/>
@@ -6706,7 +6747,7 @@
             </w:pPr>
             <w:r>
               <w:rPr>
-                <w:rFonts w:eastAsia="宋体"/>
+                <w:rFonts w:eastAsia="SimSun"/>
                 <w:color w:val="000000"/>
                 <w:sz w:val="22"/>
                 <w:szCs w:val="22"/>
@@ -6736,12 +6777,11 @@
             </w:pPr>
             <w:r>
               <w:rPr>
-                <w:rFonts w:eastAsia="宋体"/>
-                <w:color w:val="000000"/>
-                <w:sz w:val="22"/>
-                <w:szCs w:val="22"/>
-              </w:rPr>
-              <w:lastRenderedPageBreak/>
+                <w:rFonts w:eastAsia="SimSun"/>
+                <w:color w:val="000000"/>
+                <w:sz w:val="22"/>
+                <w:szCs w:val="22"/>
+              </w:rPr>
               <w:t>知识管理</w:t>
             </w:r>
           </w:p>
@@ -6762,7 +6802,7 @@
             </w:pPr>
             <w:r>
               <w:rPr>
-                <w:rFonts w:eastAsia="宋体"/>
+                <w:rFonts w:eastAsia="SimSun"/>
                 <w:color w:val="000000"/>
                 <w:sz w:val="22"/>
                 <w:szCs w:val="22"/>
@@ -6787,7 +6827,7 @@
             </w:pPr>
             <w:r>
               <w:rPr>
-                <w:rFonts w:eastAsia="宋体"/>
+                <w:rFonts w:eastAsia="SimSun"/>
                 <w:color w:val="000000"/>
                 <w:sz w:val="22"/>
                 <w:szCs w:val="22"/>
@@ -6817,7 +6857,7 @@
             </w:pPr>
             <w:r>
               <w:rPr>
-                <w:rFonts w:eastAsia="宋体"/>
+                <w:rFonts w:eastAsia="SimSun"/>
                 <w:color w:val="000000"/>
                 <w:sz w:val="22"/>
                 <w:szCs w:val="22"/>
@@ -6842,7 +6882,7 @@
             </w:pPr>
             <w:r>
               <w:rPr>
-                <w:rFonts w:eastAsia="宋体"/>
+                <w:rFonts w:eastAsia="SimSun"/>
                 <w:color w:val="000000"/>
                 <w:sz w:val="22"/>
                 <w:szCs w:val="22"/>
@@ -6867,7 +6907,7 @@
             </w:pPr>
             <w:r>
               <w:rPr>
-                <w:rFonts w:eastAsia="宋体"/>
+                <w:rFonts w:eastAsia="SimSun"/>
                 <w:color w:val="000000"/>
                 <w:sz w:val="22"/>
                 <w:szCs w:val="22"/>
@@ -6884,12 +6924,12 @@
         <w:keepNext/>
         <w:spacing w:before="240" w:after="160"/>
         <w:rPr>
-          <w:rFonts w:eastAsia="黑体"/>
+          <w:rFonts w:eastAsia="SimHei"/>
           <w:b/>
           <w:bCs/>
         </w:rPr>
       </w:pPr>
-      <w:bookmarkStart w:id="13" w:name="_Toc242715655"/>
+      <w:bookmarkStart w:id="13" w:name="_Toc242719280"/>
       <w:r>
         <w:t xml:space="preserve">7 </w:t>
       </w:r>
@@ -6905,7 +6945,7 @@
       </w:pPr>
       <w:r>
         <w:rPr>
-          <w:rFonts w:eastAsia="宋体"/>
+          <w:rFonts w:eastAsia="SimSun"/>
           <w:b/>
           <w:color w:val="000000"/>
           <w:sz w:val="18"/>
@@ -6914,7 +6954,7 @@
       </w:r>
       <w:r>
         <w:rPr>
-          <w:rFonts w:eastAsia="宋体"/>
+          <w:rFonts w:eastAsia="SimSun"/>
           <w:b/>
           <w:color w:val="000000"/>
           <w:sz w:val="18"/>
@@ -6923,7 +6963,7 @@
       </w:r>
       <w:r>
         <w:rPr>
-          <w:rFonts w:eastAsia="宋体"/>
+          <w:rFonts w:eastAsia="SimSun"/>
           <w:b/>
           <w:color w:val="000000"/>
           <w:sz w:val="18"/>
@@ -6975,7 +7015,7 @@
             </w:pPr>
             <w:r>
               <w:rPr>
-                <w:rFonts w:eastAsia="宋体"/>
+                <w:rFonts w:eastAsia="SimSun"/>
                 <w:b/>
                 <w:bCs/>
                 <w:color w:val="000000"/>
@@ -7003,7 +7043,7 @@
             </w:pPr>
             <w:r>
               <w:rPr>
-                <w:rFonts w:eastAsia="宋体"/>
+                <w:rFonts w:eastAsia="SimSun"/>
                 <w:b/>
                 <w:bCs/>
                 <w:color w:val="000000"/>
@@ -7031,7 +7071,7 @@
             </w:pPr>
             <w:r>
               <w:rPr>
-                <w:rFonts w:eastAsia="宋体"/>
+                <w:rFonts w:eastAsia="SimSun"/>
                 <w:b/>
                 <w:bCs/>
                 <w:color w:val="000000"/>
@@ -7063,7 +7103,7 @@
             </w:pPr>
             <w:r>
               <w:rPr>
-                <w:rFonts w:eastAsia="宋体"/>
+                <w:rFonts w:eastAsia="SimSun"/>
                 <w:color w:val="000000"/>
                 <w:sz w:val="22"/>
                 <w:szCs w:val="22"/>
@@ -7088,7 +7128,7 @@
             </w:pPr>
             <w:r>
               <w:rPr>
-                <w:rFonts w:eastAsia="宋体"/>
+                <w:rFonts w:eastAsia="SimSun"/>
                 <w:color w:val="000000"/>
                 <w:sz w:val="22"/>
                 <w:szCs w:val="22"/>
@@ -7113,7 +7153,7 @@
             </w:pPr>
             <w:r>
               <w:rPr>
-                <w:rFonts w:eastAsia="宋体"/>
+                <w:rFonts w:eastAsia="SimSun"/>
                 <w:color w:val="000000"/>
                 <w:sz w:val="22"/>
                 <w:szCs w:val="22"/>
@@ -7143,7 +7183,7 @@
             </w:pPr>
             <w:r>
               <w:rPr>
-                <w:rFonts w:eastAsia="宋体"/>
+                <w:rFonts w:eastAsia="SimSun"/>
                 <w:color w:val="000000"/>
                 <w:sz w:val="22"/>
                 <w:szCs w:val="22"/>
@@ -7168,7 +7208,7 @@
             </w:pPr>
             <w:r>
               <w:rPr>
-                <w:rFonts w:eastAsia="宋体"/>
+                <w:rFonts w:eastAsia="SimSun"/>
                 <w:color w:val="000000"/>
                 <w:sz w:val="22"/>
                 <w:szCs w:val="22"/>
@@ -7193,7 +7233,7 @@
             </w:pPr>
             <w:r>
               <w:rPr>
-                <w:rFonts w:eastAsia="宋体"/>
+                <w:rFonts w:eastAsia="SimSun"/>
                 <w:color w:val="000000"/>
                 <w:sz w:val="22"/>
                 <w:szCs w:val="22"/>
@@ -7202,7 +7242,7 @@
             </w:r>
             <w:r>
               <w:rPr>
-                <w:rFonts w:eastAsia="宋体"/>
+                <w:rFonts w:eastAsia="SimSun"/>
                 <w:color w:val="000000"/>
                 <w:sz w:val="22"/>
                 <w:szCs w:val="22"/>
@@ -7232,7 +7272,7 @@
             </w:pPr>
             <w:r>
               <w:rPr>
-                <w:rFonts w:eastAsia="宋体"/>
+                <w:rFonts w:eastAsia="SimSun"/>
                 <w:color w:val="000000"/>
                 <w:sz w:val="22"/>
                 <w:szCs w:val="22"/>
@@ -7257,7 +7297,7 @@
             </w:pPr>
             <w:r>
               <w:rPr>
-                <w:rFonts w:eastAsia="宋体"/>
+                <w:rFonts w:eastAsia="SimSun"/>
                 <w:color w:val="000000"/>
                 <w:sz w:val="22"/>
                 <w:szCs w:val="22"/>
@@ -7282,7 +7322,7 @@
             </w:pPr>
             <w:r>
               <w:rPr>
-                <w:rFonts w:eastAsia="宋体"/>
+                <w:rFonts w:eastAsia="SimSun"/>
                 <w:color w:val="000000"/>
                 <w:sz w:val="22"/>
                 <w:szCs w:val="22"/>
@@ -7312,7 +7352,7 @@
             </w:pPr>
             <w:r>
               <w:rPr>
-                <w:rFonts w:eastAsia="宋体"/>
+                <w:rFonts w:eastAsia="SimSun"/>
                 <w:color w:val="000000"/>
                 <w:sz w:val="22"/>
                 <w:szCs w:val="22"/>
@@ -7337,7 +7377,7 @@
             </w:pPr>
             <w:r>
               <w:rPr>
-                <w:rFonts w:eastAsia="宋体"/>
+                <w:rFonts w:eastAsia="SimSun"/>
                 <w:color w:val="000000"/>
                 <w:sz w:val="22"/>
                 <w:szCs w:val="22"/>
@@ -7362,7 +7402,7 @@
             </w:pPr>
             <w:r>
               <w:rPr>
-                <w:rFonts w:eastAsia="宋体"/>
+                <w:rFonts w:eastAsia="SimSun"/>
                 <w:color w:val="000000"/>
                 <w:sz w:val="22"/>
                 <w:szCs w:val="22"/>
@@ -7392,7 +7432,7 @@
             </w:pPr>
             <w:r>
               <w:rPr>
-                <w:rFonts w:eastAsia="宋体"/>
+                <w:rFonts w:eastAsia="SimSun"/>
                 <w:color w:val="000000"/>
                 <w:sz w:val="22"/>
                 <w:szCs w:val="22"/>
@@ -7417,7 +7457,7 @@
             </w:pPr>
             <w:r>
               <w:rPr>
-                <w:rFonts w:eastAsia="宋体"/>
+                <w:rFonts w:eastAsia="SimSun"/>
                 <w:color w:val="000000"/>
                 <w:sz w:val="22"/>
                 <w:szCs w:val="22"/>
@@ -7442,7 +7482,7 @@
             </w:pPr>
             <w:r>
               <w:rPr>
-                <w:rFonts w:eastAsia="宋体"/>
+                <w:rFonts w:eastAsia="SimSun"/>
                 <w:color w:val="000000"/>
                 <w:sz w:val="22"/>
                 <w:szCs w:val="22"/>
@@ -7472,7 +7512,7 @@
             </w:pPr>
             <w:r>
               <w:rPr>
-                <w:rFonts w:eastAsia="宋体"/>
+                <w:rFonts w:eastAsia="SimSun"/>
                 <w:color w:val="000000"/>
                 <w:sz w:val="22"/>
                 <w:szCs w:val="22"/>
@@ -7497,7 +7537,7 @@
             </w:pPr>
             <w:r>
               <w:rPr>
-                <w:rFonts w:eastAsia="宋体"/>
+                <w:rFonts w:eastAsia="SimSun"/>
                 <w:color w:val="000000"/>
                 <w:sz w:val="22"/>
                 <w:szCs w:val="22"/>
@@ -7522,7 +7562,7 @@
             </w:pPr>
             <w:r>
               <w:rPr>
-                <w:rFonts w:eastAsia="宋体"/>
+                <w:rFonts w:eastAsia="SimSun"/>
                 <w:color w:val="000000"/>
                 <w:sz w:val="22"/>
                 <w:szCs w:val="22"/>
@@ -7552,7 +7592,7 @@
             </w:pPr>
             <w:r>
               <w:rPr>
-                <w:rFonts w:eastAsia="宋体"/>
+                <w:rFonts w:eastAsia="SimSun"/>
                 <w:color w:val="000000"/>
                 <w:sz w:val="22"/>
                 <w:szCs w:val="22"/>
@@ -7577,7 +7617,7 @@
             </w:pPr>
             <w:r>
               <w:rPr>
-                <w:rFonts w:eastAsia="宋体"/>
+                <w:rFonts w:eastAsia="SimSun"/>
                 <w:color w:val="000000"/>
                 <w:sz w:val="22"/>
                 <w:szCs w:val="22"/>
@@ -7602,7 +7642,7 @@
             </w:pPr>
             <w:r>
               <w:rPr>
-                <w:rFonts w:eastAsia="宋体"/>
+                <w:rFonts w:eastAsia="SimSun"/>
                 <w:color w:val="000000"/>
                 <w:sz w:val="22"/>
                 <w:szCs w:val="22"/>
@@ -7611,7 +7651,7 @@
             </w:r>
             <w:r>
               <w:rPr>
-                <w:rFonts w:eastAsia="宋体"/>
+                <w:rFonts w:eastAsia="SimSun"/>
                 <w:color w:val="000000"/>
                 <w:sz w:val="22"/>
                 <w:szCs w:val="22"/>
@@ -7629,7 +7669,7 @@
       </w:pPr>
       <w:r>
         <w:rPr>
-          <w:rFonts w:eastAsia="宋体"/>
+          <w:rFonts w:eastAsia="SimSun"/>
           <w:color w:val="000000"/>
           <w:sz w:val="24"/>
         </w:rPr>
@@ -7637,7 +7677,7 @@
       </w:r>
       <w:r>
         <w:rPr>
-          <w:rFonts w:eastAsia="宋体"/>
+          <w:rFonts w:eastAsia="SimSun"/>
           <w:color w:val="000000"/>
           <w:sz w:val="24"/>
         </w:rPr>
@@ -7645,7 +7685,7 @@
       </w:r>
       <w:r>
         <w:rPr>
-          <w:rFonts w:eastAsia="宋体"/>
+          <w:rFonts w:eastAsia="SimSun"/>
           <w:color w:val="000000"/>
           <w:sz w:val="24"/>
         </w:rPr>
@@ -7658,12 +7698,12 @@
         <w:keepNext/>
         <w:spacing w:before="240" w:after="160"/>
         <w:rPr>
-          <w:rFonts w:eastAsia="黑体"/>
+          <w:rFonts w:eastAsia="SimHei"/>
           <w:b/>
           <w:bCs/>
         </w:rPr>
       </w:pPr>
-      <w:bookmarkStart w:id="14" w:name="_Toc242715656"/>
+      <w:bookmarkStart w:id="14" w:name="_Toc242719281"/>
       <w:r>
         <w:t xml:space="preserve">8 </w:t>
       </w:r>
@@ -7679,7 +7719,7 @@
       </w:pPr>
       <w:r>
         <w:rPr>
-          <w:rFonts w:eastAsia="宋体"/>
+          <w:rFonts w:eastAsia="SimSun"/>
           <w:color w:val="000000"/>
           <w:sz w:val="24"/>
         </w:rPr>
@@ -7687,7 +7727,7 @@
       </w:r>
       <w:r>
         <w:rPr>
-          <w:rFonts w:eastAsia="宋体"/>
+          <w:rFonts w:eastAsia="SimSun"/>
           <w:color w:val="000000"/>
           <w:sz w:val="24"/>
         </w:rPr>
@@ -7695,7 +7735,7 @@
       </w:r>
       <w:r>
         <w:rPr>
-          <w:rFonts w:eastAsia="宋体"/>
+          <w:rFonts w:eastAsia="SimSun"/>
           <w:color w:val="000000"/>
           <w:sz w:val="24"/>
         </w:rPr>
@@ -7703,7 +7743,7 @@
       </w:r>
       <w:r>
         <w:rPr>
-          <w:rFonts w:eastAsia="宋体"/>
+          <w:rFonts w:eastAsia="SimSun"/>
           <w:color w:val="000000"/>
           <w:sz w:val="24"/>
         </w:rPr>
@@ -7711,7 +7751,7 @@
       </w:r>
       <w:r>
         <w:rPr>
-          <w:rFonts w:eastAsia="宋体"/>
+          <w:rFonts w:eastAsia="SimSun"/>
           <w:color w:val="000000"/>
           <w:sz w:val="24"/>
         </w:rPr>
@@ -7719,7 +7759,7 @@
       </w:r>
       <w:r>
         <w:rPr>
-          <w:rFonts w:eastAsia="宋体"/>
+          <w:rFonts w:eastAsia="SimSun"/>
           <w:color w:val="000000"/>
           <w:sz w:val="24"/>
         </w:rPr>
@@ -7727,7 +7767,7 @@
       </w:r>
       <w:r>
         <w:rPr>
-          <w:rFonts w:eastAsia="宋体"/>
+          <w:rFonts w:eastAsia="SimSun"/>
           <w:color w:val="000000"/>
           <w:sz w:val="24"/>
         </w:rPr>
@@ -7735,7 +7775,7 @@
       </w:r>
       <w:r>
         <w:rPr>
-          <w:rFonts w:eastAsia="宋体"/>
+          <w:rFonts w:eastAsia="SimSun"/>
           <w:color w:val="000000"/>
           <w:sz w:val="24"/>
         </w:rPr>
@@ -7743,7 +7783,7 @@
       </w:r>
       <w:r>
         <w:rPr>
-          <w:rFonts w:eastAsia="宋体"/>
+          <w:rFonts w:eastAsia="SimSun"/>
           <w:color w:val="000000"/>
           <w:sz w:val="24"/>
         </w:rPr>
@@ -7751,7 +7791,7 @@
       </w:r>
       <w:r>
         <w:rPr>
-          <w:rFonts w:eastAsia="宋体"/>
+          <w:rFonts w:eastAsia="SimSun"/>
           <w:color w:val="000000"/>
           <w:sz w:val="24"/>
         </w:rPr>
@@ -7759,7 +7799,7 @@
       </w:r>
       <w:r>
         <w:rPr>
-          <w:rFonts w:eastAsia="宋体"/>
+          <w:rFonts w:eastAsia="SimSun"/>
           <w:color w:val="000000"/>
           <w:sz w:val="24"/>
         </w:rPr>
@@ -7767,7 +7807,7 @@
       </w:r>
       <w:r>
         <w:rPr>
-          <w:rFonts w:eastAsia="宋体"/>
+          <w:rFonts w:eastAsia="SimSun"/>
           <w:color w:val="000000"/>
           <w:sz w:val="24"/>
         </w:rPr>
@@ -7775,7 +7815,7 @@
       </w:r>
       <w:r>
         <w:rPr>
-          <w:rFonts w:eastAsia="宋体"/>
+          <w:rFonts w:eastAsia="SimSun"/>
           <w:color w:val="000000"/>
           <w:sz w:val="24"/>
         </w:rPr>
@@ -7783,7 +7823,7 @@
       </w:r>
       <w:r>
         <w:rPr>
-          <w:rFonts w:eastAsia="宋体"/>
+          <w:rFonts w:eastAsia="SimSun"/>
           <w:color w:val="000000"/>
           <w:sz w:val="24"/>
         </w:rPr>
@@ -7791,7 +7831,7 @@
       </w:r>
       <w:r>
         <w:rPr>
-          <w:rFonts w:eastAsia="宋体"/>
+          <w:rFonts w:eastAsia="SimSun"/>
           <w:color w:val="000000"/>
           <w:sz w:val="24"/>
         </w:rPr>
@@ -7804,12 +7844,12 @@
         <w:keepNext/>
         <w:spacing w:before="240" w:after="160"/>
         <w:rPr>
-          <w:rFonts w:eastAsia="黑体"/>
+          <w:rFonts w:eastAsia="SimHei"/>
           <w:b/>
           <w:bCs/>
         </w:rPr>
       </w:pPr>
-      <w:bookmarkStart w:id="15" w:name="_Toc242715657"/>
+      <w:bookmarkStart w:id="15" w:name="_Toc242719282"/>
       <w:r>
         <w:t xml:space="preserve">9 </w:t>
       </w:r>
@@ -7825,7 +7865,7 @@
       </w:pPr>
       <w:r>
         <w:rPr>
-          <w:rFonts w:eastAsia="宋体"/>
+          <w:rFonts w:eastAsia="SimSun"/>
           <w:b/>
           <w:color w:val="000000"/>
           <w:sz w:val="18"/>
@@ -7834,7 +7874,7 @@
       </w:r>
       <w:r>
         <w:rPr>
-          <w:rFonts w:eastAsia="宋体"/>
+          <w:rFonts w:eastAsia="SimSun"/>
           <w:b/>
           <w:color w:val="000000"/>
           <w:sz w:val="18"/>
@@ -7843,7 +7883,7 @@
       </w:r>
       <w:r>
         <w:rPr>
-          <w:rFonts w:eastAsia="宋体"/>
+          <w:rFonts w:eastAsia="SimSun"/>
           <w:b/>
           <w:color w:val="000000"/>
           <w:sz w:val="18"/>
@@ -7894,7 +7934,7 @@
             </w:pPr>
             <w:r>
               <w:rPr>
-                <w:rFonts w:eastAsia="宋体"/>
+                <w:rFonts w:eastAsia="SimSun"/>
                 <w:b/>
                 <w:bCs/>
                 <w:color w:val="000000"/>
@@ -7922,7 +7962,7 @@
             </w:pPr>
             <w:r>
               <w:rPr>
-                <w:rFonts w:eastAsia="宋体"/>
+                <w:rFonts w:eastAsia="SimSun"/>
                 <w:b/>
                 <w:bCs/>
                 <w:color w:val="000000"/>
@@ -7954,7 +7994,7 @@
             </w:pPr>
             <w:r>
               <w:rPr>
-                <w:rFonts w:eastAsia="宋体"/>
+                <w:rFonts w:eastAsia="SimSun"/>
                 <w:color w:val="000000"/>
                 <w:sz w:val="22"/>
                 <w:szCs w:val="22"/>
@@ -7979,7 +8019,7 @@
             </w:pPr>
             <w:r>
               <w:rPr>
-                <w:rFonts w:eastAsia="宋体"/>
+                <w:rFonts w:eastAsia="SimSun"/>
                 <w:color w:val="000000"/>
                 <w:sz w:val="22"/>
                 <w:szCs w:val="22"/>
@@ -7988,7 +8028,7 @@
             </w:r>
             <w:r>
               <w:rPr>
-                <w:rFonts w:eastAsia="宋体"/>
+                <w:rFonts w:eastAsia="SimSun"/>
                 <w:color w:val="000000"/>
                 <w:sz w:val="22"/>
                 <w:szCs w:val="22"/>
@@ -7997,7 +8037,7 @@
             </w:r>
             <w:r>
               <w:rPr>
-                <w:rFonts w:eastAsia="宋体"/>
+                <w:rFonts w:eastAsia="SimSun"/>
                 <w:color w:val="000000"/>
                 <w:sz w:val="22"/>
                 <w:szCs w:val="22"/>
@@ -8027,7 +8067,7 @@
             </w:pPr>
             <w:r>
               <w:rPr>
-                <w:rFonts w:eastAsia="宋体"/>
+                <w:rFonts w:eastAsia="SimSun"/>
                 <w:color w:val="000000"/>
                 <w:sz w:val="22"/>
                 <w:szCs w:val="22"/>
@@ -8036,7 +8076,7 @@
             </w:r>
             <w:r>
               <w:rPr>
-                <w:rFonts w:eastAsia="宋体"/>
+                <w:rFonts w:eastAsia="SimSun"/>
                 <w:color w:val="000000"/>
                 <w:sz w:val="22"/>
                 <w:szCs w:val="22"/>
@@ -8061,7 +8101,7 @@
             </w:pPr>
             <w:r>
               <w:rPr>
-                <w:rFonts w:eastAsia="宋体"/>
+                <w:rFonts w:eastAsia="SimSun"/>
                 <w:color w:val="000000"/>
                 <w:sz w:val="22"/>
                 <w:szCs w:val="22"/>
@@ -8091,11 +8131,12 @@
             </w:pPr>
             <w:r>
               <w:rPr>
-                <w:rFonts w:eastAsia="宋体"/>
-                <w:color w:val="000000"/>
-                <w:sz w:val="22"/>
-                <w:szCs w:val="22"/>
-              </w:rPr>
+                <w:rFonts w:eastAsia="SimSun"/>
+                <w:color w:val="000000"/>
+                <w:sz w:val="22"/>
+                <w:szCs w:val="22"/>
+              </w:rPr>
+              <w:lastRenderedPageBreak/>
               <w:t>页面要求登录</w:t>
             </w:r>
           </w:p>
@@ -8116,7 +8157,7 @@
             </w:pPr>
             <w:r>
               <w:rPr>
-                <w:rFonts w:eastAsia="宋体"/>
+                <w:rFonts w:eastAsia="SimSun"/>
                 <w:color w:val="000000"/>
                 <w:sz w:val="22"/>
                 <w:szCs w:val="22"/>
@@ -8146,7 +8187,7 @@
             </w:pPr>
             <w:r>
               <w:rPr>
-                <w:rFonts w:eastAsia="宋体"/>
+                <w:rFonts w:eastAsia="SimSun"/>
                 <w:color w:val="000000"/>
                 <w:sz w:val="22"/>
                 <w:szCs w:val="22"/>
@@ -8155,7 +8196,7 @@
             </w:r>
             <w:r>
               <w:rPr>
-                <w:rFonts w:eastAsia="宋体"/>
+                <w:rFonts w:eastAsia="SimSun"/>
                 <w:color w:val="000000"/>
                 <w:sz w:val="22"/>
                 <w:szCs w:val="22"/>
@@ -8164,7 +8205,7 @@
             </w:r>
             <w:r>
               <w:rPr>
-                <w:rFonts w:eastAsia="宋体"/>
+                <w:rFonts w:eastAsia="SimSun"/>
                 <w:color w:val="000000"/>
                 <w:sz w:val="22"/>
                 <w:szCs w:val="22"/>
@@ -8189,7 +8230,7 @@
             </w:pPr>
             <w:r>
               <w:rPr>
-                <w:rFonts w:eastAsia="宋体"/>
+                <w:rFonts w:eastAsia="SimSun"/>
                 <w:color w:val="000000"/>
                 <w:sz w:val="22"/>
                 <w:szCs w:val="22"/>
@@ -8219,12 +8260,11 @@
             </w:pPr>
             <w:r>
               <w:rPr>
-                <w:rFonts w:eastAsia="宋体"/>
-                <w:color w:val="000000"/>
-                <w:sz w:val="22"/>
-                <w:szCs w:val="22"/>
-              </w:rPr>
-              <w:lastRenderedPageBreak/>
+                <w:rFonts w:eastAsia="SimSun"/>
+                <w:color w:val="000000"/>
+                <w:sz w:val="22"/>
+                <w:szCs w:val="22"/>
+              </w:rPr>
               <w:t>门禁失败</w:t>
             </w:r>
           </w:p>
@@ -8245,7 +8285,7 @@
             </w:pPr>
             <w:r>
               <w:rPr>
-                <w:rFonts w:eastAsia="宋体"/>
+                <w:rFonts w:eastAsia="SimSun"/>
                 <w:color w:val="000000"/>
                 <w:sz w:val="22"/>
                 <w:szCs w:val="22"/>
@@ -8262,12 +8302,12 @@
         <w:keepNext/>
         <w:spacing w:before="240" w:after="160"/>
         <w:rPr>
-          <w:rFonts w:eastAsia="黑体"/>
+          <w:rFonts w:eastAsia="SimHei"/>
           <w:b/>
           <w:bCs/>
         </w:rPr>
       </w:pPr>
-      <w:bookmarkStart w:id="16" w:name="_Toc242715658"/>
+      <w:bookmarkStart w:id="16" w:name="_Toc242719283"/>
       <w:r>
         <w:t xml:space="preserve">10 </w:t>
       </w:r>
@@ -8283,7 +8323,7 @@
       </w:pPr>
       <w:r>
         <w:rPr>
-          <w:rFonts w:eastAsia="宋体"/>
+          <w:rFonts w:eastAsia="SimSun"/>
           <w:b/>
           <w:color w:val="000000"/>
           <w:sz w:val="18"/>
@@ -8292,7 +8332,7 @@
       </w:r>
       <w:r>
         <w:rPr>
-          <w:rFonts w:eastAsia="宋体"/>
+          <w:rFonts w:eastAsia="SimSun"/>
           <w:b/>
           <w:color w:val="000000"/>
           <w:sz w:val="18"/>
@@ -8301,7 +8341,7 @@
       </w:r>
       <w:r>
         <w:rPr>
-          <w:rFonts w:eastAsia="宋体"/>
+          <w:rFonts w:eastAsia="SimSun"/>
           <w:b/>
           <w:color w:val="000000"/>
           <w:sz w:val="18"/>
@@ -8353,7 +8393,7 @@
             </w:pPr>
             <w:r>
               <w:rPr>
-                <w:rFonts w:eastAsia="宋体"/>
+                <w:rFonts w:eastAsia="SimSun"/>
                 <w:b/>
                 <w:bCs/>
                 <w:color w:val="000000"/>
@@ -8381,7 +8421,7 @@
             </w:pPr>
             <w:r>
               <w:rPr>
-                <w:rFonts w:eastAsia="宋体"/>
+                <w:rFonts w:eastAsia="SimSun"/>
                 <w:b/>
                 <w:bCs/>
                 <w:color w:val="000000"/>
@@ -8392,7 +8432,7 @@
             </w:r>
             <w:r>
               <w:rPr>
-                <w:rFonts w:eastAsia="宋体"/>
+                <w:rFonts w:eastAsia="SimSun"/>
                 <w:b/>
                 <w:bCs/>
                 <w:color w:val="000000"/>
@@ -8403,7 +8443,7 @@
             </w:r>
             <w:r>
               <w:rPr>
-                <w:rFonts w:eastAsia="宋体"/>
+                <w:rFonts w:eastAsia="SimSun"/>
                 <w:b/>
                 <w:bCs/>
                 <w:color w:val="000000"/>
@@ -8431,7 +8471,7 @@
             </w:pPr>
             <w:r>
               <w:rPr>
-                <w:rFonts w:eastAsia="宋体"/>
+                <w:rFonts w:eastAsia="SimSun"/>
                 <w:b/>
                 <w:bCs/>
                 <w:color w:val="000000"/>
@@ -8463,7 +8503,7 @@
             </w:pPr>
             <w:r>
               <w:rPr>
-                <w:rFonts w:eastAsia="宋体"/>
+                <w:rFonts w:eastAsia="SimSun"/>
                 <w:color w:val="000000"/>
                 <w:sz w:val="22"/>
                 <w:szCs w:val="22"/>
@@ -8488,7 +8528,7 @@
             </w:pPr>
             <w:r>
               <w:rPr>
-                <w:rFonts w:eastAsia="宋体"/>
+                <w:rFonts w:eastAsia="SimSun"/>
                 <w:color w:val="000000"/>
                 <w:sz w:val="22"/>
                 <w:szCs w:val="22"/>
@@ -8497,7 +8537,7 @@
             </w:r>
             <w:r>
               <w:rPr>
-                <w:rFonts w:eastAsia="宋体"/>
+                <w:rFonts w:eastAsia="SimSun"/>
                 <w:color w:val="000000"/>
                 <w:sz w:val="22"/>
                 <w:szCs w:val="22"/>
@@ -8506,7 +8546,7 @@
             </w:r>
             <w:r>
               <w:rPr>
-                <w:rFonts w:eastAsia="宋体"/>
+                <w:rFonts w:eastAsia="SimSun"/>
                 <w:color w:val="000000"/>
                 <w:sz w:val="22"/>
                 <w:szCs w:val="22"/>
@@ -8531,7 +8571,7 @@
             </w:pPr>
             <w:r>
               <w:rPr>
-                <w:rFonts w:eastAsia="宋体"/>
+                <w:rFonts w:eastAsia="SimSun"/>
                 <w:color w:val="000000"/>
                 <w:sz w:val="22"/>
                 <w:szCs w:val="22"/>
@@ -8540,7 +8580,7 @@
             </w:r>
             <w:r>
               <w:rPr>
-                <w:rFonts w:eastAsia="宋体"/>
+                <w:rFonts w:eastAsia="SimSun"/>
                 <w:color w:val="000000"/>
                 <w:sz w:val="22"/>
                 <w:szCs w:val="22"/>
@@ -8549,7 +8589,7 @@
             </w:r>
             <w:r>
               <w:rPr>
-                <w:rFonts w:eastAsia="宋体"/>
+                <w:rFonts w:eastAsia="SimSun"/>
                 <w:color w:val="000000"/>
                 <w:sz w:val="22"/>
                 <w:szCs w:val="22"/>
@@ -8558,7 +8598,7 @@
             </w:r>
             <w:r>
               <w:rPr>
-                <w:rFonts w:eastAsia="宋体"/>
+                <w:rFonts w:eastAsia="SimSun"/>
                 <w:color w:val="000000"/>
                 <w:sz w:val="22"/>
                 <w:szCs w:val="22"/>
@@ -8567,7 +8607,7 @@
             </w:r>
             <w:r>
               <w:rPr>
-                <w:rFonts w:eastAsia="宋体"/>
+                <w:rFonts w:eastAsia="SimSun"/>
                 <w:color w:val="000000"/>
                 <w:sz w:val="22"/>
                 <w:szCs w:val="22"/>
@@ -8597,7 +8637,7 @@
             </w:pPr>
             <w:r>
               <w:rPr>
-                <w:rFonts w:eastAsia="宋体"/>
+                <w:rFonts w:eastAsia="SimSun"/>
                 <w:color w:val="000000"/>
                 <w:sz w:val="22"/>
                 <w:szCs w:val="22"/>
@@ -8606,7 +8646,7 @@
             </w:r>
             <w:r>
               <w:rPr>
-                <w:rFonts w:eastAsia="宋体"/>
+                <w:rFonts w:eastAsia="SimSun"/>
                 <w:color w:val="000000"/>
                 <w:sz w:val="22"/>
                 <w:szCs w:val="22"/>
@@ -8631,7 +8671,7 @@
             </w:pPr>
             <w:r>
               <w:rPr>
-                <w:rFonts w:eastAsia="宋体"/>
+                <w:rFonts w:eastAsia="SimSun"/>
                 <w:color w:val="000000"/>
                 <w:sz w:val="22"/>
                 <w:szCs w:val="22"/>
@@ -8656,7 +8696,7 @@
             </w:pPr>
             <w:r>
               <w:rPr>
-                <w:rFonts w:eastAsia="宋体"/>
+                <w:rFonts w:eastAsia="SimSun"/>
                 <w:color w:val="000000"/>
                 <w:sz w:val="22"/>
                 <w:szCs w:val="22"/>
@@ -8665,7 +8705,7 @@
             </w:r>
             <w:r>
               <w:rPr>
-                <w:rFonts w:eastAsia="宋体"/>
+                <w:rFonts w:eastAsia="SimSun"/>
                 <w:color w:val="000000"/>
                 <w:sz w:val="22"/>
                 <w:szCs w:val="22"/>
@@ -8674,7 +8714,7 @@
             </w:r>
             <w:r>
               <w:rPr>
-                <w:rFonts w:eastAsia="宋体"/>
+                <w:rFonts w:eastAsia="SimSun"/>
                 <w:color w:val="000000"/>
                 <w:sz w:val="22"/>
                 <w:szCs w:val="22"/>
@@ -8683,7 +8723,7 @@
             </w:r>
             <w:r>
               <w:rPr>
-                <w:rFonts w:eastAsia="宋体"/>
+                <w:rFonts w:eastAsia="SimSun"/>
                 <w:color w:val="000000"/>
                 <w:sz w:val="22"/>
                 <w:szCs w:val="22"/>
@@ -8692,7 +8732,7 @@
             </w:r>
             <w:r>
               <w:rPr>
-                <w:rFonts w:eastAsia="宋体"/>
+                <w:rFonts w:eastAsia="SimSun"/>
                 <w:color w:val="000000"/>
                 <w:sz w:val="22"/>
                 <w:szCs w:val="22"/>
@@ -8701,7 +8741,7 @@
             </w:r>
             <w:r>
               <w:rPr>
-                <w:rFonts w:eastAsia="宋体"/>
+                <w:rFonts w:eastAsia="SimSun"/>
                 <w:color w:val="000000"/>
                 <w:sz w:val="22"/>
                 <w:szCs w:val="22"/>
@@ -8710,7 +8750,7 @@
             </w:r>
             <w:r>
               <w:rPr>
-                <w:rFonts w:eastAsia="宋体"/>
+                <w:rFonts w:eastAsia="SimSun"/>
                 <w:color w:val="000000"/>
                 <w:sz w:val="22"/>
                 <w:szCs w:val="22"/>
@@ -8740,7 +8780,7 @@
             </w:pPr>
             <w:r>
               <w:rPr>
-                <w:rFonts w:eastAsia="宋体"/>
+                <w:rFonts w:eastAsia="SimSun"/>
                 <w:color w:val="000000"/>
                 <w:sz w:val="22"/>
                 <w:szCs w:val="22"/>
@@ -8765,7 +8805,7 @@
             </w:pPr>
             <w:r>
               <w:rPr>
-                <w:rFonts w:eastAsia="宋体"/>
+                <w:rFonts w:eastAsia="SimSun"/>
                 <w:color w:val="000000"/>
                 <w:sz w:val="22"/>
                 <w:szCs w:val="22"/>
@@ -8790,7 +8830,7 @@
             </w:pPr>
             <w:r>
               <w:rPr>
-                <w:rFonts w:eastAsia="宋体"/>
+                <w:rFonts w:eastAsia="SimSun"/>
                 <w:color w:val="000000"/>
                 <w:sz w:val="22"/>
                 <w:szCs w:val="22"/>
@@ -8820,7 +8860,7 @@
             </w:pPr>
             <w:r>
               <w:rPr>
-                <w:rFonts w:eastAsia="宋体"/>
+                <w:rFonts w:eastAsia="SimSun"/>
                 <w:color w:val="000000"/>
                 <w:sz w:val="22"/>
                 <w:szCs w:val="22"/>
@@ -8829,7 +8869,7 @@
             </w:r>
             <w:r>
               <w:rPr>
-                <w:rFonts w:eastAsia="宋体"/>
+                <w:rFonts w:eastAsia="SimSun"/>
                 <w:color w:val="000000"/>
                 <w:sz w:val="22"/>
                 <w:szCs w:val="22"/>
@@ -8854,7 +8894,7 @@
             </w:pPr>
             <w:r>
               <w:rPr>
-                <w:rFonts w:eastAsia="宋体"/>
+                <w:rFonts w:eastAsia="SimSun"/>
                 <w:color w:val="000000"/>
                 <w:sz w:val="22"/>
                 <w:szCs w:val="22"/>
@@ -8879,7 +8919,7 @@
             </w:pPr>
             <w:r>
               <w:rPr>
-                <w:rFonts w:eastAsia="宋体"/>
+                <w:rFonts w:eastAsia="SimSun"/>
                 <w:color w:val="000000"/>
                 <w:sz w:val="22"/>
                 <w:szCs w:val="22"/>
@@ -8888,7 +8928,7 @@
             </w:r>
             <w:r>
               <w:rPr>
-                <w:rFonts w:eastAsia="宋体"/>
+                <w:rFonts w:eastAsia="SimSun"/>
                 <w:color w:val="000000"/>
                 <w:sz w:val="22"/>
                 <w:szCs w:val="22"/>
@@ -8905,12 +8945,12 @@
         <w:keepNext/>
         <w:spacing w:before="240" w:after="160"/>
         <w:rPr>
-          <w:rFonts w:eastAsia="黑体"/>
+          <w:rFonts w:eastAsia="SimHei"/>
           <w:b/>
           <w:bCs/>
         </w:rPr>
       </w:pPr>
-      <w:bookmarkStart w:id="17" w:name="_Toc242715659"/>
+      <w:bookmarkStart w:id="17" w:name="_Toc242719284"/>
       <w:r>
         <w:t xml:space="preserve">11 </w:t>
       </w:r>
@@ -8926,7 +8966,7 @@
       </w:pPr>
       <w:r>
         <w:rPr>
-          <w:rFonts w:eastAsia="宋体"/>
+          <w:rFonts w:eastAsia="SimSun"/>
           <w:b/>
           <w:color w:val="000000"/>
           <w:sz w:val="18"/>
@@ -8935,7 +8975,7 @@
       </w:r>
       <w:r>
         <w:rPr>
-          <w:rFonts w:eastAsia="宋体"/>
+          <w:rFonts w:eastAsia="SimSun"/>
           <w:b/>
           <w:color w:val="000000"/>
           <w:sz w:val="18"/>
@@ -8944,7 +8984,7 @@
       </w:r>
       <w:r>
         <w:rPr>
-          <w:rFonts w:eastAsia="宋体"/>
+          <w:rFonts w:eastAsia="SimSun"/>
           <w:b/>
           <w:color w:val="000000"/>
           <w:sz w:val="18"/>
@@ -8995,7 +9035,7 @@
             </w:pPr>
             <w:r>
               <w:rPr>
-                <w:rFonts w:eastAsia="宋体"/>
+                <w:rFonts w:eastAsia="SimSun"/>
                 <w:b/>
                 <w:bCs/>
                 <w:color w:val="000000"/>
@@ -9023,7 +9063,7 @@
             </w:pPr>
             <w:r>
               <w:rPr>
-                <w:rFonts w:eastAsia="宋体"/>
+                <w:rFonts w:eastAsia="SimSun"/>
                 <w:b/>
                 <w:bCs/>
                 <w:color w:val="000000"/>
@@ -9055,7 +9095,7 @@
             </w:pPr>
             <w:r>
               <w:rPr>
-                <w:rFonts w:eastAsia="宋体"/>
+                <w:rFonts w:eastAsia="SimSun"/>
                 <w:color w:val="000000"/>
                 <w:sz w:val="22"/>
                 <w:szCs w:val="22"/>
@@ -9080,7 +9120,7 @@
             </w:pPr>
             <w:r>
               <w:rPr>
-                <w:rFonts w:eastAsia="宋体"/>
+                <w:rFonts w:eastAsia="SimSun"/>
                 <w:color w:val="000000"/>
                 <w:sz w:val="22"/>
                 <w:szCs w:val="22"/>
@@ -9110,7 +9150,7 @@
             </w:pPr>
             <w:r>
               <w:rPr>
-                <w:rFonts w:eastAsia="宋体"/>
+                <w:rFonts w:eastAsia="SimSun"/>
                 <w:color w:val="000000"/>
                 <w:sz w:val="22"/>
                 <w:szCs w:val="22"/>
@@ -9135,7 +9175,7 @@
             </w:pPr>
             <w:r>
               <w:rPr>
-                <w:rFonts w:eastAsia="宋体"/>
+                <w:rFonts w:eastAsia="SimSun"/>
                 <w:color w:val="000000"/>
                 <w:sz w:val="22"/>
                 <w:szCs w:val="22"/>
@@ -9165,7 +9205,7 @@
             </w:pPr>
             <w:r>
               <w:rPr>
-                <w:rFonts w:eastAsia="宋体"/>
+                <w:rFonts w:eastAsia="SimSun"/>
                 <w:color w:val="000000"/>
                 <w:sz w:val="22"/>
                 <w:szCs w:val="22"/>
@@ -9190,7 +9230,7 @@
             </w:pPr>
             <w:r>
               <w:rPr>
-                <w:rFonts w:eastAsia="宋体"/>
+                <w:rFonts w:eastAsia="SimSun"/>
                 <w:color w:val="000000"/>
                 <w:sz w:val="22"/>
                 <w:szCs w:val="22"/>
@@ -9220,7 +9260,7 @@
             </w:pPr>
             <w:r>
               <w:rPr>
-                <w:rFonts w:eastAsia="宋体"/>
+                <w:rFonts w:eastAsia="SimSun"/>
                 <w:color w:val="000000"/>
                 <w:sz w:val="22"/>
                 <w:szCs w:val="22"/>
@@ -9245,7 +9285,7 @@
             </w:pPr>
             <w:r>
               <w:rPr>
-                <w:rFonts w:eastAsia="宋体"/>
+                <w:rFonts w:eastAsia="SimSun"/>
                 <w:color w:val="000000"/>
                 <w:sz w:val="22"/>
                 <w:szCs w:val="22"/>
